--- a/Vizsgaremek1 .docx
+++ b/Vizsgaremek1 .docx
@@ -309,7 +309,6 @@
       </w:sdtPr>
       <w:sdtEndPr>
         <w:rPr>
-          <w:b/>
           <w:bCs/>
         </w:rPr>
       </w:sdtEndPr>
@@ -794,7 +793,7 @@
     </w:p>
     <w:p>
       <w:pPr>
-        <w:pStyle w:val="Cmsor2"/>
+        <w:pStyle w:val="Cmsor1"/>
         <w:rPr>
           <w:rFonts w:eastAsia="Times New Roman"/>
           <w:lang w:eastAsia="hu-HU"/>
@@ -817,16 +816,16 @@
         <w:jc w:val="both"/>
         <w:rPr>
           <w:rFonts w:ascii="Times New Roman" w:eastAsia="Times New Roman" w:hAnsi="Times New Roman" w:cs="Times New Roman"/>
-          <w:sz w:val="28"/>
-          <w:szCs w:val="28"/>
+          <w:sz w:val="24"/>
+          <w:szCs w:val="24"/>
           <w:lang w:eastAsia="hu-HU"/>
         </w:rPr>
       </w:pPr>
       <w:r>
         <w:rPr>
           <w:rFonts w:ascii="Times New Roman" w:eastAsia="Times New Roman" w:hAnsi="Times New Roman" w:cs="Times New Roman"/>
-          <w:sz w:val="28"/>
-          <w:szCs w:val="28"/>
+          <w:sz w:val="24"/>
+          <w:szCs w:val="24"/>
           <w:lang w:eastAsia="hu-HU"/>
         </w:rPr>
         <w:t>A projektmunka keretében megvalósított projekt célja egy olyan webes alkalmazás tervezése és fejlesztése volt, amely támogatta a felhasználókat a helyi sportolási lehetőségek hatékony feltérképezésében és kihasználásában. Az alkalmazással egy központi, felhasználóbarát platformot hoztunk létre, amely összegyűjtötte és rendszerezte a helyi közösségekben elérhető sportolási lehetőségeket, elősegítve az információk könnyű elérését és áttekinthetőségét.</w:t>
@@ -838,16 +837,16 @@
         <w:jc w:val="both"/>
         <w:rPr>
           <w:rFonts w:ascii="Times New Roman" w:eastAsia="Times New Roman" w:hAnsi="Times New Roman" w:cs="Times New Roman"/>
-          <w:sz w:val="28"/>
-          <w:szCs w:val="28"/>
+          <w:sz w:val="24"/>
+          <w:szCs w:val="24"/>
           <w:lang w:eastAsia="hu-HU"/>
         </w:rPr>
       </w:pPr>
       <w:r>
         <w:rPr>
           <w:rFonts w:ascii="Times New Roman" w:eastAsia="Times New Roman" w:hAnsi="Times New Roman" w:cs="Times New Roman"/>
-          <w:sz w:val="28"/>
-          <w:szCs w:val="28"/>
+          <w:sz w:val="24"/>
+          <w:szCs w:val="24"/>
           <w:lang w:eastAsia="hu-HU"/>
         </w:rPr>
         <w:t>A rendszerrel arra a problémára kívántunk megoldást nyújtani, hogy a sportolni vágyó emberek gyakran nehezen találtak megbízható és naprakész információkat a lakóhelyük közelében elérhető sportlétesítményekről, sportprogramokról és közösségi eseményekről. Az alkalmazás lehetőséget biztosított különböző sportágak, helyszínek és események szerinti keresésre és szűrésre, figyelembe véve olyan szempontokat, mint a földrajzi elhelyezkedés, az elérhetőség, a nyitvatartási idő, a költségek, valamint az adott lehetőségekhez kapcsolódó felhasználói értékelések és visszajelzések.</w:t>
@@ -859,16 +858,16 @@
         <w:jc w:val="both"/>
         <w:rPr>
           <w:rFonts w:ascii="Times New Roman" w:eastAsia="Times New Roman" w:hAnsi="Times New Roman" w:cs="Times New Roman"/>
-          <w:sz w:val="28"/>
-          <w:szCs w:val="28"/>
+          <w:sz w:val="24"/>
+          <w:szCs w:val="24"/>
           <w:lang w:eastAsia="hu-HU"/>
         </w:rPr>
       </w:pPr>
       <w:r>
         <w:rPr>
           <w:rFonts w:ascii="Times New Roman" w:eastAsia="Times New Roman" w:hAnsi="Times New Roman" w:cs="Times New Roman"/>
-          <w:sz w:val="28"/>
-          <w:szCs w:val="28"/>
+          <w:sz w:val="24"/>
+          <w:szCs w:val="24"/>
           <w:lang w:eastAsia="hu-HU"/>
         </w:rPr>
         <w:t>A célcsoportot a sportolni vágyó emberek széles rétege alkotta. Ide tartoztak a rendszeresen sportoló felhasználók, akik új helyszíneket vagy edzési lehetőségeket kerestek, valamint azok a kezdők is, akik még csak most ismerkedtek valamely sportággal, és segítségre volt szükségük az első lépések megtételéhez. Az alkalmazás különösen hasznosnak bizonyult azok számára, akik új városba vagy településre költöztek, mivel számukra az ismeretlen környezetben nehézséget jelentett a megfelelő sportolási lehetőségek felkutatása.</w:t>
@@ -880,29 +879,19 @@
         <w:jc w:val="both"/>
         <w:rPr>
           <w:rFonts w:ascii="Times New Roman" w:eastAsia="Times New Roman" w:hAnsi="Times New Roman" w:cs="Times New Roman"/>
-          <w:sz w:val="28"/>
-          <w:szCs w:val="28"/>
+          <w:sz w:val="24"/>
+          <w:szCs w:val="24"/>
           <w:lang w:eastAsia="hu-HU"/>
         </w:rPr>
       </w:pPr>
       <w:r>
         <w:rPr>
           <w:rFonts w:ascii="Times New Roman" w:eastAsia="Times New Roman" w:hAnsi="Times New Roman" w:cs="Times New Roman"/>
-          <w:sz w:val="28"/>
-          <w:szCs w:val="28"/>
-          <w:lang w:eastAsia="hu-HU"/>
-        </w:rPr>
-        <w:t xml:space="preserve">A projekt további célja az egészséges életmód és a rendszeres testmozgás népszerűsítése, valamint a mozgásszegény életmód negatív hatásainak csökkentése volt. Az alkalmazással ösztönözni kívántuk a felhasználókat az aktív életvitel kialakítására és fenntartására azáltal, hogy a sportolási lehetőségeket könnyen elérhetővé és vonzóvá tettük. Emellett hozzájárultunk a helyi </w:t>
-      </w:r>
-      <w:r>
-        <w:rPr>
-          <w:rFonts w:ascii="Times New Roman" w:eastAsia="Times New Roman" w:hAnsi="Times New Roman" w:cs="Times New Roman"/>
-          <w:sz w:val="28"/>
-          <w:szCs w:val="28"/>
-          <w:lang w:eastAsia="hu-HU"/>
-        </w:rPr>
-        <w:lastRenderedPageBreak/>
-        <w:t>sportközösségek, sportegyesületek és szolgáltatók láthatóságának növeléséhez, elősegítve ezzel a közösségi kapcsolatok erősödését.</w:t>
+          <w:sz w:val="24"/>
+          <w:szCs w:val="24"/>
+          <w:lang w:eastAsia="hu-HU"/>
+        </w:rPr>
+        <w:t>A projekt további célja az egészséges életmód és a rendszeres testmozgás népszerűsítése, valamint a mozgásszegény életmód negatív hatásainak csökkentése volt. Az alkalmazással ösztönözni kívántuk a felhasználókat az aktív életvitel kialakítására és fenntartására azáltal, hogy a sportolási lehetőségeket könnyen elérhetővé és vonzóvá tettük. Emellett hozzájárultunk a helyi sportközösségek, sportegyesületek és szolgáltatók láthatóságának növeléséhez, elősegítve ezzel a közösségi kapcsolatok erősödését.</w:t>
       </w:r>
     </w:p>
     <w:p>
@@ -911,16 +900,16 @@
         <w:jc w:val="both"/>
         <w:rPr>
           <w:rFonts w:ascii="Times New Roman" w:eastAsia="Times New Roman" w:hAnsi="Times New Roman" w:cs="Times New Roman"/>
-          <w:sz w:val="28"/>
-          <w:szCs w:val="28"/>
+          <w:sz w:val="24"/>
+          <w:szCs w:val="24"/>
           <w:lang w:eastAsia="hu-HU"/>
         </w:rPr>
       </w:pPr>
       <w:r>
         <w:rPr>
           <w:rFonts w:ascii="Times New Roman" w:eastAsia="Times New Roman" w:hAnsi="Times New Roman" w:cs="Times New Roman"/>
-          <w:sz w:val="28"/>
-          <w:szCs w:val="28"/>
+          <w:sz w:val="24"/>
+          <w:szCs w:val="24"/>
           <w:lang w:eastAsia="hu-HU"/>
         </w:rPr>
         <w:t>A szakdolgozat célja nem csupán az alkalmazás funkcionalitásának bemutatása volt, hanem a fejlesztési folyamat során alkalmazott technológiai megoldások, tervezési elvek és felhasználói igények elemzése is. A dolgozatban bemutattuk a rendszer tervezésének lépéseit, az alkalmazott technológiákat, valamint azokat a döntéseket, amelyek a felhasználói élmény és a rendszer hatékonyságának javítását szolgálták.</w:t>
@@ -932,26 +921,27 @@
         <w:jc w:val="both"/>
         <w:rPr>
           <w:rFonts w:ascii="Times New Roman" w:eastAsia="Times New Roman" w:hAnsi="Times New Roman" w:cs="Times New Roman"/>
-          <w:sz w:val="28"/>
-          <w:szCs w:val="28"/>
+          <w:sz w:val="24"/>
+          <w:szCs w:val="24"/>
           <w:lang w:eastAsia="hu-HU"/>
         </w:rPr>
       </w:pPr>
       <w:r>
         <w:rPr>
           <w:rFonts w:ascii="Times New Roman" w:eastAsia="Times New Roman" w:hAnsi="Times New Roman" w:cs="Times New Roman"/>
-          <w:sz w:val="28"/>
-          <w:szCs w:val="28"/>
-          <w:lang w:eastAsia="hu-HU"/>
-        </w:rPr>
+          <w:sz w:val="24"/>
+          <w:szCs w:val="24"/>
+          <w:lang w:eastAsia="hu-HU"/>
+        </w:rPr>
+        <w:lastRenderedPageBreak/>
         <w:t>A gantt diagrammunk</w:t>
       </w:r>
       <w:r>
         <w:rPr>
           <w:rStyle w:val="Lbjegyzet-hivatkozs"/>
           <w:rFonts w:ascii="Times New Roman" w:eastAsia="Times New Roman" w:hAnsi="Times New Roman" w:cs="Times New Roman"/>
-          <w:sz w:val="28"/>
-          <w:szCs w:val="28"/>
+          <w:sz w:val="24"/>
+          <w:szCs w:val="24"/>
           <w:lang w:eastAsia="hu-HU"/>
         </w:rPr>
         <w:footnoteReference w:id="1"/>
@@ -959,8 +949,8 @@
       <w:r>
         <w:rPr>
           <w:rFonts w:ascii="Times New Roman" w:eastAsia="Times New Roman" w:hAnsi="Times New Roman" w:cs="Times New Roman"/>
-          <w:sz w:val="28"/>
-          <w:szCs w:val="28"/>
+          <w:sz w:val="24"/>
+          <w:szCs w:val="24"/>
           <w:lang w:eastAsia="hu-HU"/>
         </w:rPr>
         <w:t xml:space="preserve"> sokat segített a határidők betartásában és a gördülékenyebb haladásban!</w:t>
@@ -1150,7 +1140,7 @@
     </w:p>
     <w:p>
       <w:pPr>
-        <w:pStyle w:val="Cmsor2"/>
+        <w:pStyle w:val="Cmsor1"/>
         <w:rPr>
           <w:rFonts w:eastAsia="Times New Roman"/>
           <w:lang w:eastAsia="hu-HU"/>
@@ -1177,16 +1167,69 @@
     <w:p>
       <w:pPr>
         <w:pStyle w:val="NormlWeb"/>
+        <w:spacing w:line="360" w:lineRule="auto"/>
         <w:jc w:val="both"/>
-        <w:rPr>
-          <w:sz w:val="28"/>
-        </w:rPr>
-      </w:pPr>
-      <w:r>
-        <w:rPr>
-          <w:sz w:val="28"/>
-        </w:rPr>
+      </w:pPr>
+      <w:r>
         <w:t>Az adatbázis a projekt egyik legfontosabb része, mivel az alkalmazás működéséhez szükséges adatok strukturált tárolását és kezelését biztosítja. Az adatbázis lehetővé teszi, hogy az információk hosszú távon megmaradjanak, visszakereshetők és módosíthatók legyenek. Enélkül az alkalmazás nem tudná megfelelően kezelni a felhasználói adatokat és a rendszer működéséhez szükséges információkat.</w:t>
+      </w:r>
+    </w:p>
+    <w:p>
+      <w:pPr>
+        <w:pStyle w:val="NormlWeb"/>
+        <w:spacing w:line="360" w:lineRule="auto"/>
+        <w:jc w:val="both"/>
+      </w:pPr>
+      <w:r>
+        <w:t xml:space="preserve">A projekt során </w:t>
+      </w:r>
+      <w:r>
+        <w:rPr>
+          <w:rStyle w:val="Kiemels2"/>
+        </w:rPr>
+        <w:t>relációs adatbázist</w:t>
+      </w:r>
+      <w:r>
+        <w:t xml:space="preserve"> használtunk, amely táblákból épül fel. Ezek a táblák sorokból és oszlopokból állnak, ahol minden sor egy rekordot, minden oszlop pedig egy adott tulajdonságot jelöl. A táblák között kapcsolatok hozhatók létre, amelyek biztosítják az adatok közötti összefüggéseket és az adatkonzisztenciát. Ez a felépítés átláthatóvá és jól kezelhetővé teszi az adatokat.</w:t>
+      </w:r>
+    </w:p>
+    <w:p>
+      <w:pPr>
+        <w:pStyle w:val="NormlWeb"/>
+        <w:spacing w:line="360" w:lineRule="auto"/>
+        <w:jc w:val="both"/>
+      </w:pPr>
+      <w:r>
+        <w:t xml:space="preserve">Az adatbázis kezelésére a </w:t>
+      </w:r>
+      <w:r>
+        <w:rPr>
+          <w:rStyle w:val="Kiemels2"/>
+        </w:rPr>
+        <w:t>MySQL/MariaDB</w:t>
+      </w:r>
+      <w:r>
+        <w:t xml:space="preserve"> adatbázis-kezelő rendszert használtuk, amely a XAMPP csomag része. A rendszer SQL (Structured Query Language) nyelvet használ, amely lehetőséget biztosít adatok lekérdezésére, beszúrására, módosítására és törlésére. Az SQL parancsok segítségével az alkalmazás hatékonyan kommunikál az adatbázissal.</w:t>
+      </w:r>
+    </w:p>
+    <w:p>
+      <w:pPr>
+        <w:pStyle w:val="NormlWeb"/>
+        <w:spacing w:line="360" w:lineRule="auto"/>
+        <w:jc w:val="both"/>
+      </w:pPr>
+      <w:r>
+        <w:t>Az adatbázisban külön táblák szolgálnak az egyes adatok tárolására, például felhasználói adatok, bejegyzések vagy egyéb, a projekt működéséhez szükséges információk számára. A megfelelő adatstruktúra kialakítása segít elkerülni az adatok ismétlődését és hibás tárolását. Az elsődleges és idegen kulcsok használata biztosítja a táblák közötti logikai kapcsolatokat.</w:t>
+      </w:r>
+    </w:p>
+    <w:p>
+      <w:pPr>
+        <w:pStyle w:val="NormlWeb"/>
+        <w:spacing w:line="360" w:lineRule="auto"/>
+        <w:jc w:val="both"/>
+      </w:pPr>
+      <w:r>
+        <w:t>Összességében az adatbázis biztosítja az alkalmazás stabil működését, az adatok biztonságos tárolását és hatékony kezelését. A megfelelően megtervezett adatbázis hozzájárul a rendszer megbízhatóságához, bővíthetőségéhez és hosszú távú használhatóságához.</w:t>
       </w:r>
     </w:p>
     <w:p>
@@ -1197,25 +1240,6 @@
           <w:sz w:val="28"/>
         </w:rPr>
       </w:pPr>
-      <w:r>
-        <w:rPr>
-          <w:sz w:val="28"/>
-        </w:rPr>
-        <w:t xml:space="preserve">A projekt során </w:t>
-      </w:r>
-      <w:r>
-        <w:rPr>
-          <w:rStyle w:val="Kiemels2"/>
-          <w:sz w:val="28"/>
-        </w:rPr>
-        <w:t>relációs adatbázist</w:t>
-      </w:r>
-      <w:r>
-        <w:rPr>
-          <w:sz w:val="28"/>
-        </w:rPr>
-        <w:t xml:space="preserve"> használtunk, amely táblákból épül fel. Ezek a táblák sorokból és oszlopokból állnak, ahol minden sor egy rekordot, minden oszlop pedig egy adott tulajdonságot jelöl. A táblák között kapcsolatok hozhatók létre, amelyek biztosítják az adatok közötti összefüggéseket és az adatkonzisztenciát. Ez a felépítés átláthatóvá és jól kezelhetővé teszi az adatokat.</w:t>
-      </w:r>
     </w:p>
     <w:p>
       <w:pPr>
@@ -1225,1908 +1249,1272 @@
           <w:sz w:val="28"/>
         </w:rPr>
       </w:pPr>
-      <w:r>
+    </w:p>
+    <w:p>
+      <w:pPr>
+        <w:rPr>
+          <w:rFonts w:ascii="Times New Roman" w:eastAsia="Times New Roman" w:hAnsi="Times New Roman" w:cs="Times New Roman"/>
+          <w:sz w:val="24"/>
+          <w:szCs w:val="24"/>
+          <w:lang w:eastAsia="hu-HU"/>
+        </w:rPr>
+      </w:pPr>
+      <w:r>
+        <w:br w:type="page"/>
+      </w:r>
+    </w:p>
+    <w:p>
+      <w:pPr>
+        <w:pStyle w:val="Cmsor2"/>
         <w:rPr>
           <w:sz w:val="28"/>
-        </w:rPr>
-        <w:t xml:space="preserve">Az adatbázis kezelésére a </w:t>
-      </w:r>
-      <w:proofErr w:type="spellStart"/>
-      <w:r>
-        <w:rPr>
-          <w:rStyle w:val="Kiemels2"/>
+          <w:szCs w:val="28"/>
+        </w:rPr>
+      </w:pPr>
+      <w:r>
+        <w:rPr>
           <w:sz w:val="28"/>
-        </w:rPr>
-        <w:t>MySQL</w:t>
-      </w:r>
-      <w:proofErr w:type="spellEnd"/>
-      <w:r>
-        <w:rPr>
-          <w:rStyle w:val="Kiemels2"/>
-          <w:sz w:val="28"/>
-        </w:rPr>
-        <w:t>/</w:t>
-      </w:r>
-      <w:proofErr w:type="spellStart"/>
-      <w:r>
-        <w:rPr>
-          <w:rStyle w:val="Kiemels2"/>
-          <w:sz w:val="28"/>
-        </w:rPr>
-        <w:t>MariaDB</w:t>
-      </w:r>
-      <w:proofErr w:type="spellEnd"/>
-      <w:r>
-        <w:rPr>
-          <w:sz w:val="28"/>
-        </w:rPr>
-        <w:t xml:space="preserve"> adatbázis-kezelő rendszert használtuk, amely a XAMPP csomag része. A rendszer SQL (</w:t>
-      </w:r>
-      <w:proofErr w:type="spellStart"/>
-      <w:r>
-        <w:rPr>
-          <w:sz w:val="28"/>
-        </w:rPr>
-        <w:t>Structured</w:t>
-      </w:r>
-      <w:proofErr w:type="spellEnd"/>
-      <w:r>
-        <w:rPr>
-          <w:sz w:val="28"/>
-        </w:rPr>
+          <w:szCs w:val="28"/>
+        </w:rPr>
+        <w:lastRenderedPageBreak/>
+        <w:t>Adatbázis felépítése</w:t>
+      </w:r>
+    </w:p>
+    <w:p>
+      <w:pPr>
+        <w:pStyle w:val="NormlWeb"/>
+        <w:spacing w:line="360" w:lineRule="auto"/>
+      </w:pPr>
+      <w:proofErr w:type="spellStart"/>
+      <w:r>
+        <w:t>helyszin</w:t>
+      </w:r>
+      <w:proofErr w:type="spellEnd"/>
+      <w:r>
+        <w:t xml:space="preserve"> tábla</w:t>
+      </w:r>
+      <w:r>
+        <w:br/>
+        <w:t>Feladata a sportlehetőségek fizikai helyszíneinek tárolása.</w:t>
+      </w:r>
+      <w:r>
+        <w:br/>
+        <w:t>Oszlopok:</w:t>
+      </w:r>
+    </w:p>
+    <w:p>
+      <w:pPr>
+        <w:pStyle w:val="NormlWeb"/>
+        <w:numPr>
+          <w:ilvl w:val="0"/>
+          <w:numId w:val="4"/>
+        </w:numPr>
+        <w:spacing w:line="360" w:lineRule="auto"/>
+      </w:pPr>
+      <w:proofErr w:type="spellStart"/>
+      <w:r>
+        <w:t>id</w:t>
+      </w:r>
+      <w:proofErr w:type="spellEnd"/>
+      <w:r>
+        <w:t xml:space="preserve"> (int, elsődleges kulcs, </w:t>
+      </w:r>
+      <w:proofErr w:type="spellStart"/>
+      <w:r>
+        <w:t>auto</w:t>
+      </w:r>
+      <w:proofErr w:type="spellEnd"/>
+      <w:r>
         <w:t xml:space="preserve"> </w:t>
       </w:r>
       <w:proofErr w:type="spellStart"/>
       <w:r>
-        <w:rPr>
-          <w:sz w:val="28"/>
-        </w:rPr>
-        <w:t>Query</w:t>
-      </w:r>
-      <w:proofErr w:type="spellEnd"/>
-      <w:r>
-        <w:rPr>
-          <w:sz w:val="28"/>
-        </w:rPr>
+        <w:t>increment</w:t>
+      </w:r>
+      <w:proofErr w:type="spellEnd"/>
+      <w:r>
+        <w:t>) – egyedi azonosító</w:t>
+      </w:r>
+    </w:p>
+    <w:p>
+      <w:pPr>
+        <w:pStyle w:val="NormlWeb"/>
+        <w:numPr>
+          <w:ilvl w:val="0"/>
+          <w:numId w:val="4"/>
+        </w:numPr>
+        <w:spacing w:line="360" w:lineRule="auto"/>
+      </w:pPr>
+      <w:r>
+        <w:t>varos (</w:t>
+      </w:r>
+      <w:proofErr w:type="spellStart"/>
+      <w:r>
+        <w:t>varchar</w:t>
+      </w:r>
+      <w:proofErr w:type="spellEnd"/>
+      <w:r>
+        <w:t>(100)) – a helyszín városa</w:t>
+      </w:r>
+    </w:p>
+    <w:p>
+      <w:pPr>
+        <w:pStyle w:val="NormlWeb"/>
+        <w:numPr>
+          <w:ilvl w:val="0"/>
+          <w:numId w:val="4"/>
+        </w:numPr>
+        <w:spacing w:line="360" w:lineRule="auto"/>
+      </w:pPr>
+      <w:proofErr w:type="spellStart"/>
+      <w:r>
+        <w:t>cim</w:t>
+      </w:r>
+      <w:proofErr w:type="spellEnd"/>
+      <w:r>
+        <w:t xml:space="preserve"> (</w:t>
+      </w:r>
+      <w:proofErr w:type="spellStart"/>
+      <w:r>
+        <w:t>varchar</w:t>
+      </w:r>
+      <w:proofErr w:type="spellEnd"/>
+      <w:r>
+        <w:t>(255)) – pontos cím</w:t>
+      </w:r>
+    </w:p>
+    <w:p>
+      <w:pPr>
+        <w:pStyle w:val="NormlWeb"/>
+        <w:spacing w:line="360" w:lineRule="auto"/>
+      </w:pPr>
+      <w:proofErr w:type="spellStart"/>
+      <w:r>
+        <w:t>szervezo</w:t>
+      </w:r>
+      <w:proofErr w:type="spellEnd"/>
+      <w:r>
+        <w:t xml:space="preserve"> tábla</w:t>
+      </w:r>
+      <w:r>
+        <w:br/>
+        <w:t>A programokat szervező személyek vagy szervezetek adatait tartalmazza.</w:t>
+      </w:r>
+      <w:r>
+        <w:br/>
+        <w:t>Oszlopok:</w:t>
+      </w:r>
+    </w:p>
+    <w:p>
+      <w:pPr>
+        <w:pStyle w:val="NormlWeb"/>
+        <w:numPr>
+          <w:ilvl w:val="0"/>
+          <w:numId w:val="5"/>
+        </w:numPr>
+        <w:spacing w:line="360" w:lineRule="auto"/>
+      </w:pPr>
+      <w:proofErr w:type="spellStart"/>
+      <w:r>
+        <w:t>id</w:t>
+      </w:r>
+      <w:proofErr w:type="spellEnd"/>
+      <w:r>
+        <w:t xml:space="preserve"> (int, elsődleges kulcs, </w:t>
+      </w:r>
+      <w:proofErr w:type="spellStart"/>
+      <w:r>
+        <w:t>auto</w:t>
+      </w:r>
+      <w:proofErr w:type="spellEnd"/>
+      <w:r>
         <w:t xml:space="preserve"> </w:t>
       </w:r>
       <w:proofErr w:type="spellStart"/>
       <w:r>
-        <w:rPr>
-          <w:sz w:val="28"/>
-        </w:rPr>
-        <w:t>Language</w:t>
-      </w:r>
-      <w:proofErr w:type="spellEnd"/>
-      <w:r>
-        <w:rPr>
-          <w:sz w:val="28"/>
-        </w:rPr>
-        <w:t>) nyelvet használ, amely lehetőséget biztosít adatok lekérdezésére, beszúrására, módosítására és törlésére. Az SQL parancsok segítségével az alkalmazás hatékonyan kommunikál az adatbázissal.</w:t>
+        <w:t>increment</w:t>
+      </w:r>
+      <w:proofErr w:type="spellEnd"/>
+      <w:r>
+        <w:t>) – egyedi azonosító</w:t>
+      </w:r>
+    </w:p>
+    <w:p>
+      <w:pPr>
+        <w:pStyle w:val="NormlWeb"/>
+        <w:numPr>
+          <w:ilvl w:val="0"/>
+          <w:numId w:val="5"/>
+        </w:numPr>
+        <w:spacing w:line="360" w:lineRule="auto"/>
+      </w:pPr>
+      <w:proofErr w:type="spellStart"/>
+      <w:r>
+        <w:t>nev</w:t>
+      </w:r>
+      <w:proofErr w:type="spellEnd"/>
+      <w:r>
+        <w:t xml:space="preserve"> (</w:t>
+      </w:r>
+      <w:proofErr w:type="spellStart"/>
+      <w:r>
+        <w:t>varchar</w:t>
+      </w:r>
+      <w:proofErr w:type="spellEnd"/>
+      <w:r>
+        <w:t>(150)) – a szervező neve</w:t>
+      </w:r>
+    </w:p>
+    <w:p>
+      <w:pPr>
+        <w:pStyle w:val="NormlWeb"/>
+        <w:numPr>
+          <w:ilvl w:val="0"/>
+          <w:numId w:val="5"/>
+        </w:numPr>
+        <w:spacing w:line="360" w:lineRule="auto"/>
+      </w:pPr>
+      <w:r>
+        <w:t>telefon (</w:t>
+      </w:r>
+      <w:proofErr w:type="spellStart"/>
+      <w:r>
+        <w:t>varchar</w:t>
+      </w:r>
+      <w:proofErr w:type="spellEnd"/>
+      <w:r>
+        <w:t>(30)) – telefonszám</w:t>
+      </w:r>
+    </w:p>
+    <w:p>
+      <w:pPr>
+        <w:pStyle w:val="NormlWeb"/>
+        <w:numPr>
+          <w:ilvl w:val="0"/>
+          <w:numId w:val="5"/>
+        </w:numPr>
+        <w:spacing w:line="360" w:lineRule="auto"/>
+      </w:pPr>
+      <w:r>
+        <w:t>email (</w:t>
+      </w:r>
+      <w:proofErr w:type="spellStart"/>
+      <w:r>
+        <w:t>varchar</w:t>
+      </w:r>
+      <w:proofErr w:type="spellEnd"/>
+      <w:r>
+        <w:t>(150)) – email cím</w:t>
+      </w:r>
+    </w:p>
+    <w:p>
+      <w:pPr>
+        <w:pStyle w:val="NormlWeb"/>
+        <w:numPr>
+          <w:ilvl w:val="0"/>
+          <w:numId w:val="5"/>
+        </w:numPr>
+        <w:spacing w:line="360" w:lineRule="auto"/>
+      </w:pPr>
+      <w:r>
+        <w:t>weboldal (</w:t>
+      </w:r>
+      <w:proofErr w:type="spellStart"/>
+      <w:r>
+        <w:t>varchar</w:t>
+      </w:r>
+      <w:proofErr w:type="spellEnd"/>
+      <w:r>
+        <w:t>(255)) – hivatalos weboldal</w:t>
+      </w:r>
+    </w:p>
+    <w:p>
+      <w:pPr>
+        <w:pStyle w:val="NormlWeb"/>
+        <w:spacing w:line="360" w:lineRule="auto"/>
+      </w:pPr>
+      <w:proofErr w:type="spellStart"/>
+      <w:r>
+        <w:t>kategoria</w:t>
+      </w:r>
+      <w:proofErr w:type="spellEnd"/>
+      <w:r>
+        <w:t xml:space="preserve"> tábla</w:t>
+      </w:r>
+      <w:r>
+        <w:br/>
+        <w:t>A sportlehetőségek kategorizálására szolgál.</w:t>
+      </w:r>
+      <w:r>
+        <w:br/>
+        <w:t>Oszlopok:</w:t>
+      </w:r>
+    </w:p>
+    <w:p>
+      <w:pPr>
+        <w:pStyle w:val="NormlWeb"/>
+        <w:numPr>
+          <w:ilvl w:val="0"/>
+          <w:numId w:val="6"/>
+        </w:numPr>
+        <w:spacing w:line="360" w:lineRule="auto"/>
+      </w:pPr>
+      <w:proofErr w:type="spellStart"/>
+      <w:r>
+        <w:t>id</w:t>
+      </w:r>
+      <w:proofErr w:type="spellEnd"/>
+      <w:r>
+        <w:t xml:space="preserve"> (int, elsődleges kulcs, </w:t>
+      </w:r>
+      <w:proofErr w:type="spellStart"/>
+      <w:r>
+        <w:t>auto</w:t>
+      </w:r>
+      <w:proofErr w:type="spellEnd"/>
+      <w:r>
+        <w:t xml:space="preserve"> </w:t>
+      </w:r>
+      <w:proofErr w:type="spellStart"/>
+      <w:r>
+        <w:t>increment</w:t>
+      </w:r>
+      <w:proofErr w:type="spellEnd"/>
+      <w:r>
+        <w:t>) – egyedi azonosító</w:t>
+      </w:r>
+    </w:p>
+    <w:p>
+      <w:pPr>
+        <w:pStyle w:val="NormlWeb"/>
+        <w:numPr>
+          <w:ilvl w:val="0"/>
+          <w:numId w:val="6"/>
+        </w:numPr>
+        <w:spacing w:line="360" w:lineRule="auto"/>
+      </w:pPr>
+      <w:proofErr w:type="spellStart"/>
+      <w:r>
+        <w:t>nev</w:t>
+      </w:r>
+      <w:proofErr w:type="spellEnd"/>
+      <w:r>
+        <w:t xml:space="preserve"> (</w:t>
+      </w:r>
+      <w:proofErr w:type="spellStart"/>
+      <w:r>
+        <w:t>varchar</w:t>
+      </w:r>
+      <w:proofErr w:type="spellEnd"/>
+      <w:r>
+        <w:t>(50)) – a kategória neve</w:t>
+      </w:r>
+    </w:p>
+    <w:p>
+      <w:pPr>
+        <w:pStyle w:val="NormlWeb"/>
+        <w:spacing w:line="360" w:lineRule="auto"/>
+      </w:pPr>
+      <w:proofErr w:type="spellStart"/>
+      <w:r>
+        <w:t>idopont</w:t>
+      </w:r>
+      <w:proofErr w:type="spellEnd"/>
+      <w:r>
+        <w:t xml:space="preserve"> tábla</w:t>
+      </w:r>
+      <w:r>
+        <w:br/>
+        <w:t>Az események dátumát és időpontját tárolja.</w:t>
+      </w:r>
+      <w:r>
+        <w:br/>
+        <w:t>Oszlopok:</w:t>
+      </w:r>
+    </w:p>
+    <w:p>
+      <w:pPr>
+        <w:pStyle w:val="NormlWeb"/>
+        <w:numPr>
+          <w:ilvl w:val="0"/>
+          <w:numId w:val="7"/>
+        </w:numPr>
+        <w:spacing w:line="360" w:lineRule="auto"/>
+      </w:pPr>
+      <w:proofErr w:type="spellStart"/>
+      <w:r>
+        <w:t>id</w:t>
+      </w:r>
+      <w:proofErr w:type="spellEnd"/>
+      <w:r>
+        <w:t xml:space="preserve"> (int, elsődleges kulcs, </w:t>
+      </w:r>
+      <w:proofErr w:type="spellStart"/>
+      <w:r>
+        <w:t>auto</w:t>
+      </w:r>
+      <w:proofErr w:type="spellEnd"/>
+      <w:r>
+        <w:t xml:space="preserve"> </w:t>
+      </w:r>
+      <w:proofErr w:type="spellStart"/>
+      <w:r>
+        <w:t>increment</w:t>
+      </w:r>
+      <w:proofErr w:type="spellEnd"/>
+      <w:r>
+        <w:t>) – egyedi azonosító</w:t>
+      </w:r>
+    </w:p>
+    <w:p>
+      <w:pPr>
+        <w:pStyle w:val="NormlWeb"/>
+        <w:numPr>
+          <w:ilvl w:val="0"/>
+          <w:numId w:val="7"/>
+        </w:numPr>
+        <w:spacing w:line="360" w:lineRule="auto"/>
+      </w:pPr>
+      <w:proofErr w:type="spellStart"/>
+      <w:r>
+        <w:t>datum</w:t>
+      </w:r>
+      <w:proofErr w:type="spellEnd"/>
+      <w:r>
+        <w:t xml:space="preserve"> (</w:t>
+      </w:r>
+      <w:proofErr w:type="spellStart"/>
+      <w:r>
+        <w:t>date</w:t>
+      </w:r>
+      <w:proofErr w:type="spellEnd"/>
+      <w:r>
+        <w:t>) – az esemény dátuma</w:t>
+      </w:r>
+    </w:p>
+    <w:p>
+      <w:pPr>
+        <w:pStyle w:val="NormlWeb"/>
+        <w:numPr>
+          <w:ilvl w:val="0"/>
+          <w:numId w:val="7"/>
+        </w:numPr>
+        <w:spacing w:line="360" w:lineRule="auto"/>
+      </w:pPr>
+      <w:proofErr w:type="spellStart"/>
+      <w:r>
+        <w:t>idopont</w:t>
+      </w:r>
+      <w:proofErr w:type="spellEnd"/>
+      <w:r>
+        <w:t xml:space="preserve"> (</w:t>
+      </w:r>
+      <w:proofErr w:type="spellStart"/>
+      <w:r>
+        <w:t>time</w:t>
+      </w:r>
+      <w:proofErr w:type="spellEnd"/>
+      <w:r>
+        <w:t>) – az esemény kezdési időpontja</w:t>
+      </w:r>
+    </w:p>
+    <w:p>
+      <w:pPr>
+        <w:pStyle w:val="NormlWeb"/>
+        <w:spacing w:line="360" w:lineRule="auto"/>
+      </w:pPr>
+      <w:proofErr w:type="spellStart"/>
+      <w:r>
+        <w:lastRenderedPageBreak/>
+        <w:t>sportlehetosegek</w:t>
+      </w:r>
+      <w:proofErr w:type="spellEnd"/>
+      <w:r>
+        <w:t xml:space="preserve"> tábla</w:t>
+      </w:r>
+      <w:r>
+        <w:br/>
+        <w:t>Ez a központi tábla, amely az egyes sportprogramokat tartalmazza.</w:t>
+      </w:r>
+      <w:r>
+        <w:br/>
+        <w:t>Oszlopok:</w:t>
+      </w:r>
+    </w:p>
+    <w:p>
+      <w:pPr>
+        <w:pStyle w:val="NormlWeb"/>
+        <w:numPr>
+          <w:ilvl w:val="0"/>
+          <w:numId w:val="8"/>
+        </w:numPr>
+        <w:spacing w:line="360" w:lineRule="auto"/>
+      </w:pPr>
+      <w:proofErr w:type="spellStart"/>
+      <w:r>
+        <w:t>id</w:t>
+      </w:r>
+      <w:proofErr w:type="spellEnd"/>
+      <w:r>
+        <w:t xml:space="preserve"> (int, elsődleges kulcs, </w:t>
+      </w:r>
+      <w:proofErr w:type="spellStart"/>
+      <w:r>
+        <w:t>auto</w:t>
+      </w:r>
+      <w:proofErr w:type="spellEnd"/>
+      <w:r>
+        <w:t xml:space="preserve"> </w:t>
+      </w:r>
+      <w:proofErr w:type="spellStart"/>
+      <w:r>
+        <w:t>increment</w:t>
+      </w:r>
+      <w:proofErr w:type="spellEnd"/>
+      <w:r>
+        <w:t>) – egyedi azonosító</w:t>
+      </w:r>
+    </w:p>
+    <w:p>
+      <w:pPr>
+        <w:pStyle w:val="NormlWeb"/>
+        <w:numPr>
+          <w:ilvl w:val="0"/>
+          <w:numId w:val="8"/>
+        </w:numPr>
+        <w:spacing w:line="360" w:lineRule="auto"/>
+      </w:pPr>
+      <w:proofErr w:type="spellStart"/>
+      <w:r>
+        <w:t>nev</w:t>
+      </w:r>
+      <w:proofErr w:type="spellEnd"/>
+      <w:r>
+        <w:t xml:space="preserve"> (</w:t>
+      </w:r>
+      <w:proofErr w:type="spellStart"/>
+      <w:r>
+        <w:t>varchar</w:t>
+      </w:r>
+      <w:proofErr w:type="spellEnd"/>
+      <w:r>
+        <w:t>(100)) – a program neve</w:t>
+      </w:r>
+    </w:p>
+    <w:p>
+      <w:pPr>
+        <w:pStyle w:val="NormlWeb"/>
+        <w:numPr>
+          <w:ilvl w:val="0"/>
+          <w:numId w:val="8"/>
+        </w:numPr>
+        <w:spacing w:line="360" w:lineRule="auto"/>
+      </w:pPr>
+      <w:r>
+        <w:t>sport (</w:t>
+      </w:r>
+      <w:proofErr w:type="spellStart"/>
+      <w:r>
+        <w:t>varchar</w:t>
+      </w:r>
+      <w:proofErr w:type="spellEnd"/>
+      <w:r>
+        <w:t>(100)) – a sportág megnevezése</w:t>
+      </w:r>
+    </w:p>
+    <w:p>
+      <w:pPr>
+        <w:pStyle w:val="NormlWeb"/>
+        <w:numPr>
+          <w:ilvl w:val="0"/>
+          <w:numId w:val="8"/>
+        </w:numPr>
+        <w:spacing w:line="360" w:lineRule="auto"/>
+      </w:pPr>
+      <w:proofErr w:type="spellStart"/>
+      <w:r>
+        <w:t>ar</w:t>
+      </w:r>
+      <w:proofErr w:type="spellEnd"/>
+      <w:r>
+        <w:t xml:space="preserve"> (int) – részvételi díj</w:t>
+      </w:r>
+    </w:p>
+    <w:p>
+      <w:pPr>
+        <w:pStyle w:val="NormlWeb"/>
+        <w:numPr>
+          <w:ilvl w:val="0"/>
+          <w:numId w:val="8"/>
+        </w:numPr>
+        <w:spacing w:line="360" w:lineRule="auto"/>
+      </w:pPr>
+      <w:proofErr w:type="spellStart"/>
+      <w:r>
+        <w:t>korosztaly</w:t>
+      </w:r>
+      <w:proofErr w:type="spellEnd"/>
+      <w:r>
+        <w:t xml:space="preserve"> (int) – ajánlott életkor</w:t>
+      </w:r>
+    </w:p>
+    <w:p>
+      <w:pPr>
+        <w:pStyle w:val="NormlWeb"/>
+        <w:numPr>
+          <w:ilvl w:val="0"/>
+          <w:numId w:val="8"/>
+        </w:numPr>
+        <w:spacing w:line="360" w:lineRule="auto"/>
+      </w:pPr>
+      <w:proofErr w:type="spellStart"/>
+      <w:r>
+        <w:t>megjegyzes</w:t>
+      </w:r>
+      <w:proofErr w:type="spellEnd"/>
+      <w:r>
+        <w:t xml:space="preserve"> (text) – egyéb információk</w:t>
+      </w:r>
+    </w:p>
+    <w:p>
+      <w:pPr>
+        <w:pStyle w:val="NormlWeb"/>
+        <w:numPr>
+          <w:ilvl w:val="0"/>
+          <w:numId w:val="8"/>
+        </w:numPr>
+        <w:spacing w:line="360" w:lineRule="auto"/>
+      </w:pPr>
+      <w:proofErr w:type="spellStart"/>
+      <w:r>
+        <w:t>szervezo_id</w:t>
+      </w:r>
+      <w:proofErr w:type="spellEnd"/>
+      <w:r>
+        <w:t xml:space="preserve"> (int, idegen kulcs) – hivatkozás a </w:t>
+      </w:r>
+      <w:proofErr w:type="spellStart"/>
+      <w:r>
+        <w:t>szervezo</w:t>
+      </w:r>
+      <w:proofErr w:type="spellEnd"/>
+      <w:r>
+        <w:t xml:space="preserve"> táblára</w:t>
+      </w:r>
+    </w:p>
+    <w:p>
+      <w:pPr>
+        <w:pStyle w:val="NormlWeb"/>
+        <w:numPr>
+          <w:ilvl w:val="0"/>
+          <w:numId w:val="8"/>
+        </w:numPr>
+        <w:spacing w:line="360" w:lineRule="auto"/>
+      </w:pPr>
+      <w:proofErr w:type="spellStart"/>
+      <w:r>
+        <w:t>helyszin_id</w:t>
+      </w:r>
+      <w:proofErr w:type="spellEnd"/>
+      <w:r>
+        <w:t xml:space="preserve"> (int, idegen kulcs) – hivatkozás a </w:t>
+      </w:r>
+      <w:proofErr w:type="spellStart"/>
+      <w:r>
+        <w:t>helyszin</w:t>
+      </w:r>
+      <w:proofErr w:type="spellEnd"/>
+      <w:r>
+        <w:t xml:space="preserve"> táblára</w:t>
+      </w:r>
+    </w:p>
+    <w:p>
+      <w:pPr>
+        <w:pStyle w:val="NormlWeb"/>
+        <w:numPr>
+          <w:ilvl w:val="0"/>
+          <w:numId w:val="8"/>
+        </w:numPr>
+        <w:spacing w:line="360" w:lineRule="auto"/>
+      </w:pPr>
+      <w:proofErr w:type="spellStart"/>
+      <w:r>
+        <w:t>idopont_id</w:t>
+      </w:r>
+      <w:proofErr w:type="spellEnd"/>
+      <w:r>
+        <w:t xml:space="preserve"> (int, idegen kulcs) – hivatkozás az </w:t>
+      </w:r>
+      <w:proofErr w:type="spellStart"/>
+      <w:r>
+        <w:t>idopont</w:t>
+      </w:r>
+      <w:proofErr w:type="spellEnd"/>
+      <w:r>
+        <w:t xml:space="preserve"> táblára</w:t>
+      </w:r>
+    </w:p>
+    <w:p>
+      <w:pPr>
+        <w:pStyle w:val="NormlWeb"/>
+        <w:numPr>
+          <w:ilvl w:val="0"/>
+          <w:numId w:val="8"/>
+        </w:numPr>
+        <w:spacing w:line="360" w:lineRule="auto"/>
+      </w:pPr>
+      <w:proofErr w:type="spellStart"/>
+      <w:r>
+        <w:t>kategoria_id</w:t>
+      </w:r>
+      <w:proofErr w:type="spellEnd"/>
+      <w:r>
+        <w:t xml:space="preserve"> (int, idegen kulcs) – hivatkozás a </w:t>
+      </w:r>
+      <w:proofErr w:type="spellStart"/>
+      <w:r>
+        <w:t>kategoria</w:t>
+      </w:r>
+      <w:proofErr w:type="spellEnd"/>
+      <w:r>
+        <w:t xml:space="preserve"> táblára</w:t>
+      </w:r>
+    </w:p>
+    <w:p>
+      <w:pPr>
+        <w:pStyle w:val="NormlWeb"/>
+        <w:spacing w:line="360" w:lineRule="auto"/>
+      </w:pPr>
+      <w:proofErr w:type="spellStart"/>
+      <w:r>
+        <w:t>felhasznalo</w:t>
+      </w:r>
+      <w:proofErr w:type="spellEnd"/>
+      <w:r>
+        <w:t xml:space="preserve"> tábla</w:t>
+      </w:r>
+      <w:r>
+        <w:br/>
+        <w:t>A rendszerben regisztrált felhasználók adatait tárolja.</w:t>
+      </w:r>
+      <w:r>
+        <w:br/>
+        <w:t>Oszlopok:</w:t>
+      </w:r>
+    </w:p>
+    <w:p>
+      <w:pPr>
+        <w:pStyle w:val="NormlWeb"/>
+        <w:numPr>
+          <w:ilvl w:val="0"/>
+          <w:numId w:val="9"/>
+        </w:numPr>
+        <w:spacing w:line="360" w:lineRule="auto"/>
+      </w:pPr>
+      <w:proofErr w:type="spellStart"/>
+      <w:r>
+        <w:t>id</w:t>
+      </w:r>
+      <w:proofErr w:type="spellEnd"/>
+      <w:r>
+        <w:t xml:space="preserve"> (int, elsődleges kulcs, </w:t>
+      </w:r>
+      <w:proofErr w:type="spellStart"/>
+      <w:r>
+        <w:t>auto</w:t>
+      </w:r>
+      <w:proofErr w:type="spellEnd"/>
+      <w:r>
+        <w:t xml:space="preserve"> </w:t>
+      </w:r>
+      <w:proofErr w:type="spellStart"/>
+      <w:r>
+        <w:t>increment</w:t>
+      </w:r>
+      <w:proofErr w:type="spellEnd"/>
+      <w:r>
+        <w:t>) – egyedi azonosító</w:t>
+      </w:r>
+    </w:p>
+    <w:p>
+      <w:pPr>
+        <w:pStyle w:val="NormlWeb"/>
+        <w:numPr>
+          <w:ilvl w:val="0"/>
+          <w:numId w:val="9"/>
+        </w:numPr>
+        <w:spacing w:line="360" w:lineRule="auto"/>
+      </w:pPr>
+      <w:proofErr w:type="spellStart"/>
+      <w:r>
+        <w:t>felhasznalonev</w:t>
+      </w:r>
+      <w:proofErr w:type="spellEnd"/>
+      <w:r>
+        <w:t xml:space="preserve"> (</w:t>
+      </w:r>
+      <w:proofErr w:type="spellStart"/>
+      <w:r>
+        <w:t>varchar</w:t>
+      </w:r>
+      <w:proofErr w:type="spellEnd"/>
+      <w:r>
+        <w:t>(50), egyedi) – egyedi felhasználónév</w:t>
+      </w:r>
+    </w:p>
+    <w:p>
+      <w:pPr>
+        <w:pStyle w:val="NormlWeb"/>
+        <w:numPr>
+          <w:ilvl w:val="0"/>
+          <w:numId w:val="9"/>
+        </w:numPr>
+        <w:spacing w:line="360" w:lineRule="auto"/>
+      </w:pPr>
+      <w:r>
+        <w:t>email (</w:t>
+      </w:r>
+      <w:proofErr w:type="spellStart"/>
+      <w:r>
+        <w:t>varchar</w:t>
+      </w:r>
+      <w:proofErr w:type="spellEnd"/>
+      <w:r>
+        <w:t>(150), egyedi) – egyedi email cím</w:t>
+      </w:r>
+    </w:p>
+    <w:p>
+      <w:pPr>
+        <w:pStyle w:val="NormlWeb"/>
+        <w:numPr>
+          <w:ilvl w:val="0"/>
+          <w:numId w:val="9"/>
+        </w:numPr>
+        <w:spacing w:line="360" w:lineRule="auto"/>
+      </w:pPr>
+      <w:proofErr w:type="spellStart"/>
+      <w:r>
+        <w:t>jelszo_hash</w:t>
+      </w:r>
+      <w:proofErr w:type="spellEnd"/>
+      <w:r>
+        <w:t xml:space="preserve"> (</w:t>
+      </w:r>
+      <w:proofErr w:type="spellStart"/>
+      <w:r>
+        <w:t>varchar</w:t>
+      </w:r>
+      <w:proofErr w:type="spellEnd"/>
+      <w:r>
+        <w:t>(255)) – titkosított jelszó</w:t>
+      </w:r>
+    </w:p>
+    <w:p>
+      <w:pPr>
+        <w:pStyle w:val="NormlWeb"/>
+        <w:numPr>
+          <w:ilvl w:val="0"/>
+          <w:numId w:val="9"/>
+        </w:numPr>
+        <w:spacing w:line="360" w:lineRule="auto"/>
+      </w:pPr>
+      <w:proofErr w:type="spellStart"/>
+      <w:r>
+        <w:t>regisztracio_datum</w:t>
+      </w:r>
+      <w:proofErr w:type="spellEnd"/>
+      <w:r>
+        <w:t xml:space="preserve"> (</w:t>
+      </w:r>
+      <w:proofErr w:type="spellStart"/>
+      <w:r>
+        <w:t>datetime</w:t>
+      </w:r>
+      <w:proofErr w:type="spellEnd"/>
+      <w:r>
+        <w:t>) – a regisztráció időpontja</w:t>
+      </w:r>
+    </w:p>
+    <w:p>
+      <w:pPr>
+        <w:pStyle w:val="NormlWeb"/>
+        <w:numPr>
+          <w:ilvl w:val="0"/>
+          <w:numId w:val="9"/>
+        </w:numPr>
+        <w:spacing w:line="360" w:lineRule="auto"/>
+      </w:pPr>
+      <w:r>
+        <w:t>szerepkor (</w:t>
+      </w:r>
+      <w:proofErr w:type="spellStart"/>
+      <w:r>
+        <w:t>varchar</w:t>
+      </w:r>
+      <w:proofErr w:type="spellEnd"/>
+      <w:r>
+        <w:t>(50)) – jogosultsági szint</w:t>
+      </w:r>
+    </w:p>
+    <w:p>
+      <w:pPr>
+        <w:pStyle w:val="NormlWeb"/>
+        <w:spacing w:line="360" w:lineRule="auto"/>
+      </w:pPr>
+      <w:proofErr w:type="spellStart"/>
+      <w:r>
+        <w:t>bejelentkezes</w:t>
+      </w:r>
+      <w:proofErr w:type="spellEnd"/>
+      <w:r>
+        <w:t xml:space="preserve"> tábla</w:t>
+      </w:r>
+      <w:r>
+        <w:br/>
+        <w:t>A bejelentkezéseket naplózza.</w:t>
+      </w:r>
+      <w:r>
+        <w:br/>
+        <w:t>Oszlopok:</w:t>
+      </w:r>
+    </w:p>
+    <w:p>
+      <w:pPr>
+        <w:pStyle w:val="NormlWeb"/>
+        <w:numPr>
+          <w:ilvl w:val="0"/>
+          <w:numId w:val="10"/>
+        </w:numPr>
+        <w:spacing w:line="360" w:lineRule="auto"/>
+      </w:pPr>
+      <w:proofErr w:type="spellStart"/>
+      <w:r>
+        <w:t>id</w:t>
+      </w:r>
+      <w:proofErr w:type="spellEnd"/>
+      <w:r>
+        <w:t xml:space="preserve"> (int, elsődleges kulcs, </w:t>
+      </w:r>
+      <w:proofErr w:type="spellStart"/>
+      <w:r>
+        <w:t>auto</w:t>
+      </w:r>
+      <w:proofErr w:type="spellEnd"/>
+      <w:r>
+        <w:t xml:space="preserve"> </w:t>
+      </w:r>
+      <w:proofErr w:type="spellStart"/>
+      <w:r>
+        <w:t>increment</w:t>
+      </w:r>
+      <w:proofErr w:type="spellEnd"/>
+      <w:r>
+        <w:t>) – egyedi azonosító</w:t>
+      </w:r>
+    </w:p>
+    <w:p>
+      <w:pPr>
+        <w:pStyle w:val="NormlWeb"/>
+        <w:numPr>
+          <w:ilvl w:val="0"/>
+          <w:numId w:val="10"/>
+        </w:numPr>
+        <w:spacing w:line="360" w:lineRule="auto"/>
+      </w:pPr>
+      <w:proofErr w:type="spellStart"/>
+      <w:r>
+        <w:t>felhasznalo_id</w:t>
+      </w:r>
+      <w:proofErr w:type="spellEnd"/>
+      <w:r>
+        <w:t xml:space="preserve"> (int, idegen kulcs) – hivatkozás a </w:t>
+      </w:r>
+      <w:proofErr w:type="spellStart"/>
+      <w:r>
+        <w:t>felhasznalo</w:t>
+      </w:r>
+      <w:proofErr w:type="spellEnd"/>
+      <w:r>
+        <w:t xml:space="preserve"> táblára</w:t>
+      </w:r>
+    </w:p>
+    <w:p>
+      <w:pPr>
+        <w:pStyle w:val="NormlWeb"/>
+        <w:numPr>
+          <w:ilvl w:val="0"/>
+          <w:numId w:val="10"/>
+        </w:numPr>
+        <w:spacing w:line="360" w:lineRule="auto"/>
+      </w:pPr>
+      <w:proofErr w:type="spellStart"/>
+      <w:r>
+        <w:t>bejelentkezes_idopont</w:t>
+      </w:r>
+      <w:proofErr w:type="spellEnd"/>
+      <w:r>
+        <w:t xml:space="preserve"> (</w:t>
+      </w:r>
+      <w:proofErr w:type="spellStart"/>
+      <w:r>
+        <w:t>datetime</w:t>
+      </w:r>
+      <w:proofErr w:type="spellEnd"/>
+      <w:r>
+        <w:t>) – a bejelentkezés időpontja</w:t>
+      </w:r>
+    </w:p>
+    <w:p>
+      <w:pPr>
+        <w:pStyle w:val="NormlWeb"/>
+        <w:numPr>
+          <w:ilvl w:val="0"/>
+          <w:numId w:val="10"/>
+        </w:numPr>
+        <w:spacing w:line="360" w:lineRule="auto"/>
+      </w:pPr>
+      <w:proofErr w:type="spellStart"/>
+      <w:r>
+        <w:t>ip_cim</w:t>
+      </w:r>
+      <w:proofErr w:type="spellEnd"/>
+      <w:r>
+        <w:t xml:space="preserve"> (</w:t>
+      </w:r>
+      <w:proofErr w:type="spellStart"/>
+      <w:r>
+        <w:t>varchar</w:t>
+      </w:r>
+      <w:proofErr w:type="spellEnd"/>
+      <w:r>
+        <w:t>(45)) – a felhasználó IP címe</w:t>
+      </w:r>
+    </w:p>
+    <w:p>
+      <w:pPr>
+        <w:pStyle w:val="NormlWeb"/>
+        <w:numPr>
+          <w:ilvl w:val="0"/>
+          <w:numId w:val="10"/>
+        </w:numPr>
+        <w:spacing w:line="360" w:lineRule="auto"/>
+      </w:pPr>
+      <w:r>
+        <w:t>sikeres (</w:t>
+      </w:r>
+      <w:proofErr w:type="spellStart"/>
+      <w:r>
+        <w:t>boolean</w:t>
+      </w:r>
+      <w:proofErr w:type="spellEnd"/>
+      <w:r>
+        <w:t>) – jelzi, hogy a bejelentkezés sikeres volt-e</w:t>
+      </w:r>
+    </w:p>
+    <w:p>
+      <w:pPr>
+        <w:pStyle w:val="NormlWeb"/>
+        <w:spacing w:line="360" w:lineRule="auto"/>
+        <w:jc w:val="both"/>
+      </w:pPr>
+      <w:r>
+        <w:lastRenderedPageBreak/>
+        <w:t>Kapcsolatok leírása</w:t>
+      </w:r>
+    </w:p>
+    <w:p>
+      <w:pPr>
+        <w:pStyle w:val="NormlWeb"/>
+        <w:spacing w:line="360" w:lineRule="auto"/>
+        <w:jc w:val="both"/>
+      </w:pPr>
+      <w:r>
+        <w:t xml:space="preserve">A </w:t>
+      </w:r>
+      <w:proofErr w:type="spellStart"/>
+      <w:r>
+        <w:t>sportlehetosegek</w:t>
+      </w:r>
+      <w:proofErr w:type="spellEnd"/>
+      <w:r>
+        <w:t xml:space="preserve"> tábla idegen kulcsokon keresztül kapcsolódik a </w:t>
+      </w:r>
+      <w:proofErr w:type="spellStart"/>
+      <w:r>
+        <w:t>szervezo</w:t>
+      </w:r>
+      <w:proofErr w:type="spellEnd"/>
+      <w:r>
+        <w:t xml:space="preserve">, </w:t>
+      </w:r>
+      <w:proofErr w:type="spellStart"/>
+      <w:r>
+        <w:t>helyszin</w:t>
+      </w:r>
+      <w:proofErr w:type="spellEnd"/>
+      <w:r>
+        <w:t xml:space="preserve">, </w:t>
+      </w:r>
+      <w:proofErr w:type="spellStart"/>
+      <w:r>
+        <w:t>idopont</w:t>
+      </w:r>
+      <w:proofErr w:type="spellEnd"/>
+      <w:r>
+        <w:t xml:space="preserve"> és </w:t>
+      </w:r>
+      <w:proofErr w:type="spellStart"/>
+      <w:r>
+        <w:t>kategoria</w:t>
+      </w:r>
+      <w:proofErr w:type="spellEnd"/>
+      <w:r>
+        <w:t xml:space="preserve"> táblákhoz. Ez biztosítja, hogy minden sportprogramhoz tartozzon szervező, helyszín, időpont és kategória.</w:t>
+      </w:r>
+    </w:p>
+    <w:p>
+      <w:pPr>
+        <w:pStyle w:val="NormlWeb"/>
+        <w:spacing w:line="360" w:lineRule="auto"/>
+        <w:jc w:val="both"/>
+      </w:pPr>
+      <w:r>
+        <w:t xml:space="preserve">A </w:t>
+      </w:r>
+      <w:proofErr w:type="spellStart"/>
+      <w:r>
+        <w:t>bejelentkezes</w:t>
+      </w:r>
+      <w:proofErr w:type="spellEnd"/>
+      <w:r>
+        <w:t xml:space="preserve"> tábla a </w:t>
+      </w:r>
+      <w:proofErr w:type="spellStart"/>
+      <w:r>
+        <w:t>felhasznalo</w:t>
+      </w:r>
+      <w:proofErr w:type="spellEnd"/>
+      <w:r>
+        <w:t xml:space="preserve"> táblához kapcsolódik idegen kulccsal, így minden bejelentkezés egy konkrét felhasználóhoz köthető.</w:t>
+      </w:r>
+    </w:p>
+    <w:p>
+      <w:pPr>
+        <w:pStyle w:val="NormlWeb"/>
+        <w:spacing w:line="360" w:lineRule="auto"/>
+        <w:jc w:val="both"/>
+      </w:pPr>
+      <w:r>
+        <w:t>Az elsődleges kulcsok biztosítják az egyedi azonosítást, az idegen kulcsok pedig az adatok közötti kapcsolatot és az adatintegritást. Az adatbázis felépítése átlátható, jól strukturált és később is könnyen bővíthető.</w:t>
       </w:r>
     </w:p>
     <w:p>
       <w:pPr>
         <w:pStyle w:val="NormlWeb"/>
         <w:jc w:val="both"/>
-        <w:rPr>
-          <w:sz w:val="28"/>
-        </w:rPr>
-      </w:pPr>
-      <w:r>
-        <w:rPr>
-          <w:sz w:val="28"/>
-        </w:rPr>
-        <w:t>Az adatbázisban külön táblák szolgálnak az egyes adatok tárolására, például felhasználói adatok, bejegyzések vagy egyéb, a projekt működéséhez szükséges információk számára. A megfelelő adatstruktúra kialakítása segít elkerülni az adatok ismétlődését és hibás tárolását. Az elsődleges és idegen kulcsok használata biztosítja a táblák közötti logikai kapcsolatokat.</w:t>
-      </w:r>
-    </w:p>
-    <w:p>
-      <w:pPr>
-        <w:pStyle w:val="NormlWeb"/>
+      </w:pPr>
+    </w:p>
+    <w:p>
+      <w:pPr>
+        <w:pStyle w:val="Cmsor1"/>
+        <w:rPr>
+          <w:lang w:eastAsia="hu-HU"/>
+        </w:rPr>
+      </w:pPr>
+      <w:r>
+        <w:rPr>
+          <w:lang w:eastAsia="hu-HU"/>
+        </w:rPr>
+        <w:t>ER MODELL</w:t>
+      </w:r>
+    </w:p>
+    <w:p>
+      <w:pPr>
+        <w:spacing w:before="100" w:beforeAutospacing="1" w:after="100" w:afterAutospacing="1" w:line="360" w:lineRule="auto"/>
         <w:jc w:val="both"/>
         <w:rPr>
-          <w:sz w:val="28"/>
-        </w:rPr>
-      </w:pPr>
-      <w:r>
-        <w:rPr>
-          <w:sz w:val="28"/>
-        </w:rPr>
-        <w:t xml:space="preserve">A fejlesztés során az adatbázist </w:t>
-      </w:r>
-      <w:r>
-        <w:rPr>
-          <w:rStyle w:val="Kiemels2"/>
-          <w:sz w:val="28"/>
-        </w:rPr>
-        <w:t>helyi környezetben</w:t>
-      </w:r>
-      <w:r>
-        <w:rPr>
-          <w:sz w:val="28"/>
-        </w:rPr>
-        <w:t xml:space="preserve">, XAMPP segítségével futtattuk. Ez lehetővé tette a gyors tesztelést és a hibák egyszerű javítását anélkül, hogy éles környezetet kellett volna használni. A </w:t>
-      </w:r>
-      <w:proofErr w:type="spellStart"/>
-      <w:r>
-        <w:rPr>
-          <w:sz w:val="28"/>
-        </w:rPr>
-        <w:t>phpMyAdmin</w:t>
-      </w:r>
-      <w:proofErr w:type="spellEnd"/>
-      <w:r>
-        <w:rPr>
-          <w:sz w:val="28"/>
-        </w:rPr>
-        <w:t xml:space="preserve"> felület segítségével az adatbázis könnyen kezelhető volt, így az adatok ellenőrzése és módosítása egyszerűen megoldhatóvá vált.</w:t>
-      </w:r>
-    </w:p>
-    <w:p>
-      <w:pPr>
-        <w:pStyle w:val="NormlWeb"/>
-        <w:jc w:val="both"/>
-        <w:rPr>
-          <w:sz w:val="28"/>
-        </w:rPr>
-      </w:pPr>
-      <w:r>
-        <w:rPr>
-          <w:sz w:val="28"/>
-        </w:rPr>
-        <w:t>Összességében az adatbázis biztosítja az alkalmazás stabil működését, az adatok biztonságos tárolását és hatékony kezelését. A megfelelően megtervezett adatbázis hozzájárul a rendszer megbízhatóságához, bővíthetőségéhez és hosszú távú használhatóságához.</w:t>
-      </w:r>
-    </w:p>
-    <w:p>
-      <w:pPr>
-        <w:pStyle w:val="NormlWeb"/>
-        <w:jc w:val="both"/>
-        <w:rPr>
-          <w:sz w:val="28"/>
-        </w:rPr>
-      </w:pPr>
-    </w:p>
-    <w:p>
-      <w:pPr>
-        <w:pStyle w:val="NormlWeb"/>
-        <w:jc w:val="both"/>
-        <w:rPr>
-          <w:sz w:val="28"/>
-        </w:rPr>
-      </w:pPr>
-    </w:p>
-    <w:p>
-      <w:pPr>
-        <w:pStyle w:val="NormlWeb"/>
-        <w:jc w:val="both"/>
-        <w:rPr>
-          <w:sz w:val="28"/>
-        </w:rPr>
-      </w:pPr>
-    </w:p>
-    <w:p>
-      <w:pPr>
-        <w:rPr>
-          <w:rFonts w:ascii="Times New Roman" w:hAnsi="Times New Roman" w:cs="Times New Roman"/>
-          <w:sz w:val="28"/>
-        </w:rPr>
-      </w:pPr>
-      <w:r>
-        <w:rPr>
-          <w:rFonts w:ascii="Times New Roman" w:hAnsi="Times New Roman" w:cs="Times New Roman"/>
-          <w:sz w:val="28"/>
-        </w:rPr>
-        <w:lastRenderedPageBreak/>
-        <w:t xml:space="preserve">TÁBLA NEVE: </w:t>
-      </w:r>
-      <w:proofErr w:type="spellStart"/>
-      <w:r>
-        <w:rPr>
-          <w:rFonts w:ascii="Times New Roman" w:hAnsi="Times New Roman" w:cs="Times New Roman"/>
-          <w:sz w:val="28"/>
-        </w:rPr>
-        <w:t>helyszin</w:t>
-      </w:r>
-      <w:proofErr w:type="spellEnd"/>
-      <w:r>
-        <w:rPr>
-          <w:rFonts w:ascii="Times New Roman" w:hAnsi="Times New Roman" w:cs="Times New Roman"/>
-          <w:sz w:val="28"/>
-        </w:rPr>
-        <w:br/>
-        <w:t>Feladata: A sportlehetőségek fizikai helyszíneinek tárolása.</w:t>
-      </w:r>
-    </w:p>
-    <w:p>
-      <w:pPr>
-        <w:rPr>
-          <w:rFonts w:ascii="Times New Roman" w:hAnsi="Times New Roman" w:cs="Times New Roman"/>
-          <w:sz w:val="28"/>
-        </w:rPr>
-      </w:pPr>
-      <w:r>
-        <w:rPr>
-          <w:rFonts w:ascii="Times New Roman" w:hAnsi="Times New Roman" w:cs="Times New Roman"/>
-          <w:sz w:val="28"/>
-        </w:rPr>
-        <w:t>Oszlop neve | Típus | Leírás</w:t>
-      </w:r>
-    </w:p>
-    <w:p>
-      <w:pPr>
-        <w:rPr>
-          <w:rFonts w:ascii="Times New Roman" w:hAnsi="Times New Roman" w:cs="Times New Roman"/>
-          <w:sz w:val="28"/>
-        </w:rPr>
-      </w:pPr>
-      <w:proofErr w:type="spellStart"/>
-      <w:r>
-        <w:rPr>
-          <w:rFonts w:ascii="Times New Roman" w:hAnsi="Times New Roman" w:cs="Times New Roman"/>
-          <w:sz w:val="28"/>
-        </w:rPr>
-        <w:t>id</w:t>
-      </w:r>
-      <w:proofErr w:type="spellEnd"/>
-      <w:r>
-        <w:rPr>
-          <w:rFonts w:ascii="Times New Roman" w:hAnsi="Times New Roman" w:cs="Times New Roman"/>
-          <w:sz w:val="28"/>
-        </w:rPr>
-        <w:t xml:space="preserve"> | int, PK, AI | Egyedi azonosító</w:t>
-      </w:r>
-      <w:r>
-        <w:rPr>
-          <w:rFonts w:ascii="Times New Roman" w:hAnsi="Times New Roman" w:cs="Times New Roman"/>
-          <w:sz w:val="28"/>
-        </w:rPr>
-        <w:br/>
-        <w:t xml:space="preserve">varos | </w:t>
-      </w:r>
-      <w:proofErr w:type="spellStart"/>
-      <w:r>
-        <w:rPr>
-          <w:rFonts w:ascii="Times New Roman" w:hAnsi="Times New Roman" w:cs="Times New Roman"/>
-          <w:sz w:val="28"/>
-        </w:rPr>
-        <w:t>varchar</w:t>
-      </w:r>
-      <w:proofErr w:type="spellEnd"/>
-      <w:r>
-        <w:rPr>
-          <w:rFonts w:ascii="Times New Roman" w:hAnsi="Times New Roman" w:cs="Times New Roman"/>
-          <w:sz w:val="28"/>
-        </w:rPr>
-        <w:t>(100) | A helyszín városa</w:t>
-      </w:r>
-      <w:r>
-        <w:rPr>
-          <w:rFonts w:ascii="Times New Roman" w:hAnsi="Times New Roman" w:cs="Times New Roman"/>
-          <w:sz w:val="28"/>
-        </w:rPr>
-        <w:br/>
-      </w:r>
-      <w:proofErr w:type="spellStart"/>
-      <w:r>
-        <w:rPr>
-          <w:rFonts w:ascii="Times New Roman" w:hAnsi="Times New Roman" w:cs="Times New Roman"/>
-          <w:sz w:val="28"/>
-        </w:rPr>
-        <w:t>cim</w:t>
-      </w:r>
-      <w:proofErr w:type="spellEnd"/>
-      <w:r>
-        <w:rPr>
-          <w:rFonts w:ascii="Times New Roman" w:hAnsi="Times New Roman" w:cs="Times New Roman"/>
-          <w:sz w:val="28"/>
-        </w:rPr>
-        <w:t xml:space="preserve"> | </w:t>
-      </w:r>
-      <w:proofErr w:type="spellStart"/>
-      <w:r>
-        <w:rPr>
-          <w:rFonts w:ascii="Times New Roman" w:hAnsi="Times New Roman" w:cs="Times New Roman"/>
-          <w:sz w:val="28"/>
-        </w:rPr>
-        <w:t>varchar</w:t>
-      </w:r>
-      <w:proofErr w:type="spellEnd"/>
-      <w:r>
-        <w:rPr>
-          <w:rFonts w:ascii="Times New Roman" w:hAnsi="Times New Roman" w:cs="Times New Roman"/>
-          <w:sz w:val="28"/>
-        </w:rPr>
-        <w:t>(255) | Pontos cím</w:t>
-      </w:r>
-    </w:p>
-    <w:p>
-      <w:pPr>
-        <w:rPr>
-          <w:rFonts w:ascii="Times New Roman" w:hAnsi="Times New Roman" w:cs="Times New Roman"/>
-          <w:sz w:val="28"/>
-        </w:rPr>
-      </w:pPr>
-      <w:r>
-        <w:rPr>
-          <w:rFonts w:ascii="Times New Roman" w:hAnsi="Times New Roman" w:cs="Times New Roman"/>
-          <w:sz w:val="28"/>
-        </w:rPr>
-        <w:pict w14:anchorId="5733E0DA">
-          <v:rect id="_x0000_i1025" style="width:0;height:1.5pt" o:hralign="center" o:hrstd="t" o:hr="t" fillcolor="#a0a0a0" stroked="f"/>
-        </w:pict>
-      </w:r>
-    </w:p>
-    <w:p>
-      <w:pPr>
-        <w:rPr>
-          <w:rFonts w:ascii="Times New Roman" w:hAnsi="Times New Roman" w:cs="Times New Roman"/>
-          <w:sz w:val="28"/>
-        </w:rPr>
-      </w:pPr>
-      <w:r>
-        <w:rPr>
-          <w:rFonts w:ascii="Times New Roman" w:hAnsi="Times New Roman" w:cs="Times New Roman"/>
-          <w:sz w:val="28"/>
-        </w:rPr>
-        <w:t xml:space="preserve">TÁBLA NEVE: </w:t>
-      </w:r>
-      <w:proofErr w:type="spellStart"/>
-      <w:r>
-        <w:rPr>
-          <w:rFonts w:ascii="Times New Roman" w:hAnsi="Times New Roman" w:cs="Times New Roman"/>
-          <w:sz w:val="28"/>
-        </w:rPr>
-        <w:t>szervezo</w:t>
-      </w:r>
-      <w:proofErr w:type="spellEnd"/>
-      <w:r>
-        <w:rPr>
-          <w:rFonts w:ascii="Times New Roman" w:hAnsi="Times New Roman" w:cs="Times New Roman"/>
-          <w:sz w:val="28"/>
-        </w:rPr>
-        <w:br/>
-        <w:t>Feladata: A programokat szervező személyek vagy szervezetek adatai.</w:t>
-      </w:r>
-    </w:p>
-    <w:p>
-      <w:pPr>
-        <w:rPr>
-          <w:rFonts w:ascii="Times New Roman" w:hAnsi="Times New Roman" w:cs="Times New Roman"/>
-          <w:sz w:val="28"/>
-        </w:rPr>
-      </w:pPr>
-      <w:r>
-        <w:rPr>
-          <w:rFonts w:ascii="Times New Roman" w:hAnsi="Times New Roman" w:cs="Times New Roman"/>
-          <w:sz w:val="28"/>
-        </w:rPr>
-        <w:t>Oszlop neve | Típus | Leírás</w:t>
-      </w:r>
-    </w:p>
-    <w:p>
-      <w:pPr>
-        <w:rPr>
-          <w:rFonts w:ascii="Times New Roman" w:hAnsi="Times New Roman" w:cs="Times New Roman"/>
-          <w:sz w:val="28"/>
-        </w:rPr>
-      </w:pPr>
-      <w:proofErr w:type="spellStart"/>
-      <w:r>
-        <w:rPr>
-          <w:rFonts w:ascii="Times New Roman" w:hAnsi="Times New Roman" w:cs="Times New Roman"/>
-          <w:sz w:val="28"/>
-        </w:rPr>
-        <w:t>id</w:t>
-      </w:r>
-      <w:proofErr w:type="spellEnd"/>
-      <w:r>
-        <w:rPr>
-          <w:rFonts w:ascii="Times New Roman" w:hAnsi="Times New Roman" w:cs="Times New Roman"/>
-          <w:sz w:val="28"/>
-        </w:rPr>
-        <w:t xml:space="preserve"> | int, PK, AI | Egyedi azonosító</w:t>
-      </w:r>
-      <w:r>
-        <w:rPr>
-          <w:rFonts w:ascii="Times New Roman" w:hAnsi="Times New Roman" w:cs="Times New Roman"/>
-          <w:sz w:val="28"/>
-        </w:rPr>
-        <w:br/>
-      </w:r>
-      <w:proofErr w:type="spellStart"/>
-      <w:r>
-        <w:rPr>
-          <w:rFonts w:ascii="Times New Roman" w:hAnsi="Times New Roman" w:cs="Times New Roman"/>
-          <w:sz w:val="28"/>
-        </w:rPr>
-        <w:t>nev</w:t>
-      </w:r>
-      <w:proofErr w:type="spellEnd"/>
-      <w:r>
-        <w:rPr>
-          <w:rFonts w:ascii="Times New Roman" w:hAnsi="Times New Roman" w:cs="Times New Roman"/>
-          <w:sz w:val="28"/>
-        </w:rPr>
-        <w:t xml:space="preserve"> | </w:t>
-      </w:r>
-      <w:proofErr w:type="spellStart"/>
-      <w:r>
-        <w:rPr>
-          <w:rFonts w:ascii="Times New Roman" w:hAnsi="Times New Roman" w:cs="Times New Roman"/>
-          <w:sz w:val="28"/>
-        </w:rPr>
-        <w:t>varchar</w:t>
-      </w:r>
-      <w:proofErr w:type="spellEnd"/>
-      <w:r>
-        <w:rPr>
-          <w:rFonts w:ascii="Times New Roman" w:hAnsi="Times New Roman" w:cs="Times New Roman"/>
-          <w:sz w:val="28"/>
-        </w:rPr>
-        <w:t>(150) | Szervező neve</w:t>
-      </w:r>
-      <w:r>
-        <w:rPr>
-          <w:rFonts w:ascii="Times New Roman" w:hAnsi="Times New Roman" w:cs="Times New Roman"/>
-          <w:sz w:val="28"/>
-        </w:rPr>
-        <w:br/>
-        <w:t xml:space="preserve">telefon | </w:t>
-      </w:r>
-      <w:proofErr w:type="spellStart"/>
-      <w:r>
-        <w:rPr>
-          <w:rFonts w:ascii="Times New Roman" w:hAnsi="Times New Roman" w:cs="Times New Roman"/>
-          <w:sz w:val="28"/>
-        </w:rPr>
-        <w:t>varchar</w:t>
-      </w:r>
-      <w:proofErr w:type="spellEnd"/>
-      <w:r>
-        <w:rPr>
-          <w:rFonts w:ascii="Times New Roman" w:hAnsi="Times New Roman" w:cs="Times New Roman"/>
-          <w:sz w:val="28"/>
-        </w:rPr>
-        <w:t>(30) | Telefonszám</w:t>
-      </w:r>
-      <w:r>
-        <w:rPr>
-          <w:rFonts w:ascii="Times New Roman" w:hAnsi="Times New Roman" w:cs="Times New Roman"/>
-          <w:sz w:val="28"/>
-        </w:rPr>
-        <w:br/>
-        <w:t xml:space="preserve">email | </w:t>
-      </w:r>
-      <w:proofErr w:type="spellStart"/>
-      <w:r>
-        <w:rPr>
-          <w:rFonts w:ascii="Times New Roman" w:hAnsi="Times New Roman" w:cs="Times New Roman"/>
-          <w:sz w:val="28"/>
-        </w:rPr>
-        <w:t>varchar</w:t>
-      </w:r>
-      <w:proofErr w:type="spellEnd"/>
-      <w:r>
-        <w:rPr>
-          <w:rFonts w:ascii="Times New Roman" w:hAnsi="Times New Roman" w:cs="Times New Roman"/>
-          <w:sz w:val="28"/>
-        </w:rPr>
-        <w:t>(150) | Email cím</w:t>
-      </w:r>
-      <w:r>
-        <w:rPr>
-          <w:rFonts w:ascii="Times New Roman" w:hAnsi="Times New Roman" w:cs="Times New Roman"/>
-          <w:sz w:val="28"/>
-        </w:rPr>
-        <w:br/>
-        <w:t xml:space="preserve">weboldal | </w:t>
-      </w:r>
-      <w:proofErr w:type="spellStart"/>
-      <w:r>
-        <w:rPr>
-          <w:rFonts w:ascii="Times New Roman" w:hAnsi="Times New Roman" w:cs="Times New Roman"/>
-          <w:sz w:val="28"/>
-        </w:rPr>
-        <w:t>varchar</w:t>
-      </w:r>
-      <w:proofErr w:type="spellEnd"/>
-      <w:r>
-        <w:rPr>
-          <w:rFonts w:ascii="Times New Roman" w:hAnsi="Times New Roman" w:cs="Times New Roman"/>
-          <w:sz w:val="28"/>
-        </w:rPr>
-        <w:t>(255) | Hivatalos weboldal</w:t>
-      </w:r>
-    </w:p>
-    <w:p>
-      <w:pPr>
-        <w:rPr>
-          <w:rFonts w:ascii="Times New Roman" w:hAnsi="Times New Roman" w:cs="Times New Roman"/>
-          <w:sz w:val="28"/>
-        </w:rPr>
-      </w:pPr>
-      <w:r>
-        <w:rPr>
-          <w:rFonts w:ascii="Times New Roman" w:hAnsi="Times New Roman" w:cs="Times New Roman"/>
-          <w:sz w:val="28"/>
-        </w:rPr>
-        <w:pict w14:anchorId="7C45ED59">
-          <v:rect id="_x0000_i1026" style="width:0;height:1.5pt" o:hralign="center" o:hrstd="t" o:hr="t" fillcolor="#a0a0a0" stroked="f"/>
-        </w:pict>
-      </w:r>
-    </w:p>
-    <w:p>
-      <w:pPr>
-        <w:rPr>
-          <w:rFonts w:ascii="Times New Roman" w:hAnsi="Times New Roman" w:cs="Times New Roman"/>
-          <w:sz w:val="28"/>
-        </w:rPr>
-      </w:pPr>
-      <w:r>
-        <w:rPr>
-          <w:rFonts w:ascii="Times New Roman" w:hAnsi="Times New Roman" w:cs="Times New Roman"/>
-          <w:sz w:val="28"/>
-        </w:rPr>
-        <w:t xml:space="preserve">TÁBLA NEVE: </w:t>
-      </w:r>
-      <w:proofErr w:type="spellStart"/>
-      <w:r>
-        <w:rPr>
-          <w:rFonts w:ascii="Times New Roman" w:hAnsi="Times New Roman" w:cs="Times New Roman"/>
-          <w:sz w:val="28"/>
-        </w:rPr>
-        <w:t>kategoria</w:t>
-      </w:r>
-      <w:proofErr w:type="spellEnd"/>
-      <w:r>
-        <w:rPr>
-          <w:rFonts w:ascii="Times New Roman" w:hAnsi="Times New Roman" w:cs="Times New Roman"/>
-          <w:sz w:val="28"/>
-        </w:rPr>
-        <w:br/>
-        <w:t>Feladata: A sportlehetőségek kategorizálása.</w:t>
-      </w:r>
-    </w:p>
-    <w:p>
-      <w:pPr>
-        <w:rPr>
-          <w:rFonts w:ascii="Times New Roman" w:hAnsi="Times New Roman" w:cs="Times New Roman"/>
-          <w:sz w:val="28"/>
-        </w:rPr>
-      </w:pPr>
-      <w:r>
-        <w:rPr>
-          <w:rFonts w:ascii="Times New Roman" w:hAnsi="Times New Roman" w:cs="Times New Roman"/>
-          <w:sz w:val="28"/>
-        </w:rPr>
-        <w:t>Oszlop neve | Típus | Leírás</w:t>
-      </w:r>
-    </w:p>
-    <w:p>
-      <w:pPr>
-        <w:rPr>
-          <w:rFonts w:ascii="Times New Roman" w:hAnsi="Times New Roman" w:cs="Times New Roman"/>
-          <w:sz w:val="28"/>
-        </w:rPr>
-      </w:pPr>
-      <w:proofErr w:type="spellStart"/>
-      <w:r>
-        <w:rPr>
-          <w:rFonts w:ascii="Times New Roman" w:hAnsi="Times New Roman" w:cs="Times New Roman"/>
-          <w:sz w:val="28"/>
-        </w:rPr>
-        <w:t>id</w:t>
-      </w:r>
-      <w:proofErr w:type="spellEnd"/>
-      <w:r>
-        <w:rPr>
-          <w:rFonts w:ascii="Times New Roman" w:hAnsi="Times New Roman" w:cs="Times New Roman"/>
-          <w:sz w:val="28"/>
-        </w:rPr>
-        <w:t xml:space="preserve"> | int, PK, AI | Egyedi azonosító</w:t>
-      </w:r>
-      <w:r>
-        <w:rPr>
-          <w:rFonts w:ascii="Times New Roman" w:hAnsi="Times New Roman" w:cs="Times New Roman"/>
-          <w:sz w:val="28"/>
-        </w:rPr>
-        <w:br/>
-      </w:r>
-      <w:proofErr w:type="spellStart"/>
-      <w:r>
-        <w:rPr>
-          <w:rFonts w:ascii="Times New Roman" w:hAnsi="Times New Roman" w:cs="Times New Roman"/>
-          <w:sz w:val="28"/>
-        </w:rPr>
-        <w:t>nev</w:t>
-      </w:r>
-      <w:proofErr w:type="spellEnd"/>
-      <w:r>
-        <w:rPr>
-          <w:rFonts w:ascii="Times New Roman" w:hAnsi="Times New Roman" w:cs="Times New Roman"/>
-          <w:sz w:val="28"/>
-        </w:rPr>
-        <w:t xml:space="preserve"> | </w:t>
-      </w:r>
-      <w:proofErr w:type="spellStart"/>
-      <w:r>
-        <w:rPr>
-          <w:rFonts w:ascii="Times New Roman" w:hAnsi="Times New Roman" w:cs="Times New Roman"/>
-          <w:sz w:val="28"/>
-        </w:rPr>
-        <w:t>varchar</w:t>
-      </w:r>
-      <w:proofErr w:type="spellEnd"/>
-      <w:r>
-        <w:rPr>
-          <w:rFonts w:ascii="Times New Roman" w:hAnsi="Times New Roman" w:cs="Times New Roman"/>
-          <w:sz w:val="28"/>
-        </w:rPr>
-        <w:t>(50) | Kategória neve</w:t>
+          <w:rFonts w:ascii="Times New Roman" w:eastAsia="Times New Roman" w:hAnsi="Times New Roman" w:cs="Times New Roman"/>
+          <w:sz w:val="24"/>
+          <w:szCs w:val="24"/>
+          <w:lang w:eastAsia="hu-HU"/>
+        </w:rPr>
+      </w:pPr>
+      <w:r>
+        <w:rPr>
+          <w:rFonts w:ascii="Times New Roman" w:eastAsia="Times New Roman" w:hAnsi="Times New Roman" w:cs="Times New Roman"/>
+          <w:sz w:val="24"/>
+          <w:szCs w:val="24"/>
+          <w:lang w:eastAsia="hu-HU"/>
+        </w:rPr>
+        <w:t>Az ER modell (</w:t>
+      </w:r>
+      <w:proofErr w:type="spellStart"/>
+      <w:r>
+        <w:rPr>
+          <w:rFonts w:ascii="Times New Roman" w:eastAsia="Times New Roman" w:hAnsi="Times New Roman" w:cs="Times New Roman"/>
+          <w:sz w:val="24"/>
+          <w:szCs w:val="24"/>
+          <w:lang w:eastAsia="hu-HU"/>
+        </w:rPr>
+        <w:t>Entity</w:t>
+      </w:r>
+      <w:proofErr w:type="spellEnd"/>
+      <w:r>
+        <w:rPr>
+          <w:rFonts w:ascii="Times New Roman" w:eastAsia="Times New Roman" w:hAnsi="Times New Roman" w:cs="Times New Roman"/>
+          <w:sz w:val="24"/>
+          <w:szCs w:val="24"/>
+          <w:lang w:eastAsia="hu-HU"/>
+        </w:rPr>
+        <w:t>–</w:t>
+      </w:r>
+      <w:proofErr w:type="spellStart"/>
+      <w:r>
+        <w:rPr>
+          <w:rFonts w:ascii="Times New Roman" w:eastAsia="Times New Roman" w:hAnsi="Times New Roman" w:cs="Times New Roman"/>
+          <w:sz w:val="24"/>
+          <w:szCs w:val="24"/>
+          <w:lang w:eastAsia="hu-HU"/>
+        </w:rPr>
+        <w:t>Relationship</w:t>
+      </w:r>
+      <w:proofErr w:type="spellEnd"/>
+      <w:r>
+        <w:rPr>
+          <w:rFonts w:ascii="Times New Roman" w:eastAsia="Times New Roman" w:hAnsi="Times New Roman" w:cs="Times New Roman"/>
+          <w:sz w:val="24"/>
+          <w:szCs w:val="24"/>
+          <w:lang w:eastAsia="hu-HU"/>
+        </w:rPr>
+        <w:t xml:space="preserve"> modell) egy adatbázis-tervezési módszer, amely megmutatja, milyen </w:t>
+      </w:r>
+      <w:proofErr w:type="spellStart"/>
+      <w:r>
+        <w:rPr>
+          <w:rFonts w:ascii="Times New Roman" w:eastAsia="Times New Roman" w:hAnsi="Times New Roman" w:cs="Times New Roman"/>
+          <w:sz w:val="24"/>
+          <w:szCs w:val="24"/>
+          <w:lang w:eastAsia="hu-HU"/>
+        </w:rPr>
+        <w:t>egyedek</w:t>
+      </w:r>
+      <w:proofErr w:type="spellEnd"/>
+      <w:r>
+        <w:rPr>
+          <w:rFonts w:ascii="Times New Roman" w:eastAsia="Times New Roman" w:hAnsi="Times New Roman" w:cs="Times New Roman"/>
+          <w:sz w:val="24"/>
+          <w:szCs w:val="24"/>
+          <w:lang w:eastAsia="hu-HU"/>
+        </w:rPr>
+        <w:t xml:space="preserve"> (például táblák), azok milyen tulajdonságokkal rendelkeznek, és hogyan kapcsolódnak egymáshoz. Segítségével még a tényleges adatbázis létrehozása előtt meg lehet tervezni a rendszer felépítését. Leggyakrabban ER diagram formájában ábrázolják.</w:t>
       </w:r>
       <w:bookmarkStart w:id="3" w:name="_GoBack"/>
       <w:bookmarkEnd w:id="3"/>
     </w:p>
     <w:p>
       <w:pPr>
-        <w:rPr>
-          <w:rFonts w:ascii="Times New Roman" w:hAnsi="Times New Roman" w:cs="Times New Roman"/>
-          <w:sz w:val="28"/>
-        </w:rPr>
-      </w:pPr>
-      <w:r>
-        <w:rPr>
-          <w:rFonts w:ascii="Times New Roman" w:hAnsi="Times New Roman" w:cs="Times New Roman"/>
-          <w:sz w:val="28"/>
-        </w:rPr>
-        <w:pict w14:anchorId="21AF6D97">
-          <v:rect id="_x0000_i1027" style="width:0;height:1.5pt" o:hralign="center" o:hrstd="t" o:hr="t" fillcolor="#a0a0a0" stroked="f"/>
-        </w:pict>
-      </w:r>
-    </w:p>
-    <w:p>
-      <w:pPr>
-        <w:rPr>
-          <w:rFonts w:ascii="Times New Roman" w:hAnsi="Times New Roman" w:cs="Times New Roman"/>
-          <w:sz w:val="28"/>
-        </w:rPr>
-      </w:pPr>
-      <w:r>
-        <w:rPr>
-          <w:rFonts w:ascii="Times New Roman" w:hAnsi="Times New Roman" w:cs="Times New Roman"/>
-          <w:sz w:val="28"/>
-        </w:rPr>
-        <w:t xml:space="preserve">TÁBLA NEVE: </w:t>
-      </w:r>
-      <w:proofErr w:type="spellStart"/>
-      <w:r>
-        <w:rPr>
-          <w:rFonts w:ascii="Times New Roman" w:hAnsi="Times New Roman" w:cs="Times New Roman"/>
-          <w:sz w:val="28"/>
-        </w:rPr>
-        <w:t>idopont</w:t>
-      </w:r>
-      <w:proofErr w:type="spellEnd"/>
-      <w:r>
-        <w:rPr>
-          <w:rFonts w:ascii="Times New Roman" w:hAnsi="Times New Roman" w:cs="Times New Roman"/>
-          <w:sz w:val="28"/>
-        </w:rPr>
-        <w:br/>
-        <w:t>Feladata: Az események dátumának és időpontjának tárolása.</w:t>
-      </w:r>
-    </w:p>
-    <w:p>
-      <w:pPr>
-        <w:rPr>
-          <w:rFonts w:ascii="Times New Roman" w:hAnsi="Times New Roman" w:cs="Times New Roman"/>
-          <w:sz w:val="28"/>
-        </w:rPr>
-      </w:pPr>
-      <w:r>
-        <w:rPr>
-          <w:rFonts w:ascii="Times New Roman" w:hAnsi="Times New Roman" w:cs="Times New Roman"/>
-          <w:sz w:val="28"/>
-        </w:rPr>
-        <w:t>Oszlop neve | Típus | Leírás</w:t>
-      </w:r>
-    </w:p>
-    <w:p>
-      <w:pPr>
-        <w:rPr>
-          <w:rFonts w:ascii="Times New Roman" w:hAnsi="Times New Roman" w:cs="Times New Roman"/>
-          <w:sz w:val="28"/>
-        </w:rPr>
-      </w:pPr>
-      <w:proofErr w:type="spellStart"/>
-      <w:r>
-        <w:rPr>
-          <w:rFonts w:ascii="Times New Roman" w:hAnsi="Times New Roman" w:cs="Times New Roman"/>
-          <w:sz w:val="28"/>
-        </w:rPr>
-        <w:t>id</w:t>
-      </w:r>
-      <w:proofErr w:type="spellEnd"/>
-      <w:r>
-        <w:rPr>
-          <w:rFonts w:ascii="Times New Roman" w:hAnsi="Times New Roman" w:cs="Times New Roman"/>
-          <w:sz w:val="28"/>
-        </w:rPr>
-        <w:t xml:space="preserve"> | int, PK, AI | Egyedi azonosító</w:t>
-      </w:r>
-      <w:r>
-        <w:rPr>
-          <w:rFonts w:ascii="Times New Roman" w:hAnsi="Times New Roman" w:cs="Times New Roman"/>
-          <w:sz w:val="28"/>
-        </w:rPr>
-        <w:br/>
-      </w:r>
-      <w:proofErr w:type="spellStart"/>
-      <w:r>
-        <w:rPr>
-          <w:rFonts w:ascii="Times New Roman" w:hAnsi="Times New Roman" w:cs="Times New Roman"/>
-          <w:sz w:val="28"/>
-        </w:rPr>
-        <w:t>datum</w:t>
-      </w:r>
-      <w:proofErr w:type="spellEnd"/>
-      <w:r>
-        <w:rPr>
-          <w:rFonts w:ascii="Times New Roman" w:hAnsi="Times New Roman" w:cs="Times New Roman"/>
-          <w:sz w:val="28"/>
-        </w:rPr>
-        <w:t xml:space="preserve"> | </w:t>
-      </w:r>
-      <w:proofErr w:type="spellStart"/>
-      <w:r>
-        <w:rPr>
-          <w:rFonts w:ascii="Times New Roman" w:hAnsi="Times New Roman" w:cs="Times New Roman"/>
-          <w:sz w:val="28"/>
-        </w:rPr>
-        <w:t>date</w:t>
-      </w:r>
-      <w:proofErr w:type="spellEnd"/>
-      <w:r>
-        <w:rPr>
-          <w:rFonts w:ascii="Times New Roman" w:hAnsi="Times New Roman" w:cs="Times New Roman"/>
-          <w:sz w:val="28"/>
-        </w:rPr>
-        <w:t xml:space="preserve"> | Az esemény dátuma</w:t>
-      </w:r>
-      <w:r>
-        <w:rPr>
-          <w:rFonts w:ascii="Times New Roman" w:hAnsi="Times New Roman" w:cs="Times New Roman"/>
-          <w:sz w:val="28"/>
-        </w:rPr>
-        <w:br/>
-      </w:r>
-      <w:proofErr w:type="spellStart"/>
-      <w:r>
-        <w:rPr>
-          <w:rFonts w:ascii="Times New Roman" w:hAnsi="Times New Roman" w:cs="Times New Roman"/>
-          <w:sz w:val="28"/>
-        </w:rPr>
-        <w:t>idopont</w:t>
-      </w:r>
-      <w:proofErr w:type="spellEnd"/>
-      <w:r>
-        <w:rPr>
-          <w:rFonts w:ascii="Times New Roman" w:hAnsi="Times New Roman" w:cs="Times New Roman"/>
-          <w:sz w:val="28"/>
-        </w:rPr>
-        <w:t xml:space="preserve"> | </w:t>
-      </w:r>
-      <w:proofErr w:type="spellStart"/>
-      <w:r>
-        <w:rPr>
-          <w:rFonts w:ascii="Times New Roman" w:hAnsi="Times New Roman" w:cs="Times New Roman"/>
-          <w:sz w:val="28"/>
-        </w:rPr>
-        <w:t>time</w:t>
-      </w:r>
-      <w:proofErr w:type="spellEnd"/>
-      <w:r>
-        <w:rPr>
-          <w:rFonts w:ascii="Times New Roman" w:hAnsi="Times New Roman" w:cs="Times New Roman"/>
-          <w:sz w:val="28"/>
-        </w:rPr>
-        <w:t xml:space="preserve"> | Az esemény időpontja</w:t>
-      </w:r>
-    </w:p>
-    <w:p>
-      <w:pPr>
-        <w:rPr>
-          <w:rFonts w:ascii="Times New Roman" w:hAnsi="Times New Roman" w:cs="Times New Roman"/>
-          <w:sz w:val="28"/>
-        </w:rPr>
-      </w:pPr>
-      <w:r>
-        <w:rPr>
-          <w:rFonts w:ascii="Times New Roman" w:hAnsi="Times New Roman" w:cs="Times New Roman"/>
-          <w:sz w:val="28"/>
-        </w:rPr>
-        <w:pict w14:anchorId="620BEFE1">
-          <v:rect id="_x0000_i1028" style="width:0;height:1.5pt" o:hralign="center" o:hrstd="t" o:hr="t" fillcolor="#a0a0a0" stroked="f"/>
-        </w:pict>
-      </w:r>
-    </w:p>
-    <w:p>
-      <w:pPr>
-        <w:rPr>
-          <w:rFonts w:ascii="Times New Roman" w:hAnsi="Times New Roman" w:cs="Times New Roman"/>
-          <w:sz w:val="28"/>
-        </w:rPr>
-      </w:pPr>
-      <w:r>
-        <w:rPr>
-          <w:rFonts w:ascii="Times New Roman" w:hAnsi="Times New Roman" w:cs="Times New Roman"/>
-          <w:sz w:val="28"/>
-        </w:rPr>
-        <w:t xml:space="preserve">TÁBLA NEVE: </w:t>
-      </w:r>
-      <w:proofErr w:type="spellStart"/>
-      <w:r>
-        <w:rPr>
-          <w:rFonts w:ascii="Times New Roman" w:hAnsi="Times New Roman" w:cs="Times New Roman"/>
-          <w:sz w:val="28"/>
-        </w:rPr>
-        <w:t>sportlehetosegek</w:t>
-      </w:r>
-      <w:proofErr w:type="spellEnd"/>
-      <w:r>
-        <w:rPr>
-          <w:rFonts w:ascii="Times New Roman" w:hAnsi="Times New Roman" w:cs="Times New Roman"/>
-          <w:sz w:val="28"/>
-        </w:rPr>
-        <w:br/>
-        <w:t>Feladata: A rendszer központi táblája, amely az egyes sportprogramokat tartalmazza.</w:t>
-      </w:r>
-    </w:p>
-    <w:p>
-      <w:pPr>
-        <w:rPr>
-          <w:rFonts w:ascii="Times New Roman" w:hAnsi="Times New Roman" w:cs="Times New Roman"/>
-          <w:sz w:val="28"/>
-        </w:rPr>
-      </w:pPr>
-      <w:r>
-        <w:rPr>
-          <w:rFonts w:ascii="Times New Roman" w:hAnsi="Times New Roman" w:cs="Times New Roman"/>
-          <w:sz w:val="28"/>
-        </w:rPr>
-        <w:lastRenderedPageBreak/>
-        <w:t>Oszlop neve | Típus | Leírás</w:t>
-      </w:r>
-    </w:p>
-    <w:p>
-      <w:pPr>
-        <w:rPr>
-          <w:rFonts w:ascii="Times New Roman" w:hAnsi="Times New Roman" w:cs="Times New Roman"/>
-          <w:sz w:val="28"/>
-        </w:rPr>
-      </w:pPr>
-      <w:proofErr w:type="spellStart"/>
-      <w:r>
-        <w:rPr>
-          <w:rFonts w:ascii="Times New Roman" w:hAnsi="Times New Roman" w:cs="Times New Roman"/>
-          <w:sz w:val="28"/>
-        </w:rPr>
-        <w:t>id</w:t>
-      </w:r>
-      <w:proofErr w:type="spellEnd"/>
-      <w:r>
-        <w:rPr>
-          <w:rFonts w:ascii="Times New Roman" w:hAnsi="Times New Roman" w:cs="Times New Roman"/>
-          <w:sz w:val="28"/>
-        </w:rPr>
-        <w:t xml:space="preserve"> | int, PK, AI | Egyedi azonosító</w:t>
-      </w:r>
-      <w:r>
-        <w:rPr>
-          <w:rFonts w:ascii="Times New Roman" w:hAnsi="Times New Roman" w:cs="Times New Roman"/>
-          <w:sz w:val="28"/>
-        </w:rPr>
-        <w:br/>
-      </w:r>
-      <w:proofErr w:type="spellStart"/>
-      <w:r>
-        <w:rPr>
-          <w:rFonts w:ascii="Times New Roman" w:hAnsi="Times New Roman" w:cs="Times New Roman"/>
-          <w:sz w:val="28"/>
-        </w:rPr>
-        <w:t>nev</w:t>
-      </w:r>
-      <w:proofErr w:type="spellEnd"/>
-      <w:r>
-        <w:rPr>
-          <w:rFonts w:ascii="Times New Roman" w:hAnsi="Times New Roman" w:cs="Times New Roman"/>
-          <w:sz w:val="28"/>
-        </w:rPr>
-        <w:t xml:space="preserve"> | </w:t>
-      </w:r>
-      <w:proofErr w:type="spellStart"/>
-      <w:r>
-        <w:rPr>
-          <w:rFonts w:ascii="Times New Roman" w:hAnsi="Times New Roman" w:cs="Times New Roman"/>
-          <w:sz w:val="28"/>
-        </w:rPr>
-        <w:t>varchar</w:t>
-      </w:r>
-      <w:proofErr w:type="spellEnd"/>
-      <w:r>
-        <w:rPr>
-          <w:rFonts w:ascii="Times New Roman" w:hAnsi="Times New Roman" w:cs="Times New Roman"/>
-          <w:sz w:val="28"/>
-        </w:rPr>
-        <w:t>(100) | Program neve</w:t>
-      </w:r>
-      <w:r>
-        <w:rPr>
-          <w:rFonts w:ascii="Times New Roman" w:hAnsi="Times New Roman" w:cs="Times New Roman"/>
-          <w:sz w:val="28"/>
-        </w:rPr>
-        <w:br/>
-        <w:t xml:space="preserve">sport | </w:t>
-      </w:r>
-      <w:proofErr w:type="spellStart"/>
-      <w:r>
-        <w:rPr>
-          <w:rFonts w:ascii="Times New Roman" w:hAnsi="Times New Roman" w:cs="Times New Roman"/>
-          <w:sz w:val="28"/>
-        </w:rPr>
-        <w:t>varchar</w:t>
-      </w:r>
-      <w:proofErr w:type="spellEnd"/>
-      <w:r>
-        <w:rPr>
-          <w:rFonts w:ascii="Times New Roman" w:hAnsi="Times New Roman" w:cs="Times New Roman"/>
-          <w:sz w:val="28"/>
-        </w:rPr>
-        <w:t>(100) | Sportág megnevezése</w:t>
-      </w:r>
-      <w:r>
-        <w:rPr>
-          <w:rFonts w:ascii="Times New Roman" w:hAnsi="Times New Roman" w:cs="Times New Roman"/>
-          <w:sz w:val="28"/>
-        </w:rPr>
-        <w:br/>
-      </w:r>
-      <w:proofErr w:type="spellStart"/>
-      <w:r>
-        <w:rPr>
-          <w:rFonts w:ascii="Times New Roman" w:hAnsi="Times New Roman" w:cs="Times New Roman"/>
-          <w:sz w:val="28"/>
-        </w:rPr>
-        <w:t>ar</w:t>
-      </w:r>
-      <w:proofErr w:type="spellEnd"/>
-      <w:r>
-        <w:rPr>
-          <w:rFonts w:ascii="Times New Roman" w:hAnsi="Times New Roman" w:cs="Times New Roman"/>
-          <w:sz w:val="28"/>
-        </w:rPr>
-        <w:t xml:space="preserve"> | int | Részvételi díj</w:t>
-      </w:r>
-      <w:r>
-        <w:rPr>
-          <w:rFonts w:ascii="Times New Roman" w:hAnsi="Times New Roman" w:cs="Times New Roman"/>
-          <w:sz w:val="28"/>
-        </w:rPr>
-        <w:br/>
-      </w:r>
-      <w:proofErr w:type="spellStart"/>
-      <w:r>
-        <w:rPr>
-          <w:rFonts w:ascii="Times New Roman" w:hAnsi="Times New Roman" w:cs="Times New Roman"/>
-          <w:sz w:val="28"/>
-        </w:rPr>
-        <w:t>korosztaly</w:t>
-      </w:r>
-      <w:proofErr w:type="spellEnd"/>
-      <w:r>
-        <w:rPr>
-          <w:rFonts w:ascii="Times New Roman" w:hAnsi="Times New Roman" w:cs="Times New Roman"/>
-          <w:sz w:val="28"/>
-        </w:rPr>
-        <w:t xml:space="preserve"> | int | Ajánlott életkor</w:t>
-      </w:r>
-      <w:r>
-        <w:rPr>
-          <w:rFonts w:ascii="Times New Roman" w:hAnsi="Times New Roman" w:cs="Times New Roman"/>
-          <w:sz w:val="28"/>
-        </w:rPr>
-        <w:br/>
-      </w:r>
-      <w:proofErr w:type="spellStart"/>
-      <w:r>
-        <w:rPr>
-          <w:rFonts w:ascii="Times New Roman" w:hAnsi="Times New Roman" w:cs="Times New Roman"/>
-          <w:sz w:val="28"/>
-        </w:rPr>
-        <w:t>megjegyzes</w:t>
-      </w:r>
-      <w:proofErr w:type="spellEnd"/>
-      <w:r>
-        <w:rPr>
-          <w:rFonts w:ascii="Times New Roman" w:hAnsi="Times New Roman" w:cs="Times New Roman"/>
-          <w:sz w:val="28"/>
-        </w:rPr>
-        <w:t xml:space="preserve"> | text | Kiegészítő információ</w:t>
-      </w:r>
-      <w:r>
-        <w:rPr>
-          <w:rFonts w:ascii="Times New Roman" w:hAnsi="Times New Roman" w:cs="Times New Roman"/>
-          <w:sz w:val="28"/>
-        </w:rPr>
-        <w:br/>
-      </w:r>
-      <w:proofErr w:type="spellStart"/>
-      <w:r>
-        <w:rPr>
-          <w:rFonts w:ascii="Times New Roman" w:hAnsi="Times New Roman" w:cs="Times New Roman"/>
-          <w:sz w:val="28"/>
-        </w:rPr>
-        <w:t>szervezo_id</w:t>
-      </w:r>
-      <w:proofErr w:type="spellEnd"/>
-      <w:r>
-        <w:rPr>
-          <w:rFonts w:ascii="Times New Roman" w:hAnsi="Times New Roman" w:cs="Times New Roman"/>
-          <w:sz w:val="28"/>
-        </w:rPr>
-        <w:t xml:space="preserve"> | int, FK | Kapcsolat a </w:t>
-      </w:r>
-      <w:proofErr w:type="spellStart"/>
-      <w:r>
-        <w:rPr>
-          <w:rFonts w:ascii="Times New Roman" w:hAnsi="Times New Roman" w:cs="Times New Roman"/>
-          <w:sz w:val="28"/>
-        </w:rPr>
-        <w:t>szervezo</w:t>
-      </w:r>
-      <w:proofErr w:type="spellEnd"/>
-      <w:r>
-        <w:rPr>
-          <w:rFonts w:ascii="Times New Roman" w:hAnsi="Times New Roman" w:cs="Times New Roman"/>
-          <w:sz w:val="28"/>
-        </w:rPr>
-        <w:t xml:space="preserve"> táblához</w:t>
-      </w:r>
-      <w:r>
-        <w:rPr>
-          <w:rFonts w:ascii="Times New Roman" w:hAnsi="Times New Roman" w:cs="Times New Roman"/>
-          <w:sz w:val="28"/>
-        </w:rPr>
-        <w:br/>
-      </w:r>
-      <w:proofErr w:type="spellStart"/>
-      <w:r>
-        <w:rPr>
-          <w:rFonts w:ascii="Times New Roman" w:hAnsi="Times New Roman" w:cs="Times New Roman"/>
-          <w:sz w:val="28"/>
-        </w:rPr>
-        <w:t>helyszin_id</w:t>
-      </w:r>
-      <w:proofErr w:type="spellEnd"/>
-      <w:r>
-        <w:rPr>
-          <w:rFonts w:ascii="Times New Roman" w:hAnsi="Times New Roman" w:cs="Times New Roman"/>
-          <w:sz w:val="28"/>
-        </w:rPr>
-        <w:t xml:space="preserve"> | int, FK | Kapcsolat a </w:t>
-      </w:r>
-      <w:proofErr w:type="spellStart"/>
-      <w:r>
-        <w:rPr>
-          <w:rFonts w:ascii="Times New Roman" w:hAnsi="Times New Roman" w:cs="Times New Roman"/>
-          <w:sz w:val="28"/>
-        </w:rPr>
-        <w:t>helyszin</w:t>
-      </w:r>
-      <w:proofErr w:type="spellEnd"/>
-      <w:r>
-        <w:rPr>
-          <w:rFonts w:ascii="Times New Roman" w:hAnsi="Times New Roman" w:cs="Times New Roman"/>
-          <w:sz w:val="28"/>
-        </w:rPr>
-        <w:t xml:space="preserve"> táblához</w:t>
-      </w:r>
-      <w:r>
-        <w:rPr>
-          <w:rFonts w:ascii="Times New Roman" w:hAnsi="Times New Roman" w:cs="Times New Roman"/>
-          <w:sz w:val="28"/>
-        </w:rPr>
-        <w:br/>
-      </w:r>
-      <w:proofErr w:type="spellStart"/>
-      <w:r>
-        <w:rPr>
-          <w:rFonts w:ascii="Times New Roman" w:hAnsi="Times New Roman" w:cs="Times New Roman"/>
-          <w:sz w:val="28"/>
-        </w:rPr>
-        <w:t>idopont_id</w:t>
-      </w:r>
-      <w:proofErr w:type="spellEnd"/>
-      <w:r>
-        <w:rPr>
-          <w:rFonts w:ascii="Times New Roman" w:hAnsi="Times New Roman" w:cs="Times New Roman"/>
-          <w:sz w:val="28"/>
-        </w:rPr>
-        <w:t xml:space="preserve"> | int, FK | Kapcsolat az </w:t>
-      </w:r>
-      <w:proofErr w:type="spellStart"/>
-      <w:r>
-        <w:rPr>
-          <w:rFonts w:ascii="Times New Roman" w:hAnsi="Times New Roman" w:cs="Times New Roman"/>
-          <w:sz w:val="28"/>
-        </w:rPr>
-        <w:t>idopont</w:t>
-      </w:r>
-      <w:proofErr w:type="spellEnd"/>
-      <w:r>
-        <w:rPr>
-          <w:rFonts w:ascii="Times New Roman" w:hAnsi="Times New Roman" w:cs="Times New Roman"/>
-          <w:sz w:val="28"/>
-        </w:rPr>
-        <w:t xml:space="preserve"> táblához</w:t>
-      </w:r>
-      <w:r>
-        <w:rPr>
-          <w:rFonts w:ascii="Times New Roman" w:hAnsi="Times New Roman" w:cs="Times New Roman"/>
-          <w:sz w:val="28"/>
-        </w:rPr>
-        <w:br/>
-      </w:r>
-      <w:proofErr w:type="spellStart"/>
-      <w:r>
-        <w:rPr>
-          <w:rFonts w:ascii="Times New Roman" w:hAnsi="Times New Roman" w:cs="Times New Roman"/>
-          <w:sz w:val="28"/>
-        </w:rPr>
-        <w:t>kategoria_id</w:t>
-      </w:r>
-      <w:proofErr w:type="spellEnd"/>
-      <w:r>
-        <w:rPr>
-          <w:rFonts w:ascii="Times New Roman" w:hAnsi="Times New Roman" w:cs="Times New Roman"/>
-          <w:sz w:val="28"/>
-        </w:rPr>
-        <w:t xml:space="preserve"> | int, FK | Kapcsolat a </w:t>
-      </w:r>
-      <w:proofErr w:type="spellStart"/>
-      <w:r>
-        <w:rPr>
-          <w:rFonts w:ascii="Times New Roman" w:hAnsi="Times New Roman" w:cs="Times New Roman"/>
-          <w:sz w:val="28"/>
-        </w:rPr>
-        <w:t>kategoria</w:t>
-      </w:r>
-      <w:proofErr w:type="spellEnd"/>
-      <w:r>
-        <w:rPr>
-          <w:rFonts w:ascii="Times New Roman" w:hAnsi="Times New Roman" w:cs="Times New Roman"/>
-          <w:sz w:val="28"/>
-        </w:rPr>
-        <w:t xml:space="preserve"> táblához</w:t>
-      </w:r>
-    </w:p>
-    <w:p>
-      <w:pPr>
-        <w:rPr>
-          <w:rFonts w:ascii="Times New Roman" w:hAnsi="Times New Roman" w:cs="Times New Roman"/>
-          <w:sz w:val="28"/>
-        </w:rPr>
-      </w:pPr>
-      <w:r>
-        <w:rPr>
-          <w:rFonts w:ascii="Times New Roman" w:hAnsi="Times New Roman" w:cs="Times New Roman"/>
-          <w:sz w:val="28"/>
-        </w:rPr>
-        <w:pict w14:anchorId="7EFE6326">
-          <v:rect id="_x0000_i1029" style="width:0;height:1.5pt" o:hralign="center" o:hrstd="t" o:hr="t" fillcolor="#a0a0a0" stroked="f"/>
-        </w:pict>
-      </w:r>
-    </w:p>
-    <w:p>
-      <w:pPr>
-        <w:rPr>
-          <w:rFonts w:ascii="Times New Roman" w:hAnsi="Times New Roman" w:cs="Times New Roman"/>
-          <w:sz w:val="28"/>
-        </w:rPr>
-      </w:pPr>
-      <w:r>
-        <w:rPr>
-          <w:rFonts w:ascii="Times New Roman" w:hAnsi="Times New Roman" w:cs="Times New Roman"/>
-          <w:sz w:val="28"/>
-        </w:rPr>
-        <w:t xml:space="preserve">TÁBLA NEVE: </w:t>
-      </w:r>
-      <w:proofErr w:type="spellStart"/>
-      <w:r>
-        <w:rPr>
-          <w:rFonts w:ascii="Times New Roman" w:hAnsi="Times New Roman" w:cs="Times New Roman"/>
-          <w:sz w:val="28"/>
-        </w:rPr>
-        <w:t>felhasznalo</w:t>
-      </w:r>
-      <w:proofErr w:type="spellEnd"/>
-      <w:r>
-        <w:rPr>
-          <w:rFonts w:ascii="Times New Roman" w:hAnsi="Times New Roman" w:cs="Times New Roman"/>
-          <w:sz w:val="28"/>
-        </w:rPr>
-        <w:br/>
-        <w:t>Feladata: A rendszerben regisztrált felhasználók adatainak tárolása.</w:t>
-      </w:r>
-    </w:p>
-    <w:p>
-      <w:pPr>
-        <w:rPr>
-          <w:rFonts w:ascii="Times New Roman" w:hAnsi="Times New Roman" w:cs="Times New Roman"/>
-          <w:sz w:val="28"/>
-        </w:rPr>
-      </w:pPr>
-      <w:r>
-        <w:rPr>
-          <w:rFonts w:ascii="Times New Roman" w:hAnsi="Times New Roman" w:cs="Times New Roman"/>
-          <w:sz w:val="28"/>
-        </w:rPr>
-        <w:t>Oszlop neve | Típus | Leírás</w:t>
-      </w:r>
-    </w:p>
-    <w:p>
-      <w:pPr>
-        <w:rPr>
-          <w:rFonts w:ascii="Times New Roman" w:hAnsi="Times New Roman" w:cs="Times New Roman"/>
-          <w:sz w:val="28"/>
-        </w:rPr>
-      </w:pPr>
-      <w:proofErr w:type="spellStart"/>
-      <w:r>
-        <w:rPr>
-          <w:rFonts w:ascii="Times New Roman" w:hAnsi="Times New Roman" w:cs="Times New Roman"/>
-          <w:sz w:val="28"/>
-        </w:rPr>
-        <w:t>id</w:t>
-      </w:r>
-      <w:proofErr w:type="spellEnd"/>
-      <w:r>
-        <w:rPr>
-          <w:rFonts w:ascii="Times New Roman" w:hAnsi="Times New Roman" w:cs="Times New Roman"/>
-          <w:sz w:val="28"/>
-        </w:rPr>
-        <w:t xml:space="preserve"> | int, PK, AI | Egyedi azonosító</w:t>
-      </w:r>
-      <w:r>
-        <w:rPr>
-          <w:rFonts w:ascii="Times New Roman" w:hAnsi="Times New Roman" w:cs="Times New Roman"/>
-          <w:sz w:val="28"/>
-        </w:rPr>
-        <w:br/>
-      </w:r>
-      <w:proofErr w:type="spellStart"/>
-      <w:r>
-        <w:rPr>
-          <w:rFonts w:ascii="Times New Roman" w:hAnsi="Times New Roman" w:cs="Times New Roman"/>
-          <w:sz w:val="28"/>
-        </w:rPr>
-        <w:t>felhasznalonev</w:t>
-      </w:r>
-      <w:proofErr w:type="spellEnd"/>
-      <w:r>
-        <w:rPr>
-          <w:rFonts w:ascii="Times New Roman" w:hAnsi="Times New Roman" w:cs="Times New Roman"/>
-          <w:sz w:val="28"/>
-        </w:rPr>
-        <w:t xml:space="preserve"> | </w:t>
-      </w:r>
-      <w:proofErr w:type="spellStart"/>
-      <w:r>
-        <w:rPr>
-          <w:rFonts w:ascii="Times New Roman" w:hAnsi="Times New Roman" w:cs="Times New Roman"/>
-          <w:sz w:val="28"/>
-        </w:rPr>
-        <w:t>varchar</w:t>
-      </w:r>
-      <w:proofErr w:type="spellEnd"/>
-      <w:r>
-        <w:rPr>
-          <w:rFonts w:ascii="Times New Roman" w:hAnsi="Times New Roman" w:cs="Times New Roman"/>
-          <w:sz w:val="28"/>
-        </w:rPr>
-        <w:t>(50), UNIQUE| Egyedi felhasználónév</w:t>
-      </w:r>
-      <w:r>
-        <w:rPr>
-          <w:rFonts w:ascii="Times New Roman" w:hAnsi="Times New Roman" w:cs="Times New Roman"/>
-          <w:sz w:val="28"/>
-        </w:rPr>
-        <w:br/>
-        <w:t xml:space="preserve">email | </w:t>
-      </w:r>
-      <w:proofErr w:type="spellStart"/>
-      <w:r>
-        <w:rPr>
-          <w:rFonts w:ascii="Times New Roman" w:hAnsi="Times New Roman" w:cs="Times New Roman"/>
-          <w:sz w:val="28"/>
-        </w:rPr>
-        <w:t>varchar</w:t>
-      </w:r>
-      <w:proofErr w:type="spellEnd"/>
-      <w:r>
-        <w:rPr>
-          <w:rFonts w:ascii="Times New Roman" w:hAnsi="Times New Roman" w:cs="Times New Roman"/>
-          <w:sz w:val="28"/>
-        </w:rPr>
-        <w:t>(150), UNIQUE| Egyedi email cím</w:t>
-      </w:r>
-      <w:r>
-        <w:rPr>
-          <w:rFonts w:ascii="Times New Roman" w:hAnsi="Times New Roman" w:cs="Times New Roman"/>
-          <w:sz w:val="28"/>
-        </w:rPr>
-        <w:br/>
-      </w:r>
-      <w:proofErr w:type="spellStart"/>
-      <w:r>
-        <w:rPr>
-          <w:rFonts w:ascii="Times New Roman" w:hAnsi="Times New Roman" w:cs="Times New Roman"/>
-          <w:sz w:val="28"/>
-        </w:rPr>
-        <w:t>jelszo_hash</w:t>
-      </w:r>
-      <w:proofErr w:type="spellEnd"/>
-      <w:r>
-        <w:rPr>
-          <w:rFonts w:ascii="Times New Roman" w:hAnsi="Times New Roman" w:cs="Times New Roman"/>
-          <w:sz w:val="28"/>
-        </w:rPr>
-        <w:t xml:space="preserve"> | </w:t>
-      </w:r>
-      <w:proofErr w:type="spellStart"/>
-      <w:r>
-        <w:rPr>
-          <w:rFonts w:ascii="Times New Roman" w:hAnsi="Times New Roman" w:cs="Times New Roman"/>
-          <w:sz w:val="28"/>
-        </w:rPr>
-        <w:t>varchar</w:t>
-      </w:r>
-      <w:proofErr w:type="spellEnd"/>
-      <w:r>
-        <w:rPr>
-          <w:rFonts w:ascii="Times New Roman" w:hAnsi="Times New Roman" w:cs="Times New Roman"/>
-          <w:sz w:val="28"/>
-        </w:rPr>
-        <w:t>(255) | Titkosított jelszó</w:t>
-      </w:r>
-      <w:r>
-        <w:rPr>
-          <w:rFonts w:ascii="Times New Roman" w:hAnsi="Times New Roman" w:cs="Times New Roman"/>
-          <w:sz w:val="28"/>
-        </w:rPr>
-        <w:br/>
-      </w:r>
-      <w:proofErr w:type="spellStart"/>
-      <w:r>
-        <w:rPr>
-          <w:rFonts w:ascii="Times New Roman" w:hAnsi="Times New Roman" w:cs="Times New Roman"/>
-          <w:sz w:val="28"/>
-        </w:rPr>
-        <w:t>regisztracio_datum</w:t>
-      </w:r>
-      <w:proofErr w:type="spellEnd"/>
-      <w:r>
-        <w:rPr>
-          <w:rFonts w:ascii="Times New Roman" w:hAnsi="Times New Roman" w:cs="Times New Roman"/>
-          <w:sz w:val="28"/>
-        </w:rPr>
-        <w:t xml:space="preserve"> | </w:t>
-      </w:r>
-      <w:proofErr w:type="spellStart"/>
-      <w:r>
-        <w:rPr>
-          <w:rFonts w:ascii="Times New Roman" w:hAnsi="Times New Roman" w:cs="Times New Roman"/>
-          <w:sz w:val="28"/>
-        </w:rPr>
-        <w:t>datetime</w:t>
-      </w:r>
-      <w:proofErr w:type="spellEnd"/>
-      <w:r>
-        <w:rPr>
-          <w:rFonts w:ascii="Times New Roman" w:hAnsi="Times New Roman" w:cs="Times New Roman"/>
-          <w:sz w:val="28"/>
-        </w:rPr>
-        <w:t xml:space="preserve"> | Regisztráció időpontja</w:t>
-      </w:r>
-      <w:r>
-        <w:rPr>
-          <w:rFonts w:ascii="Times New Roman" w:hAnsi="Times New Roman" w:cs="Times New Roman"/>
-          <w:sz w:val="28"/>
-        </w:rPr>
-        <w:br/>
-        <w:t xml:space="preserve">szerepkor | </w:t>
-      </w:r>
-      <w:proofErr w:type="spellStart"/>
-      <w:r>
-        <w:rPr>
-          <w:rFonts w:ascii="Times New Roman" w:hAnsi="Times New Roman" w:cs="Times New Roman"/>
-          <w:sz w:val="28"/>
-        </w:rPr>
-        <w:t>varchar</w:t>
-      </w:r>
-      <w:proofErr w:type="spellEnd"/>
-      <w:r>
-        <w:rPr>
-          <w:rFonts w:ascii="Times New Roman" w:hAnsi="Times New Roman" w:cs="Times New Roman"/>
-          <w:sz w:val="28"/>
-        </w:rPr>
-        <w:t>(50) | Jogosultsági szint</w:t>
-      </w:r>
-    </w:p>
-    <w:p>
-      <w:pPr>
-        <w:rPr>
-          <w:rFonts w:ascii="Times New Roman" w:hAnsi="Times New Roman" w:cs="Times New Roman"/>
-          <w:sz w:val="28"/>
-        </w:rPr>
-      </w:pPr>
-      <w:r>
-        <w:rPr>
-          <w:rFonts w:ascii="Times New Roman" w:hAnsi="Times New Roman" w:cs="Times New Roman"/>
-          <w:sz w:val="28"/>
-        </w:rPr>
-        <w:pict w14:anchorId="002EB5E6">
-          <v:rect id="_x0000_i1030" style="width:0;height:1.5pt" o:hralign="center" o:hrstd="t" o:hr="t" fillcolor="#a0a0a0" stroked="f"/>
-        </w:pict>
-      </w:r>
-    </w:p>
-    <w:p>
-      <w:pPr>
-        <w:rPr>
-          <w:rFonts w:ascii="Times New Roman" w:hAnsi="Times New Roman" w:cs="Times New Roman"/>
-          <w:sz w:val="28"/>
-        </w:rPr>
-      </w:pPr>
-      <w:r>
-        <w:rPr>
-          <w:rFonts w:ascii="Times New Roman" w:hAnsi="Times New Roman" w:cs="Times New Roman"/>
-          <w:sz w:val="28"/>
-        </w:rPr>
-        <w:t xml:space="preserve">TÁBLA NEVE: </w:t>
-      </w:r>
-      <w:proofErr w:type="spellStart"/>
-      <w:r>
-        <w:rPr>
-          <w:rFonts w:ascii="Times New Roman" w:hAnsi="Times New Roman" w:cs="Times New Roman"/>
-          <w:sz w:val="28"/>
-        </w:rPr>
-        <w:t>bejelentkezes</w:t>
-      </w:r>
-      <w:proofErr w:type="spellEnd"/>
-      <w:r>
-        <w:rPr>
-          <w:rFonts w:ascii="Times New Roman" w:hAnsi="Times New Roman" w:cs="Times New Roman"/>
-          <w:sz w:val="28"/>
-        </w:rPr>
-        <w:br/>
-        <w:t>Feladata: A bejelentkezési események naplózása.</w:t>
-      </w:r>
-    </w:p>
-    <w:p>
-      <w:pPr>
-        <w:rPr>
-          <w:rFonts w:ascii="Times New Roman" w:hAnsi="Times New Roman" w:cs="Times New Roman"/>
-          <w:sz w:val="28"/>
-        </w:rPr>
-      </w:pPr>
-      <w:r>
-        <w:rPr>
-          <w:rFonts w:ascii="Times New Roman" w:hAnsi="Times New Roman" w:cs="Times New Roman"/>
-          <w:sz w:val="28"/>
-        </w:rPr>
-        <w:t>Oszlop neve | Típus | Leírás</w:t>
-      </w:r>
-    </w:p>
-    <w:p>
-      <w:pPr>
-        <w:rPr>
-          <w:rFonts w:ascii="Times New Roman" w:hAnsi="Times New Roman" w:cs="Times New Roman"/>
-          <w:sz w:val="28"/>
-        </w:rPr>
-      </w:pPr>
-      <w:proofErr w:type="spellStart"/>
-      <w:r>
-        <w:rPr>
-          <w:rFonts w:ascii="Times New Roman" w:hAnsi="Times New Roman" w:cs="Times New Roman"/>
-          <w:sz w:val="28"/>
-        </w:rPr>
-        <w:t>id</w:t>
-      </w:r>
-      <w:proofErr w:type="spellEnd"/>
-      <w:r>
-        <w:rPr>
-          <w:rFonts w:ascii="Times New Roman" w:hAnsi="Times New Roman" w:cs="Times New Roman"/>
-          <w:sz w:val="28"/>
-        </w:rPr>
-        <w:t xml:space="preserve"> | int, PK, AI | Egyedi azonosító</w:t>
-      </w:r>
-      <w:r>
-        <w:rPr>
-          <w:rFonts w:ascii="Times New Roman" w:hAnsi="Times New Roman" w:cs="Times New Roman"/>
-          <w:sz w:val="28"/>
-        </w:rPr>
-        <w:br/>
-      </w:r>
-      <w:proofErr w:type="spellStart"/>
-      <w:r>
-        <w:rPr>
-          <w:rFonts w:ascii="Times New Roman" w:hAnsi="Times New Roman" w:cs="Times New Roman"/>
-          <w:sz w:val="28"/>
-        </w:rPr>
-        <w:t>felhasznalo_id</w:t>
-      </w:r>
-      <w:proofErr w:type="spellEnd"/>
-      <w:r>
-        <w:rPr>
-          <w:rFonts w:ascii="Times New Roman" w:hAnsi="Times New Roman" w:cs="Times New Roman"/>
-          <w:sz w:val="28"/>
-        </w:rPr>
-        <w:t xml:space="preserve"> | int, FK | Kapcsolat a </w:t>
-      </w:r>
-      <w:proofErr w:type="spellStart"/>
-      <w:r>
-        <w:rPr>
-          <w:rFonts w:ascii="Times New Roman" w:hAnsi="Times New Roman" w:cs="Times New Roman"/>
-          <w:sz w:val="28"/>
-        </w:rPr>
-        <w:t>felhasznalo</w:t>
-      </w:r>
-      <w:proofErr w:type="spellEnd"/>
-      <w:r>
-        <w:rPr>
-          <w:rFonts w:ascii="Times New Roman" w:hAnsi="Times New Roman" w:cs="Times New Roman"/>
-          <w:sz w:val="28"/>
-        </w:rPr>
-        <w:t xml:space="preserve"> táblához</w:t>
-      </w:r>
-      <w:r>
-        <w:rPr>
-          <w:rFonts w:ascii="Times New Roman" w:hAnsi="Times New Roman" w:cs="Times New Roman"/>
-          <w:sz w:val="28"/>
-        </w:rPr>
-        <w:br/>
-      </w:r>
-      <w:proofErr w:type="spellStart"/>
-      <w:r>
-        <w:rPr>
-          <w:rFonts w:ascii="Times New Roman" w:hAnsi="Times New Roman" w:cs="Times New Roman"/>
-          <w:sz w:val="28"/>
-        </w:rPr>
-        <w:t>bejelentkezes_idopont</w:t>
-      </w:r>
-      <w:proofErr w:type="spellEnd"/>
-      <w:r>
-        <w:rPr>
-          <w:rFonts w:ascii="Times New Roman" w:hAnsi="Times New Roman" w:cs="Times New Roman"/>
-          <w:sz w:val="28"/>
-        </w:rPr>
-        <w:t xml:space="preserve"> | </w:t>
-      </w:r>
-      <w:proofErr w:type="spellStart"/>
-      <w:r>
-        <w:rPr>
-          <w:rFonts w:ascii="Times New Roman" w:hAnsi="Times New Roman" w:cs="Times New Roman"/>
-          <w:sz w:val="28"/>
-        </w:rPr>
-        <w:t>datetime</w:t>
-      </w:r>
-      <w:proofErr w:type="spellEnd"/>
-      <w:r>
-        <w:rPr>
-          <w:rFonts w:ascii="Times New Roman" w:hAnsi="Times New Roman" w:cs="Times New Roman"/>
-          <w:sz w:val="28"/>
-        </w:rPr>
-        <w:t xml:space="preserve"> | Bejelentkezés időpontja</w:t>
-      </w:r>
-      <w:r>
-        <w:rPr>
-          <w:rFonts w:ascii="Times New Roman" w:hAnsi="Times New Roman" w:cs="Times New Roman"/>
-          <w:sz w:val="28"/>
-        </w:rPr>
-        <w:br/>
-      </w:r>
-      <w:proofErr w:type="spellStart"/>
-      <w:r>
-        <w:rPr>
-          <w:rFonts w:ascii="Times New Roman" w:hAnsi="Times New Roman" w:cs="Times New Roman"/>
-          <w:sz w:val="28"/>
-        </w:rPr>
-        <w:t>ip_cim</w:t>
-      </w:r>
-      <w:proofErr w:type="spellEnd"/>
-      <w:r>
-        <w:rPr>
-          <w:rFonts w:ascii="Times New Roman" w:hAnsi="Times New Roman" w:cs="Times New Roman"/>
-          <w:sz w:val="28"/>
-        </w:rPr>
-        <w:t xml:space="preserve"> | </w:t>
-      </w:r>
-      <w:proofErr w:type="spellStart"/>
-      <w:r>
-        <w:rPr>
-          <w:rFonts w:ascii="Times New Roman" w:hAnsi="Times New Roman" w:cs="Times New Roman"/>
-          <w:sz w:val="28"/>
-        </w:rPr>
-        <w:t>varchar</w:t>
-      </w:r>
-      <w:proofErr w:type="spellEnd"/>
-      <w:r>
-        <w:rPr>
-          <w:rFonts w:ascii="Times New Roman" w:hAnsi="Times New Roman" w:cs="Times New Roman"/>
-          <w:sz w:val="28"/>
-        </w:rPr>
-        <w:t>(45) | IP cím</w:t>
-      </w:r>
-      <w:r>
-        <w:rPr>
-          <w:rFonts w:ascii="Times New Roman" w:hAnsi="Times New Roman" w:cs="Times New Roman"/>
-          <w:sz w:val="28"/>
-        </w:rPr>
-        <w:br/>
-        <w:t xml:space="preserve">sikeres | </w:t>
-      </w:r>
-      <w:proofErr w:type="spellStart"/>
-      <w:r>
-        <w:rPr>
-          <w:rFonts w:ascii="Times New Roman" w:hAnsi="Times New Roman" w:cs="Times New Roman"/>
-          <w:sz w:val="28"/>
-        </w:rPr>
-        <w:t>boolean</w:t>
-      </w:r>
-      <w:proofErr w:type="spellEnd"/>
-      <w:r>
-        <w:rPr>
-          <w:rFonts w:ascii="Times New Roman" w:hAnsi="Times New Roman" w:cs="Times New Roman"/>
-          <w:sz w:val="28"/>
-        </w:rPr>
-        <w:t xml:space="preserve"> | Sikeres volt-e a bejelentkezés</w:t>
-      </w:r>
-    </w:p>
-    <w:p>
-      <w:pPr>
-        <w:rPr>
-          <w:rFonts w:ascii="Times New Roman" w:hAnsi="Times New Roman" w:cs="Times New Roman"/>
-          <w:sz w:val="28"/>
-        </w:rPr>
-      </w:pPr>
-      <w:r>
-        <w:rPr>
-          <w:rFonts w:ascii="Times New Roman" w:hAnsi="Times New Roman" w:cs="Times New Roman"/>
-          <w:sz w:val="28"/>
-        </w:rPr>
-        <w:pict w14:anchorId="1B04ED3B">
-          <v:rect id="_x0000_i1031" style="width:0;height:1.5pt" o:hralign="center" o:hrstd="t" o:hr="t" fillcolor="#a0a0a0" stroked="f"/>
-        </w:pict>
-      </w:r>
-    </w:p>
-    <w:p>
-      <w:pPr>
-        <w:rPr>
-          <w:rFonts w:ascii="Times New Roman" w:hAnsi="Times New Roman" w:cs="Times New Roman"/>
-          <w:sz w:val="28"/>
-        </w:rPr>
-      </w:pPr>
-      <w:r>
-        <w:rPr>
-          <w:rFonts w:ascii="Times New Roman" w:hAnsi="Times New Roman" w:cs="Times New Roman"/>
-          <w:sz w:val="28"/>
-        </w:rPr>
-        <w:t>Kapcsolatok összefoglalása:</w:t>
-      </w:r>
-    </w:p>
-    <w:p>
-      <w:pPr>
-        <w:rPr>
-          <w:rFonts w:ascii="Times New Roman" w:hAnsi="Times New Roman" w:cs="Times New Roman"/>
-          <w:sz w:val="28"/>
-        </w:rPr>
-      </w:pPr>
-      <w:r>
-        <w:rPr>
-          <w:rFonts w:ascii="Times New Roman" w:hAnsi="Times New Roman" w:cs="Times New Roman"/>
-          <w:sz w:val="28"/>
-        </w:rPr>
-        <w:t xml:space="preserve">A </w:t>
-      </w:r>
-      <w:proofErr w:type="spellStart"/>
-      <w:r>
-        <w:rPr>
-          <w:rFonts w:ascii="Times New Roman" w:hAnsi="Times New Roman" w:cs="Times New Roman"/>
-          <w:sz w:val="28"/>
-        </w:rPr>
-        <w:t>sportlehetosegek</w:t>
-      </w:r>
-      <w:proofErr w:type="spellEnd"/>
-      <w:r>
-        <w:rPr>
-          <w:rFonts w:ascii="Times New Roman" w:hAnsi="Times New Roman" w:cs="Times New Roman"/>
-          <w:sz w:val="28"/>
-        </w:rPr>
-        <w:t xml:space="preserve"> tábla idegen kulcsokon keresztül kapcsolódik a </w:t>
-      </w:r>
-      <w:proofErr w:type="spellStart"/>
-      <w:r>
-        <w:rPr>
-          <w:rFonts w:ascii="Times New Roman" w:hAnsi="Times New Roman" w:cs="Times New Roman"/>
-          <w:sz w:val="28"/>
-        </w:rPr>
-        <w:t>szervezo</w:t>
-      </w:r>
-      <w:proofErr w:type="spellEnd"/>
-      <w:r>
-        <w:rPr>
-          <w:rFonts w:ascii="Times New Roman" w:hAnsi="Times New Roman" w:cs="Times New Roman"/>
-          <w:sz w:val="28"/>
-        </w:rPr>
-        <w:t xml:space="preserve">, </w:t>
-      </w:r>
-      <w:proofErr w:type="spellStart"/>
-      <w:r>
-        <w:rPr>
-          <w:rFonts w:ascii="Times New Roman" w:hAnsi="Times New Roman" w:cs="Times New Roman"/>
-          <w:sz w:val="28"/>
-        </w:rPr>
-        <w:t>helyszin</w:t>
-      </w:r>
-      <w:proofErr w:type="spellEnd"/>
-      <w:r>
-        <w:rPr>
-          <w:rFonts w:ascii="Times New Roman" w:hAnsi="Times New Roman" w:cs="Times New Roman"/>
-          <w:sz w:val="28"/>
-        </w:rPr>
-        <w:t xml:space="preserve">, </w:t>
-      </w:r>
-      <w:proofErr w:type="spellStart"/>
-      <w:r>
-        <w:rPr>
-          <w:rFonts w:ascii="Times New Roman" w:hAnsi="Times New Roman" w:cs="Times New Roman"/>
-          <w:sz w:val="28"/>
-        </w:rPr>
-        <w:t>idopont</w:t>
-      </w:r>
-      <w:proofErr w:type="spellEnd"/>
-      <w:r>
-        <w:rPr>
-          <w:rFonts w:ascii="Times New Roman" w:hAnsi="Times New Roman" w:cs="Times New Roman"/>
-          <w:sz w:val="28"/>
-        </w:rPr>
-        <w:t xml:space="preserve"> és </w:t>
-      </w:r>
-      <w:proofErr w:type="spellStart"/>
-      <w:r>
-        <w:rPr>
-          <w:rFonts w:ascii="Times New Roman" w:hAnsi="Times New Roman" w:cs="Times New Roman"/>
-          <w:sz w:val="28"/>
-        </w:rPr>
-        <w:t>kategoria</w:t>
-      </w:r>
-      <w:proofErr w:type="spellEnd"/>
-      <w:r>
-        <w:rPr>
-          <w:rFonts w:ascii="Times New Roman" w:hAnsi="Times New Roman" w:cs="Times New Roman"/>
-          <w:sz w:val="28"/>
-        </w:rPr>
-        <w:t xml:space="preserve"> táblákhoz.</w:t>
-      </w:r>
-    </w:p>
-    <w:p>
-      <w:pPr>
-        <w:rPr>
-          <w:rFonts w:ascii="Times New Roman" w:hAnsi="Times New Roman" w:cs="Times New Roman"/>
-          <w:sz w:val="28"/>
-        </w:rPr>
-      </w:pPr>
-      <w:r>
-        <w:rPr>
-          <w:rFonts w:ascii="Times New Roman" w:hAnsi="Times New Roman" w:cs="Times New Roman"/>
-          <w:sz w:val="28"/>
-        </w:rPr>
-        <w:lastRenderedPageBreak/>
-        <w:t xml:space="preserve">A </w:t>
-      </w:r>
-      <w:proofErr w:type="spellStart"/>
-      <w:r>
-        <w:rPr>
-          <w:rFonts w:ascii="Times New Roman" w:hAnsi="Times New Roman" w:cs="Times New Roman"/>
-          <w:sz w:val="28"/>
-        </w:rPr>
-        <w:t>bejelentkezes</w:t>
-      </w:r>
-      <w:proofErr w:type="spellEnd"/>
-      <w:r>
-        <w:rPr>
-          <w:rFonts w:ascii="Times New Roman" w:hAnsi="Times New Roman" w:cs="Times New Roman"/>
-          <w:sz w:val="28"/>
-        </w:rPr>
-        <w:t xml:space="preserve"> tábla a </w:t>
-      </w:r>
-      <w:proofErr w:type="spellStart"/>
-      <w:r>
-        <w:rPr>
-          <w:rFonts w:ascii="Times New Roman" w:hAnsi="Times New Roman" w:cs="Times New Roman"/>
-          <w:sz w:val="28"/>
-        </w:rPr>
-        <w:t>felhasznalo</w:t>
-      </w:r>
-      <w:proofErr w:type="spellEnd"/>
-      <w:r>
-        <w:rPr>
-          <w:rFonts w:ascii="Times New Roman" w:hAnsi="Times New Roman" w:cs="Times New Roman"/>
-          <w:sz w:val="28"/>
-        </w:rPr>
-        <w:t xml:space="preserve"> táblához kapcsolódik idegen kulccsal.</w:t>
-      </w:r>
-    </w:p>
-    <w:p>
-      <w:pPr>
-        <w:rPr>
-          <w:rFonts w:ascii="Times New Roman" w:hAnsi="Times New Roman" w:cs="Times New Roman"/>
-          <w:sz w:val="28"/>
-        </w:rPr>
-      </w:pPr>
-      <w:r>
-        <w:rPr>
-          <w:rFonts w:ascii="Times New Roman" w:hAnsi="Times New Roman" w:cs="Times New Roman"/>
-          <w:sz w:val="28"/>
-        </w:rPr>
-        <w:t>Az elsődleges kulcsok biztosítják az egyedi azonosítást.</w:t>
-      </w:r>
-    </w:p>
-    <w:p>
-      <w:pPr>
-        <w:rPr>
-          <w:rFonts w:ascii="Times New Roman" w:hAnsi="Times New Roman" w:cs="Times New Roman"/>
-          <w:sz w:val="28"/>
-        </w:rPr>
-      </w:pPr>
-      <w:r>
-        <w:rPr>
-          <w:rFonts w:ascii="Times New Roman" w:hAnsi="Times New Roman" w:cs="Times New Roman"/>
-          <w:sz w:val="28"/>
-        </w:rPr>
-        <w:t>Az idegen kulcsok garantálják az adatintegritást és a táblák közötti konzisztens kapcsolatot.</w:t>
-      </w:r>
-    </w:p>
-    <w:p>
-      <w:pPr>
-        <w:rPr>
-          <w:rFonts w:ascii="Times New Roman" w:hAnsi="Times New Roman" w:cs="Times New Roman"/>
-          <w:sz w:val="28"/>
-        </w:rPr>
-      </w:pPr>
-      <w:r>
-        <w:rPr>
-          <w:rFonts w:ascii="Times New Roman" w:hAnsi="Times New Roman" w:cs="Times New Roman"/>
-          <w:sz w:val="28"/>
-        </w:rPr>
-        <w:t xml:space="preserve">Ez a struktúra normalizált, átlátható és bővíthető. Lehetővé teszi az adatok hatékony lekérdezését, valamint biztosítja, hogy a rendszer stabilan és megbízhatóan </w:t>
-      </w:r>
-      <w:proofErr w:type="spellStart"/>
-      <w:r>
-        <w:rPr>
-          <w:rFonts w:ascii="Times New Roman" w:hAnsi="Times New Roman" w:cs="Times New Roman"/>
-          <w:sz w:val="28"/>
-        </w:rPr>
-        <w:t>működjön</w:t>
-      </w:r>
-      <w:proofErr w:type="spellEnd"/>
-      <w:r>
-        <w:rPr>
-          <w:rFonts w:ascii="Times New Roman" w:hAnsi="Times New Roman" w:cs="Times New Roman"/>
-          <w:sz w:val="28"/>
-        </w:rPr>
-        <w:t xml:space="preserve"> hosszú távon.</w:t>
-      </w:r>
+        <w:pStyle w:val="NormlWeb"/>
+      </w:pPr>
     </w:p>
     <w:p>
       <w:pPr>
@@ -3257,19 +2645,12 @@
     </w:p>
     <w:p>
       <w:pPr>
-        <w:pStyle w:val="Cmsor2"/>
+        <w:pStyle w:val="Cmsor1"/>
+        <w:spacing w:line="360" w:lineRule="auto"/>
         <w:jc w:val="both"/>
-        <w:rPr>
-          <w:rFonts w:cs="Times New Roman"/>
-          <w:sz w:val="40"/>
-        </w:rPr>
       </w:pPr>
       <w:bookmarkStart w:id="6" w:name="_Toc221528225"/>
       <w:r>
-        <w:rPr>
-          <w:rFonts w:cs="Times New Roman"/>
-          <w:sz w:val="40"/>
-        </w:rPr>
         <w:lastRenderedPageBreak/>
         <w:t>Alkalmazások</w:t>
       </w:r>
@@ -3661,6 +3042,7 @@
     <w:p>
       <w:pPr>
         <w:spacing w:line="360" w:lineRule="auto"/>
+        <w:jc w:val="both"/>
         <w:rPr>
           <w:rFonts w:ascii="Times New Roman" w:hAnsi="Times New Roman" w:cs="Times New Roman"/>
           <w:b/>
@@ -3795,6 +3177,7 @@
       <w:pPr>
         <w:pStyle w:val="NormlWeb"/>
         <w:spacing w:line="360" w:lineRule="auto"/>
+        <w:jc w:val="both"/>
       </w:pPr>
       <w:r>
         <w:rPr>
@@ -3974,6 +3357,751 @@
 <file path=word/numbering.xml><?xml version="1.0" encoding="utf-8"?>
 <w:numbering xmlns:wpc="http://schemas.microsoft.com/office/word/2010/wordprocessingCanvas" xmlns:cx="http://schemas.microsoft.com/office/drawing/2014/chartex" xmlns:cx1="http://schemas.microsoft.com/office/drawing/2015/9/8/chartex" xmlns:cx2="http://schemas.microsoft.com/office/drawing/2015/10/21/chartex" xmlns:cx3="http://schemas.microsoft.com/office/drawing/2016/5/9/chartex" xmlns:cx4="http://schemas.microsoft.com/office/drawing/2016/5/10/chartex" xmlns:cx5="http://schemas.microsoft.com/office/drawing/2016/5/11/chartex" xmlns:cx6="http://schemas.microsoft.com/office/drawing/2016/5/12/chartex" xmlns:cx7="http://schemas.microsoft.com/office/drawing/2016/5/13/chartex" xmlns:cx8="http://schemas.microsoft.com/office/drawing/2016/5/14/chartex" xmlns:mc="http://schemas.openxmlformats.org/markup-compatibility/2006" xmlns:aink="http://schemas.microsoft.com/office/drawing/2016/ink" xmlns:am3d="http://schemas.microsoft.com/office/drawing/2017/model3d" xmlns:o="urn:schemas-microsoft-com:office:office" xmlns:r="http://schemas.openxmlformats.org/officeDocument/2006/relationships" xmlns:m="http://schemas.openxmlformats.org/officeDocument/2006/math" xmlns:v="urn:schemas-microsoft-com:vml" xmlns:wp14="http://schemas.microsoft.com/office/word/2010/wordprocessingDrawing" xmlns:wp="http://schemas.openxmlformats.org/drawingml/2006/wordprocessingDrawing" xmlns:w10="urn:schemas-microsoft-com:office:word" xmlns:w="http://schemas.openxmlformats.org/wordprocessingml/2006/main" xmlns:w14="http://schemas.microsoft.com/office/word/2010/wordml" xmlns:w15="http://schemas.microsoft.com/office/word/2012/wordml" xmlns:w16cid="http://schemas.microsoft.com/office/word/2016/wordml/cid" xmlns:w16se="http://schemas.microsoft.com/office/word/2015/wordml/symex" xmlns:wpg="http://schemas.microsoft.com/office/word/2010/wordprocessingGroup" xmlns:wpi="http://schemas.microsoft.com/office/word/2010/wordprocessingInk" xmlns:wne="http://schemas.microsoft.com/office/word/2006/wordml" xmlns:wps="http://schemas.microsoft.com/office/word/2010/wordprocessingShape" mc:Ignorable="w14 w15 w16se w16cid wp14">
   <w:abstractNum w:abstractNumId="0" w15:restartNumberingAfterBreak="0">
+    <w:nsid w:val="0F4F0E45"/>
+    <w:multiLevelType w:val="multilevel"/>
+    <w:tmpl w:val="31FE6006"/>
+    <w:lvl w:ilvl="0">
+      <w:start w:val="1"/>
+      <w:numFmt w:val="bullet"/>
+      <w:lvlText w:val=""/>
+      <w:lvlJc w:val="left"/>
+      <w:pPr>
+        <w:tabs>
+          <w:tab w:val="num" w:pos="720"/>
+        </w:tabs>
+        <w:ind w:left="720" w:hanging="360"/>
+      </w:pPr>
+      <w:rPr>
+        <w:rFonts w:ascii="Symbol" w:hAnsi="Symbol" w:hint="default"/>
+        <w:sz w:val="20"/>
+      </w:rPr>
+    </w:lvl>
+    <w:lvl w:ilvl="1" w:tentative="1">
+      <w:start w:val="1"/>
+      <w:numFmt w:val="bullet"/>
+      <w:lvlText w:val="o"/>
+      <w:lvlJc w:val="left"/>
+      <w:pPr>
+        <w:tabs>
+          <w:tab w:val="num" w:pos="1440"/>
+        </w:tabs>
+        <w:ind w:left="1440" w:hanging="360"/>
+      </w:pPr>
+      <w:rPr>
+        <w:rFonts w:ascii="Courier New" w:hAnsi="Courier New" w:hint="default"/>
+        <w:sz w:val="20"/>
+      </w:rPr>
+    </w:lvl>
+    <w:lvl w:ilvl="2" w:tentative="1">
+      <w:start w:val="1"/>
+      <w:numFmt w:val="bullet"/>
+      <w:lvlText w:val=""/>
+      <w:lvlJc w:val="left"/>
+      <w:pPr>
+        <w:tabs>
+          <w:tab w:val="num" w:pos="2160"/>
+        </w:tabs>
+        <w:ind w:left="2160" w:hanging="360"/>
+      </w:pPr>
+      <w:rPr>
+        <w:rFonts w:ascii="Wingdings" w:hAnsi="Wingdings" w:hint="default"/>
+        <w:sz w:val="20"/>
+      </w:rPr>
+    </w:lvl>
+    <w:lvl w:ilvl="3" w:tentative="1">
+      <w:start w:val="1"/>
+      <w:numFmt w:val="bullet"/>
+      <w:lvlText w:val=""/>
+      <w:lvlJc w:val="left"/>
+      <w:pPr>
+        <w:tabs>
+          <w:tab w:val="num" w:pos="2880"/>
+        </w:tabs>
+        <w:ind w:left="2880" w:hanging="360"/>
+      </w:pPr>
+      <w:rPr>
+        <w:rFonts w:ascii="Wingdings" w:hAnsi="Wingdings" w:hint="default"/>
+        <w:sz w:val="20"/>
+      </w:rPr>
+    </w:lvl>
+    <w:lvl w:ilvl="4" w:tentative="1">
+      <w:start w:val="1"/>
+      <w:numFmt w:val="bullet"/>
+      <w:lvlText w:val=""/>
+      <w:lvlJc w:val="left"/>
+      <w:pPr>
+        <w:tabs>
+          <w:tab w:val="num" w:pos="3600"/>
+        </w:tabs>
+        <w:ind w:left="3600" w:hanging="360"/>
+      </w:pPr>
+      <w:rPr>
+        <w:rFonts w:ascii="Wingdings" w:hAnsi="Wingdings" w:hint="default"/>
+        <w:sz w:val="20"/>
+      </w:rPr>
+    </w:lvl>
+    <w:lvl w:ilvl="5" w:tentative="1">
+      <w:start w:val="1"/>
+      <w:numFmt w:val="bullet"/>
+      <w:lvlText w:val=""/>
+      <w:lvlJc w:val="left"/>
+      <w:pPr>
+        <w:tabs>
+          <w:tab w:val="num" w:pos="4320"/>
+        </w:tabs>
+        <w:ind w:left="4320" w:hanging="360"/>
+      </w:pPr>
+      <w:rPr>
+        <w:rFonts w:ascii="Wingdings" w:hAnsi="Wingdings" w:hint="default"/>
+        <w:sz w:val="20"/>
+      </w:rPr>
+    </w:lvl>
+    <w:lvl w:ilvl="6" w:tentative="1">
+      <w:start w:val="1"/>
+      <w:numFmt w:val="bullet"/>
+      <w:lvlText w:val=""/>
+      <w:lvlJc w:val="left"/>
+      <w:pPr>
+        <w:tabs>
+          <w:tab w:val="num" w:pos="5040"/>
+        </w:tabs>
+        <w:ind w:left="5040" w:hanging="360"/>
+      </w:pPr>
+      <w:rPr>
+        <w:rFonts w:ascii="Wingdings" w:hAnsi="Wingdings" w:hint="default"/>
+        <w:sz w:val="20"/>
+      </w:rPr>
+    </w:lvl>
+    <w:lvl w:ilvl="7" w:tentative="1">
+      <w:start w:val="1"/>
+      <w:numFmt w:val="bullet"/>
+      <w:lvlText w:val=""/>
+      <w:lvlJc w:val="left"/>
+      <w:pPr>
+        <w:tabs>
+          <w:tab w:val="num" w:pos="5760"/>
+        </w:tabs>
+        <w:ind w:left="5760" w:hanging="360"/>
+      </w:pPr>
+      <w:rPr>
+        <w:rFonts w:ascii="Wingdings" w:hAnsi="Wingdings" w:hint="default"/>
+        <w:sz w:val="20"/>
+      </w:rPr>
+    </w:lvl>
+    <w:lvl w:ilvl="8" w:tentative="1">
+      <w:start w:val="1"/>
+      <w:numFmt w:val="bullet"/>
+      <w:lvlText w:val=""/>
+      <w:lvlJc w:val="left"/>
+      <w:pPr>
+        <w:tabs>
+          <w:tab w:val="num" w:pos="6480"/>
+        </w:tabs>
+        <w:ind w:left="6480" w:hanging="360"/>
+      </w:pPr>
+      <w:rPr>
+        <w:rFonts w:ascii="Wingdings" w:hAnsi="Wingdings" w:hint="default"/>
+        <w:sz w:val="20"/>
+      </w:rPr>
+    </w:lvl>
+  </w:abstractNum>
+  <w:abstractNum w:abstractNumId="1" w15:restartNumberingAfterBreak="0">
+    <w:nsid w:val="1DB67F0E"/>
+    <w:multiLevelType w:val="multilevel"/>
+    <w:tmpl w:val="2304A09C"/>
+    <w:lvl w:ilvl="0">
+      <w:start w:val="1"/>
+      <w:numFmt w:val="bullet"/>
+      <w:lvlText w:val=""/>
+      <w:lvlJc w:val="left"/>
+      <w:pPr>
+        <w:tabs>
+          <w:tab w:val="num" w:pos="720"/>
+        </w:tabs>
+        <w:ind w:left="720" w:hanging="360"/>
+      </w:pPr>
+      <w:rPr>
+        <w:rFonts w:ascii="Symbol" w:hAnsi="Symbol" w:hint="default"/>
+        <w:sz w:val="20"/>
+      </w:rPr>
+    </w:lvl>
+    <w:lvl w:ilvl="1" w:tentative="1">
+      <w:start w:val="1"/>
+      <w:numFmt w:val="bullet"/>
+      <w:lvlText w:val="o"/>
+      <w:lvlJc w:val="left"/>
+      <w:pPr>
+        <w:tabs>
+          <w:tab w:val="num" w:pos="1440"/>
+        </w:tabs>
+        <w:ind w:left="1440" w:hanging="360"/>
+      </w:pPr>
+      <w:rPr>
+        <w:rFonts w:ascii="Courier New" w:hAnsi="Courier New" w:hint="default"/>
+        <w:sz w:val="20"/>
+      </w:rPr>
+    </w:lvl>
+    <w:lvl w:ilvl="2" w:tentative="1">
+      <w:start w:val="1"/>
+      <w:numFmt w:val="bullet"/>
+      <w:lvlText w:val=""/>
+      <w:lvlJc w:val="left"/>
+      <w:pPr>
+        <w:tabs>
+          <w:tab w:val="num" w:pos="2160"/>
+        </w:tabs>
+        <w:ind w:left="2160" w:hanging="360"/>
+      </w:pPr>
+      <w:rPr>
+        <w:rFonts w:ascii="Wingdings" w:hAnsi="Wingdings" w:hint="default"/>
+        <w:sz w:val="20"/>
+      </w:rPr>
+    </w:lvl>
+    <w:lvl w:ilvl="3" w:tentative="1">
+      <w:start w:val="1"/>
+      <w:numFmt w:val="bullet"/>
+      <w:lvlText w:val=""/>
+      <w:lvlJc w:val="left"/>
+      <w:pPr>
+        <w:tabs>
+          <w:tab w:val="num" w:pos="2880"/>
+        </w:tabs>
+        <w:ind w:left="2880" w:hanging="360"/>
+      </w:pPr>
+      <w:rPr>
+        <w:rFonts w:ascii="Wingdings" w:hAnsi="Wingdings" w:hint="default"/>
+        <w:sz w:val="20"/>
+      </w:rPr>
+    </w:lvl>
+    <w:lvl w:ilvl="4" w:tentative="1">
+      <w:start w:val="1"/>
+      <w:numFmt w:val="bullet"/>
+      <w:lvlText w:val=""/>
+      <w:lvlJc w:val="left"/>
+      <w:pPr>
+        <w:tabs>
+          <w:tab w:val="num" w:pos="3600"/>
+        </w:tabs>
+        <w:ind w:left="3600" w:hanging="360"/>
+      </w:pPr>
+      <w:rPr>
+        <w:rFonts w:ascii="Wingdings" w:hAnsi="Wingdings" w:hint="default"/>
+        <w:sz w:val="20"/>
+      </w:rPr>
+    </w:lvl>
+    <w:lvl w:ilvl="5" w:tentative="1">
+      <w:start w:val="1"/>
+      <w:numFmt w:val="bullet"/>
+      <w:lvlText w:val=""/>
+      <w:lvlJc w:val="left"/>
+      <w:pPr>
+        <w:tabs>
+          <w:tab w:val="num" w:pos="4320"/>
+        </w:tabs>
+        <w:ind w:left="4320" w:hanging="360"/>
+      </w:pPr>
+      <w:rPr>
+        <w:rFonts w:ascii="Wingdings" w:hAnsi="Wingdings" w:hint="default"/>
+        <w:sz w:val="20"/>
+      </w:rPr>
+    </w:lvl>
+    <w:lvl w:ilvl="6" w:tentative="1">
+      <w:start w:val="1"/>
+      <w:numFmt w:val="bullet"/>
+      <w:lvlText w:val=""/>
+      <w:lvlJc w:val="left"/>
+      <w:pPr>
+        <w:tabs>
+          <w:tab w:val="num" w:pos="5040"/>
+        </w:tabs>
+        <w:ind w:left="5040" w:hanging="360"/>
+      </w:pPr>
+      <w:rPr>
+        <w:rFonts w:ascii="Wingdings" w:hAnsi="Wingdings" w:hint="default"/>
+        <w:sz w:val="20"/>
+      </w:rPr>
+    </w:lvl>
+    <w:lvl w:ilvl="7" w:tentative="1">
+      <w:start w:val="1"/>
+      <w:numFmt w:val="bullet"/>
+      <w:lvlText w:val=""/>
+      <w:lvlJc w:val="left"/>
+      <w:pPr>
+        <w:tabs>
+          <w:tab w:val="num" w:pos="5760"/>
+        </w:tabs>
+        <w:ind w:left="5760" w:hanging="360"/>
+      </w:pPr>
+      <w:rPr>
+        <w:rFonts w:ascii="Wingdings" w:hAnsi="Wingdings" w:hint="default"/>
+        <w:sz w:val="20"/>
+      </w:rPr>
+    </w:lvl>
+    <w:lvl w:ilvl="8" w:tentative="1">
+      <w:start w:val="1"/>
+      <w:numFmt w:val="bullet"/>
+      <w:lvlText w:val=""/>
+      <w:lvlJc w:val="left"/>
+      <w:pPr>
+        <w:tabs>
+          <w:tab w:val="num" w:pos="6480"/>
+        </w:tabs>
+        <w:ind w:left="6480" w:hanging="360"/>
+      </w:pPr>
+      <w:rPr>
+        <w:rFonts w:ascii="Wingdings" w:hAnsi="Wingdings" w:hint="default"/>
+        <w:sz w:val="20"/>
+      </w:rPr>
+    </w:lvl>
+  </w:abstractNum>
+  <w:abstractNum w:abstractNumId="2" w15:restartNumberingAfterBreak="0">
+    <w:nsid w:val="2D9E50E3"/>
+    <w:multiLevelType w:val="multilevel"/>
+    <w:tmpl w:val="A0BCC742"/>
+    <w:lvl w:ilvl="0">
+      <w:start w:val="1"/>
+      <w:numFmt w:val="bullet"/>
+      <w:lvlText w:val=""/>
+      <w:lvlJc w:val="left"/>
+      <w:pPr>
+        <w:tabs>
+          <w:tab w:val="num" w:pos="720"/>
+        </w:tabs>
+        <w:ind w:left="720" w:hanging="360"/>
+      </w:pPr>
+      <w:rPr>
+        <w:rFonts w:ascii="Symbol" w:hAnsi="Symbol" w:hint="default"/>
+        <w:sz w:val="20"/>
+      </w:rPr>
+    </w:lvl>
+    <w:lvl w:ilvl="1" w:tentative="1">
+      <w:start w:val="1"/>
+      <w:numFmt w:val="bullet"/>
+      <w:lvlText w:val="o"/>
+      <w:lvlJc w:val="left"/>
+      <w:pPr>
+        <w:tabs>
+          <w:tab w:val="num" w:pos="1440"/>
+        </w:tabs>
+        <w:ind w:left="1440" w:hanging="360"/>
+      </w:pPr>
+      <w:rPr>
+        <w:rFonts w:ascii="Courier New" w:hAnsi="Courier New" w:hint="default"/>
+        <w:sz w:val="20"/>
+      </w:rPr>
+    </w:lvl>
+    <w:lvl w:ilvl="2" w:tentative="1">
+      <w:start w:val="1"/>
+      <w:numFmt w:val="bullet"/>
+      <w:lvlText w:val=""/>
+      <w:lvlJc w:val="left"/>
+      <w:pPr>
+        <w:tabs>
+          <w:tab w:val="num" w:pos="2160"/>
+        </w:tabs>
+        <w:ind w:left="2160" w:hanging="360"/>
+      </w:pPr>
+      <w:rPr>
+        <w:rFonts w:ascii="Wingdings" w:hAnsi="Wingdings" w:hint="default"/>
+        <w:sz w:val="20"/>
+      </w:rPr>
+    </w:lvl>
+    <w:lvl w:ilvl="3" w:tentative="1">
+      <w:start w:val="1"/>
+      <w:numFmt w:val="bullet"/>
+      <w:lvlText w:val=""/>
+      <w:lvlJc w:val="left"/>
+      <w:pPr>
+        <w:tabs>
+          <w:tab w:val="num" w:pos="2880"/>
+        </w:tabs>
+        <w:ind w:left="2880" w:hanging="360"/>
+      </w:pPr>
+      <w:rPr>
+        <w:rFonts w:ascii="Wingdings" w:hAnsi="Wingdings" w:hint="default"/>
+        <w:sz w:val="20"/>
+      </w:rPr>
+    </w:lvl>
+    <w:lvl w:ilvl="4" w:tentative="1">
+      <w:start w:val="1"/>
+      <w:numFmt w:val="bullet"/>
+      <w:lvlText w:val=""/>
+      <w:lvlJc w:val="left"/>
+      <w:pPr>
+        <w:tabs>
+          <w:tab w:val="num" w:pos="3600"/>
+        </w:tabs>
+        <w:ind w:left="3600" w:hanging="360"/>
+      </w:pPr>
+      <w:rPr>
+        <w:rFonts w:ascii="Wingdings" w:hAnsi="Wingdings" w:hint="default"/>
+        <w:sz w:val="20"/>
+      </w:rPr>
+    </w:lvl>
+    <w:lvl w:ilvl="5" w:tentative="1">
+      <w:start w:val="1"/>
+      <w:numFmt w:val="bullet"/>
+      <w:lvlText w:val=""/>
+      <w:lvlJc w:val="left"/>
+      <w:pPr>
+        <w:tabs>
+          <w:tab w:val="num" w:pos="4320"/>
+        </w:tabs>
+        <w:ind w:left="4320" w:hanging="360"/>
+      </w:pPr>
+      <w:rPr>
+        <w:rFonts w:ascii="Wingdings" w:hAnsi="Wingdings" w:hint="default"/>
+        <w:sz w:val="20"/>
+      </w:rPr>
+    </w:lvl>
+    <w:lvl w:ilvl="6" w:tentative="1">
+      <w:start w:val="1"/>
+      <w:numFmt w:val="bullet"/>
+      <w:lvlText w:val=""/>
+      <w:lvlJc w:val="left"/>
+      <w:pPr>
+        <w:tabs>
+          <w:tab w:val="num" w:pos="5040"/>
+        </w:tabs>
+        <w:ind w:left="5040" w:hanging="360"/>
+      </w:pPr>
+      <w:rPr>
+        <w:rFonts w:ascii="Wingdings" w:hAnsi="Wingdings" w:hint="default"/>
+        <w:sz w:val="20"/>
+      </w:rPr>
+    </w:lvl>
+    <w:lvl w:ilvl="7" w:tentative="1">
+      <w:start w:val="1"/>
+      <w:numFmt w:val="bullet"/>
+      <w:lvlText w:val=""/>
+      <w:lvlJc w:val="left"/>
+      <w:pPr>
+        <w:tabs>
+          <w:tab w:val="num" w:pos="5760"/>
+        </w:tabs>
+        <w:ind w:left="5760" w:hanging="360"/>
+      </w:pPr>
+      <w:rPr>
+        <w:rFonts w:ascii="Wingdings" w:hAnsi="Wingdings" w:hint="default"/>
+        <w:sz w:val="20"/>
+      </w:rPr>
+    </w:lvl>
+    <w:lvl w:ilvl="8" w:tentative="1">
+      <w:start w:val="1"/>
+      <w:numFmt w:val="bullet"/>
+      <w:lvlText w:val=""/>
+      <w:lvlJc w:val="left"/>
+      <w:pPr>
+        <w:tabs>
+          <w:tab w:val="num" w:pos="6480"/>
+        </w:tabs>
+        <w:ind w:left="6480" w:hanging="360"/>
+      </w:pPr>
+      <w:rPr>
+        <w:rFonts w:ascii="Wingdings" w:hAnsi="Wingdings" w:hint="default"/>
+        <w:sz w:val="20"/>
+      </w:rPr>
+    </w:lvl>
+  </w:abstractNum>
+  <w:abstractNum w:abstractNumId="3" w15:restartNumberingAfterBreak="0">
+    <w:nsid w:val="3FF02069"/>
+    <w:multiLevelType w:val="multilevel"/>
+    <w:tmpl w:val="30B64606"/>
+    <w:lvl w:ilvl="0">
+      <w:start w:val="1"/>
+      <w:numFmt w:val="bullet"/>
+      <w:lvlText w:val=""/>
+      <w:lvlJc w:val="left"/>
+      <w:pPr>
+        <w:tabs>
+          <w:tab w:val="num" w:pos="720"/>
+        </w:tabs>
+        <w:ind w:left="720" w:hanging="360"/>
+      </w:pPr>
+      <w:rPr>
+        <w:rFonts w:ascii="Symbol" w:hAnsi="Symbol" w:hint="default"/>
+        <w:sz w:val="20"/>
+      </w:rPr>
+    </w:lvl>
+    <w:lvl w:ilvl="1" w:tentative="1">
+      <w:start w:val="1"/>
+      <w:numFmt w:val="bullet"/>
+      <w:lvlText w:val="o"/>
+      <w:lvlJc w:val="left"/>
+      <w:pPr>
+        <w:tabs>
+          <w:tab w:val="num" w:pos="1440"/>
+        </w:tabs>
+        <w:ind w:left="1440" w:hanging="360"/>
+      </w:pPr>
+      <w:rPr>
+        <w:rFonts w:ascii="Courier New" w:hAnsi="Courier New" w:hint="default"/>
+        <w:sz w:val="20"/>
+      </w:rPr>
+    </w:lvl>
+    <w:lvl w:ilvl="2" w:tentative="1">
+      <w:start w:val="1"/>
+      <w:numFmt w:val="bullet"/>
+      <w:lvlText w:val=""/>
+      <w:lvlJc w:val="left"/>
+      <w:pPr>
+        <w:tabs>
+          <w:tab w:val="num" w:pos="2160"/>
+        </w:tabs>
+        <w:ind w:left="2160" w:hanging="360"/>
+      </w:pPr>
+      <w:rPr>
+        <w:rFonts w:ascii="Wingdings" w:hAnsi="Wingdings" w:hint="default"/>
+        <w:sz w:val="20"/>
+      </w:rPr>
+    </w:lvl>
+    <w:lvl w:ilvl="3" w:tentative="1">
+      <w:start w:val="1"/>
+      <w:numFmt w:val="bullet"/>
+      <w:lvlText w:val=""/>
+      <w:lvlJc w:val="left"/>
+      <w:pPr>
+        <w:tabs>
+          <w:tab w:val="num" w:pos="2880"/>
+        </w:tabs>
+        <w:ind w:left="2880" w:hanging="360"/>
+      </w:pPr>
+      <w:rPr>
+        <w:rFonts w:ascii="Wingdings" w:hAnsi="Wingdings" w:hint="default"/>
+        <w:sz w:val="20"/>
+      </w:rPr>
+    </w:lvl>
+    <w:lvl w:ilvl="4" w:tentative="1">
+      <w:start w:val="1"/>
+      <w:numFmt w:val="bullet"/>
+      <w:lvlText w:val=""/>
+      <w:lvlJc w:val="left"/>
+      <w:pPr>
+        <w:tabs>
+          <w:tab w:val="num" w:pos="3600"/>
+        </w:tabs>
+        <w:ind w:left="3600" w:hanging="360"/>
+      </w:pPr>
+      <w:rPr>
+        <w:rFonts w:ascii="Wingdings" w:hAnsi="Wingdings" w:hint="default"/>
+        <w:sz w:val="20"/>
+      </w:rPr>
+    </w:lvl>
+    <w:lvl w:ilvl="5" w:tentative="1">
+      <w:start w:val="1"/>
+      <w:numFmt w:val="bullet"/>
+      <w:lvlText w:val=""/>
+      <w:lvlJc w:val="left"/>
+      <w:pPr>
+        <w:tabs>
+          <w:tab w:val="num" w:pos="4320"/>
+        </w:tabs>
+        <w:ind w:left="4320" w:hanging="360"/>
+      </w:pPr>
+      <w:rPr>
+        <w:rFonts w:ascii="Wingdings" w:hAnsi="Wingdings" w:hint="default"/>
+        <w:sz w:val="20"/>
+      </w:rPr>
+    </w:lvl>
+    <w:lvl w:ilvl="6" w:tentative="1">
+      <w:start w:val="1"/>
+      <w:numFmt w:val="bullet"/>
+      <w:lvlText w:val=""/>
+      <w:lvlJc w:val="left"/>
+      <w:pPr>
+        <w:tabs>
+          <w:tab w:val="num" w:pos="5040"/>
+        </w:tabs>
+        <w:ind w:left="5040" w:hanging="360"/>
+      </w:pPr>
+      <w:rPr>
+        <w:rFonts w:ascii="Wingdings" w:hAnsi="Wingdings" w:hint="default"/>
+        <w:sz w:val="20"/>
+      </w:rPr>
+    </w:lvl>
+    <w:lvl w:ilvl="7" w:tentative="1">
+      <w:start w:val="1"/>
+      <w:numFmt w:val="bullet"/>
+      <w:lvlText w:val=""/>
+      <w:lvlJc w:val="left"/>
+      <w:pPr>
+        <w:tabs>
+          <w:tab w:val="num" w:pos="5760"/>
+        </w:tabs>
+        <w:ind w:left="5760" w:hanging="360"/>
+      </w:pPr>
+      <w:rPr>
+        <w:rFonts w:ascii="Wingdings" w:hAnsi="Wingdings" w:hint="default"/>
+        <w:sz w:val="20"/>
+      </w:rPr>
+    </w:lvl>
+    <w:lvl w:ilvl="8" w:tentative="1">
+      <w:start w:val="1"/>
+      <w:numFmt w:val="bullet"/>
+      <w:lvlText w:val=""/>
+      <w:lvlJc w:val="left"/>
+      <w:pPr>
+        <w:tabs>
+          <w:tab w:val="num" w:pos="6480"/>
+        </w:tabs>
+        <w:ind w:left="6480" w:hanging="360"/>
+      </w:pPr>
+      <w:rPr>
+        <w:rFonts w:ascii="Wingdings" w:hAnsi="Wingdings" w:hint="default"/>
+        <w:sz w:val="20"/>
+      </w:rPr>
+    </w:lvl>
+  </w:abstractNum>
+  <w:abstractNum w:abstractNumId="4" w15:restartNumberingAfterBreak="0">
+    <w:nsid w:val="53AB12C4"/>
+    <w:multiLevelType w:val="multilevel"/>
+    <w:tmpl w:val="16FAB6DA"/>
+    <w:lvl w:ilvl="0">
+      <w:start w:val="1"/>
+      <w:numFmt w:val="bullet"/>
+      <w:lvlText w:val=""/>
+      <w:lvlJc w:val="left"/>
+      <w:pPr>
+        <w:tabs>
+          <w:tab w:val="num" w:pos="720"/>
+        </w:tabs>
+        <w:ind w:left="720" w:hanging="360"/>
+      </w:pPr>
+      <w:rPr>
+        <w:rFonts w:ascii="Symbol" w:hAnsi="Symbol" w:hint="default"/>
+        <w:sz w:val="20"/>
+      </w:rPr>
+    </w:lvl>
+    <w:lvl w:ilvl="1" w:tentative="1">
+      <w:start w:val="1"/>
+      <w:numFmt w:val="bullet"/>
+      <w:lvlText w:val="o"/>
+      <w:lvlJc w:val="left"/>
+      <w:pPr>
+        <w:tabs>
+          <w:tab w:val="num" w:pos="1440"/>
+        </w:tabs>
+        <w:ind w:left="1440" w:hanging="360"/>
+      </w:pPr>
+      <w:rPr>
+        <w:rFonts w:ascii="Courier New" w:hAnsi="Courier New" w:hint="default"/>
+        <w:sz w:val="20"/>
+      </w:rPr>
+    </w:lvl>
+    <w:lvl w:ilvl="2" w:tentative="1">
+      <w:start w:val="1"/>
+      <w:numFmt w:val="bullet"/>
+      <w:lvlText w:val=""/>
+      <w:lvlJc w:val="left"/>
+      <w:pPr>
+        <w:tabs>
+          <w:tab w:val="num" w:pos="2160"/>
+        </w:tabs>
+        <w:ind w:left="2160" w:hanging="360"/>
+      </w:pPr>
+      <w:rPr>
+        <w:rFonts w:ascii="Wingdings" w:hAnsi="Wingdings" w:hint="default"/>
+        <w:sz w:val="20"/>
+      </w:rPr>
+    </w:lvl>
+    <w:lvl w:ilvl="3" w:tentative="1">
+      <w:start w:val="1"/>
+      <w:numFmt w:val="bullet"/>
+      <w:lvlText w:val=""/>
+      <w:lvlJc w:val="left"/>
+      <w:pPr>
+        <w:tabs>
+          <w:tab w:val="num" w:pos="2880"/>
+        </w:tabs>
+        <w:ind w:left="2880" w:hanging="360"/>
+      </w:pPr>
+      <w:rPr>
+        <w:rFonts w:ascii="Wingdings" w:hAnsi="Wingdings" w:hint="default"/>
+        <w:sz w:val="20"/>
+      </w:rPr>
+    </w:lvl>
+    <w:lvl w:ilvl="4" w:tentative="1">
+      <w:start w:val="1"/>
+      <w:numFmt w:val="bullet"/>
+      <w:lvlText w:val=""/>
+      <w:lvlJc w:val="left"/>
+      <w:pPr>
+        <w:tabs>
+          <w:tab w:val="num" w:pos="3600"/>
+        </w:tabs>
+        <w:ind w:left="3600" w:hanging="360"/>
+      </w:pPr>
+      <w:rPr>
+        <w:rFonts w:ascii="Wingdings" w:hAnsi="Wingdings" w:hint="default"/>
+        <w:sz w:val="20"/>
+      </w:rPr>
+    </w:lvl>
+    <w:lvl w:ilvl="5" w:tentative="1">
+      <w:start w:val="1"/>
+      <w:numFmt w:val="bullet"/>
+      <w:lvlText w:val=""/>
+      <w:lvlJc w:val="left"/>
+      <w:pPr>
+        <w:tabs>
+          <w:tab w:val="num" w:pos="4320"/>
+        </w:tabs>
+        <w:ind w:left="4320" w:hanging="360"/>
+      </w:pPr>
+      <w:rPr>
+        <w:rFonts w:ascii="Wingdings" w:hAnsi="Wingdings" w:hint="default"/>
+        <w:sz w:val="20"/>
+      </w:rPr>
+    </w:lvl>
+    <w:lvl w:ilvl="6" w:tentative="1">
+      <w:start w:val="1"/>
+      <w:numFmt w:val="bullet"/>
+      <w:lvlText w:val=""/>
+      <w:lvlJc w:val="left"/>
+      <w:pPr>
+        <w:tabs>
+          <w:tab w:val="num" w:pos="5040"/>
+        </w:tabs>
+        <w:ind w:left="5040" w:hanging="360"/>
+      </w:pPr>
+      <w:rPr>
+        <w:rFonts w:ascii="Wingdings" w:hAnsi="Wingdings" w:hint="default"/>
+        <w:sz w:val="20"/>
+      </w:rPr>
+    </w:lvl>
+    <w:lvl w:ilvl="7" w:tentative="1">
+      <w:start w:val="1"/>
+      <w:numFmt w:val="bullet"/>
+      <w:lvlText w:val=""/>
+      <w:lvlJc w:val="left"/>
+      <w:pPr>
+        <w:tabs>
+          <w:tab w:val="num" w:pos="5760"/>
+        </w:tabs>
+        <w:ind w:left="5760" w:hanging="360"/>
+      </w:pPr>
+      <w:rPr>
+        <w:rFonts w:ascii="Wingdings" w:hAnsi="Wingdings" w:hint="default"/>
+        <w:sz w:val="20"/>
+      </w:rPr>
+    </w:lvl>
+    <w:lvl w:ilvl="8" w:tentative="1">
+      <w:start w:val="1"/>
+      <w:numFmt w:val="bullet"/>
+      <w:lvlText w:val=""/>
+      <w:lvlJc w:val="left"/>
+      <w:pPr>
+        <w:tabs>
+          <w:tab w:val="num" w:pos="6480"/>
+        </w:tabs>
+        <w:ind w:left="6480" w:hanging="360"/>
+      </w:pPr>
+      <w:rPr>
+        <w:rFonts w:ascii="Wingdings" w:hAnsi="Wingdings" w:hint="default"/>
+        <w:sz w:val="20"/>
+      </w:rPr>
+    </w:lvl>
+  </w:abstractNum>
+  <w:abstractNum w:abstractNumId="5" w15:restartNumberingAfterBreak="0">
     <w:nsid w:val="55DE6E51"/>
     <w:multiLevelType w:val="multilevel"/>
     <w:tmpl w:val="AFF2872E"/>
@@ -4086,7 +4214,156 @@
       </w:pPr>
     </w:lvl>
   </w:abstractNum>
-  <w:abstractNum w:abstractNumId="1" w15:restartNumberingAfterBreak="0">
+  <w:abstractNum w:abstractNumId="6" w15:restartNumberingAfterBreak="0">
+    <w:nsid w:val="6519416C"/>
+    <w:multiLevelType w:val="multilevel"/>
+    <w:tmpl w:val="2D8A5796"/>
+    <w:lvl w:ilvl="0">
+      <w:start w:val="1"/>
+      <w:numFmt w:val="bullet"/>
+      <w:lvlText w:val=""/>
+      <w:lvlJc w:val="left"/>
+      <w:pPr>
+        <w:tabs>
+          <w:tab w:val="num" w:pos="720"/>
+        </w:tabs>
+        <w:ind w:left="720" w:hanging="360"/>
+      </w:pPr>
+      <w:rPr>
+        <w:rFonts w:ascii="Symbol" w:hAnsi="Symbol" w:hint="default"/>
+        <w:sz w:val="20"/>
+      </w:rPr>
+    </w:lvl>
+    <w:lvl w:ilvl="1" w:tentative="1">
+      <w:start w:val="1"/>
+      <w:numFmt w:val="bullet"/>
+      <w:lvlText w:val="o"/>
+      <w:lvlJc w:val="left"/>
+      <w:pPr>
+        <w:tabs>
+          <w:tab w:val="num" w:pos="1440"/>
+        </w:tabs>
+        <w:ind w:left="1440" w:hanging="360"/>
+      </w:pPr>
+      <w:rPr>
+        <w:rFonts w:ascii="Courier New" w:hAnsi="Courier New" w:hint="default"/>
+        <w:sz w:val="20"/>
+      </w:rPr>
+    </w:lvl>
+    <w:lvl w:ilvl="2" w:tentative="1">
+      <w:start w:val="1"/>
+      <w:numFmt w:val="bullet"/>
+      <w:lvlText w:val=""/>
+      <w:lvlJc w:val="left"/>
+      <w:pPr>
+        <w:tabs>
+          <w:tab w:val="num" w:pos="2160"/>
+        </w:tabs>
+        <w:ind w:left="2160" w:hanging="360"/>
+      </w:pPr>
+      <w:rPr>
+        <w:rFonts w:ascii="Wingdings" w:hAnsi="Wingdings" w:hint="default"/>
+        <w:sz w:val="20"/>
+      </w:rPr>
+    </w:lvl>
+    <w:lvl w:ilvl="3" w:tentative="1">
+      <w:start w:val="1"/>
+      <w:numFmt w:val="bullet"/>
+      <w:lvlText w:val=""/>
+      <w:lvlJc w:val="left"/>
+      <w:pPr>
+        <w:tabs>
+          <w:tab w:val="num" w:pos="2880"/>
+        </w:tabs>
+        <w:ind w:left="2880" w:hanging="360"/>
+      </w:pPr>
+      <w:rPr>
+        <w:rFonts w:ascii="Wingdings" w:hAnsi="Wingdings" w:hint="default"/>
+        <w:sz w:val="20"/>
+      </w:rPr>
+    </w:lvl>
+    <w:lvl w:ilvl="4" w:tentative="1">
+      <w:start w:val="1"/>
+      <w:numFmt w:val="bullet"/>
+      <w:lvlText w:val=""/>
+      <w:lvlJc w:val="left"/>
+      <w:pPr>
+        <w:tabs>
+          <w:tab w:val="num" w:pos="3600"/>
+        </w:tabs>
+        <w:ind w:left="3600" w:hanging="360"/>
+      </w:pPr>
+      <w:rPr>
+        <w:rFonts w:ascii="Wingdings" w:hAnsi="Wingdings" w:hint="default"/>
+        <w:sz w:val="20"/>
+      </w:rPr>
+    </w:lvl>
+    <w:lvl w:ilvl="5" w:tentative="1">
+      <w:start w:val="1"/>
+      <w:numFmt w:val="bullet"/>
+      <w:lvlText w:val=""/>
+      <w:lvlJc w:val="left"/>
+      <w:pPr>
+        <w:tabs>
+          <w:tab w:val="num" w:pos="4320"/>
+        </w:tabs>
+        <w:ind w:left="4320" w:hanging="360"/>
+      </w:pPr>
+      <w:rPr>
+        <w:rFonts w:ascii="Wingdings" w:hAnsi="Wingdings" w:hint="default"/>
+        <w:sz w:val="20"/>
+      </w:rPr>
+    </w:lvl>
+    <w:lvl w:ilvl="6" w:tentative="1">
+      <w:start w:val="1"/>
+      <w:numFmt w:val="bullet"/>
+      <w:lvlText w:val=""/>
+      <w:lvlJc w:val="left"/>
+      <w:pPr>
+        <w:tabs>
+          <w:tab w:val="num" w:pos="5040"/>
+        </w:tabs>
+        <w:ind w:left="5040" w:hanging="360"/>
+      </w:pPr>
+      <w:rPr>
+        <w:rFonts w:ascii="Wingdings" w:hAnsi="Wingdings" w:hint="default"/>
+        <w:sz w:val="20"/>
+      </w:rPr>
+    </w:lvl>
+    <w:lvl w:ilvl="7" w:tentative="1">
+      <w:start w:val="1"/>
+      <w:numFmt w:val="bullet"/>
+      <w:lvlText w:val=""/>
+      <w:lvlJc w:val="left"/>
+      <w:pPr>
+        <w:tabs>
+          <w:tab w:val="num" w:pos="5760"/>
+        </w:tabs>
+        <w:ind w:left="5760" w:hanging="360"/>
+      </w:pPr>
+      <w:rPr>
+        <w:rFonts w:ascii="Wingdings" w:hAnsi="Wingdings" w:hint="default"/>
+        <w:sz w:val="20"/>
+      </w:rPr>
+    </w:lvl>
+    <w:lvl w:ilvl="8" w:tentative="1">
+      <w:start w:val="1"/>
+      <w:numFmt w:val="bullet"/>
+      <w:lvlText w:val=""/>
+      <w:lvlJc w:val="left"/>
+      <w:pPr>
+        <w:tabs>
+          <w:tab w:val="num" w:pos="6480"/>
+        </w:tabs>
+        <w:ind w:left="6480" w:hanging="360"/>
+      </w:pPr>
+      <w:rPr>
+        <w:rFonts w:ascii="Wingdings" w:hAnsi="Wingdings" w:hint="default"/>
+        <w:sz w:val="20"/>
+      </w:rPr>
+    </w:lvl>
+  </w:abstractNum>
+  <w:abstractNum w:abstractNumId="7" w15:restartNumberingAfterBreak="0">
     <w:nsid w:val="655120AB"/>
     <w:multiLevelType w:val="hybridMultilevel"/>
     <w:tmpl w:val="000E67CC"/>
@@ -4172,7 +4449,156 @@
       </w:pPr>
     </w:lvl>
   </w:abstractNum>
-  <w:abstractNum w:abstractNumId="2" w15:restartNumberingAfterBreak="0">
+  <w:abstractNum w:abstractNumId="8" w15:restartNumberingAfterBreak="0">
+    <w:nsid w:val="6B3E6E17"/>
+    <w:multiLevelType w:val="multilevel"/>
+    <w:tmpl w:val="7AC69D9C"/>
+    <w:lvl w:ilvl="0">
+      <w:start w:val="1"/>
+      <w:numFmt w:val="bullet"/>
+      <w:lvlText w:val=""/>
+      <w:lvlJc w:val="left"/>
+      <w:pPr>
+        <w:tabs>
+          <w:tab w:val="num" w:pos="720"/>
+        </w:tabs>
+        <w:ind w:left="720" w:hanging="360"/>
+      </w:pPr>
+      <w:rPr>
+        <w:rFonts w:ascii="Symbol" w:hAnsi="Symbol" w:hint="default"/>
+        <w:sz w:val="20"/>
+      </w:rPr>
+    </w:lvl>
+    <w:lvl w:ilvl="1" w:tentative="1">
+      <w:start w:val="1"/>
+      <w:numFmt w:val="bullet"/>
+      <w:lvlText w:val="o"/>
+      <w:lvlJc w:val="left"/>
+      <w:pPr>
+        <w:tabs>
+          <w:tab w:val="num" w:pos="1440"/>
+        </w:tabs>
+        <w:ind w:left="1440" w:hanging="360"/>
+      </w:pPr>
+      <w:rPr>
+        <w:rFonts w:ascii="Courier New" w:hAnsi="Courier New" w:hint="default"/>
+        <w:sz w:val="20"/>
+      </w:rPr>
+    </w:lvl>
+    <w:lvl w:ilvl="2" w:tentative="1">
+      <w:start w:val="1"/>
+      <w:numFmt w:val="bullet"/>
+      <w:lvlText w:val=""/>
+      <w:lvlJc w:val="left"/>
+      <w:pPr>
+        <w:tabs>
+          <w:tab w:val="num" w:pos="2160"/>
+        </w:tabs>
+        <w:ind w:left="2160" w:hanging="360"/>
+      </w:pPr>
+      <w:rPr>
+        <w:rFonts w:ascii="Wingdings" w:hAnsi="Wingdings" w:hint="default"/>
+        <w:sz w:val="20"/>
+      </w:rPr>
+    </w:lvl>
+    <w:lvl w:ilvl="3" w:tentative="1">
+      <w:start w:val="1"/>
+      <w:numFmt w:val="bullet"/>
+      <w:lvlText w:val=""/>
+      <w:lvlJc w:val="left"/>
+      <w:pPr>
+        <w:tabs>
+          <w:tab w:val="num" w:pos="2880"/>
+        </w:tabs>
+        <w:ind w:left="2880" w:hanging="360"/>
+      </w:pPr>
+      <w:rPr>
+        <w:rFonts w:ascii="Wingdings" w:hAnsi="Wingdings" w:hint="default"/>
+        <w:sz w:val="20"/>
+      </w:rPr>
+    </w:lvl>
+    <w:lvl w:ilvl="4" w:tentative="1">
+      <w:start w:val="1"/>
+      <w:numFmt w:val="bullet"/>
+      <w:lvlText w:val=""/>
+      <w:lvlJc w:val="left"/>
+      <w:pPr>
+        <w:tabs>
+          <w:tab w:val="num" w:pos="3600"/>
+        </w:tabs>
+        <w:ind w:left="3600" w:hanging="360"/>
+      </w:pPr>
+      <w:rPr>
+        <w:rFonts w:ascii="Wingdings" w:hAnsi="Wingdings" w:hint="default"/>
+        <w:sz w:val="20"/>
+      </w:rPr>
+    </w:lvl>
+    <w:lvl w:ilvl="5" w:tentative="1">
+      <w:start w:val="1"/>
+      <w:numFmt w:val="bullet"/>
+      <w:lvlText w:val=""/>
+      <w:lvlJc w:val="left"/>
+      <w:pPr>
+        <w:tabs>
+          <w:tab w:val="num" w:pos="4320"/>
+        </w:tabs>
+        <w:ind w:left="4320" w:hanging="360"/>
+      </w:pPr>
+      <w:rPr>
+        <w:rFonts w:ascii="Wingdings" w:hAnsi="Wingdings" w:hint="default"/>
+        <w:sz w:val="20"/>
+      </w:rPr>
+    </w:lvl>
+    <w:lvl w:ilvl="6" w:tentative="1">
+      <w:start w:val="1"/>
+      <w:numFmt w:val="bullet"/>
+      <w:lvlText w:val=""/>
+      <w:lvlJc w:val="left"/>
+      <w:pPr>
+        <w:tabs>
+          <w:tab w:val="num" w:pos="5040"/>
+        </w:tabs>
+        <w:ind w:left="5040" w:hanging="360"/>
+      </w:pPr>
+      <w:rPr>
+        <w:rFonts w:ascii="Wingdings" w:hAnsi="Wingdings" w:hint="default"/>
+        <w:sz w:val="20"/>
+      </w:rPr>
+    </w:lvl>
+    <w:lvl w:ilvl="7" w:tentative="1">
+      <w:start w:val="1"/>
+      <w:numFmt w:val="bullet"/>
+      <w:lvlText w:val=""/>
+      <w:lvlJc w:val="left"/>
+      <w:pPr>
+        <w:tabs>
+          <w:tab w:val="num" w:pos="5760"/>
+        </w:tabs>
+        <w:ind w:left="5760" w:hanging="360"/>
+      </w:pPr>
+      <w:rPr>
+        <w:rFonts w:ascii="Wingdings" w:hAnsi="Wingdings" w:hint="default"/>
+        <w:sz w:val="20"/>
+      </w:rPr>
+    </w:lvl>
+    <w:lvl w:ilvl="8" w:tentative="1">
+      <w:start w:val="1"/>
+      <w:numFmt w:val="bullet"/>
+      <w:lvlText w:val=""/>
+      <w:lvlJc w:val="left"/>
+      <w:pPr>
+        <w:tabs>
+          <w:tab w:val="num" w:pos="6480"/>
+        </w:tabs>
+        <w:ind w:left="6480" w:hanging="360"/>
+      </w:pPr>
+      <w:rPr>
+        <w:rFonts w:ascii="Wingdings" w:hAnsi="Wingdings" w:hint="default"/>
+        <w:sz w:val="20"/>
+      </w:rPr>
+    </w:lvl>
+  </w:abstractNum>
+  <w:abstractNum w:abstractNumId="9" w15:restartNumberingAfterBreak="0">
     <w:nsid w:val="7F1F21D0"/>
     <w:multiLevelType w:val="multilevel"/>
     <w:tmpl w:val="BE6CAA52"/>
@@ -4322,13 +4748,34 @@
     </w:lvl>
   </w:abstractNum>
   <w:num w:numId="1">
+    <w:abstractNumId w:val="5"/>
+  </w:num>
+  <w:num w:numId="2">
+    <w:abstractNumId w:val="7"/>
+  </w:num>
+  <w:num w:numId="3">
+    <w:abstractNumId w:val="9"/>
+  </w:num>
+  <w:num w:numId="4">
+    <w:abstractNumId w:val="1"/>
+  </w:num>
+  <w:num w:numId="5">
     <w:abstractNumId w:val="0"/>
   </w:num>
-  <w:num w:numId="2">
-    <w:abstractNumId w:val="1"/>
+  <w:num w:numId="6">
+    <w:abstractNumId w:val="2"/>
   </w:num>
-  <w:num w:numId="3">
-    <w:abstractNumId w:val="2"/>
+  <w:num w:numId="7">
+    <w:abstractNumId w:val="6"/>
+  </w:num>
+  <w:num w:numId="8">
+    <w:abstractNumId w:val="4"/>
+  </w:num>
+  <w:num w:numId="9">
+    <w:abstractNumId w:val="3"/>
+  </w:num>
+  <w:num w:numId="10">
+    <w:abstractNumId w:val="8"/>
   </w:num>
 </w:numbering>
 </file>
@@ -4738,17 +5185,18 @@
     <w:link w:val="Cmsor1Char"/>
     <w:uiPriority w:val="9"/>
     <w:qFormat/>
-    <w:rsid w:val="00DA06E8"/>
+    <w:rsid w:val="00F17C92"/>
     <w:pPr>
       <w:keepNext/>
       <w:keepLines/>
-      <w:spacing w:before="240" w:after="0"/>
+      <w:spacing w:before="240" w:after="240"/>
       <w:outlineLvl w:val="0"/>
     </w:pPr>
     <w:rPr>
-      <w:rFonts w:asciiTheme="majorHAnsi" w:eastAsiaTheme="majorEastAsia" w:hAnsiTheme="majorHAnsi" w:cstheme="majorBidi"/>
-      <w:color w:val="2F5496" w:themeColor="accent1" w:themeShade="BF"/>
-      <w:sz w:val="32"/>
+      <w:rFonts w:ascii="Times New Roman" w:eastAsiaTheme="majorEastAsia" w:hAnsi="Times New Roman" w:cstheme="majorBidi"/>
+      <w:b/>
+      <w:color w:val="000000" w:themeColor="text1"/>
+      <w:sz w:val="28"/>
       <w:szCs w:val="32"/>
     </w:rPr>
   </w:style>
@@ -4925,11 +5373,12 @@
     <w:basedOn w:val="Bekezdsalapbettpusa"/>
     <w:link w:val="Cmsor1"/>
     <w:uiPriority w:val="9"/>
-    <w:rsid w:val="00DA06E8"/>
+    <w:rsid w:val="00F17C92"/>
     <w:rPr>
-      <w:rFonts w:asciiTheme="majorHAnsi" w:eastAsiaTheme="majorEastAsia" w:hAnsiTheme="majorHAnsi" w:cstheme="majorBidi"/>
-      <w:color w:val="2F5496" w:themeColor="accent1" w:themeShade="BF"/>
-      <w:sz w:val="32"/>
+      <w:rFonts w:ascii="Times New Roman" w:eastAsiaTheme="majorEastAsia" w:hAnsi="Times New Roman" w:cstheme="majorBidi"/>
+      <w:b/>
+      <w:color w:val="000000" w:themeColor="text1"/>
+      <w:sz w:val="28"/>
       <w:szCs w:val="32"/>
     </w:rPr>
   </w:style>
@@ -5394,7 +5843,7 @@
 </file>
 
 <file path=customXml/itemProps1.xml><?xml version="1.0" encoding="utf-8"?>
-<ds:datastoreItem xmlns:ds="http://schemas.openxmlformats.org/officeDocument/2006/customXml" ds:itemID="{CDE0AE23-8767-4DCF-9ADF-518C3D1E5DFE}">
+<ds:datastoreItem xmlns:ds="http://schemas.openxmlformats.org/officeDocument/2006/customXml" ds:itemID="{20549417-8C5E-4F9E-A403-B0B24EF1A7CF}">
   <ds:schemaRefs>
     <ds:schemaRef ds:uri="http://schemas.openxmlformats.org/officeDocument/2006/bibliography"/>
   </ds:schemaRefs>

--- a/Vizsgaremek1 .docx
+++ b/Vizsgaremek1 .docx
@@ -296,6 +296,7 @@
       <w:sdtPr>
         <w:rPr>
           <w:rFonts w:asciiTheme="minorHAnsi" w:eastAsiaTheme="minorHAnsi" w:hAnsiTheme="minorHAnsi" w:cstheme="minorBidi"/>
+          <w:b w:val="0"/>
           <w:color w:val="auto"/>
           <w:sz w:val="22"/>
           <w:szCs w:val="22"/>
@@ -1186,11 +1187,18 @@
       <w:r>
         <w:rPr>
           <w:rStyle w:val="Kiemels2"/>
+          <w:b w:val="0"/>
         </w:rPr>
         <w:t>relációs adatbázist</w:t>
       </w:r>
       <w:r>
-        <w:t xml:space="preserve"> használtunk, amely táblákból épül fel. Ezek a táblák sorokból és oszlopokból állnak, ahol minden sor egy rekordot, minden oszlop pedig egy adott tulajdonságot jelöl. A táblák között kapcsolatok hozhatók létre, amelyek biztosítják az adatok közötti összefüggéseket és az adatkonzisztenciát. Ez a felépítés átláthatóvá és jól kezelhetővé teszi az adatokat.</w:t>
+        <w:rPr>
+          <w:b/>
+        </w:rPr>
+        <w:t xml:space="preserve"> </w:t>
+      </w:r>
+      <w:r>
+        <w:t>használtunk, amely táblákból épül fel. Ezek a táblák sorokból és oszlopokból állnak, ahol minden sor egy rekordot, minden oszlop pedig egy adott tulajdonságot jelöl. A táblák között kapcsolatok hozhatók létre, amelyek biztosítják az adatok közötti összefüggéseket és az adatkonzisztenciát. Ez a felépítés átláthatóvá és jól kezelhetővé teszi az adatokat.</w:t>
       </w:r>
     </w:p>
     <w:p>
@@ -1205,6 +1213,7 @@
       <w:r>
         <w:rPr>
           <w:rStyle w:val="Kiemels2"/>
+          <w:b w:val="0"/>
         </w:rPr>
         <w:t>MySQL/MariaDB</w:t>
       </w:r>
@@ -1219,7 +1228,25 @@
         <w:jc w:val="both"/>
       </w:pPr>
       <w:r>
-        <w:t>Az adatbázisban külön táblák szolgálnak az egyes adatok tárolására, például felhasználói adatok, bejegyzések vagy egyéb, a projekt működéséhez szükséges információk számára. A megfelelő adatstruktúra kialakítása segít elkerülni az adatok ismétlődését és hibás tárolását. Az elsődleges és idegen kulcsok használata biztosítja a táblák közötti logikai kapcsolatokat.</w:t>
+        <w:t>A</w:t>
+      </w:r>
+      <w:r>
+        <w:t>datbázis</w:t>
+      </w:r>
+      <w:r>
+        <w:t>unk</w:t>
+      </w:r>
+      <w:r>
+        <w:t xml:space="preserve"> biztosítja az alkalmazás</w:t>
+      </w:r>
+      <w:r>
+        <w:t>unk</w:t>
+      </w:r>
+      <w:r>
+        <w:t xml:space="preserve"> </w:t>
+      </w:r>
+      <w:r>
+        <w:t>stabil működését, az adatok biztonságos tárolását és hatékony kezelését.</w:t>
       </w:r>
     </w:p>
     <w:p>
@@ -1228,27 +1255,40 @@
         <w:spacing w:line="360" w:lineRule="auto"/>
         <w:jc w:val="both"/>
       </w:pPr>
-      <w:r>
-        <w:t>Összességében az adatbázis biztosítja az alkalmazás stabil működését, az adatok biztonságos tárolását és hatékony kezelését. A megfelelően megtervezett adatbázis hozzájárul a rendszer megbízhatóságához, bővíthetőségéhez és hosszú távú használhatóságához.</w:t>
-      </w:r>
     </w:p>
     <w:p>
       <w:pPr>
         <w:pStyle w:val="NormlWeb"/>
+        <w:spacing w:line="360" w:lineRule="auto"/>
         <w:jc w:val="both"/>
         <w:rPr>
-          <w:sz w:val="28"/>
-        </w:rPr>
-      </w:pPr>
-    </w:p>
-    <w:p>
-      <w:pPr>
-        <w:pStyle w:val="NormlWeb"/>
-        <w:jc w:val="both"/>
-        <w:rPr>
-          <w:sz w:val="28"/>
-        </w:rPr>
-      </w:pPr>
+          <w:sz w:val="32"/>
+          <w:szCs w:val="32"/>
+        </w:rPr>
+      </w:pPr>
+      <w:r>
+        <w:rPr>
+          <w:sz w:val="32"/>
+          <w:szCs w:val="32"/>
+        </w:rPr>
+        <w:t>*php</w:t>
+      </w:r>
+      <w:r>
+        <w:rPr>
+          <w:sz w:val="32"/>
+          <w:szCs w:val="32"/>
+        </w:rPr>
+        <w:t xml:space="preserve"> </w:t>
+      </w:r>
+      <w:r>
+        <w:rPr>
+          <w:sz w:val="32"/>
+          <w:szCs w:val="32"/>
+        </w:rPr>
+        <w:t>myadmin kép*</w:t>
+      </w:r>
+      <w:bookmarkStart w:id="3" w:name="_GoBack"/>
+      <w:bookmarkEnd w:id="3"/>
     </w:p>
     <w:p>
       <w:pPr>
@@ -2313,119 +2353,190 @@
     </w:p>
     <w:p>
       <w:pPr>
-        <w:pStyle w:val="NormlWeb"/>
-        <w:spacing w:line="360" w:lineRule="auto"/>
+        <w:pStyle w:val="Cmsor1"/>
+        <w:spacing w:line="360" w:lineRule="auto"/>
+        <w:rPr>
+          <w:lang w:eastAsia="hu-HU"/>
+        </w:rPr>
+      </w:pPr>
+      <w:r>
+        <w:rPr>
+          <w:lang w:eastAsia="hu-HU"/>
+        </w:rPr>
+        <w:lastRenderedPageBreak/>
+        <w:t>ER MODELL</w:t>
+      </w:r>
+    </w:p>
+    <w:p>
+      <w:pPr>
+        <w:spacing w:before="100" w:beforeAutospacing="1" w:after="100" w:afterAutospacing="1" w:line="360" w:lineRule="auto"/>
         <w:jc w:val="both"/>
-      </w:pPr>
-      <w:r>
-        <w:lastRenderedPageBreak/>
-        <w:t>Kapcsolatok leírása</w:t>
-      </w:r>
-    </w:p>
-    <w:p>
-      <w:pPr>
-        <w:pStyle w:val="NormlWeb"/>
-        <w:spacing w:line="360" w:lineRule="auto"/>
-        <w:jc w:val="both"/>
-      </w:pPr>
-      <w:r>
-        <w:t xml:space="preserve">A </w:t>
-      </w:r>
-      <w:proofErr w:type="spellStart"/>
-      <w:r>
-        <w:t>sportlehetosegek</w:t>
-      </w:r>
-      <w:proofErr w:type="spellEnd"/>
-      <w:r>
-        <w:t xml:space="preserve"> tábla idegen kulcsokon keresztül kapcsolódik a </w:t>
-      </w:r>
-      <w:proofErr w:type="spellStart"/>
-      <w:r>
-        <w:t>szervezo</w:t>
-      </w:r>
-      <w:proofErr w:type="spellEnd"/>
-      <w:r>
-        <w:t xml:space="preserve">, </w:t>
-      </w:r>
-      <w:proofErr w:type="spellStart"/>
-      <w:r>
-        <w:t>helyszin</w:t>
-      </w:r>
-      <w:proofErr w:type="spellEnd"/>
-      <w:r>
-        <w:t xml:space="preserve">, </w:t>
-      </w:r>
-      <w:proofErr w:type="spellStart"/>
-      <w:r>
-        <w:t>idopont</w:t>
-      </w:r>
-      <w:proofErr w:type="spellEnd"/>
-      <w:r>
-        <w:t xml:space="preserve"> és </w:t>
-      </w:r>
-      <w:proofErr w:type="spellStart"/>
-      <w:r>
-        <w:t>kategoria</w:t>
-      </w:r>
-      <w:proofErr w:type="spellEnd"/>
-      <w:r>
-        <w:t xml:space="preserve"> táblákhoz. Ez biztosítja, hogy minden sportprogramhoz tartozzon szervező, helyszín, időpont és kategória.</w:t>
-      </w:r>
-    </w:p>
-    <w:p>
-      <w:pPr>
-        <w:pStyle w:val="NormlWeb"/>
-        <w:spacing w:line="360" w:lineRule="auto"/>
-        <w:jc w:val="both"/>
-      </w:pPr>
-      <w:r>
-        <w:t xml:space="preserve">A </w:t>
-      </w:r>
-      <w:proofErr w:type="spellStart"/>
-      <w:r>
-        <w:t>bejelentkezes</w:t>
-      </w:r>
-      <w:proofErr w:type="spellEnd"/>
-      <w:r>
-        <w:t xml:space="preserve"> tábla a </w:t>
-      </w:r>
-      <w:proofErr w:type="spellStart"/>
-      <w:r>
-        <w:t>felhasznalo</w:t>
-      </w:r>
-      <w:proofErr w:type="spellEnd"/>
-      <w:r>
-        <w:t xml:space="preserve"> táblához kapcsolódik idegen kulccsal, így minden bejelentkezés egy konkrét felhasználóhoz köthető.</w:t>
-      </w:r>
-    </w:p>
-    <w:p>
-      <w:pPr>
-        <w:pStyle w:val="NormlWeb"/>
-        <w:spacing w:line="360" w:lineRule="auto"/>
-        <w:jc w:val="both"/>
-      </w:pPr>
-      <w:r>
-        <w:t>Az elsődleges kulcsok biztosítják az egyedi azonosítást, az idegen kulcsok pedig az adatok közötti kapcsolatot és az adatintegritást. Az adatbázis felépítése átlátható, jól strukturált és később is könnyen bővíthető.</w:t>
+        <w:rPr>
+          <w:rFonts w:ascii="Times New Roman" w:eastAsia="Times New Roman" w:hAnsi="Times New Roman" w:cs="Times New Roman"/>
+          <w:sz w:val="24"/>
+          <w:szCs w:val="24"/>
+          <w:lang w:eastAsia="hu-HU"/>
+        </w:rPr>
+      </w:pPr>
+      <w:r>
+        <w:rPr>
+          <w:rFonts w:ascii="Times New Roman" w:eastAsia="Times New Roman" w:hAnsi="Times New Roman" w:cs="Times New Roman"/>
+          <w:sz w:val="24"/>
+          <w:szCs w:val="24"/>
+          <w:lang w:eastAsia="hu-HU"/>
+        </w:rPr>
+        <w:t>Az ER modell (</w:t>
+      </w:r>
+      <w:proofErr w:type="spellStart"/>
+      <w:r>
+        <w:rPr>
+          <w:rFonts w:ascii="Times New Roman" w:eastAsia="Times New Roman" w:hAnsi="Times New Roman" w:cs="Times New Roman"/>
+          <w:sz w:val="24"/>
+          <w:szCs w:val="24"/>
+          <w:lang w:eastAsia="hu-HU"/>
+        </w:rPr>
+        <w:t>Entity</w:t>
+      </w:r>
+      <w:proofErr w:type="spellEnd"/>
+      <w:r>
+        <w:rPr>
+          <w:rFonts w:ascii="Times New Roman" w:eastAsia="Times New Roman" w:hAnsi="Times New Roman" w:cs="Times New Roman"/>
+          <w:sz w:val="24"/>
+          <w:szCs w:val="24"/>
+          <w:lang w:eastAsia="hu-HU"/>
+        </w:rPr>
+        <w:t>–</w:t>
+      </w:r>
+      <w:proofErr w:type="spellStart"/>
+      <w:r>
+        <w:rPr>
+          <w:rFonts w:ascii="Times New Roman" w:eastAsia="Times New Roman" w:hAnsi="Times New Roman" w:cs="Times New Roman"/>
+          <w:sz w:val="24"/>
+          <w:szCs w:val="24"/>
+          <w:lang w:eastAsia="hu-HU"/>
+        </w:rPr>
+        <w:t>Relationship</w:t>
+      </w:r>
+      <w:proofErr w:type="spellEnd"/>
+      <w:r>
+        <w:rPr>
+          <w:rFonts w:ascii="Times New Roman" w:eastAsia="Times New Roman" w:hAnsi="Times New Roman" w:cs="Times New Roman"/>
+          <w:sz w:val="24"/>
+          <w:szCs w:val="24"/>
+          <w:lang w:eastAsia="hu-HU"/>
+        </w:rPr>
+        <w:t xml:space="preserve"> modell) egy adatbázis-tervezési módszer, amely megmutatja, milyen </w:t>
+      </w:r>
+      <w:proofErr w:type="spellStart"/>
+      <w:r>
+        <w:rPr>
+          <w:rFonts w:ascii="Times New Roman" w:eastAsia="Times New Roman" w:hAnsi="Times New Roman" w:cs="Times New Roman"/>
+          <w:sz w:val="24"/>
+          <w:szCs w:val="24"/>
+          <w:lang w:eastAsia="hu-HU"/>
+        </w:rPr>
+        <w:t>egyedek</w:t>
+      </w:r>
+      <w:proofErr w:type="spellEnd"/>
+      <w:r>
+        <w:rPr>
+          <w:rFonts w:ascii="Times New Roman" w:eastAsia="Times New Roman" w:hAnsi="Times New Roman" w:cs="Times New Roman"/>
+          <w:sz w:val="24"/>
+          <w:szCs w:val="24"/>
+          <w:lang w:eastAsia="hu-HU"/>
+        </w:rPr>
+        <w:t xml:space="preserve"> (például táblák), azok milyen tulajdonságokkal rendelkeznek, és hogyan kapcsolódnak egymáshoz. Segítségével még a tényleges adatbázis létrehozása előtt meg lehet tervezni a rendszer felépítését. Leggyakrabban ER diagram formájában ábrázolják.</w:t>
       </w:r>
     </w:p>
     <w:p>
       <w:pPr>
         <w:pStyle w:val="NormlWeb"/>
         <w:jc w:val="both"/>
+        <w:rPr>
+          <w:sz w:val="28"/>
+        </w:rPr>
+      </w:pPr>
+      <w:r>
+        <w:rPr>
+          <w:sz w:val="28"/>
+        </w:rPr>
+        <w:drawing>
+          <wp:inline distT="0" distB="0" distL="0" distR="0" wp14:anchorId="185CAB03" wp14:editId="2396142C">
+            <wp:extent cx="5760720" cy="5401945"/>
+            <wp:effectExtent l="0" t="0" r="0" b="8255"/>
+            <wp:docPr id="5" name="Kép 5"/>
+            <wp:cNvGraphicFramePr>
+              <a:graphicFrameLocks xmlns:a="http://schemas.openxmlformats.org/drawingml/2006/main" noChangeAspect="1"/>
+            </wp:cNvGraphicFramePr>
+            <a:graphic xmlns:a="http://schemas.openxmlformats.org/drawingml/2006/main">
+              <a:graphicData uri="http://schemas.openxmlformats.org/drawingml/2006/picture">
+                <pic:pic xmlns:pic="http://schemas.openxmlformats.org/drawingml/2006/picture">
+                  <pic:nvPicPr>
+                    <pic:cNvPr id="1" name=""/>
+                    <pic:cNvPicPr/>
+                  </pic:nvPicPr>
+                  <pic:blipFill>
+                    <a:blip r:embed="rId10"/>
+                    <a:stretch>
+                      <a:fillRect/>
+                    </a:stretch>
+                  </pic:blipFill>
+                  <pic:spPr>
+                    <a:xfrm>
+                      <a:off x="0" y="0"/>
+                      <a:ext cx="5760720" cy="5401945"/>
+                    </a:xfrm>
+                    <a:prstGeom prst="rect">
+                      <a:avLst/>
+                    </a:prstGeom>
+                  </pic:spPr>
+                </pic:pic>
+              </a:graphicData>
+            </a:graphic>
+          </wp:inline>
+        </w:drawing>
+      </w:r>
+    </w:p>
+    <w:p>
+      <w:pPr>
+        <w:rPr>
+          <w:rFonts w:ascii="Times New Roman" w:eastAsia="Times New Roman" w:hAnsi="Times New Roman" w:cs="Times New Roman"/>
+          <w:sz w:val="28"/>
+          <w:szCs w:val="24"/>
+          <w:lang w:eastAsia="hu-HU"/>
+        </w:rPr>
+      </w:pPr>
+      <w:r>
+        <w:rPr>
+          <w:sz w:val="28"/>
+        </w:rPr>
+        <w:br w:type="page"/>
+      </w:r>
+    </w:p>
+    <w:p>
+      <w:pPr>
+        <w:pStyle w:val="NormlWeb"/>
+        <w:spacing w:line="360" w:lineRule="auto"/>
+        <w:jc w:val="both"/>
+        <w:rPr>
+          <w:sz w:val="28"/>
+        </w:rPr>
       </w:pPr>
     </w:p>
     <w:p>
       <w:pPr>
         <w:pStyle w:val="Cmsor1"/>
-        <w:rPr>
-          <w:lang w:eastAsia="hu-HU"/>
-        </w:rPr>
-      </w:pPr>
-      <w:r>
-        <w:rPr>
-          <w:lang w:eastAsia="hu-HU"/>
-        </w:rPr>
-        <w:t>ER MODELL</w:t>
+        <w:spacing w:line="360" w:lineRule="auto"/>
+        <w:jc w:val="both"/>
+        <w:rPr>
+          <w:rFonts w:cs="Times New Roman"/>
+        </w:rPr>
+      </w:pPr>
+      <w:r>
+        <w:rPr>
+          <w:rFonts w:cs="Times New Roman"/>
+        </w:rPr>
+        <w:t>Kapcsolatok leírása</w:t>
       </w:r>
     </w:p>
     <w:p>
@@ -2446,85 +2557,402 @@
           <w:szCs w:val="24"/>
           <w:lang w:eastAsia="hu-HU"/>
         </w:rPr>
-        <w:t>Az ER modell (</w:t>
-      </w:r>
-      <w:proofErr w:type="spellStart"/>
-      <w:r>
-        <w:rPr>
-          <w:rFonts w:ascii="Times New Roman" w:eastAsia="Times New Roman" w:hAnsi="Times New Roman" w:cs="Times New Roman"/>
-          <w:sz w:val="24"/>
-          <w:szCs w:val="24"/>
-          <w:lang w:eastAsia="hu-HU"/>
-        </w:rPr>
-        <w:t>Entity</w:t>
-      </w:r>
-      <w:proofErr w:type="spellEnd"/>
-      <w:r>
-        <w:rPr>
-          <w:rFonts w:ascii="Times New Roman" w:eastAsia="Times New Roman" w:hAnsi="Times New Roman" w:cs="Times New Roman"/>
-          <w:sz w:val="24"/>
-          <w:szCs w:val="24"/>
-          <w:lang w:eastAsia="hu-HU"/>
-        </w:rPr>
-        <w:t>–</w:t>
-      </w:r>
-      <w:proofErr w:type="spellStart"/>
-      <w:r>
-        <w:rPr>
-          <w:rFonts w:ascii="Times New Roman" w:eastAsia="Times New Roman" w:hAnsi="Times New Roman" w:cs="Times New Roman"/>
-          <w:sz w:val="24"/>
-          <w:szCs w:val="24"/>
-          <w:lang w:eastAsia="hu-HU"/>
-        </w:rPr>
-        <w:t>Relationship</w:t>
-      </w:r>
-      <w:proofErr w:type="spellEnd"/>
-      <w:r>
-        <w:rPr>
-          <w:rFonts w:ascii="Times New Roman" w:eastAsia="Times New Roman" w:hAnsi="Times New Roman" w:cs="Times New Roman"/>
-          <w:sz w:val="24"/>
-          <w:szCs w:val="24"/>
-          <w:lang w:eastAsia="hu-HU"/>
-        </w:rPr>
-        <w:t xml:space="preserve"> modell) egy adatbázis-tervezési módszer, amely megmutatja, milyen </w:t>
-      </w:r>
-      <w:proofErr w:type="spellStart"/>
-      <w:r>
-        <w:rPr>
-          <w:rFonts w:ascii="Times New Roman" w:eastAsia="Times New Roman" w:hAnsi="Times New Roman" w:cs="Times New Roman"/>
-          <w:sz w:val="24"/>
-          <w:szCs w:val="24"/>
-          <w:lang w:eastAsia="hu-HU"/>
-        </w:rPr>
-        <w:t>egyedek</w:t>
-      </w:r>
-      <w:proofErr w:type="spellEnd"/>
-      <w:r>
-        <w:rPr>
-          <w:rFonts w:ascii="Times New Roman" w:eastAsia="Times New Roman" w:hAnsi="Times New Roman" w:cs="Times New Roman"/>
-          <w:sz w:val="24"/>
-          <w:szCs w:val="24"/>
-          <w:lang w:eastAsia="hu-HU"/>
-        </w:rPr>
-        <w:t xml:space="preserve"> (például táblák), azok milyen tulajdonságokkal rendelkeznek, és hogyan kapcsolódnak egymáshoz. Segítségével még a tényleges adatbázis létrehozása előtt meg lehet tervezni a rendszer felépítését. Leggyakrabban ER diagram formájában ábrázolják.</w:t>
-      </w:r>
-      <w:bookmarkStart w:id="3" w:name="_GoBack"/>
-      <w:bookmarkEnd w:id="3"/>
-    </w:p>
-    <w:p>
-      <w:pPr>
-        <w:pStyle w:val="NormlWeb"/>
-      </w:pPr>
-    </w:p>
-    <w:p>
-      <w:pPr>
-        <w:pStyle w:val="NormlWeb"/>
+        <w:t xml:space="preserve">A </w:t>
+      </w:r>
+      <w:proofErr w:type="spellStart"/>
+      <w:r>
+        <w:rPr>
+          <w:rFonts w:ascii="Times New Roman" w:eastAsia="Times New Roman" w:hAnsi="Times New Roman" w:cs="Times New Roman"/>
+          <w:bCs/>
+          <w:sz w:val="24"/>
+          <w:szCs w:val="24"/>
+          <w:lang w:eastAsia="hu-HU"/>
+        </w:rPr>
+        <w:t>sportlehetosegek</w:t>
+      </w:r>
+      <w:proofErr w:type="spellEnd"/>
+      <w:r>
+        <w:rPr>
+          <w:rFonts w:ascii="Times New Roman" w:eastAsia="Times New Roman" w:hAnsi="Times New Roman" w:cs="Times New Roman"/>
+          <w:sz w:val="24"/>
+          <w:szCs w:val="24"/>
+          <w:lang w:eastAsia="hu-HU"/>
+        </w:rPr>
+        <w:t xml:space="preserve"> tábla kapcsolatban áll a </w:t>
+      </w:r>
+      <w:proofErr w:type="spellStart"/>
+      <w:r>
+        <w:rPr>
+          <w:rFonts w:ascii="Times New Roman" w:eastAsia="Times New Roman" w:hAnsi="Times New Roman" w:cs="Times New Roman"/>
+          <w:bCs/>
+          <w:sz w:val="24"/>
+          <w:szCs w:val="24"/>
+          <w:lang w:eastAsia="hu-HU"/>
+        </w:rPr>
+        <w:t>szervezo</w:t>
+      </w:r>
+      <w:proofErr w:type="spellEnd"/>
+      <w:r>
+        <w:rPr>
+          <w:rFonts w:ascii="Times New Roman" w:eastAsia="Times New Roman" w:hAnsi="Times New Roman" w:cs="Times New Roman"/>
+          <w:sz w:val="24"/>
+          <w:szCs w:val="24"/>
+          <w:lang w:eastAsia="hu-HU"/>
+        </w:rPr>
+        <w:t xml:space="preserve">, </w:t>
+      </w:r>
+      <w:proofErr w:type="spellStart"/>
+      <w:r>
+        <w:rPr>
+          <w:rFonts w:ascii="Times New Roman" w:eastAsia="Times New Roman" w:hAnsi="Times New Roman" w:cs="Times New Roman"/>
+          <w:bCs/>
+          <w:sz w:val="24"/>
+          <w:szCs w:val="24"/>
+          <w:lang w:eastAsia="hu-HU"/>
+        </w:rPr>
+        <w:t>helyszin</w:t>
+      </w:r>
+      <w:proofErr w:type="spellEnd"/>
+      <w:r>
+        <w:rPr>
+          <w:rFonts w:ascii="Times New Roman" w:eastAsia="Times New Roman" w:hAnsi="Times New Roman" w:cs="Times New Roman"/>
+          <w:sz w:val="24"/>
+          <w:szCs w:val="24"/>
+          <w:lang w:eastAsia="hu-HU"/>
+        </w:rPr>
+        <w:t xml:space="preserve">, </w:t>
+      </w:r>
+      <w:proofErr w:type="spellStart"/>
+      <w:r>
+        <w:rPr>
+          <w:rFonts w:ascii="Times New Roman" w:eastAsia="Times New Roman" w:hAnsi="Times New Roman" w:cs="Times New Roman"/>
+          <w:bCs/>
+          <w:sz w:val="24"/>
+          <w:szCs w:val="24"/>
+          <w:lang w:eastAsia="hu-HU"/>
+        </w:rPr>
+        <w:t>idopont</w:t>
+      </w:r>
+      <w:proofErr w:type="spellEnd"/>
+      <w:r>
+        <w:rPr>
+          <w:rFonts w:ascii="Times New Roman" w:eastAsia="Times New Roman" w:hAnsi="Times New Roman" w:cs="Times New Roman"/>
+          <w:sz w:val="24"/>
+          <w:szCs w:val="24"/>
+          <w:lang w:eastAsia="hu-HU"/>
+        </w:rPr>
+        <w:t xml:space="preserve"> és </w:t>
+      </w:r>
+      <w:proofErr w:type="spellStart"/>
+      <w:r>
+        <w:rPr>
+          <w:rFonts w:ascii="Times New Roman" w:eastAsia="Times New Roman" w:hAnsi="Times New Roman" w:cs="Times New Roman"/>
+          <w:bCs/>
+          <w:sz w:val="24"/>
+          <w:szCs w:val="24"/>
+          <w:lang w:eastAsia="hu-HU"/>
+        </w:rPr>
+        <w:t>kategoria</w:t>
+      </w:r>
+      <w:proofErr w:type="spellEnd"/>
+      <w:r>
+        <w:rPr>
+          <w:rFonts w:ascii="Times New Roman" w:eastAsia="Times New Roman" w:hAnsi="Times New Roman" w:cs="Times New Roman"/>
+          <w:sz w:val="24"/>
+          <w:szCs w:val="24"/>
+          <w:lang w:eastAsia="hu-HU"/>
+        </w:rPr>
+        <w:t xml:space="preserve"> táblákkal. A </w:t>
+      </w:r>
+      <w:proofErr w:type="spellStart"/>
+      <w:r>
+        <w:rPr>
+          <w:rFonts w:ascii="Times New Roman" w:eastAsia="Times New Roman" w:hAnsi="Times New Roman" w:cs="Times New Roman"/>
+          <w:sz w:val="24"/>
+          <w:szCs w:val="24"/>
+          <w:lang w:eastAsia="hu-HU"/>
+        </w:rPr>
+        <w:t>szervezo_id</w:t>
+      </w:r>
+      <w:proofErr w:type="spellEnd"/>
+      <w:r>
+        <w:rPr>
+          <w:rFonts w:ascii="Times New Roman" w:eastAsia="Times New Roman" w:hAnsi="Times New Roman" w:cs="Times New Roman"/>
+          <w:sz w:val="24"/>
+          <w:szCs w:val="24"/>
+          <w:lang w:eastAsia="hu-HU"/>
+        </w:rPr>
+        <w:t xml:space="preserve">, </w:t>
+      </w:r>
+      <w:proofErr w:type="spellStart"/>
+      <w:r>
+        <w:rPr>
+          <w:rFonts w:ascii="Times New Roman" w:eastAsia="Times New Roman" w:hAnsi="Times New Roman" w:cs="Times New Roman"/>
+          <w:sz w:val="24"/>
+          <w:szCs w:val="24"/>
+          <w:lang w:eastAsia="hu-HU"/>
+        </w:rPr>
+        <w:t>helyszin_id</w:t>
+      </w:r>
+      <w:proofErr w:type="spellEnd"/>
+      <w:r>
+        <w:rPr>
+          <w:rFonts w:ascii="Times New Roman" w:eastAsia="Times New Roman" w:hAnsi="Times New Roman" w:cs="Times New Roman"/>
+          <w:sz w:val="24"/>
+          <w:szCs w:val="24"/>
+          <w:lang w:eastAsia="hu-HU"/>
+        </w:rPr>
+        <w:t xml:space="preserve">, </w:t>
+      </w:r>
+      <w:proofErr w:type="spellStart"/>
+      <w:r>
+        <w:rPr>
+          <w:rFonts w:ascii="Times New Roman" w:eastAsia="Times New Roman" w:hAnsi="Times New Roman" w:cs="Times New Roman"/>
+          <w:sz w:val="24"/>
+          <w:szCs w:val="24"/>
+          <w:lang w:eastAsia="hu-HU"/>
+        </w:rPr>
+        <w:t>idopont_id</w:t>
+      </w:r>
+      <w:proofErr w:type="spellEnd"/>
+      <w:r>
+        <w:rPr>
+          <w:rFonts w:ascii="Times New Roman" w:eastAsia="Times New Roman" w:hAnsi="Times New Roman" w:cs="Times New Roman"/>
+          <w:sz w:val="24"/>
+          <w:szCs w:val="24"/>
+          <w:lang w:eastAsia="hu-HU"/>
+        </w:rPr>
+        <w:t xml:space="preserve"> és </w:t>
+      </w:r>
+      <w:proofErr w:type="spellStart"/>
+      <w:r>
+        <w:rPr>
+          <w:rFonts w:ascii="Times New Roman" w:eastAsia="Times New Roman" w:hAnsi="Times New Roman" w:cs="Times New Roman"/>
+          <w:sz w:val="24"/>
+          <w:szCs w:val="24"/>
+          <w:lang w:eastAsia="hu-HU"/>
+        </w:rPr>
+        <w:t>kategoria_id</w:t>
+      </w:r>
+      <w:proofErr w:type="spellEnd"/>
+      <w:r>
+        <w:rPr>
+          <w:rFonts w:ascii="Times New Roman" w:eastAsia="Times New Roman" w:hAnsi="Times New Roman" w:cs="Times New Roman"/>
+          <w:sz w:val="24"/>
+          <w:szCs w:val="24"/>
+          <w:lang w:eastAsia="hu-HU"/>
+        </w:rPr>
+        <w:t xml:space="preserve"> mezők idegen kulcsként hivatkoznak a megfelelő táblák elsődleges kulcsaira. Ezek 1:N kapcsolatok, mivel egy szervező több sportlehetőséget is szervezhet, egy helyszínen több esemény is megvalósulhat, egy kategóriába több sportprogram tartozhat, illetve egy időponthoz több esemény is kapcsolódhat. Ez a megoldás csökkenti az adatismétlést és biztosítja a konzisztens adattárolást.</w:t>
+      </w:r>
+    </w:p>
+    <w:p>
+      <w:pPr>
+        <w:spacing w:before="100" w:beforeAutospacing="1" w:after="100" w:afterAutospacing="1" w:line="360" w:lineRule="auto"/>
         <w:jc w:val="both"/>
         <w:rPr>
-          <w:sz w:val="28"/>
-        </w:rPr>
-      </w:pPr>
-    </w:p>
+          <w:rFonts w:ascii="Times New Roman" w:eastAsia="Times New Roman" w:hAnsi="Times New Roman" w:cs="Times New Roman"/>
+          <w:sz w:val="24"/>
+          <w:szCs w:val="24"/>
+          <w:lang w:eastAsia="hu-HU"/>
+        </w:rPr>
+      </w:pPr>
+      <w:r>
+        <w:rPr>
+          <w:rFonts w:ascii="Times New Roman" w:eastAsia="Times New Roman" w:hAnsi="Times New Roman" w:cs="Times New Roman"/>
+          <w:sz w:val="24"/>
+          <w:szCs w:val="24"/>
+          <w:lang w:eastAsia="hu-HU"/>
+        </w:rPr>
+        <w:t xml:space="preserve">A </w:t>
+      </w:r>
+      <w:proofErr w:type="spellStart"/>
+      <w:r>
+        <w:rPr>
+          <w:rFonts w:ascii="Times New Roman" w:eastAsia="Times New Roman" w:hAnsi="Times New Roman" w:cs="Times New Roman"/>
+          <w:bCs/>
+          <w:sz w:val="24"/>
+          <w:szCs w:val="24"/>
+          <w:lang w:eastAsia="hu-HU"/>
+        </w:rPr>
+        <w:t>helyszin</w:t>
+      </w:r>
+      <w:proofErr w:type="spellEnd"/>
+      <w:r>
+        <w:rPr>
+          <w:rFonts w:ascii="Times New Roman" w:eastAsia="Times New Roman" w:hAnsi="Times New Roman" w:cs="Times New Roman"/>
+          <w:sz w:val="24"/>
+          <w:szCs w:val="24"/>
+          <w:lang w:eastAsia="hu-HU"/>
+        </w:rPr>
+        <w:t xml:space="preserve"> tábla a </w:t>
+      </w:r>
+      <w:proofErr w:type="spellStart"/>
+      <w:r>
+        <w:rPr>
+          <w:rFonts w:ascii="Times New Roman" w:eastAsia="Times New Roman" w:hAnsi="Times New Roman" w:cs="Times New Roman"/>
+          <w:bCs/>
+          <w:sz w:val="24"/>
+          <w:szCs w:val="24"/>
+          <w:lang w:eastAsia="hu-HU"/>
+        </w:rPr>
+        <w:t>telepules</w:t>
+      </w:r>
+      <w:proofErr w:type="spellEnd"/>
+      <w:r>
+        <w:rPr>
+          <w:rFonts w:ascii="Times New Roman" w:eastAsia="Times New Roman" w:hAnsi="Times New Roman" w:cs="Times New Roman"/>
+          <w:sz w:val="24"/>
+          <w:szCs w:val="24"/>
+          <w:lang w:eastAsia="hu-HU"/>
+        </w:rPr>
+        <w:t xml:space="preserve"> táblához kapcsolódik a </w:t>
+      </w:r>
+      <w:proofErr w:type="spellStart"/>
+      <w:r>
+        <w:rPr>
+          <w:rFonts w:ascii="Times New Roman" w:eastAsia="Times New Roman" w:hAnsi="Times New Roman" w:cs="Times New Roman"/>
+          <w:sz w:val="24"/>
+          <w:szCs w:val="24"/>
+          <w:lang w:eastAsia="hu-HU"/>
+        </w:rPr>
+        <w:t>telepules_id</w:t>
+      </w:r>
+      <w:proofErr w:type="spellEnd"/>
+      <w:r>
+        <w:rPr>
+          <w:rFonts w:ascii="Times New Roman" w:eastAsia="Times New Roman" w:hAnsi="Times New Roman" w:cs="Times New Roman"/>
+          <w:sz w:val="24"/>
+          <w:szCs w:val="24"/>
+          <w:lang w:eastAsia="hu-HU"/>
+        </w:rPr>
+        <w:t xml:space="preserve"> idegen kulcson keresztül. Ez szintén 1:N kapcsolat, mivel egy településen több helyszín is található. A külön tábla használata lehetővé teszi a településadatok egységes kezelését és elkerüli a városnevek ismételt tárolását.</w:t>
+      </w:r>
+    </w:p>
+    <w:p>
+      <w:pPr>
+        <w:spacing w:before="100" w:beforeAutospacing="1" w:after="100" w:afterAutospacing="1" w:line="360" w:lineRule="auto"/>
+        <w:jc w:val="both"/>
+        <w:rPr>
+          <w:rFonts w:ascii="Times New Roman" w:eastAsia="Times New Roman" w:hAnsi="Times New Roman" w:cs="Times New Roman"/>
+          <w:sz w:val="24"/>
+          <w:szCs w:val="24"/>
+          <w:lang w:eastAsia="hu-HU"/>
+        </w:rPr>
+      </w:pPr>
+      <w:r>
+        <w:rPr>
+          <w:rFonts w:ascii="Times New Roman" w:eastAsia="Times New Roman" w:hAnsi="Times New Roman" w:cs="Times New Roman"/>
+          <w:sz w:val="24"/>
+          <w:szCs w:val="24"/>
+          <w:lang w:eastAsia="hu-HU"/>
+        </w:rPr>
+        <w:t xml:space="preserve">A </w:t>
+      </w:r>
+      <w:proofErr w:type="spellStart"/>
+      <w:r>
+        <w:rPr>
+          <w:rFonts w:ascii="Times New Roman" w:eastAsia="Times New Roman" w:hAnsi="Times New Roman" w:cs="Times New Roman"/>
+          <w:bCs/>
+          <w:sz w:val="24"/>
+          <w:szCs w:val="24"/>
+          <w:lang w:eastAsia="hu-HU"/>
+        </w:rPr>
+        <w:t>bejelentkezes</w:t>
+      </w:r>
+      <w:proofErr w:type="spellEnd"/>
+      <w:r>
+        <w:rPr>
+          <w:rFonts w:ascii="Times New Roman" w:eastAsia="Times New Roman" w:hAnsi="Times New Roman" w:cs="Times New Roman"/>
+          <w:sz w:val="24"/>
+          <w:szCs w:val="24"/>
+          <w:lang w:eastAsia="hu-HU"/>
+        </w:rPr>
+        <w:t xml:space="preserve"> tábla a </w:t>
+      </w:r>
+      <w:proofErr w:type="spellStart"/>
+      <w:r>
+        <w:rPr>
+          <w:rFonts w:ascii="Times New Roman" w:eastAsia="Times New Roman" w:hAnsi="Times New Roman" w:cs="Times New Roman"/>
+          <w:bCs/>
+          <w:sz w:val="24"/>
+          <w:szCs w:val="24"/>
+          <w:lang w:eastAsia="hu-HU"/>
+        </w:rPr>
+        <w:t>felhasznalo</w:t>
+      </w:r>
+      <w:proofErr w:type="spellEnd"/>
+      <w:r>
+        <w:rPr>
+          <w:rFonts w:ascii="Times New Roman" w:eastAsia="Times New Roman" w:hAnsi="Times New Roman" w:cs="Times New Roman"/>
+          <w:sz w:val="24"/>
+          <w:szCs w:val="24"/>
+          <w:lang w:eastAsia="hu-HU"/>
+        </w:rPr>
+        <w:t xml:space="preserve"> táblához kapcsolódik a </w:t>
+      </w:r>
+      <w:proofErr w:type="spellStart"/>
+      <w:r>
+        <w:rPr>
+          <w:rFonts w:ascii="Times New Roman" w:eastAsia="Times New Roman" w:hAnsi="Times New Roman" w:cs="Times New Roman"/>
+          <w:sz w:val="24"/>
+          <w:szCs w:val="24"/>
+          <w:lang w:eastAsia="hu-HU"/>
+        </w:rPr>
+        <w:t>felhasznalo_id</w:t>
+      </w:r>
+      <w:proofErr w:type="spellEnd"/>
+      <w:r>
+        <w:rPr>
+          <w:rFonts w:ascii="Times New Roman" w:eastAsia="Times New Roman" w:hAnsi="Times New Roman" w:cs="Times New Roman"/>
+          <w:sz w:val="24"/>
+          <w:szCs w:val="24"/>
+          <w:lang w:eastAsia="hu-HU"/>
+        </w:rPr>
+        <w:t xml:space="preserve"> mezőn keresztül. Ez 1:N kapcsolat, mivel egy felhasználó több bejelentkezéssel is rendelkezhet. Ez a struktúra támogatja a bejelentkezések naplózását, valamint a rendszerbiztonság és az ellenőrizhetőség biztosítását.</w:t>
+      </w:r>
+    </w:p>
+    <w:p>
+      <w:pPr>
+        <w:spacing w:before="100" w:beforeAutospacing="1" w:after="100" w:afterAutospacing="1" w:line="360" w:lineRule="auto"/>
+        <w:jc w:val="both"/>
+        <w:rPr>
+          <w:rFonts w:ascii="Times New Roman" w:eastAsia="Times New Roman" w:hAnsi="Times New Roman" w:cs="Times New Roman"/>
+          <w:sz w:val="24"/>
+          <w:szCs w:val="24"/>
+          <w:lang w:eastAsia="hu-HU"/>
+        </w:rPr>
+      </w:pPr>
+      <w:r>
+        <w:rPr>
+          <w:rFonts w:ascii="Times New Roman" w:eastAsia="Times New Roman" w:hAnsi="Times New Roman" w:cs="Times New Roman"/>
+          <w:sz w:val="24"/>
+          <w:szCs w:val="24"/>
+          <w:lang w:eastAsia="hu-HU"/>
+        </w:rPr>
+        <w:t xml:space="preserve">Az alkalmazott kapcsolati struktúra megfelel a relációs adatmodell elveinek, elősegíti a normalizált adattárolást, minimalizálja az </w:t>
+      </w:r>
+      <w:proofErr w:type="spellStart"/>
+      <w:r>
+        <w:rPr>
+          <w:rFonts w:ascii="Times New Roman" w:eastAsia="Times New Roman" w:hAnsi="Times New Roman" w:cs="Times New Roman"/>
+          <w:sz w:val="24"/>
+          <w:szCs w:val="24"/>
+          <w:lang w:eastAsia="hu-HU"/>
+        </w:rPr>
+        <w:t>adatduplikációt</w:t>
+      </w:r>
+      <w:proofErr w:type="spellEnd"/>
+      <w:r>
+        <w:rPr>
+          <w:rFonts w:ascii="Times New Roman" w:eastAsia="Times New Roman" w:hAnsi="Times New Roman" w:cs="Times New Roman"/>
+          <w:sz w:val="24"/>
+          <w:szCs w:val="24"/>
+          <w:lang w:eastAsia="hu-HU"/>
+        </w:rPr>
+        <w:t>, és biztosítja az adatintegritást az idegen kulcs megszorítások révén.</w:t>
+      </w:r>
+    </w:p>
+    <w:p/>
     <w:p>
       <w:pPr>
         <w:rPr>
@@ -3234,7 +3662,7 @@
       </w:r>
     </w:p>
     <w:sectPr>
-      <w:footerReference w:type="default" r:id="rId10"/>
+      <w:footerReference w:type="default" r:id="rId11"/>
       <w:pgSz w:w="11906" w:h="16838"/>
       <w:pgMar w:top="1417" w:right="1417" w:bottom="1417" w:left="1417" w:header="680" w:footer="680" w:gutter="0"/>
       <w:cols w:space="708"/>
@@ -5540,6 +5968,19 @@
     <w:basedOn w:val="Bekezdsalapbettpusa"/>
     <w:rsid w:val="00D066EE"/>
   </w:style>
+  <w:style w:type="character" w:styleId="HTML-kd">
+    <w:name w:val="HTML Code"/>
+    <w:basedOn w:val="Bekezdsalapbettpusa"/>
+    <w:uiPriority w:val="99"/>
+    <w:semiHidden/>
+    <w:unhideWhenUsed/>
+    <w:rsid w:val="004F17D1"/>
+    <w:rPr>
+      <w:rFonts w:ascii="Courier New" w:eastAsia="Times New Roman" w:hAnsi="Courier New" w:cs="Courier New"/>
+      <w:sz w:val="20"/>
+      <w:szCs w:val="20"/>
+    </w:rPr>
+  </w:style>
 </w:styles>
 </file>
 
@@ -5843,7 +6284,7 @@
 </file>
 
 <file path=customXml/itemProps1.xml><?xml version="1.0" encoding="utf-8"?>
-<ds:datastoreItem xmlns:ds="http://schemas.openxmlformats.org/officeDocument/2006/customXml" ds:itemID="{20549417-8C5E-4F9E-A403-B0B24EF1A7CF}">
+<ds:datastoreItem xmlns:ds="http://schemas.openxmlformats.org/officeDocument/2006/customXml" ds:itemID="{2F6BAE66-6D4E-4A10-AAF5-8D1DF33EF85D}">
   <ds:schemaRefs>
     <ds:schemaRef ds:uri="http://schemas.openxmlformats.org/officeDocument/2006/bibliography"/>
   </ds:schemaRefs>

--- a/Vizsgaremek1 .docx
+++ b/Vizsgaremek1 .docx
@@ -1253,54 +1253,60 @@
       <w:pPr>
         <w:pStyle w:val="NormlWeb"/>
         <w:spacing w:line="360" w:lineRule="auto"/>
-        <w:jc w:val="both"/>
-      </w:pPr>
-    </w:p>
-    <w:p>
-      <w:pPr>
-        <w:pStyle w:val="NormlWeb"/>
-        <w:spacing w:line="360" w:lineRule="auto"/>
-        <w:jc w:val="both"/>
-        <w:rPr>
-          <w:sz w:val="32"/>
-          <w:szCs w:val="32"/>
-        </w:rPr>
-      </w:pPr>
-      <w:r>
-        <w:rPr>
-          <w:sz w:val="32"/>
-          <w:szCs w:val="32"/>
-        </w:rPr>
-        <w:t>*php</w:t>
-      </w:r>
-      <w:r>
-        <w:rPr>
-          <w:sz w:val="32"/>
-          <w:szCs w:val="32"/>
-        </w:rPr>
-        <w:t xml:space="preserve"> </w:t>
-      </w:r>
-      <w:r>
-        <w:rPr>
-          <w:sz w:val="32"/>
-          <w:szCs w:val="32"/>
-        </w:rPr>
-        <w:t>myadmin kép*</w:t>
-      </w:r>
-      <w:bookmarkStart w:id="3" w:name="_GoBack"/>
-      <w:bookmarkEnd w:id="3"/>
-    </w:p>
-    <w:p>
-      <w:pPr>
-        <w:rPr>
-          <w:rFonts w:ascii="Times New Roman" w:eastAsia="Times New Roman" w:hAnsi="Times New Roman" w:cs="Times New Roman"/>
-          <w:sz w:val="24"/>
-          <w:szCs w:val="24"/>
-          <w:lang w:eastAsia="hu-HU"/>
-        </w:rPr>
-      </w:pPr>
-      <w:r>
-        <w:br w:type="page"/>
+        <w:jc w:val="center"/>
+      </w:pPr>
+      <w:r>
+        <w:rPr>
+          <w:noProof/>
+        </w:rPr>
+        <w:drawing>
+          <wp:inline distT="0" distB="0" distL="0" distR="0" wp14:anchorId="2DC7B051" wp14:editId="1326AAAF">
+            <wp:extent cx="5390147" cy="3558762"/>
+            <wp:effectExtent l="0" t="0" r="1270" b="3810"/>
+            <wp:docPr id="4" name="Kép 4"/>
+            <wp:cNvGraphicFramePr>
+              <a:graphicFrameLocks xmlns:a="http://schemas.openxmlformats.org/drawingml/2006/main" noChangeAspect="1"/>
+            </wp:cNvGraphicFramePr>
+            <a:graphic xmlns:a="http://schemas.openxmlformats.org/drawingml/2006/main">
+              <a:graphicData uri="http://schemas.openxmlformats.org/drawingml/2006/picture">
+                <pic:pic xmlns:pic="http://schemas.openxmlformats.org/drawingml/2006/picture">
+                  <pic:nvPicPr>
+                    <pic:cNvPr id="0" name="Picture 1"/>
+                    <pic:cNvPicPr>
+                      <a:picLocks noChangeAspect="1" noChangeArrowheads="1"/>
+                    </pic:cNvPicPr>
+                  </pic:nvPicPr>
+                  <pic:blipFill>
+                    <a:blip r:embed="rId10">
+                      <a:extLst>
+                        <a:ext uri="{28A0092B-C50C-407E-A947-70E740481C1C}">
+                          <a14:useLocalDpi xmlns:a14="http://schemas.microsoft.com/office/drawing/2010/main" val="0"/>
+                        </a:ext>
+                      </a:extLst>
+                    </a:blip>
+                    <a:srcRect/>
+                    <a:stretch>
+                      <a:fillRect/>
+                    </a:stretch>
+                  </pic:blipFill>
+                  <pic:spPr bwMode="auto">
+                    <a:xfrm>
+                      <a:off x="0" y="0"/>
+                      <a:ext cx="5426118" cy="3582511"/>
+                    </a:xfrm>
+                    <a:prstGeom prst="rect">
+                      <a:avLst/>
+                    </a:prstGeom>
+                    <a:noFill/>
+                    <a:ln>
+                      <a:noFill/>
+                    </a:ln>
+                  </pic:spPr>
+                </pic:pic>
+              </a:graphicData>
+            </a:graphic>
+          </wp:inline>
+        </w:drawing>
       </w:r>
     </w:p>
     <w:p>
@@ -2458,6 +2464,7 @@
       </w:pPr>
       <w:r>
         <w:rPr>
+          <w:noProof/>
           <w:sz w:val="28"/>
         </w:rPr>
         <w:drawing>
@@ -2476,7 +2483,7 @@
                     <pic:cNvPicPr/>
                   </pic:nvPicPr>
                   <pic:blipFill>
-                    <a:blip r:embed="rId10"/>
+                    <a:blip r:embed="rId11"/>
                     <a:stretch>
                       <a:fillRect/>
                     </a:stretch>
@@ -2995,7 +3002,7 @@
           <w:lang w:eastAsia="hu-HU"/>
         </w:rPr>
       </w:pPr>
-      <w:bookmarkStart w:id="4" w:name="_Toc221528223"/>
+      <w:bookmarkStart w:id="3" w:name="_Toc221528223"/>
       <w:r>
         <w:rPr>
           <w:rFonts w:eastAsia="Times New Roman"/>
@@ -3004,26 +3011,5635 @@
         <w:lastRenderedPageBreak/>
         <w:t>Backend</w:t>
       </w:r>
+      <w:bookmarkEnd w:id="3"/>
+    </w:p>
+    <w:p>
+      <w:pPr>
+        <w:rPr>
+          <w:rFonts w:ascii="Times New Roman" w:eastAsia="Times New Roman" w:hAnsi="Times New Roman" w:cs="Times New Roman"/>
+          <w:bCs/>
+          <w:sz w:val="24"/>
+          <w:szCs w:val="24"/>
+          <w:lang w:eastAsia="hu-HU"/>
+        </w:rPr>
+      </w:pPr>
+      <w:proofErr w:type="spellStart"/>
+      <w:r>
+        <w:rPr>
+          <w:rFonts w:ascii="Times New Roman" w:eastAsia="Times New Roman" w:hAnsi="Times New Roman" w:cs="Times New Roman"/>
+          <w:bCs/>
+          <w:sz w:val="24"/>
+          <w:szCs w:val="24"/>
+          <w:lang w:eastAsia="hu-HU"/>
+        </w:rPr>
+        <w:t>SportHub</w:t>
+      </w:r>
+      <w:proofErr w:type="spellEnd"/>
+      <w:r>
+        <w:rPr>
+          <w:rFonts w:ascii="Times New Roman" w:eastAsia="Times New Roman" w:hAnsi="Times New Roman" w:cs="Times New Roman"/>
+          <w:bCs/>
+          <w:sz w:val="24"/>
+          <w:szCs w:val="24"/>
+          <w:lang w:eastAsia="hu-HU"/>
+        </w:rPr>
+        <w:t xml:space="preserve"> Backend dokumentáció</w:t>
+      </w:r>
+    </w:p>
+    <w:p>
+      <w:pPr>
+        <w:rPr>
+          <w:rFonts w:ascii="Times New Roman" w:eastAsia="Times New Roman" w:hAnsi="Times New Roman" w:cs="Times New Roman"/>
+          <w:bCs/>
+          <w:sz w:val="24"/>
+          <w:szCs w:val="24"/>
+          <w:lang w:eastAsia="hu-HU"/>
+        </w:rPr>
+      </w:pPr>
+    </w:p>
+    <w:p>
+      <w:pPr>
+        <w:rPr>
+          <w:rFonts w:ascii="Times New Roman" w:eastAsia="Times New Roman" w:hAnsi="Times New Roman" w:cs="Times New Roman"/>
+          <w:bCs/>
+          <w:sz w:val="24"/>
+          <w:szCs w:val="24"/>
+          <w:lang w:eastAsia="hu-HU"/>
+        </w:rPr>
+      </w:pPr>
+      <w:r>
+        <w:rPr>
+          <w:rFonts w:ascii="Times New Roman" w:eastAsia="Times New Roman" w:hAnsi="Times New Roman" w:cs="Times New Roman"/>
+          <w:bCs/>
+          <w:sz w:val="24"/>
+          <w:szCs w:val="24"/>
+          <w:lang w:eastAsia="hu-HU"/>
+        </w:rPr>
+        <w:t>1) Áttekintés</w:t>
+      </w:r>
+      <w:bookmarkStart w:id="4" w:name="_GoBack"/>
       <w:bookmarkEnd w:id="4"/>
     </w:p>
     <w:p>
       <w:pPr>
         <w:rPr>
           <w:rFonts w:ascii="Times New Roman" w:eastAsia="Times New Roman" w:hAnsi="Times New Roman" w:cs="Times New Roman"/>
-          <w:b/>
-          <w:bCs/>
-          <w:sz w:val="28"/>
-          <w:szCs w:val="27"/>
-          <w:lang w:eastAsia="hu-HU"/>
-        </w:rPr>
-      </w:pPr>
-      <w:r>
-        <w:rPr>
-          <w:rFonts w:ascii="Times New Roman" w:eastAsia="Times New Roman" w:hAnsi="Times New Roman" w:cs="Times New Roman"/>
-          <w:b/>
-          <w:bCs/>
-          <w:sz w:val="28"/>
-          <w:szCs w:val="27"/>
+          <w:bCs/>
+          <w:sz w:val="24"/>
+          <w:szCs w:val="24"/>
+          <w:lang w:eastAsia="hu-HU"/>
+        </w:rPr>
+      </w:pPr>
+    </w:p>
+    <w:p>
+      <w:pPr>
+        <w:rPr>
+          <w:rFonts w:ascii="Times New Roman" w:eastAsia="Times New Roman" w:hAnsi="Times New Roman" w:cs="Times New Roman"/>
+          <w:bCs/>
+          <w:sz w:val="24"/>
+          <w:szCs w:val="24"/>
+          <w:lang w:eastAsia="hu-HU"/>
+        </w:rPr>
+      </w:pPr>
+      <w:r>
+        <w:rPr>
+          <w:rFonts w:ascii="Times New Roman" w:eastAsia="Times New Roman" w:hAnsi="Times New Roman" w:cs="Times New Roman"/>
+          <w:bCs/>
+          <w:sz w:val="24"/>
+          <w:szCs w:val="24"/>
+          <w:lang w:eastAsia="hu-HU"/>
+        </w:rPr>
+        <w:t>A backend egy `Node.js` alkalmazás, ami natív `http` szervert használ (Express nélkül), és `mysql2/</w:t>
+      </w:r>
+      <w:proofErr w:type="spellStart"/>
+      <w:r>
+        <w:rPr>
+          <w:rFonts w:ascii="Times New Roman" w:eastAsia="Times New Roman" w:hAnsi="Times New Roman" w:cs="Times New Roman"/>
+          <w:bCs/>
+          <w:sz w:val="24"/>
+          <w:szCs w:val="24"/>
+          <w:lang w:eastAsia="hu-HU"/>
+        </w:rPr>
+        <w:t>promise</w:t>
+      </w:r>
+      <w:proofErr w:type="spellEnd"/>
+      <w:r>
+        <w:rPr>
+          <w:rFonts w:ascii="Times New Roman" w:eastAsia="Times New Roman" w:hAnsi="Times New Roman" w:cs="Times New Roman"/>
+          <w:bCs/>
+          <w:sz w:val="24"/>
+          <w:szCs w:val="24"/>
+          <w:lang w:eastAsia="hu-HU"/>
+        </w:rPr>
+        <w:t xml:space="preserve">` kapcsolaton keresztül éri el a </w:t>
+      </w:r>
+      <w:proofErr w:type="spellStart"/>
+      <w:r>
+        <w:rPr>
+          <w:rFonts w:ascii="Times New Roman" w:eastAsia="Times New Roman" w:hAnsi="Times New Roman" w:cs="Times New Roman"/>
+          <w:bCs/>
+          <w:sz w:val="24"/>
+          <w:szCs w:val="24"/>
+          <w:lang w:eastAsia="hu-HU"/>
+        </w:rPr>
+        <w:t>MySQL</w:t>
+      </w:r>
+      <w:proofErr w:type="spellEnd"/>
+      <w:r>
+        <w:rPr>
+          <w:rFonts w:ascii="Times New Roman" w:eastAsia="Times New Roman" w:hAnsi="Times New Roman" w:cs="Times New Roman"/>
+          <w:bCs/>
+          <w:sz w:val="24"/>
+          <w:szCs w:val="24"/>
+          <w:lang w:eastAsia="hu-HU"/>
+        </w:rPr>
+        <w:t xml:space="preserve"> adatbázist.</w:t>
+      </w:r>
+    </w:p>
+    <w:p>
+      <w:pPr>
+        <w:rPr>
+          <w:rFonts w:ascii="Times New Roman" w:eastAsia="Times New Roman" w:hAnsi="Times New Roman" w:cs="Times New Roman"/>
+          <w:bCs/>
+          <w:sz w:val="24"/>
+          <w:szCs w:val="24"/>
+          <w:lang w:eastAsia="hu-HU"/>
+        </w:rPr>
+      </w:pPr>
+    </w:p>
+    <w:p>
+      <w:pPr>
+        <w:rPr>
+          <w:rFonts w:ascii="Times New Roman" w:eastAsia="Times New Roman" w:hAnsi="Times New Roman" w:cs="Times New Roman"/>
+          <w:bCs/>
+          <w:sz w:val="24"/>
+          <w:szCs w:val="24"/>
+          <w:lang w:eastAsia="hu-HU"/>
+        </w:rPr>
+      </w:pPr>
+      <w:r>
+        <w:rPr>
+          <w:rFonts w:ascii="Times New Roman" w:eastAsia="Times New Roman" w:hAnsi="Times New Roman" w:cs="Times New Roman"/>
+          <w:bCs/>
+          <w:sz w:val="24"/>
+          <w:szCs w:val="24"/>
+          <w:lang w:eastAsia="hu-HU"/>
+        </w:rPr>
+        <w:t>Fő feladatok:</w:t>
+      </w:r>
+    </w:p>
+    <w:p>
+      <w:pPr>
+        <w:rPr>
+          <w:rFonts w:ascii="Times New Roman" w:eastAsia="Times New Roman" w:hAnsi="Times New Roman" w:cs="Times New Roman"/>
+          <w:bCs/>
+          <w:sz w:val="24"/>
+          <w:szCs w:val="24"/>
+          <w:lang w:eastAsia="hu-HU"/>
+        </w:rPr>
+      </w:pPr>
+    </w:p>
+    <w:p>
+      <w:pPr>
+        <w:rPr>
+          <w:rFonts w:ascii="Times New Roman" w:eastAsia="Times New Roman" w:hAnsi="Times New Roman" w:cs="Times New Roman"/>
+          <w:bCs/>
+          <w:sz w:val="24"/>
+          <w:szCs w:val="24"/>
+          <w:lang w:eastAsia="hu-HU"/>
+        </w:rPr>
+      </w:pPr>
+      <w:r>
+        <w:rPr>
+          <w:rFonts w:ascii="Times New Roman" w:eastAsia="Times New Roman" w:hAnsi="Times New Roman" w:cs="Times New Roman"/>
+          <w:bCs/>
+          <w:sz w:val="24"/>
+          <w:szCs w:val="24"/>
+          <w:lang w:eastAsia="hu-HU"/>
+        </w:rPr>
+        <w:t>- API végpontok biztosítása a frontendnek (`/</w:t>
+      </w:r>
+      <w:proofErr w:type="spellStart"/>
+      <w:r>
+        <w:rPr>
+          <w:rFonts w:ascii="Times New Roman" w:eastAsia="Times New Roman" w:hAnsi="Times New Roman" w:cs="Times New Roman"/>
+          <w:bCs/>
+          <w:sz w:val="24"/>
+          <w:szCs w:val="24"/>
+          <w:lang w:eastAsia="hu-HU"/>
+        </w:rPr>
+        <w:t>api</w:t>
+      </w:r>
+      <w:proofErr w:type="spellEnd"/>
+      <w:r>
+        <w:rPr>
+          <w:rFonts w:ascii="Times New Roman" w:eastAsia="Times New Roman" w:hAnsi="Times New Roman" w:cs="Times New Roman"/>
+          <w:bCs/>
+          <w:sz w:val="24"/>
+          <w:szCs w:val="24"/>
+          <w:lang w:eastAsia="hu-HU"/>
+        </w:rPr>
+        <w:t>/...`)</w:t>
+      </w:r>
+    </w:p>
+    <w:p>
+      <w:pPr>
+        <w:rPr>
+          <w:rFonts w:ascii="Times New Roman" w:eastAsia="Times New Roman" w:hAnsi="Times New Roman" w:cs="Times New Roman"/>
+          <w:bCs/>
+          <w:sz w:val="24"/>
+          <w:szCs w:val="24"/>
+          <w:lang w:eastAsia="hu-HU"/>
+        </w:rPr>
+      </w:pPr>
+      <w:r>
+        <w:rPr>
+          <w:rFonts w:ascii="Times New Roman" w:eastAsia="Times New Roman" w:hAnsi="Times New Roman" w:cs="Times New Roman"/>
+          <w:bCs/>
+          <w:sz w:val="24"/>
+          <w:szCs w:val="24"/>
+          <w:lang w:eastAsia="hu-HU"/>
+        </w:rPr>
+        <w:t>- felhasználó regisztráció/bejelentkezés kezelése</w:t>
+      </w:r>
+    </w:p>
+    <w:p>
+      <w:pPr>
+        <w:rPr>
+          <w:rFonts w:ascii="Times New Roman" w:eastAsia="Times New Roman" w:hAnsi="Times New Roman" w:cs="Times New Roman"/>
+          <w:bCs/>
+          <w:sz w:val="24"/>
+          <w:szCs w:val="24"/>
+          <w:lang w:eastAsia="hu-HU"/>
+        </w:rPr>
+      </w:pPr>
+      <w:r>
+        <w:rPr>
+          <w:rFonts w:ascii="Times New Roman" w:eastAsia="Times New Roman" w:hAnsi="Times New Roman" w:cs="Times New Roman"/>
+          <w:bCs/>
+          <w:sz w:val="24"/>
+          <w:szCs w:val="24"/>
+          <w:lang w:eastAsia="hu-HU"/>
+        </w:rPr>
+        <w:t xml:space="preserve">- </w:t>
+      </w:r>
+      <w:proofErr w:type="spellStart"/>
+      <w:r>
+        <w:rPr>
+          <w:rFonts w:ascii="Times New Roman" w:eastAsia="Times New Roman" w:hAnsi="Times New Roman" w:cs="Times New Roman"/>
+          <w:bCs/>
+          <w:sz w:val="24"/>
+          <w:szCs w:val="24"/>
+          <w:lang w:eastAsia="hu-HU"/>
+        </w:rPr>
+        <w:t>admin</w:t>
+      </w:r>
+      <w:proofErr w:type="spellEnd"/>
+      <w:r>
+        <w:rPr>
+          <w:rFonts w:ascii="Times New Roman" w:eastAsia="Times New Roman" w:hAnsi="Times New Roman" w:cs="Times New Roman"/>
+          <w:bCs/>
+          <w:sz w:val="24"/>
+          <w:szCs w:val="24"/>
+          <w:lang w:eastAsia="hu-HU"/>
+        </w:rPr>
+        <w:t xml:space="preserve"> felhasználó-listázás</w:t>
+      </w:r>
+    </w:p>
+    <w:p>
+      <w:pPr>
+        <w:rPr>
+          <w:rFonts w:ascii="Times New Roman" w:eastAsia="Times New Roman" w:hAnsi="Times New Roman" w:cs="Times New Roman"/>
+          <w:bCs/>
+          <w:sz w:val="24"/>
+          <w:szCs w:val="24"/>
+          <w:lang w:eastAsia="hu-HU"/>
+        </w:rPr>
+      </w:pPr>
+      <w:r>
+        <w:rPr>
+          <w:rFonts w:ascii="Times New Roman" w:eastAsia="Times New Roman" w:hAnsi="Times New Roman" w:cs="Times New Roman"/>
+          <w:bCs/>
+          <w:sz w:val="24"/>
+          <w:szCs w:val="24"/>
+          <w:lang w:eastAsia="hu-HU"/>
+        </w:rPr>
+        <w:t>- sportlehetőségek CRUD kezelése</w:t>
+      </w:r>
+    </w:p>
+    <w:p>
+      <w:pPr>
+        <w:rPr>
+          <w:rFonts w:ascii="Times New Roman" w:eastAsia="Times New Roman" w:hAnsi="Times New Roman" w:cs="Times New Roman"/>
+          <w:bCs/>
+          <w:sz w:val="24"/>
+          <w:szCs w:val="24"/>
+          <w:lang w:eastAsia="hu-HU"/>
+        </w:rPr>
+      </w:pPr>
+      <w:r>
+        <w:rPr>
+          <w:rFonts w:ascii="Times New Roman" w:eastAsia="Times New Roman" w:hAnsi="Times New Roman" w:cs="Times New Roman"/>
+          <w:bCs/>
+          <w:sz w:val="24"/>
+          <w:szCs w:val="24"/>
+          <w:lang w:eastAsia="hu-HU"/>
+        </w:rPr>
+        <w:t xml:space="preserve">- adatbázis tábla létrehozás + </w:t>
+      </w:r>
+      <w:proofErr w:type="spellStart"/>
+      <w:r>
+        <w:rPr>
+          <w:rFonts w:ascii="Times New Roman" w:eastAsia="Times New Roman" w:hAnsi="Times New Roman" w:cs="Times New Roman"/>
+          <w:bCs/>
+          <w:sz w:val="24"/>
+          <w:szCs w:val="24"/>
+          <w:lang w:eastAsia="hu-HU"/>
+        </w:rPr>
+        <w:t>legacy</w:t>
+      </w:r>
+      <w:proofErr w:type="spellEnd"/>
+      <w:r>
+        <w:rPr>
+          <w:rFonts w:ascii="Times New Roman" w:eastAsia="Times New Roman" w:hAnsi="Times New Roman" w:cs="Times New Roman"/>
+          <w:bCs/>
+          <w:sz w:val="24"/>
+          <w:szCs w:val="24"/>
+          <w:lang w:eastAsia="hu-HU"/>
+        </w:rPr>
+        <w:t xml:space="preserve"> migráció indítás közben</w:t>
+      </w:r>
+    </w:p>
+    <w:p>
+      <w:pPr>
+        <w:rPr>
+          <w:rFonts w:ascii="Times New Roman" w:eastAsia="Times New Roman" w:hAnsi="Times New Roman" w:cs="Times New Roman"/>
+          <w:bCs/>
+          <w:sz w:val="24"/>
+          <w:szCs w:val="24"/>
+          <w:lang w:eastAsia="hu-HU"/>
+        </w:rPr>
+      </w:pPr>
+    </w:p>
+    <w:p>
+      <w:pPr>
+        <w:rPr>
+          <w:rFonts w:ascii="Times New Roman" w:eastAsia="Times New Roman" w:hAnsi="Times New Roman" w:cs="Times New Roman"/>
+          <w:bCs/>
+          <w:sz w:val="24"/>
+          <w:szCs w:val="24"/>
+          <w:lang w:eastAsia="hu-HU"/>
+        </w:rPr>
+      </w:pPr>
+      <w:r>
+        <w:rPr>
+          <w:rFonts w:ascii="Times New Roman" w:eastAsia="Times New Roman" w:hAnsi="Times New Roman" w:cs="Times New Roman"/>
+          <w:bCs/>
+          <w:sz w:val="24"/>
+          <w:szCs w:val="24"/>
+          <w:lang w:eastAsia="hu-HU"/>
+        </w:rPr>
+        <w:t>Fő belépési pontok:</w:t>
+      </w:r>
+    </w:p>
+    <w:p>
+      <w:pPr>
+        <w:rPr>
+          <w:rFonts w:ascii="Times New Roman" w:eastAsia="Times New Roman" w:hAnsi="Times New Roman" w:cs="Times New Roman"/>
+          <w:bCs/>
+          <w:sz w:val="24"/>
+          <w:szCs w:val="24"/>
+          <w:lang w:eastAsia="hu-HU"/>
+        </w:rPr>
+      </w:pPr>
+    </w:p>
+    <w:p>
+      <w:pPr>
+        <w:rPr>
+          <w:rFonts w:ascii="Times New Roman" w:eastAsia="Times New Roman" w:hAnsi="Times New Roman" w:cs="Times New Roman"/>
+          <w:bCs/>
+          <w:sz w:val="24"/>
+          <w:szCs w:val="24"/>
+          <w:lang w:eastAsia="hu-HU"/>
+        </w:rPr>
+      </w:pPr>
+      <w:r>
+        <w:rPr>
+          <w:rFonts w:ascii="Times New Roman" w:eastAsia="Times New Roman" w:hAnsi="Times New Roman" w:cs="Times New Roman"/>
+          <w:bCs/>
+          <w:sz w:val="24"/>
+          <w:szCs w:val="24"/>
+          <w:lang w:eastAsia="hu-HU"/>
+        </w:rPr>
+        <w:t>- `backend/server.js`: a backend indítása</w:t>
+      </w:r>
+    </w:p>
+    <w:p>
+      <w:pPr>
+        <w:rPr>
+          <w:rFonts w:ascii="Times New Roman" w:eastAsia="Times New Roman" w:hAnsi="Times New Roman" w:cs="Times New Roman"/>
+          <w:bCs/>
+          <w:sz w:val="24"/>
+          <w:szCs w:val="24"/>
+          <w:lang w:eastAsia="hu-HU"/>
+        </w:rPr>
+      </w:pPr>
+      <w:r>
+        <w:rPr>
+          <w:rFonts w:ascii="Times New Roman" w:eastAsia="Times New Roman" w:hAnsi="Times New Roman" w:cs="Times New Roman"/>
+          <w:bCs/>
+          <w:sz w:val="24"/>
+          <w:szCs w:val="24"/>
+          <w:lang w:eastAsia="hu-HU"/>
+        </w:rPr>
+        <w:t>- `backend/</w:t>
+      </w:r>
+      <w:proofErr w:type="spellStart"/>
+      <w:r>
+        <w:rPr>
+          <w:rFonts w:ascii="Times New Roman" w:eastAsia="Times New Roman" w:hAnsi="Times New Roman" w:cs="Times New Roman"/>
+          <w:bCs/>
+          <w:sz w:val="24"/>
+          <w:szCs w:val="24"/>
+          <w:lang w:eastAsia="hu-HU"/>
+        </w:rPr>
+        <w:t>src</w:t>
+      </w:r>
+      <w:proofErr w:type="spellEnd"/>
+      <w:r>
+        <w:rPr>
+          <w:rFonts w:ascii="Times New Roman" w:eastAsia="Times New Roman" w:hAnsi="Times New Roman" w:cs="Times New Roman"/>
+          <w:bCs/>
+          <w:sz w:val="24"/>
+          <w:szCs w:val="24"/>
+          <w:lang w:eastAsia="hu-HU"/>
+        </w:rPr>
+        <w:t xml:space="preserve">/app.js`: HTTP </w:t>
+      </w:r>
+      <w:proofErr w:type="spellStart"/>
+      <w:r>
+        <w:rPr>
+          <w:rFonts w:ascii="Times New Roman" w:eastAsia="Times New Roman" w:hAnsi="Times New Roman" w:cs="Times New Roman"/>
+          <w:bCs/>
+          <w:sz w:val="24"/>
+          <w:szCs w:val="24"/>
+          <w:lang w:eastAsia="hu-HU"/>
+        </w:rPr>
+        <w:t>routing</w:t>
+      </w:r>
+      <w:proofErr w:type="spellEnd"/>
+      <w:r>
+        <w:rPr>
+          <w:rFonts w:ascii="Times New Roman" w:eastAsia="Times New Roman" w:hAnsi="Times New Roman" w:cs="Times New Roman"/>
+          <w:bCs/>
+          <w:sz w:val="24"/>
+          <w:szCs w:val="24"/>
+          <w:lang w:eastAsia="hu-HU"/>
+        </w:rPr>
+        <w:t xml:space="preserve"> + API logika</w:t>
+      </w:r>
+    </w:p>
+    <w:p>
+      <w:pPr>
+        <w:rPr>
+          <w:rFonts w:ascii="Times New Roman" w:eastAsia="Times New Roman" w:hAnsi="Times New Roman" w:cs="Times New Roman"/>
+          <w:bCs/>
+          <w:sz w:val="24"/>
+          <w:szCs w:val="24"/>
+          <w:lang w:eastAsia="hu-HU"/>
+        </w:rPr>
+      </w:pPr>
+      <w:r>
+        <w:rPr>
+          <w:rFonts w:ascii="Times New Roman" w:eastAsia="Times New Roman" w:hAnsi="Times New Roman" w:cs="Times New Roman"/>
+          <w:bCs/>
+          <w:sz w:val="24"/>
+          <w:szCs w:val="24"/>
+          <w:lang w:eastAsia="hu-HU"/>
+        </w:rPr>
+        <w:t>- `backend/</w:t>
+      </w:r>
+      <w:proofErr w:type="spellStart"/>
+      <w:r>
+        <w:rPr>
+          <w:rFonts w:ascii="Times New Roman" w:eastAsia="Times New Roman" w:hAnsi="Times New Roman" w:cs="Times New Roman"/>
+          <w:bCs/>
+          <w:sz w:val="24"/>
+          <w:szCs w:val="24"/>
+          <w:lang w:eastAsia="hu-HU"/>
+        </w:rPr>
+        <w:t>src</w:t>
+      </w:r>
+      <w:proofErr w:type="spellEnd"/>
+      <w:r>
+        <w:rPr>
+          <w:rFonts w:ascii="Times New Roman" w:eastAsia="Times New Roman" w:hAnsi="Times New Roman" w:cs="Times New Roman"/>
+          <w:bCs/>
+          <w:sz w:val="24"/>
+          <w:szCs w:val="24"/>
+          <w:lang w:eastAsia="hu-HU"/>
+        </w:rPr>
+        <w:t>/</w:t>
+      </w:r>
+      <w:proofErr w:type="spellStart"/>
+      <w:r>
+        <w:rPr>
+          <w:rFonts w:ascii="Times New Roman" w:eastAsia="Times New Roman" w:hAnsi="Times New Roman" w:cs="Times New Roman"/>
+          <w:bCs/>
+          <w:sz w:val="24"/>
+          <w:szCs w:val="24"/>
+          <w:lang w:eastAsia="hu-HU"/>
+        </w:rPr>
+        <w:t>config</w:t>
+      </w:r>
+      <w:proofErr w:type="spellEnd"/>
+      <w:r>
+        <w:rPr>
+          <w:rFonts w:ascii="Times New Roman" w:eastAsia="Times New Roman" w:hAnsi="Times New Roman" w:cs="Times New Roman"/>
+          <w:bCs/>
+          <w:sz w:val="24"/>
+          <w:szCs w:val="24"/>
+          <w:lang w:eastAsia="hu-HU"/>
+        </w:rPr>
+        <w:t xml:space="preserve">/db.js`: DB </w:t>
+      </w:r>
+      <w:proofErr w:type="spellStart"/>
+      <w:r>
+        <w:rPr>
+          <w:rFonts w:ascii="Times New Roman" w:eastAsia="Times New Roman" w:hAnsi="Times New Roman" w:cs="Times New Roman"/>
+          <w:bCs/>
+          <w:sz w:val="24"/>
+          <w:szCs w:val="24"/>
+          <w:lang w:eastAsia="hu-HU"/>
+        </w:rPr>
+        <w:t>pool</w:t>
+      </w:r>
+      <w:proofErr w:type="spellEnd"/>
+      <w:r>
+        <w:rPr>
+          <w:rFonts w:ascii="Times New Roman" w:eastAsia="Times New Roman" w:hAnsi="Times New Roman" w:cs="Times New Roman"/>
+          <w:bCs/>
+          <w:sz w:val="24"/>
+          <w:szCs w:val="24"/>
+          <w:lang w:eastAsia="hu-HU"/>
+        </w:rPr>
+        <w:t xml:space="preserve">, tranzakció, </w:t>
+      </w:r>
+      <w:proofErr w:type="spellStart"/>
+      <w:r>
+        <w:rPr>
+          <w:rFonts w:ascii="Times New Roman" w:eastAsia="Times New Roman" w:hAnsi="Times New Roman" w:cs="Times New Roman"/>
+          <w:bCs/>
+          <w:sz w:val="24"/>
+          <w:szCs w:val="24"/>
+          <w:lang w:eastAsia="hu-HU"/>
+        </w:rPr>
+        <w:t>schema</w:t>
+      </w:r>
+      <w:proofErr w:type="spellEnd"/>
+      <w:r>
+        <w:rPr>
+          <w:rFonts w:ascii="Times New Roman" w:eastAsia="Times New Roman" w:hAnsi="Times New Roman" w:cs="Times New Roman"/>
+          <w:bCs/>
+          <w:sz w:val="24"/>
+          <w:szCs w:val="24"/>
+          <w:lang w:eastAsia="hu-HU"/>
+        </w:rPr>
+        <w:t>-ellenőrzés/migráció</w:t>
+      </w:r>
+    </w:p>
+    <w:p>
+      <w:pPr>
+        <w:rPr>
+          <w:rFonts w:ascii="Times New Roman" w:eastAsia="Times New Roman" w:hAnsi="Times New Roman" w:cs="Times New Roman"/>
+          <w:bCs/>
+          <w:sz w:val="24"/>
+          <w:szCs w:val="24"/>
+          <w:lang w:eastAsia="hu-HU"/>
+        </w:rPr>
+      </w:pPr>
+    </w:p>
+    <w:p>
+      <w:pPr>
+        <w:rPr>
+          <w:rFonts w:ascii="Times New Roman" w:eastAsia="Times New Roman" w:hAnsi="Times New Roman" w:cs="Times New Roman"/>
+          <w:bCs/>
+          <w:sz w:val="24"/>
+          <w:szCs w:val="24"/>
+          <w:lang w:eastAsia="hu-HU"/>
+        </w:rPr>
+      </w:pPr>
+      <w:r>
+        <w:rPr>
+          <w:rFonts w:ascii="Times New Roman" w:eastAsia="Times New Roman" w:hAnsi="Times New Roman" w:cs="Times New Roman"/>
+          <w:bCs/>
+          <w:sz w:val="24"/>
+          <w:szCs w:val="24"/>
+          <w:lang w:eastAsia="hu-HU"/>
+        </w:rPr>
+        <w:t>## 2) Futtatási környezet</w:t>
+      </w:r>
+    </w:p>
+    <w:p>
+      <w:pPr>
+        <w:rPr>
+          <w:rFonts w:ascii="Times New Roman" w:eastAsia="Times New Roman" w:hAnsi="Times New Roman" w:cs="Times New Roman"/>
+          <w:bCs/>
+          <w:sz w:val="24"/>
+          <w:szCs w:val="24"/>
+          <w:lang w:eastAsia="hu-HU"/>
+        </w:rPr>
+      </w:pPr>
+    </w:p>
+    <w:p>
+      <w:pPr>
+        <w:rPr>
+          <w:rFonts w:ascii="Times New Roman" w:eastAsia="Times New Roman" w:hAnsi="Times New Roman" w:cs="Times New Roman"/>
+          <w:bCs/>
+          <w:sz w:val="24"/>
+          <w:szCs w:val="24"/>
+          <w:lang w:eastAsia="hu-HU"/>
+        </w:rPr>
+      </w:pPr>
+      <w:r>
+        <w:rPr>
+          <w:rFonts w:ascii="Times New Roman" w:eastAsia="Times New Roman" w:hAnsi="Times New Roman" w:cs="Times New Roman"/>
+          <w:bCs/>
+          <w:sz w:val="24"/>
+          <w:szCs w:val="24"/>
+          <w:lang w:eastAsia="hu-HU"/>
+        </w:rPr>
+        <w:t xml:space="preserve">A backend alapértelmezetten ezeket az </w:t>
+      </w:r>
+      <w:proofErr w:type="spellStart"/>
+      <w:r>
+        <w:rPr>
+          <w:rFonts w:ascii="Times New Roman" w:eastAsia="Times New Roman" w:hAnsi="Times New Roman" w:cs="Times New Roman"/>
+          <w:bCs/>
+          <w:sz w:val="24"/>
+          <w:szCs w:val="24"/>
+          <w:lang w:eastAsia="hu-HU"/>
+        </w:rPr>
+        <w:t>env</w:t>
+      </w:r>
+      <w:proofErr w:type="spellEnd"/>
+      <w:r>
+        <w:rPr>
+          <w:rFonts w:ascii="Times New Roman" w:eastAsia="Times New Roman" w:hAnsi="Times New Roman" w:cs="Times New Roman"/>
+          <w:bCs/>
+          <w:sz w:val="24"/>
+          <w:szCs w:val="24"/>
+          <w:lang w:eastAsia="hu-HU"/>
+        </w:rPr>
+        <w:t xml:space="preserve"> változókat használja:</w:t>
+      </w:r>
+    </w:p>
+    <w:p>
+      <w:pPr>
+        <w:rPr>
+          <w:rFonts w:ascii="Times New Roman" w:eastAsia="Times New Roman" w:hAnsi="Times New Roman" w:cs="Times New Roman"/>
+          <w:bCs/>
+          <w:sz w:val="24"/>
+          <w:szCs w:val="24"/>
+          <w:lang w:eastAsia="hu-HU"/>
+        </w:rPr>
+      </w:pPr>
+    </w:p>
+    <w:p>
+      <w:pPr>
+        <w:rPr>
+          <w:rFonts w:ascii="Times New Roman" w:eastAsia="Times New Roman" w:hAnsi="Times New Roman" w:cs="Times New Roman"/>
+          <w:bCs/>
+          <w:sz w:val="24"/>
+          <w:szCs w:val="24"/>
+          <w:lang w:eastAsia="hu-HU"/>
+        </w:rPr>
+      </w:pPr>
+      <w:r>
+        <w:rPr>
+          <w:rFonts w:ascii="Times New Roman" w:eastAsia="Times New Roman" w:hAnsi="Times New Roman" w:cs="Times New Roman"/>
+          <w:bCs/>
+          <w:sz w:val="24"/>
+          <w:szCs w:val="24"/>
+          <w:lang w:eastAsia="hu-HU"/>
+        </w:rPr>
+        <w:t>- `PORT=3001`</w:t>
+      </w:r>
+    </w:p>
+    <w:p>
+      <w:pPr>
+        <w:rPr>
+          <w:rFonts w:ascii="Times New Roman" w:eastAsia="Times New Roman" w:hAnsi="Times New Roman" w:cs="Times New Roman"/>
+          <w:bCs/>
+          <w:sz w:val="24"/>
+          <w:szCs w:val="24"/>
+          <w:lang w:eastAsia="hu-HU"/>
+        </w:rPr>
+      </w:pPr>
+      <w:r>
+        <w:rPr>
+          <w:rFonts w:ascii="Times New Roman" w:eastAsia="Times New Roman" w:hAnsi="Times New Roman" w:cs="Times New Roman"/>
+          <w:bCs/>
+          <w:sz w:val="24"/>
+          <w:szCs w:val="24"/>
+          <w:lang w:eastAsia="hu-HU"/>
+        </w:rPr>
+        <w:t>- `DB_HOST=127.0.0.1`</w:t>
+      </w:r>
+    </w:p>
+    <w:p>
+      <w:pPr>
+        <w:rPr>
+          <w:rFonts w:ascii="Times New Roman" w:eastAsia="Times New Roman" w:hAnsi="Times New Roman" w:cs="Times New Roman"/>
+          <w:bCs/>
+          <w:sz w:val="24"/>
+          <w:szCs w:val="24"/>
+          <w:lang w:eastAsia="hu-HU"/>
+        </w:rPr>
+      </w:pPr>
+      <w:r>
+        <w:rPr>
+          <w:rFonts w:ascii="Times New Roman" w:eastAsia="Times New Roman" w:hAnsi="Times New Roman" w:cs="Times New Roman"/>
+          <w:bCs/>
+          <w:sz w:val="24"/>
+          <w:szCs w:val="24"/>
+          <w:lang w:eastAsia="hu-HU"/>
+        </w:rPr>
+        <w:t>- `DB_PORT=3307`</w:t>
+      </w:r>
+    </w:p>
+    <w:p>
+      <w:pPr>
+        <w:rPr>
+          <w:rFonts w:ascii="Times New Roman" w:eastAsia="Times New Roman" w:hAnsi="Times New Roman" w:cs="Times New Roman"/>
+          <w:bCs/>
+          <w:sz w:val="24"/>
+          <w:szCs w:val="24"/>
+          <w:lang w:eastAsia="hu-HU"/>
+        </w:rPr>
+      </w:pPr>
+      <w:r>
+        <w:rPr>
+          <w:rFonts w:ascii="Times New Roman" w:eastAsia="Times New Roman" w:hAnsi="Times New Roman" w:cs="Times New Roman"/>
+          <w:bCs/>
+          <w:sz w:val="24"/>
+          <w:szCs w:val="24"/>
+          <w:lang w:eastAsia="hu-HU"/>
+        </w:rPr>
+        <w:t>- `DB_USER=</w:t>
+      </w:r>
+      <w:proofErr w:type="spellStart"/>
+      <w:r>
+        <w:rPr>
+          <w:rFonts w:ascii="Times New Roman" w:eastAsia="Times New Roman" w:hAnsi="Times New Roman" w:cs="Times New Roman"/>
+          <w:bCs/>
+          <w:sz w:val="24"/>
+          <w:szCs w:val="24"/>
+          <w:lang w:eastAsia="hu-HU"/>
+        </w:rPr>
+        <w:t>appuser</w:t>
+      </w:r>
+      <w:proofErr w:type="spellEnd"/>
+      <w:r>
+        <w:rPr>
+          <w:rFonts w:ascii="Times New Roman" w:eastAsia="Times New Roman" w:hAnsi="Times New Roman" w:cs="Times New Roman"/>
+          <w:bCs/>
+          <w:sz w:val="24"/>
+          <w:szCs w:val="24"/>
+          <w:lang w:eastAsia="hu-HU"/>
+        </w:rPr>
+        <w:t>`</w:t>
+      </w:r>
+    </w:p>
+    <w:p>
+      <w:pPr>
+        <w:rPr>
+          <w:rFonts w:ascii="Times New Roman" w:eastAsia="Times New Roman" w:hAnsi="Times New Roman" w:cs="Times New Roman"/>
+          <w:bCs/>
+          <w:sz w:val="24"/>
+          <w:szCs w:val="24"/>
+          <w:lang w:eastAsia="hu-HU"/>
+        </w:rPr>
+      </w:pPr>
+      <w:r>
+        <w:rPr>
+          <w:rFonts w:ascii="Times New Roman" w:eastAsia="Times New Roman" w:hAnsi="Times New Roman" w:cs="Times New Roman"/>
+          <w:bCs/>
+          <w:sz w:val="24"/>
+          <w:szCs w:val="24"/>
+          <w:lang w:eastAsia="hu-HU"/>
+        </w:rPr>
+        <w:t>- `DB_PASSWORD=</w:t>
+      </w:r>
+      <w:proofErr w:type="spellStart"/>
+      <w:r>
+        <w:rPr>
+          <w:rFonts w:ascii="Times New Roman" w:eastAsia="Times New Roman" w:hAnsi="Times New Roman" w:cs="Times New Roman"/>
+          <w:bCs/>
+          <w:sz w:val="24"/>
+          <w:szCs w:val="24"/>
+          <w:lang w:eastAsia="hu-HU"/>
+        </w:rPr>
+        <w:t>apppw</w:t>
+      </w:r>
+      <w:proofErr w:type="spellEnd"/>
+      <w:r>
+        <w:rPr>
+          <w:rFonts w:ascii="Times New Roman" w:eastAsia="Times New Roman" w:hAnsi="Times New Roman" w:cs="Times New Roman"/>
+          <w:bCs/>
+          <w:sz w:val="24"/>
+          <w:szCs w:val="24"/>
+          <w:lang w:eastAsia="hu-HU"/>
+        </w:rPr>
+        <w:t>`</w:t>
+      </w:r>
+    </w:p>
+    <w:p>
+      <w:pPr>
+        <w:rPr>
+          <w:rFonts w:ascii="Times New Roman" w:eastAsia="Times New Roman" w:hAnsi="Times New Roman" w:cs="Times New Roman"/>
+          <w:bCs/>
+          <w:sz w:val="24"/>
+          <w:szCs w:val="24"/>
+          <w:lang w:eastAsia="hu-HU"/>
+        </w:rPr>
+      </w:pPr>
+      <w:r>
+        <w:rPr>
+          <w:rFonts w:ascii="Times New Roman" w:eastAsia="Times New Roman" w:hAnsi="Times New Roman" w:cs="Times New Roman"/>
+          <w:bCs/>
+          <w:sz w:val="24"/>
+          <w:szCs w:val="24"/>
+          <w:lang w:eastAsia="hu-HU"/>
+        </w:rPr>
+        <w:lastRenderedPageBreak/>
+        <w:t>- `DB_NAME=</w:t>
+      </w:r>
+      <w:proofErr w:type="spellStart"/>
+      <w:r>
+        <w:rPr>
+          <w:rFonts w:ascii="Times New Roman" w:eastAsia="Times New Roman" w:hAnsi="Times New Roman" w:cs="Times New Roman"/>
+          <w:bCs/>
+          <w:sz w:val="24"/>
+          <w:szCs w:val="24"/>
+          <w:lang w:eastAsia="hu-HU"/>
+        </w:rPr>
+        <w:t>sporthub</w:t>
+      </w:r>
+      <w:proofErr w:type="spellEnd"/>
+      <w:r>
+        <w:rPr>
+          <w:rFonts w:ascii="Times New Roman" w:eastAsia="Times New Roman" w:hAnsi="Times New Roman" w:cs="Times New Roman"/>
+          <w:bCs/>
+          <w:sz w:val="24"/>
+          <w:szCs w:val="24"/>
+          <w:lang w:eastAsia="hu-HU"/>
+        </w:rPr>
+        <w:t>`</w:t>
+      </w:r>
+    </w:p>
+    <w:p>
+      <w:pPr>
+        <w:rPr>
+          <w:rFonts w:ascii="Times New Roman" w:eastAsia="Times New Roman" w:hAnsi="Times New Roman" w:cs="Times New Roman"/>
+          <w:bCs/>
+          <w:sz w:val="24"/>
+          <w:szCs w:val="24"/>
+          <w:lang w:eastAsia="hu-HU"/>
+        </w:rPr>
+      </w:pPr>
+      <w:r>
+        <w:rPr>
+          <w:rFonts w:ascii="Times New Roman" w:eastAsia="Times New Roman" w:hAnsi="Times New Roman" w:cs="Times New Roman"/>
+          <w:bCs/>
+          <w:sz w:val="24"/>
+          <w:szCs w:val="24"/>
+          <w:lang w:eastAsia="hu-HU"/>
+        </w:rPr>
+        <w:t>- `DB_CONNECT_TIMEOUT_MS=10000`</w:t>
+      </w:r>
+    </w:p>
+    <w:p>
+      <w:pPr>
+        <w:rPr>
+          <w:rFonts w:ascii="Times New Roman" w:eastAsia="Times New Roman" w:hAnsi="Times New Roman" w:cs="Times New Roman"/>
+          <w:bCs/>
+          <w:sz w:val="24"/>
+          <w:szCs w:val="24"/>
+          <w:lang w:eastAsia="hu-HU"/>
+        </w:rPr>
+      </w:pPr>
+      <w:r>
+        <w:rPr>
+          <w:rFonts w:ascii="Times New Roman" w:eastAsia="Times New Roman" w:hAnsi="Times New Roman" w:cs="Times New Roman"/>
+          <w:bCs/>
+          <w:sz w:val="24"/>
+          <w:szCs w:val="24"/>
+          <w:lang w:eastAsia="hu-HU"/>
+        </w:rPr>
+        <w:t>- `DB_WAIT_RETRIES=15`</w:t>
+      </w:r>
+    </w:p>
+    <w:p>
+      <w:pPr>
+        <w:rPr>
+          <w:rFonts w:ascii="Times New Roman" w:eastAsia="Times New Roman" w:hAnsi="Times New Roman" w:cs="Times New Roman"/>
+          <w:bCs/>
+          <w:sz w:val="24"/>
+          <w:szCs w:val="24"/>
+          <w:lang w:eastAsia="hu-HU"/>
+        </w:rPr>
+      </w:pPr>
+      <w:r>
+        <w:rPr>
+          <w:rFonts w:ascii="Times New Roman" w:eastAsia="Times New Roman" w:hAnsi="Times New Roman" w:cs="Times New Roman"/>
+          <w:bCs/>
+          <w:sz w:val="24"/>
+          <w:szCs w:val="24"/>
+          <w:lang w:eastAsia="hu-HU"/>
+        </w:rPr>
+        <w:t>- `DB_WAIT_DELAY_MS=2000`</w:t>
+      </w:r>
+    </w:p>
+    <w:p>
+      <w:pPr>
+        <w:rPr>
+          <w:rFonts w:ascii="Times New Roman" w:eastAsia="Times New Roman" w:hAnsi="Times New Roman" w:cs="Times New Roman"/>
+          <w:bCs/>
+          <w:sz w:val="24"/>
+          <w:szCs w:val="24"/>
+          <w:lang w:eastAsia="hu-HU"/>
+        </w:rPr>
+      </w:pPr>
+    </w:p>
+    <w:p>
+      <w:pPr>
+        <w:rPr>
+          <w:rFonts w:ascii="Times New Roman" w:eastAsia="Times New Roman" w:hAnsi="Times New Roman" w:cs="Times New Roman"/>
+          <w:bCs/>
+          <w:sz w:val="24"/>
+          <w:szCs w:val="24"/>
+          <w:lang w:eastAsia="hu-HU"/>
+        </w:rPr>
+      </w:pPr>
+      <w:r>
+        <w:rPr>
+          <w:rFonts w:ascii="Times New Roman" w:eastAsia="Times New Roman" w:hAnsi="Times New Roman" w:cs="Times New Roman"/>
+          <w:bCs/>
+          <w:sz w:val="24"/>
+          <w:szCs w:val="24"/>
+          <w:lang w:eastAsia="hu-HU"/>
+        </w:rPr>
+        <w:t xml:space="preserve">Docker </w:t>
+      </w:r>
+      <w:proofErr w:type="spellStart"/>
+      <w:r>
+        <w:rPr>
+          <w:rFonts w:ascii="Times New Roman" w:eastAsia="Times New Roman" w:hAnsi="Times New Roman" w:cs="Times New Roman"/>
+          <w:bCs/>
+          <w:sz w:val="24"/>
+          <w:szCs w:val="24"/>
+          <w:lang w:eastAsia="hu-HU"/>
+        </w:rPr>
+        <w:t>Compose</w:t>
+      </w:r>
+      <w:proofErr w:type="spellEnd"/>
+      <w:r>
+        <w:rPr>
+          <w:rFonts w:ascii="Times New Roman" w:eastAsia="Times New Roman" w:hAnsi="Times New Roman" w:cs="Times New Roman"/>
+          <w:bCs/>
+          <w:sz w:val="24"/>
+          <w:szCs w:val="24"/>
+          <w:lang w:eastAsia="hu-HU"/>
+        </w:rPr>
+        <w:t xml:space="preserve"> alapján:</w:t>
+      </w:r>
+    </w:p>
+    <w:p>
+      <w:pPr>
+        <w:rPr>
+          <w:rFonts w:ascii="Times New Roman" w:eastAsia="Times New Roman" w:hAnsi="Times New Roman" w:cs="Times New Roman"/>
+          <w:bCs/>
+          <w:sz w:val="24"/>
+          <w:szCs w:val="24"/>
+          <w:lang w:eastAsia="hu-HU"/>
+        </w:rPr>
+      </w:pPr>
+    </w:p>
+    <w:p>
+      <w:pPr>
+        <w:rPr>
+          <w:rFonts w:ascii="Times New Roman" w:eastAsia="Times New Roman" w:hAnsi="Times New Roman" w:cs="Times New Roman"/>
+          <w:bCs/>
+          <w:sz w:val="24"/>
+          <w:szCs w:val="24"/>
+          <w:lang w:eastAsia="hu-HU"/>
+        </w:rPr>
+      </w:pPr>
+      <w:r>
+        <w:rPr>
+          <w:rFonts w:ascii="Times New Roman" w:eastAsia="Times New Roman" w:hAnsi="Times New Roman" w:cs="Times New Roman"/>
+          <w:bCs/>
+          <w:sz w:val="24"/>
+          <w:szCs w:val="24"/>
+          <w:lang w:eastAsia="hu-HU"/>
+        </w:rPr>
+        <w:t xml:space="preserve">- </w:t>
+      </w:r>
+      <w:proofErr w:type="spellStart"/>
+      <w:r>
+        <w:rPr>
+          <w:rFonts w:ascii="Times New Roman" w:eastAsia="Times New Roman" w:hAnsi="Times New Roman" w:cs="Times New Roman"/>
+          <w:bCs/>
+          <w:sz w:val="24"/>
+          <w:szCs w:val="24"/>
+          <w:lang w:eastAsia="hu-HU"/>
+        </w:rPr>
+        <w:t>MySQL</w:t>
+      </w:r>
+      <w:proofErr w:type="spellEnd"/>
+      <w:r>
+        <w:rPr>
+          <w:rFonts w:ascii="Times New Roman" w:eastAsia="Times New Roman" w:hAnsi="Times New Roman" w:cs="Times New Roman"/>
+          <w:bCs/>
+          <w:sz w:val="24"/>
+          <w:szCs w:val="24"/>
+          <w:lang w:eastAsia="hu-HU"/>
+        </w:rPr>
+        <w:t xml:space="preserve"> </w:t>
+      </w:r>
+      <w:proofErr w:type="spellStart"/>
+      <w:r>
+        <w:rPr>
+          <w:rFonts w:ascii="Times New Roman" w:eastAsia="Times New Roman" w:hAnsi="Times New Roman" w:cs="Times New Roman"/>
+          <w:bCs/>
+          <w:sz w:val="24"/>
+          <w:szCs w:val="24"/>
+          <w:lang w:eastAsia="hu-HU"/>
+        </w:rPr>
+        <w:t>host</w:t>
+      </w:r>
+      <w:proofErr w:type="spellEnd"/>
+      <w:r>
+        <w:rPr>
+          <w:rFonts w:ascii="Times New Roman" w:eastAsia="Times New Roman" w:hAnsi="Times New Roman" w:cs="Times New Roman"/>
+          <w:bCs/>
+          <w:sz w:val="24"/>
+          <w:szCs w:val="24"/>
+          <w:lang w:eastAsia="hu-HU"/>
+        </w:rPr>
+        <w:t xml:space="preserve"> oldali port: `3307`</w:t>
+      </w:r>
+    </w:p>
+    <w:p>
+      <w:pPr>
+        <w:rPr>
+          <w:rFonts w:ascii="Times New Roman" w:eastAsia="Times New Roman" w:hAnsi="Times New Roman" w:cs="Times New Roman"/>
+          <w:bCs/>
+          <w:sz w:val="24"/>
+          <w:szCs w:val="24"/>
+          <w:lang w:eastAsia="hu-HU"/>
+        </w:rPr>
+      </w:pPr>
+      <w:r>
+        <w:rPr>
+          <w:rFonts w:ascii="Times New Roman" w:eastAsia="Times New Roman" w:hAnsi="Times New Roman" w:cs="Times New Roman"/>
+          <w:bCs/>
+          <w:sz w:val="24"/>
+          <w:szCs w:val="24"/>
+          <w:lang w:eastAsia="hu-HU"/>
+        </w:rPr>
+        <w:t xml:space="preserve">- </w:t>
+      </w:r>
+      <w:proofErr w:type="spellStart"/>
+      <w:r>
+        <w:rPr>
+          <w:rFonts w:ascii="Times New Roman" w:eastAsia="Times New Roman" w:hAnsi="Times New Roman" w:cs="Times New Roman"/>
+          <w:bCs/>
+          <w:sz w:val="24"/>
+          <w:szCs w:val="24"/>
+          <w:lang w:eastAsia="hu-HU"/>
+        </w:rPr>
+        <w:t>phpMyAdmin</w:t>
+      </w:r>
+      <w:proofErr w:type="spellEnd"/>
+      <w:r>
+        <w:rPr>
+          <w:rFonts w:ascii="Times New Roman" w:eastAsia="Times New Roman" w:hAnsi="Times New Roman" w:cs="Times New Roman"/>
+          <w:bCs/>
+          <w:sz w:val="24"/>
+          <w:szCs w:val="24"/>
+          <w:lang w:eastAsia="hu-HU"/>
+        </w:rPr>
+        <w:t>: `http://localhost:8082`</w:t>
+      </w:r>
+    </w:p>
+    <w:p>
+      <w:pPr>
+        <w:rPr>
+          <w:rFonts w:ascii="Times New Roman" w:eastAsia="Times New Roman" w:hAnsi="Times New Roman" w:cs="Times New Roman"/>
+          <w:bCs/>
+          <w:sz w:val="24"/>
+          <w:szCs w:val="24"/>
+          <w:lang w:eastAsia="hu-HU"/>
+        </w:rPr>
+      </w:pPr>
+    </w:p>
+    <w:p>
+      <w:pPr>
+        <w:rPr>
+          <w:rFonts w:ascii="Times New Roman" w:eastAsia="Times New Roman" w:hAnsi="Times New Roman" w:cs="Times New Roman"/>
+          <w:bCs/>
+          <w:sz w:val="24"/>
+          <w:szCs w:val="24"/>
+          <w:lang w:eastAsia="hu-HU"/>
+        </w:rPr>
+      </w:pPr>
+      <w:r>
+        <w:rPr>
+          <w:rFonts w:ascii="Times New Roman" w:eastAsia="Times New Roman" w:hAnsi="Times New Roman" w:cs="Times New Roman"/>
+          <w:bCs/>
+          <w:sz w:val="24"/>
+          <w:szCs w:val="24"/>
+          <w:lang w:eastAsia="hu-HU"/>
+        </w:rPr>
+        <w:t>## 3) Indulás folyamata</w:t>
+      </w:r>
+    </w:p>
+    <w:p>
+      <w:pPr>
+        <w:rPr>
+          <w:rFonts w:ascii="Times New Roman" w:eastAsia="Times New Roman" w:hAnsi="Times New Roman" w:cs="Times New Roman"/>
+          <w:bCs/>
+          <w:sz w:val="24"/>
+          <w:szCs w:val="24"/>
+          <w:lang w:eastAsia="hu-HU"/>
+        </w:rPr>
+      </w:pPr>
+    </w:p>
+    <w:p>
+      <w:pPr>
+        <w:rPr>
+          <w:rFonts w:ascii="Times New Roman" w:eastAsia="Times New Roman" w:hAnsi="Times New Roman" w:cs="Times New Roman"/>
+          <w:bCs/>
+          <w:sz w:val="24"/>
+          <w:szCs w:val="24"/>
+          <w:lang w:eastAsia="hu-HU"/>
+        </w:rPr>
+      </w:pPr>
+      <w:r>
+        <w:rPr>
+          <w:rFonts w:ascii="Times New Roman" w:eastAsia="Times New Roman" w:hAnsi="Times New Roman" w:cs="Times New Roman"/>
+          <w:bCs/>
+          <w:sz w:val="24"/>
+          <w:szCs w:val="24"/>
+          <w:lang w:eastAsia="hu-HU"/>
+        </w:rPr>
+        <w:t>Az API indításakor a folyamat:</w:t>
+      </w:r>
+    </w:p>
+    <w:p>
+      <w:pPr>
+        <w:rPr>
+          <w:rFonts w:ascii="Times New Roman" w:eastAsia="Times New Roman" w:hAnsi="Times New Roman" w:cs="Times New Roman"/>
+          <w:bCs/>
+          <w:sz w:val="24"/>
+          <w:szCs w:val="24"/>
+          <w:lang w:eastAsia="hu-HU"/>
+        </w:rPr>
+      </w:pPr>
+    </w:p>
+    <w:p>
+      <w:pPr>
+        <w:rPr>
+          <w:rFonts w:ascii="Times New Roman" w:eastAsia="Times New Roman" w:hAnsi="Times New Roman" w:cs="Times New Roman"/>
+          <w:bCs/>
+          <w:sz w:val="24"/>
+          <w:szCs w:val="24"/>
+          <w:lang w:eastAsia="hu-HU"/>
+        </w:rPr>
+      </w:pPr>
+      <w:r>
+        <w:rPr>
+          <w:rFonts w:ascii="Times New Roman" w:eastAsia="Times New Roman" w:hAnsi="Times New Roman" w:cs="Times New Roman"/>
+          <w:bCs/>
+          <w:sz w:val="24"/>
+          <w:szCs w:val="24"/>
+          <w:lang w:eastAsia="hu-HU"/>
+        </w:rPr>
+        <w:t>1. `</w:t>
+      </w:r>
+      <w:proofErr w:type="spellStart"/>
+      <w:r>
+        <w:rPr>
+          <w:rFonts w:ascii="Times New Roman" w:eastAsia="Times New Roman" w:hAnsi="Times New Roman" w:cs="Times New Roman"/>
+          <w:bCs/>
+          <w:sz w:val="24"/>
+          <w:szCs w:val="24"/>
+          <w:lang w:eastAsia="hu-HU"/>
+        </w:rPr>
+        <w:t>waitForDatabase</w:t>
+      </w:r>
+      <w:proofErr w:type="spellEnd"/>
+      <w:r>
+        <w:rPr>
+          <w:rFonts w:ascii="Times New Roman" w:eastAsia="Times New Roman" w:hAnsi="Times New Roman" w:cs="Times New Roman"/>
+          <w:bCs/>
+          <w:sz w:val="24"/>
+          <w:szCs w:val="24"/>
+          <w:lang w:eastAsia="hu-HU"/>
+        </w:rPr>
+        <w:t>()` várakozik, ameddig az adatbázis elérhető.</w:t>
+      </w:r>
+    </w:p>
+    <w:p>
+      <w:pPr>
+        <w:rPr>
+          <w:rFonts w:ascii="Times New Roman" w:eastAsia="Times New Roman" w:hAnsi="Times New Roman" w:cs="Times New Roman"/>
+          <w:bCs/>
+          <w:sz w:val="24"/>
+          <w:szCs w:val="24"/>
+          <w:lang w:eastAsia="hu-HU"/>
+        </w:rPr>
+      </w:pPr>
+      <w:r>
+        <w:rPr>
+          <w:rFonts w:ascii="Times New Roman" w:eastAsia="Times New Roman" w:hAnsi="Times New Roman" w:cs="Times New Roman"/>
+          <w:bCs/>
+          <w:sz w:val="24"/>
+          <w:szCs w:val="24"/>
+          <w:lang w:eastAsia="hu-HU"/>
+        </w:rPr>
+        <w:t>2. `</w:t>
+      </w:r>
+      <w:proofErr w:type="spellStart"/>
+      <w:r>
+        <w:rPr>
+          <w:rFonts w:ascii="Times New Roman" w:eastAsia="Times New Roman" w:hAnsi="Times New Roman" w:cs="Times New Roman"/>
+          <w:bCs/>
+          <w:sz w:val="24"/>
+          <w:szCs w:val="24"/>
+          <w:lang w:eastAsia="hu-HU"/>
+        </w:rPr>
+        <w:t>ensureDatabaseSchema</w:t>
+      </w:r>
+      <w:proofErr w:type="spellEnd"/>
+      <w:r>
+        <w:rPr>
+          <w:rFonts w:ascii="Times New Roman" w:eastAsia="Times New Roman" w:hAnsi="Times New Roman" w:cs="Times New Roman"/>
+          <w:bCs/>
+          <w:sz w:val="24"/>
+          <w:szCs w:val="24"/>
+          <w:lang w:eastAsia="hu-HU"/>
+        </w:rPr>
+        <w:t>()` létrehozza a hiányzó alap táblát.</w:t>
+      </w:r>
+    </w:p>
+    <w:p>
+      <w:pPr>
+        <w:rPr>
+          <w:rFonts w:ascii="Times New Roman" w:eastAsia="Times New Roman" w:hAnsi="Times New Roman" w:cs="Times New Roman"/>
+          <w:bCs/>
+          <w:sz w:val="24"/>
+          <w:szCs w:val="24"/>
+          <w:lang w:eastAsia="hu-HU"/>
+        </w:rPr>
+      </w:pPr>
+      <w:r>
+        <w:rPr>
+          <w:rFonts w:ascii="Times New Roman" w:eastAsia="Times New Roman" w:hAnsi="Times New Roman" w:cs="Times New Roman"/>
+          <w:bCs/>
+          <w:sz w:val="24"/>
+          <w:szCs w:val="24"/>
+          <w:lang w:eastAsia="hu-HU"/>
+        </w:rPr>
+        <w:t>3. `</w:t>
+      </w:r>
+      <w:proofErr w:type="spellStart"/>
+      <w:r>
+        <w:rPr>
+          <w:rFonts w:ascii="Times New Roman" w:eastAsia="Times New Roman" w:hAnsi="Times New Roman" w:cs="Times New Roman"/>
+          <w:bCs/>
+          <w:sz w:val="24"/>
+          <w:szCs w:val="24"/>
+          <w:lang w:eastAsia="hu-HU"/>
+        </w:rPr>
+        <w:t>migrateLegacySportsTable</w:t>
+      </w:r>
+      <w:proofErr w:type="spellEnd"/>
+      <w:r>
+        <w:rPr>
+          <w:rFonts w:ascii="Times New Roman" w:eastAsia="Times New Roman" w:hAnsi="Times New Roman" w:cs="Times New Roman"/>
+          <w:bCs/>
+          <w:sz w:val="24"/>
+          <w:szCs w:val="24"/>
+          <w:lang w:eastAsia="hu-HU"/>
+        </w:rPr>
+        <w:t>()` lefuttatja a régi `</w:t>
+      </w:r>
+      <w:proofErr w:type="spellStart"/>
+      <w:r>
+        <w:rPr>
+          <w:rFonts w:ascii="Times New Roman" w:eastAsia="Times New Roman" w:hAnsi="Times New Roman" w:cs="Times New Roman"/>
+          <w:bCs/>
+          <w:sz w:val="24"/>
+          <w:szCs w:val="24"/>
+          <w:lang w:eastAsia="hu-HU"/>
+        </w:rPr>
+        <w:t>sportlehetosegek</w:t>
+      </w:r>
+      <w:proofErr w:type="spellEnd"/>
+      <w:r>
+        <w:rPr>
+          <w:rFonts w:ascii="Times New Roman" w:eastAsia="Times New Roman" w:hAnsi="Times New Roman" w:cs="Times New Roman"/>
+          <w:bCs/>
+          <w:sz w:val="24"/>
+          <w:szCs w:val="24"/>
+          <w:lang w:eastAsia="hu-HU"/>
+        </w:rPr>
+        <w:t>` szerkezethez tartozó migrációkat (ha szükséges).</w:t>
+      </w:r>
+    </w:p>
+    <w:p>
+      <w:pPr>
+        <w:rPr>
+          <w:rFonts w:ascii="Times New Roman" w:eastAsia="Times New Roman" w:hAnsi="Times New Roman" w:cs="Times New Roman"/>
+          <w:bCs/>
+          <w:sz w:val="24"/>
+          <w:szCs w:val="24"/>
+          <w:lang w:eastAsia="hu-HU"/>
+        </w:rPr>
+      </w:pPr>
+      <w:r>
+        <w:rPr>
+          <w:rFonts w:ascii="Times New Roman" w:eastAsia="Times New Roman" w:hAnsi="Times New Roman" w:cs="Times New Roman"/>
+          <w:bCs/>
+          <w:sz w:val="24"/>
+          <w:szCs w:val="24"/>
+          <w:lang w:eastAsia="hu-HU"/>
+        </w:rPr>
+        <w:t>4. A szerver elindul a `PORT` értéken.</w:t>
+      </w:r>
+    </w:p>
+    <w:p>
+      <w:pPr>
+        <w:rPr>
+          <w:rFonts w:ascii="Times New Roman" w:eastAsia="Times New Roman" w:hAnsi="Times New Roman" w:cs="Times New Roman"/>
+          <w:bCs/>
+          <w:sz w:val="24"/>
+          <w:szCs w:val="24"/>
+          <w:lang w:eastAsia="hu-HU"/>
+        </w:rPr>
+      </w:pPr>
+    </w:p>
+    <w:p>
+      <w:pPr>
+        <w:rPr>
+          <w:rFonts w:ascii="Times New Roman" w:eastAsia="Times New Roman" w:hAnsi="Times New Roman" w:cs="Times New Roman"/>
+          <w:bCs/>
+          <w:sz w:val="24"/>
+          <w:szCs w:val="24"/>
+          <w:lang w:eastAsia="hu-HU"/>
+        </w:rPr>
+      </w:pPr>
+      <w:r>
+        <w:rPr>
+          <w:rFonts w:ascii="Times New Roman" w:eastAsia="Times New Roman" w:hAnsi="Times New Roman" w:cs="Times New Roman"/>
+          <w:bCs/>
+          <w:sz w:val="24"/>
+          <w:szCs w:val="24"/>
+          <w:lang w:eastAsia="hu-HU"/>
+        </w:rPr>
+        <w:t>Ez azt jelenti, hogy a backend nem csak kiszolgál, hanem indítás közben "</w:t>
+      </w:r>
+      <w:proofErr w:type="spellStart"/>
+      <w:r>
+        <w:rPr>
+          <w:rFonts w:ascii="Times New Roman" w:eastAsia="Times New Roman" w:hAnsi="Times New Roman" w:cs="Times New Roman"/>
+          <w:bCs/>
+          <w:sz w:val="24"/>
+          <w:szCs w:val="24"/>
+          <w:lang w:eastAsia="hu-HU"/>
+        </w:rPr>
+        <w:t>self-healing</w:t>
+      </w:r>
+      <w:proofErr w:type="spellEnd"/>
+      <w:r>
+        <w:rPr>
+          <w:rFonts w:ascii="Times New Roman" w:eastAsia="Times New Roman" w:hAnsi="Times New Roman" w:cs="Times New Roman"/>
+          <w:bCs/>
+          <w:sz w:val="24"/>
+          <w:szCs w:val="24"/>
+          <w:lang w:eastAsia="hu-HU"/>
+        </w:rPr>
+        <w:t xml:space="preserve">" </w:t>
+      </w:r>
+      <w:proofErr w:type="spellStart"/>
+      <w:r>
+        <w:rPr>
+          <w:rFonts w:ascii="Times New Roman" w:eastAsia="Times New Roman" w:hAnsi="Times New Roman" w:cs="Times New Roman"/>
+          <w:bCs/>
+          <w:sz w:val="24"/>
+          <w:szCs w:val="24"/>
+          <w:lang w:eastAsia="hu-HU"/>
+        </w:rPr>
+        <w:t>schema</w:t>
+      </w:r>
+      <w:proofErr w:type="spellEnd"/>
+      <w:r>
+        <w:rPr>
+          <w:rFonts w:ascii="Times New Roman" w:eastAsia="Times New Roman" w:hAnsi="Times New Roman" w:cs="Times New Roman"/>
+          <w:bCs/>
+          <w:sz w:val="24"/>
+          <w:szCs w:val="24"/>
+          <w:lang w:eastAsia="hu-HU"/>
+        </w:rPr>
+        <w:t xml:space="preserve"> ellenőrzést/migrációt is végez.</w:t>
+      </w:r>
+    </w:p>
+    <w:p>
+      <w:pPr>
+        <w:rPr>
+          <w:rFonts w:ascii="Times New Roman" w:eastAsia="Times New Roman" w:hAnsi="Times New Roman" w:cs="Times New Roman"/>
+          <w:bCs/>
+          <w:sz w:val="24"/>
+          <w:szCs w:val="24"/>
+          <w:lang w:eastAsia="hu-HU"/>
+        </w:rPr>
+      </w:pPr>
+    </w:p>
+    <w:p>
+      <w:pPr>
+        <w:rPr>
+          <w:rFonts w:ascii="Times New Roman" w:eastAsia="Times New Roman" w:hAnsi="Times New Roman" w:cs="Times New Roman"/>
+          <w:bCs/>
+          <w:sz w:val="24"/>
+          <w:szCs w:val="24"/>
+          <w:lang w:eastAsia="hu-HU"/>
+        </w:rPr>
+      </w:pPr>
+      <w:r>
+        <w:rPr>
+          <w:rFonts w:ascii="Times New Roman" w:eastAsia="Times New Roman" w:hAnsi="Times New Roman" w:cs="Times New Roman"/>
+          <w:bCs/>
+          <w:sz w:val="24"/>
+          <w:szCs w:val="24"/>
+          <w:lang w:eastAsia="hu-HU"/>
+        </w:rPr>
+        <w:t>## 4) API viselkedés</w:t>
+      </w:r>
+    </w:p>
+    <w:p>
+      <w:pPr>
+        <w:rPr>
+          <w:rFonts w:ascii="Times New Roman" w:eastAsia="Times New Roman" w:hAnsi="Times New Roman" w:cs="Times New Roman"/>
+          <w:bCs/>
+          <w:sz w:val="24"/>
+          <w:szCs w:val="24"/>
+          <w:lang w:eastAsia="hu-HU"/>
+        </w:rPr>
+      </w:pPr>
+    </w:p>
+    <w:p>
+      <w:pPr>
+        <w:rPr>
+          <w:rFonts w:ascii="Times New Roman" w:eastAsia="Times New Roman" w:hAnsi="Times New Roman" w:cs="Times New Roman"/>
+          <w:bCs/>
+          <w:sz w:val="24"/>
+          <w:szCs w:val="24"/>
+          <w:lang w:eastAsia="hu-HU"/>
+        </w:rPr>
+      </w:pPr>
+      <w:r>
+        <w:rPr>
+          <w:rFonts w:ascii="Times New Roman" w:eastAsia="Times New Roman" w:hAnsi="Times New Roman" w:cs="Times New Roman"/>
+          <w:bCs/>
+          <w:sz w:val="24"/>
+          <w:szCs w:val="24"/>
+          <w:lang w:eastAsia="hu-HU"/>
+        </w:rPr>
+        <w:t>Általános:</w:t>
+      </w:r>
+    </w:p>
+    <w:p>
+      <w:pPr>
+        <w:rPr>
+          <w:rFonts w:ascii="Times New Roman" w:eastAsia="Times New Roman" w:hAnsi="Times New Roman" w:cs="Times New Roman"/>
+          <w:bCs/>
+          <w:sz w:val="24"/>
+          <w:szCs w:val="24"/>
+          <w:lang w:eastAsia="hu-HU"/>
+        </w:rPr>
+      </w:pPr>
+    </w:p>
+    <w:p>
+      <w:pPr>
+        <w:rPr>
+          <w:rFonts w:ascii="Times New Roman" w:eastAsia="Times New Roman" w:hAnsi="Times New Roman" w:cs="Times New Roman"/>
+          <w:bCs/>
+          <w:sz w:val="24"/>
+          <w:szCs w:val="24"/>
+          <w:lang w:eastAsia="hu-HU"/>
+        </w:rPr>
+      </w:pPr>
+      <w:r>
+        <w:rPr>
+          <w:rFonts w:ascii="Times New Roman" w:eastAsia="Times New Roman" w:hAnsi="Times New Roman" w:cs="Times New Roman"/>
+          <w:bCs/>
+          <w:sz w:val="24"/>
+          <w:szCs w:val="24"/>
+          <w:lang w:eastAsia="hu-HU"/>
+        </w:rPr>
+        <w:t>- JSON válaszok</w:t>
+      </w:r>
+    </w:p>
+    <w:p>
+      <w:pPr>
+        <w:rPr>
+          <w:rFonts w:ascii="Times New Roman" w:eastAsia="Times New Roman" w:hAnsi="Times New Roman" w:cs="Times New Roman"/>
+          <w:bCs/>
+          <w:sz w:val="24"/>
+          <w:szCs w:val="24"/>
+          <w:lang w:eastAsia="hu-HU"/>
+        </w:rPr>
+      </w:pPr>
+      <w:r>
+        <w:rPr>
+          <w:rFonts w:ascii="Times New Roman" w:eastAsia="Times New Roman" w:hAnsi="Times New Roman" w:cs="Times New Roman"/>
+          <w:bCs/>
+          <w:sz w:val="24"/>
+          <w:szCs w:val="24"/>
+          <w:lang w:eastAsia="hu-HU"/>
+        </w:rPr>
+        <w:t>- CORS engedélyezve (`Access-</w:t>
+      </w:r>
+      <w:proofErr w:type="spellStart"/>
+      <w:r>
+        <w:rPr>
+          <w:rFonts w:ascii="Times New Roman" w:eastAsia="Times New Roman" w:hAnsi="Times New Roman" w:cs="Times New Roman"/>
+          <w:bCs/>
+          <w:sz w:val="24"/>
+          <w:szCs w:val="24"/>
+          <w:lang w:eastAsia="hu-HU"/>
+        </w:rPr>
+        <w:t>Control</w:t>
+      </w:r>
+      <w:proofErr w:type="spellEnd"/>
+      <w:r>
+        <w:rPr>
+          <w:rFonts w:ascii="Times New Roman" w:eastAsia="Times New Roman" w:hAnsi="Times New Roman" w:cs="Times New Roman"/>
+          <w:bCs/>
+          <w:sz w:val="24"/>
+          <w:szCs w:val="24"/>
+          <w:lang w:eastAsia="hu-HU"/>
+        </w:rPr>
+        <w:t>-</w:t>
+      </w:r>
+      <w:proofErr w:type="spellStart"/>
+      <w:r>
+        <w:rPr>
+          <w:rFonts w:ascii="Times New Roman" w:eastAsia="Times New Roman" w:hAnsi="Times New Roman" w:cs="Times New Roman"/>
+          <w:bCs/>
+          <w:sz w:val="24"/>
+          <w:szCs w:val="24"/>
+          <w:lang w:eastAsia="hu-HU"/>
+        </w:rPr>
+        <w:t>Allow-Origin</w:t>
+      </w:r>
+      <w:proofErr w:type="spellEnd"/>
+      <w:r>
+        <w:rPr>
+          <w:rFonts w:ascii="Times New Roman" w:eastAsia="Times New Roman" w:hAnsi="Times New Roman" w:cs="Times New Roman"/>
+          <w:bCs/>
+          <w:sz w:val="24"/>
+          <w:szCs w:val="24"/>
+          <w:lang w:eastAsia="hu-HU"/>
+        </w:rPr>
+        <w:t>: *`)</w:t>
+      </w:r>
+    </w:p>
+    <w:p>
+      <w:pPr>
+        <w:rPr>
+          <w:rFonts w:ascii="Times New Roman" w:eastAsia="Times New Roman" w:hAnsi="Times New Roman" w:cs="Times New Roman"/>
+          <w:bCs/>
+          <w:sz w:val="24"/>
+          <w:szCs w:val="24"/>
+          <w:lang w:eastAsia="hu-HU"/>
+        </w:rPr>
+      </w:pPr>
+      <w:r>
+        <w:rPr>
+          <w:rFonts w:ascii="Times New Roman" w:eastAsia="Times New Roman" w:hAnsi="Times New Roman" w:cs="Times New Roman"/>
+          <w:bCs/>
+          <w:sz w:val="24"/>
+          <w:szCs w:val="24"/>
+          <w:lang w:eastAsia="hu-HU"/>
+        </w:rPr>
+        <w:t>- támogatott metódusok: `GET, POST, PUT, DELETE, OPTIONS`</w:t>
+      </w:r>
+    </w:p>
+    <w:p>
+      <w:pPr>
+        <w:rPr>
+          <w:rFonts w:ascii="Times New Roman" w:eastAsia="Times New Roman" w:hAnsi="Times New Roman" w:cs="Times New Roman"/>
+          <w:bCs/>
+          <w:sz w:val="24"/>
+          <w:szCs w:val="24"/>
+          <w:lang w:eastAsia="hu-HU"/>
+        </w:rPr>
+      </w:pPr>
+      <w:r>
+        <w:rPr>
+          <w:rFonts w:ascii="Times New Roman" w:eastAsia="Times New Roman" w:hAnsi="Times New Roman" w:cs="Times New Roman"/>
+          <w:bCs/>
+          <w:sz w:val="24"/>
+          <w:szCs w:val="24"/>
+          <w:lang w:eastAsia="hu-HU"/>
+        </w:rPr>
+        <w:t>- 404 válasz: `"Végpont nem található."`</w:t>
+      </w:r>
+    </w:p>
+    <w:p>
+      <w:pPr>
+        <w:rPr>
+          <w:rFonts w:ascii="Times New Roman" w:eastAsia="Times New Roman" w:hAnsi="Times New Roman" w:cs="Times New Roman"/>
+          <w:bCs/>
+          <w:sz w:val="24"/>
+          <w:szCs w:val="24"/>
+          <w:lang w:eastAsia="hu-HU"/>
+        </w:rPr>
+      </w:pPr>
+    </w:p>
+    <w:p>
+      <w:pPr>
+        <w:rPr>
+          <w:rFonts w:ascii="Times New Roman" w:eastAsia="Times New Roman" w:hAnsi="Times New Roman" w:cs="Times New Roman"/>
+          <w:bCs/>
+          <w:sz w:val="24"/>
+          <w:szCs w:val="24"/>
+          <w:lang w:eastAsia="hu-HU"/>
+        </w:rPr>
+      </w:pPr>
+      <w:r>
+        <w:rPr>
+          <w:rFonts w:ascii="Times New Roman" w:eastAsia="Times New Roman" w:hAnsi="Times New Roman" w:cs="Times New Roman"/>
+          <w:bCs/>
+          <w:sz w:val="24"/>
+          <w:szCs w:val="24"/>
+          <w:lang w:eastAsia="hu-HU"/>
+        </w:rPr>
+        <w:t>### 4.1 Egészség ellenőrzés</w:t>
+      </w:r>
+    </w:p>
+    <w:p>
+      <w:pPr>
+        <w:rPr>
+          <w:rFonts w:ascii="Times New Roman" w:eastAsia="Times New Roman" w:hAnsi="Times New Roman" w:cs="Times New Roman"/>
+          <w:bCs/>
+          <w:sz w:val="24"/>
+          <w:szCs w:val="24"/>
+          <w:lang w:eastAsia="hu-HU"/>
+        </w:rPr>
+      </w:pPr>
+    </w:p>
+    <w:p>
+      <w:pPr>
+        <w:rPr>
+          <w:rFonts w:ascii="Times New Roman" w:eastAsia="Times New Roman" w:hAnsi="Times New Roman" w:cs="Times New Roman"/>
+          <w:bCs/>
+          <w:sz w:val="24"/>
+          <w:szCs w:val="24"/>
+          <w:lang w:eastAsia="hu-HU"/>
+        </w:rPr>
+      </w:pPr>
+      <w:r>
+        <w:rPr>
+          <w:rFonts w:ascii="Times New Roman" w:eastAsia="Times New Roman" w:hAnsi="Times New Roman" w:cs="Times New Roman"/>
+          <w:bCs/>
+          <w:sz w:val="24"/>
+          <w:szCs w:val="24"/>
+          <w:lang w:eastAsia="hu-HU"/>
+        </w:rPr>
+        <w:t>- `GET /</w:t>
+      </w:r>
+      <w:proofErr w:type="spellStart"/>
+      <w:r>
+        <w:rPr>
+          <w:rFonts w:ascii="Times New Roman" w:eastAsia="Times New Roman" w:hAnsi="Times New Roman" w:cs="Times New Roman"/>
+          <w:bCs/>
+          <w:sz w:val="24"/>
+          <w:szCs w:val="24"/>
+          <w:lang w:eastAsia="hu-HU"/>
+        </w:rPr>
+        <w:t>api</w:t>
+      </w:r>
+      <w:proofErr w:type="spellEnd"/>
+      <w:r>
+        <w:rPr>
+          <w:rFonts w:ascii="Times New Roman" w:eastAsia="Times New Roman" w:hAnsi="Times New Roman" w:cs="Times New Roman"/>
+          <w:bCs/>
+          <w:sz w:val="24"/>
+          <w:szCs w:val="24"/>
+          <w:lang w:eastAsia="hu-HU"/>
+        </w:rPr>
+        <w:t>/</w:t>
+      </w:r>
+      <w:proofErr w:type="spellStart"/>
+      <w:r>
+        <w:rPr>
+          <w:rFonts w:ascii="Times New Roman" w:eastAsia="Times New Roman" w:hAnsi="Times New Roman" w:cs="Times New Roman"/>
+          <w:bCs/>
+          <w:sz w:val="24"/>
+          <w:szCs w:val="24"/>
+          <w:lang w:eastAsia="hu-HU"/>
+        </w:rPr>
+        <w:t>health</w:t>
+      </w:r>
+      <w:proofErr w:type="spellEnd"/>
+      <w:r>
+        <w:rPr>
+          <w:rFonts w:ascii="Times New Roman" w:eastAsia="Times New Roman" w:hAnsi="Times New Roman" w:cs="Times New Roman"/>
+          <w:bCs/>
+          <w:sz w:val="24"/>
+          <w:szCs w:val="24"/>
+          <w:lang w:eastAsia="hu-HU"/>
+        </w:rPr>
+        <w:t>`</w:t>
+      </w:r>
+    </w:p>
+    <w:p>
+      <w:pPr>
+        <w:rPr>
+          <w:rFonts w:ascii="Times New Roman" w:eastAsia="Times New Roman" w:hAnsi="Times New Roman" w:cs="Times New Roman"/>
+          <w:bCs/>
+          <w:sz w:val="24"/>
+          <w:szCs w:val="24"/>
+          <w:lang w:eastAsia="hu-HU"/>
+        </w:rPr>
+      </w:pPr>
+      <w:r>
+        <w:rPr>
+          <w:rFonts w:ascii="Times New Roman" w:eastAsia="Times New Roman" w:hAnsi="Times New Roman" w:cs="Times New Roman"/>
+          <w:bCs/>
+          <w:sz w:val="24"/>
+          <w:szCs w:val="24"/>
+          <w:lang w:eastAsia="hu-HU"/>
+        </w:rPr>
+        <w:t xml:space="preserve">- válasz: `{ "ok": </w:t>
+      </w:r>
+      <w:proofErr w:type="spellStart"/>
+      <w:r>
+        <w:rPr>
+          <w:rFonts w:ascii="Times New Roman" w:eastAsia="Times New Roman" w:hAnsi="Times New Roman" w:cs="Times New Roman"/>
+          <w:bCs/>
+          <w:sz w:val="24"/>
+          <w:szCs w:val="24"/>
+          <w:lang w:eastAsia="hu-HU"/>
+        </w:rPr>
+        <w:t>true</w:t>
+      </w:r>
+      <w:proofErr w:type="spellEnd"/>
+      <w:r>
+        <w:rPr>
+          <w:rFonts w:ascii="Times New Roman" w:eastAsia="Times New Roman" w:hAnsi="Times New Roman" w:cs="Times New Roman"/>
+          <w:bCs/>
+          <w:sz w:val="24"/>
+          <w:szCs w:val="24"/>
+          <w:lang w:eastAsia="hu-HU"/>
+        </w:rPr>
+        <w:t xml:space="preserve"> }`</w:t>
+      </w:r>
+    </w:p>
+    <w:p>
+      <w:pPr>
+        <w:rPr>
+          <w:rFonts w:ascii="Times New Roman" w:eastAsia="Times New Roman" w:hAnsi="Times New Roman" w:cs="Times New Roman"/>
+          <w:bCs/>
+          <w:sz w:val="24"/>
+          <w:szCs w:val="24"/>
+          <w:lang w:eastAsia="hu-HU"/>
+        </w:rPr>
+      </w:pPr>
+    </w:p>
+    <w:p>
+      <w:pPr>
+        <w:rPr>
+          <w:rFonts w:ascii="Times New Roman" w:eastAsia="Times New Roman" w:hAnsi="Times New Roman" w:cs="Times New Roman"/>
+          <w:bCs/>
+          <w:sz w:val="24"/>
+          <w:szCs w:val="24"/>
+          <w:lang w:eastAsia="hu-HU"/>
+        </w:rPr>
+      </w:pPr>
+      <w:r>
+        <w:rPr>
+          <w:rFonts w:ascii="Times New Roman" w:eastAsia="Times New Roman" w:hAnsi="Times New Roman" w:cs="Times New Roman"/>
+          <w:bCs/>
+          <w:sz w:val="24"/>
+          <w:szCs w:val="24"/>
+          <w:lang w:eastAsia="hu-HU"/>
+        </w:rPr>
+        <w:t>### 4.2 Auth végpontok</w:t>
+      </w:r>
+    </w:p>
+    <w:p>
+      <w:pPr>
+        <w:rPr>
+          <w:rFonts w:ascii="Times New Roman" w:eastAsia="Times New Roman" w:hAnsi="Times New Roman" w:cs="Times New Roman"/>
+          <w:bCs/>
+          <w:sz w:val="24"/>
+          <w:szCs w:val="24"/>
+          <w:lang w:eastAsia="hu-HU"/>
+        </w:rPr>
+      </w:pPr>
+    </w:p>
+    <w:p>
+      <w:pPr>
+        <w:rPr>
+          <w:rFonts w:ascii="Times New Roman" w:eastAsia="Times New Roman" w:hAnsi="Times New Roman" w:cs="Times New Roman"/>
+          <w:bCs/>
+          <w:sz w:val="24"/>
+          <w:szCs w:val="24"/>
+          <w:lang w:eastAsia="hu-HU"/>
+        </w:rPr>
+      </w:pPr>
+      <w:r>
+        <w:rPr>
+          <w:rFonts w:ascii="Times New Roman" w:eastAsia="Times New Roman" w:hAnsi="Times New Roman" w:cs="Times New Roman"/>
+          <w:bCs/>
+          <w:sz w:val="24"/>
+          <w:szCs w:val="24"/>
+          <w:lang w:eastAsia="hu-HU"/>
+        </w:rPr>
+        <w:t>- `GET /</w:t>
+      </w:r>
+      <w:proofErr w:type="spellStart"/>
+      <w:r>
+        <w:rPr>
+          <w:rFonts w:ascii="Times New Roman" w:eastAsia="Times New Roman" w:hAnsi="Times New Roman" w:cs="Times New Roman"/>
+          <w:bCs/>
+          <w:sz w:val="24"/>
+          <w:szCs w:val="24"/>
+          <w:lang w:eastAsia="hu-HU"/>
+        </w:rPr>
+        <w:t>api</w:t>
+      </w:r>
+      <w:proofErr w:type="spellEnd"/>
+      <w:r>
+        <w:rPr>
+          <w:rFonts w:ascii="Times New Roman" w:eastAsia="Times New Roman" w:hAnsi="Times New Roman" w:cs="Times New Roman"/>
+          <w:bCs/>
+          <w:sz w:val="24"/>
+          <w:szCs w:val="24"/>
+          <w:lang w:eastAsia="hu-HU"/>
+        </w:rPr>
+        <w:t>/</w:t>
+      </w:r>
+      <w:proofErr w:type="spellStart"/>
+      <w:r>
+        <w:rPr>
+          <w:rFonts w:ascii="Times New Roman" w:eastAsia="Times New Roman" w:hAnsi="Times New Roman" w:cs="Times New Roman"/>
+          <w:bCs/>
+          <w:sz w:val="24"/>
+          <w:szCs w:val="24"/>
+          <w:lang w:eastAsia="hu-HU"/>
+        </w:rPr>
+        <w:t>auth</w:t>
+      </w:r>
+      <w:proofErr w:type="spellEnd"/>
+      <w:r>
+        <w:rPr>
+          <w:rFonts w:ascii="Times New Roman" w:eastAsia="Times New Roman" w:hAnsi="Times New Roman" w:cs="Times New Roman"/>
+          <w:bCs/>
+          <w:sz w:val="24"/>
+          <w:szCs w:val="24"/>
+          <w:lang w:eastAsia="hu-HU"/>
+        </w:rPr>
+        <w:t>/</w:t>
+      </w:r>
+      <w:proofErr w:type="spellStart"/>
+      <w:r>
+        <w:rPr>
+          <w:rFonts w:ascii="Times New Roman" w:eastAsia="Times New Roman" w:hAnsi="Times New Roman" w:cs="Times New Roman"/>
+          <w:bCs/>
+          <w:sz w:val="24"/>
+          <w:szCs w:val="24"/>
+          <w:lang w:eastAsia="hu-HU"/>
+        </w:rPr>
+        <w:t>check-email?email</w:t>
+      </w:r>
+      <w:proofErr w:type="spellEnd"/>
+      <w:r>
+        <w:rPr>
+          <w:rFonts w:ascii="Times New Roman" w:eastAsia="Times New Roman" w:hAnsi="Times New Roman" w:cs="Times New Roman"/>
+          <w:bCs/>
+          <w:sz w:val="24"/>
+          <w:szCs w:val="24"/>
+          <w:lang w:eastAsia="hu-HU"/>
+        </w:rPr>
+        <w:t>=...`</w:t>
+      </w:r>
+    </w:p>
+    <w:p>
+      <w:pPr>
+        <w:rPr>
+          <w:rFonts w:ascii="Times New Roman" w:eastAsia="Times New Roman" w:hAnsi="Times New Roman" w:cs="Times New Roman"/>
+          <w:bCs/>
+          <w:sz w:val="24"/>
+          <w:szCs w:val="24"/>
+          <w:lang w:eastAsia="hu-HU"/>
+        </w:rPr>
+      </w:pPr>
+      <w:r>
+        <w:rPr>
+          <w:rFonts w:ascii="Times New Roman" w:eastAsia="Times New Roman" w:hAnsi="Times New Roman" w:cs="Times New Roman"/>
+          <w:bCs/>
+          <w:sz w:val="24"/>
+          <w:szCs w:val="24"/>
+          <w:lang w:eastAsia="hu-HU"/>
+        </w:rPr>
+        <w:t xml:space="preserve">  - ellenőrzi, hogy email foglalt-e</w:t>
+      </w:r>
+    </w:p>
+    <w:p>
+      <w:pPr>
+        <w:rPr>
+          <w:rFonts w:ascii="Times New Roman" w:eastAsia="Times New Roman" w:hAnsi="Times New Roman" w:cs="Times New Roman"/>
+          <w:bCs/>
+          <w:sz w:val="24"/>
+          <w:szCs w:val="24"/>
+          <w:lang w:eastAsia="hu-HU"/>
+        </w:rPr>
+      </w:pPr>
+      <w:r>
+        <w:rPr>
+          <w:rFonts w:ascii="Times New Roman" w:eastAsia="Times New Roman" w:hAnsi="Times New Roman" w:cs="Times New Roman"/>
+          <w:bCs/>
+          <w:sz w:val="24"/>
+          <w:szCs w:val="24"/>
+          <w:lang w:eastAsia="hu-HU"/>
+        </w:rPr>
+        <w:t xml:space="preserve">  - válasz: `{ "</w:t>
+      </w:r>
+      <w:proofErr w:type="spellStart"/>
+      <w:r>
+        <w:rPr>
+          <w:rFonts w:ascii="Times New Roman" w:eastAsia="Times New Roman" w:hAnsi="Times New Roman" w:cs="Times New Roman"/>
+          <w:bCs/>
+          <w:sz w:val="24"/>
+          <w:szCs w:val="24"/>
+          <w:lang w:eastAsia="hu-HU"/>
+        </w:rPr>
+        <w:t>exists</w:t>
+      </w:r>
+      <w:proofErr w:type="spellEnd"/>
+      <w:r>
+        <w:rPr>
+          <w:rFonts w:ascii="Times New Roman" w:eastAsia="Times New Roman" w:hAnsi="Times New Roman" w:cs="Times New Roman"/>
+          <w:bCs/>
+          <w:sz w:val="24"/>
+          <w:szCs w:val="24"/>
+          <w:lang w:eastAsia="hu-HU"/>
+        </w:rPr>
+        <w:t xml:space="preserve">": </w:t>
+      </w:r>
+      <w:proofErr w:type="spellStart"/>
+      <w:r>
+        <w:rPr>
+          <w:rFonts w:ascii="Times New Roman" w:eastAsia="Times New Roman" w:hAnsi="Times New Roman" w:cs="Times New Roman"/>
+          <w:bCs/>
+          <w:sz w:val="24"/>
+          <w:szCs w:val="24"/>
+          <w:lang w:eastAsia="hu-HU"/>
+        </w:rPr>
+        <w:t>true|false</w:t>
+      </w:r>
+      <w:proofErr w:type="spellEnd"/>
+      <w:r>
+        <w:rPr>
+          <w:rFonts w:ascii="Times New Roman" w:eastAsia="Times New Roman" w:hAnsi="Times New Roman" w:cs="Times New Roman"/>
+          <w:bCs/>
+          <w:sz w:val="24"/>
+          <w:szCs w:val="24"/>
+          <w:lang w:eastAsia="hu-HU"/>
+        </w:rPr>
+        <w:t xml:space="preserve"> }`</w:t>
+      </w:r>
+    </w:p>
+    <w:p>
+      <w:pPr>
+        <w:rPr>
+          <w:rFonts w:ascii="Times New Roman" w:eastAsia="Times New Roman" w:hAnsi="Times New Roman" w:cs="Times New Roman"/>
+          <w:bCs/>
+          <w:sz w:val="24"/>
+          <w:szCs w:val="24"/>
+          <w:lang w:eastAsia="hu-HU"/>
+        </w:rPr>
+      </w:pPr>
+    </w:p>
+    <w:p>
+      <w:pPr>
+        <w:rPr>
+          <w:rFonts w:ascii="Times New Roman" w:eastAsia="Times New Roman" w:hAnsi="Times New Roman" w:cs="Times New Roman"/>
+          <w:bCs/>
+          <w:sz w:val="24"/>
+          <w:szCs w:val="24"/>
+          <w:lang w:eastAsia="hu-HU"/>
+        </w:rPr>
+      </w:pPr>
+      <w:r>
+        <w:rPr>
+          <w:rFonts w:ascii="Times New Roman" w:eastAsia="Times New Roman" w:hAnsi="Times New Roman" w:cs="Times New Roman"/>
+          <w:bCs/>
+          <w:sz w:val="24"/>
+          <w:szCs w:val="24"/>
+          <w:lang w:eastAsia="hu-HU"/>
+        </w:rPr>
+        <w:t>- `POST /</w:t>
+      </w:r>
+      <w:proofErr w:type="spellStart"/>
+      <w:r>
+        <w:rPr>
+          <w:rFonts w:ascii="Times New Roman" w:eastAsia="Times New Roman" w:hAnsi="Times New Roman" w:cs="Times New Roman"/>
+          <w:bCs/>
+          <w:sz w:val="24"/>
+          <w:szCs w:val="24"/>
+          <w:lang w:eastAsia="hu-HU"/>
+        </w:rPr>
+        <w:t>api</w:t>
+      </w:r>
+      <w:proofErr w:type="spellEnd"/>
+      <w:r>
+        <w:rPr>
+          <w:rFonts w:ascii="Times New Roman" w:eastAsia="Times New Roman" w:hAnsi="Times New Roman" w:cs="Times New Roman"/>
+          <w:bCs/>
+          <w:sz w:val="24"/>
+          <w:szCs w:val="24"/>
+          <w:lang w:eastAsia="hu-HU"/>
+        </w:rPr>
+        <w:t>/</w:t>
+      </w:r>
+      <w:proofErr w:type="spellStart"/>
+      <w:r>
+        <w:rPr>
+          <w:rFonts w:ascii="Times New Roman" w:eastAsia="Times New Roman" w:hAnsi="Times New Roman" w:cs="Times New Roman"/>
+          <w:bCs/>
+          <w:sz w:val="24"/>
+          <w:szCs w:val="24"/>
+          <w:lang w:eastAsia="hu-HU"/>
+        </w:rPr>
+        <w:t>auth</w:t>
+      </w:r>
+      <w:proofErr w:type="spellEnd"/>
+      <w:r>
+        <w:rPr>
+          <w:rFonts w:ascii="Times New Roman" w:eastAsia="Times New Roman" w:hAnsi="Times New Roman" w:cs="Times New Roman"/>
+          <w:bCs/>
+          <w:sz w:val="24"/>
+          <w:szCs w:val="24"/>
+          <w:lang w:eastAsia="hu-HU"/>
+        </w:rPr>
+        <w:t>/</w:t>
+      </w:r>
+      <w:proofErr w:type="spellStart"/>
+      <w:r>
+        <w:rPr>
+          <w:rFonts w:ascii="Times New Roman" w:eastAsia="Times New Roman" w:hAnsi="Times New Roman" w:cs="Times New Roman"/>
+          <w:bCs/>
+          <w:sz w:val="24"/>
+          <w:szCs w:val="24"/>
+          <w:lang w:eastAsia="hu-HU"/>
+        </w:rPr>
+        <w:t>signup</w:t>
+      </w:r>
+      <w:proofErr w:type="spellEnd"/>
+      <w:r>
+        <w:rPr>
+          <w:rFonts w:ascii="Times New Roman" w:eastAsia="Times New Roman" w:hAnsi="Times New Roman" w:cs="Times New Roman"/>
+          <w:bCs/>
+          <w:sz w:val="24"/>
+          <w:szCs w:val="24"/>
+          <w:lang w:eastAsia="hu-HU"/>
+        </w:rPr>
+        <w:t>`</w:t>
+      </w:r>
+    </w:p>
+    <w:p>
+      <w:pPr>
+        <w:rPr>
+          <w:rFonts w:ascii="Times New Roman" w:eastAsia="Times New Roman" w:hAnsi="Times New Roman" w:cs="Times New Roman"/>
+          <w:bCs/>
+          <w:sz w:val="24"/>
+          <w:szCs w:val="24"/>
+          <w:lang w:eastAsia="hu-HU"/>
+        </w:rPr>
+      </w:pPr>
+      <w:r>
+        <w:rPr>
+          <w:rFonts w:ascii="Times New Roman" w:eastAsia="Times New Roman" w:hAnsi="Times New Roman" w:cs="Times New Roman"/>
+          <w:bCs/>
+          <w:sz w:val="24"/>
+          <w:szCs w:val="24"/>
+          <w:lang w:eastAsia="hu-HU"/>
+        </w:rPr>
+        <w:t xml:space="preserve">  - body: `</w:t>
+      </w:r>
+      <w:proofErr w:type="spellStart"/>
+      <w:r>
+        <w:rPr>
+          <w:rFonts w:ascii="Times New Roman" w:eastAsia="Times New Roman" w:hAnsi="Times New Roman" w:cs="Times New Roman"/>
+          <w:bCs/>
+          <w:sz w:val="24"/>
+          <w:szCs w:val="24"/>
+          <w:lang w:eastAsia="hu-HU"/>
+        </w:rPr>
+        <w:t>username</w:t>
+      </w:r>
+      <w:proofErr w:type="spellEnd"/>
+      <w:r>
+        <w:rPr>
+          <w:rFonts w:ascii="Times New Roman" w:eastAsia="Times New Roman" w:hAnsi="Times New Roman" w:cs="Times New Roman"/>
+          <w:bCs/>
+          <w:sz w:val="24"/>
+          <w:szCs w:val="24"/>
+          <w:lang w:eastAsia="hu-HU"/>
+        </w:rPr>
+        <w:t>`, `email`, `</w:t>
+      </w:r>
+      <w:proofErr w:type="spellStart"/>
+      <w:r>
+        <w:rPr>
+          <w:rFonts w:ascii="Times New Roman" w:eastAsia="Times New Roman" w:hAnsi="Times New Roman" w:cs="Times New Roman"/>
+          <w:bCs/>
+          <w:sz w:val="24"/>
+          <w:szCs w:val="24"/>
+          <w:lang w:eastAsia="hu-HU"/>
+        </w:rPr>
+        <w:t>password</w:t>
+      </w:r>
+      <w:proofErr w:type="spellEnd"/>
+      <w:r>
+        <w:rPr>
+          <w:rFonts w:ascii="Times New Roman" w:eastAsia="Times New Roman" w:hAnsi="Times New Roman" w:cs="Times New Roman"/>
+          <w:bCs/>
+          <w:sz w:val="24"/>
+          <w:szCs w:val="24"/>
+          <w:lang w:eastAsia="hu-HU"/>
+        </w:rPr>
+        <w:t>`</w:t>
+      </w:r>
+    </w:p>
+    <w:p>
+      <w:pPr>
+        <w:rPr>
+          <w:rFonts w:ascii="Times New Roman" w:eastAsia="Times New Roman" w:hAnsi="Times New Roman" w:cs="Times New Roman"/>
+          <w:bCs/>
+          <w:sz w:val="24"/>
+          <w:szCs w:val="24"/>
+          <w:lang w:eastAsia="hu-HU"/>
+        </w:rPr>
+      </w:pPr>
+      <w:r>
+        <w:rPr>
+          <w:rFonts w:ascii="Times New Roman" w:eastAsia="Times New Roman" w:hAnsi="Times New Roman" w:cs="Times New Roman"/>
+          <w:bCs/>
+          <w:sz w:val="24"/>
+          <w:szCs w:val="24"/>
+          <w:lang w:eastAsia="hu-HU"/>
+        </w:rPr>
+        <w:t xml:space="preserve">  - validáció:</w:t>
+      </w:r>
+    </w:p>
+    <w:p>
+      <w:pPr>
+        <w:rPr>
+          <w:rFonts w:ascii="Times New Roman" w:eastAsia="Times New Roman" w:hAnsi="Times New Roman" w:cs="Times New Roman"/>
+          <w:bCs/>
+          <w:sz w:val="24"/>
+          <w:szCs w:val="24"/>
+          <w:lang w:eastAsia="hu-HU"/>
+        </w:rPr>
+      </w:pPr>
+      <w:r>
+        <w:rPr>
+          <w:rFonts w:ascii="Times New Roman" w:eastAsia="Times New Roman" w:hAnsi="Times New Roman" w:cs="Times New Roman"/>
+          <w:bCs/>
+          <w:sz w:val="24"/>
+          <w:szCs w:val="24"/>
+          <w:lang w:eastAsia="hu-HU"/>
+        </w:rPr>
+        <w:t xml:space="preserve">    - felhasználónév min. 3 karakter</w:t>
+      </w:r>
+    </w:p>
+    <w:p>
+      <w:pPr>
+        <w:rPr>
+          <w:rFonts w:ascii="Times New Roman" w:eastAsia="Times New Roman" w:hAnsi="Times New Roman" w:cs="Times New Roman"/>
+          <w:bCs/>
+          <w:sz w:val="24"/>
+          <w:szCs w:val="24"/>
+          <w:lang w:eastAsia="hu-HU"/>
+        </w:rPr>
+      </w:pPr>
+      <w:r>
+        <w:rPr>
+          <w:rFonts w:ascii="Times New Roman" w:eastAsia="Times New Roman" w:hAnsi="Times New Roman" w:cs="Times New Roman"/>
+          <w:bCs/>
+          <w:sz w:val="24"/>
+          <w:szCs w:val="24"/>
+          <w:lang w:eastAsia="hu-HU"/>
+        </w:rPr>
+        <w:t xml:space="preserve">    - email formátum ellenőrzés</w:t>
+      </w:r>
+    </w:p>
+    <w:p>
+      <w:pPr>
+        <w:rPr>
+          <w:rFonts w:ascii="Times New Roman" w:eastAsia="Times New Roman" w:hAnsi="Times New Roman" w:cs="Times New Roman"/>
+          <w:bCs/>
+          <w:sz w:val="24"/>
+          <w:szCs w:val="24"/>
+          <w:lang w:eastAsia="hu-HU"/>
+        </w:rPr>
+      </w:pPr>
+      <w:r>
+        <w:rPr>
+          <w:rFonts w:ascii="Times New Roman" w:eastAsia="Times New Roman" w:hAnsi="Times New Roman" w:cs="Times New Roman"/>
+          <w:bCs/>
+          <w:sz w:val="24"/>
+          <w:szCs w:val="24"/>
+          <w:lang w:eastAsia="hu-HU"/>
+        </w:rPr>
+        <w:t xml:space="preserve">    - jelszó min. 6 karakter</w:t>
+      </w:r>
+    </w:p>
+    <w:p>
+      <w:pPr>
+        <w:rPr>
+          <w:rFonts w:ascii="Times New Roman" w:eastAsia="Times New Roman" w:hAnsi="Times New Roman" w:cs="Times New Roman"/>
+          <w:bCs/>
+          <w:sz w:val="24"/>
+          <w:szCs w:val="24"/>
+          <w:lang w:eastAsia="hu-HU"/>
+        </w:rPr>
+      </w:pPr>
+      <w:r>
+        <w:rPr>
+          <w:rFonts w:ascii="Times New Roman" w:eastAsia="Times New Roman" w:hAnsi="Times New Roman" w:cs="Times New Roman"/>
+          <w:bCs/>
+          <w:sz w:val="24"/>
+          <w:szCs w:val="24"/>
+          <w:lang w:eastAsia="hu-HU"/>
+        </w:rPr>
+        <w:t xml:space="preserve">  - jelszó tárolás: `</w:t>
+      </w:r>
+      <w:proofErr w:type="spellStart"/>
+      <w:r>
+        <w:rPr>
+          <w:rFonts w:ascii="Times New Roman" w:eastAsia="Times New Roman" w:hAnsi="Times New Roman" w:cs="Times New Roman"/>
+          <w:bCs/>
+          <w:sz w:val="24"/>
+          <w:szCs w:val="24"/>
+          <w:lang w:eastAsia="hu-HU"/>
+        </w:rPr>
+        <w:t>scrypt</w:t>
+      </w:r>
+      <w:proofErr w:type="spellEnd"/>
+      <w:r>
+        <w:rPr>
+          <w:rFonts w:ascii="Times New Roman" w:eastAsia="Times New Roman" w:hAnsi="Times New Roman" w:cs="Times New Roman"/>
+          <w:bCs/>
+          <w:sz w:val="24"/>
+          <w:szCs w:val="24"/>
+          <w:lang w:eastAsia="hu-HU"/>
+        </w:rPr>
+        <w:t xml:space="preserve">` </w:t>
+      </w:r>
+      <w:proofErr w:type="spellStart"/>
+      <w:r>
+        <w:rPr>
+          <w:rFonts w:ascii="Times New Roman" w:eastAsia="Times New Roman" w:hAnsi="Times New Roman" w:cs="Times New Roman"/>
+          <w:bCs/>
+          <w:sz w:val="24"/>
+          <w:szCs w:val="24"/>
+          <w:lang w:eastAsia="hu-HU"/>
+        </w:rPr>
+        <w:t>hash</w:t>
+      </w:r>
+      <w:proofErr w:type="spellEnd"/>
+      <w:r>
+        <w:rPr>
+          <w:rFonts w:ascii="Times New Roman" w:eastAsia="Times New Roman" w:hAnsi="Times New Roman" w:cs="Times New Roman"/>
+          <w:bCs/>
+          <w:sz w:val="24"/>
+          <w:szCs w:val="24"/>
+          <w:lang w:eastAsia="hu-HU"/>
+        </w:rPr>
+        <w:t xml:space="preserve"> + random </w:t>
+      </w:r>
+      <w:proofErr w:type="spellStart"/>
+      <w:r>
+        <w:rPr>
+          <w:rFonts w:ascii="Times New Roman" w:eastAsia="Times New Roman" w:hAnsi="Times New Roman" w:cs="Times New Roman"/>
+          <w:bCs/>
+          <w:sz w:val="24"/>
+          <w:szCs w:val="24"/>
+          <w:lang w:eastAsia="hu-HU"/>
+        </w:rPr>
+        <w:t>salt</w:t>
+      </w:r>
+      <w:proofErr w:type="spellEnd"/>
+      <w:r>
+        <w:rPr>
+          <w:rFonts w:ascii="Times New Roman" w:eastAsia="Times New Roman" w:hAnsi="Times New Roman" w:cs="Times New Roman"/>
+          <w:bCs/>
+          <w:sz w:val="24"/>
+          <w:szCs w:val="24"/>
+          <w:lang w:eastAsia="hu-HU"/>
+        </w:rPr>
+        <w:t xml:space="preserve"> (`</w:t>
+      </w:r>
+      <w:proofErr w:type="spellStart"/>
+      <w:r>
+        <w:rPr>
+          <w:rFonts w:ascii="Times New Roman" w:eastAsia="Times New Roman" w:hAnsi="Times New Roman" w:cs="Times New Roman"/>
+          <w:bCs/>
+          <w:sz w:val="24"/>
+          <w:szCs w:val="24"/>
+          <w:lang w:eastAsia="hu-HU"/>
+        </w:rPr>
+        <w:t>salt:hash</w:t>
+      </w:r>
+      <w:proofErr w:type="spellEnd"/>
+      <w:r>
+        <w:rPr>
+          <w:rFonts w:ascii="Times New Roman" w:eastAsia="Times New Roman" w:hAnsi="Times New Roman" w:cs="Times New Roman"/>
+          <w:bCs/>
+          <w:sz w:val="24"/>
+          <w:szCs w:val="24"/>
+          <w:lang w:eastAsia="hu-HU"/>
+        </w:rPr>
+        <w:t>` formátum)</w:t>
+      </w:r>
+    </w:p>
+    <w:p>
+      <w:pPr>
+        <w:rPr>
+          <w:rFonts w:ascii="Times New Roman" w:eastAsia="Times New Roman" w:hAnsi="Times New Roman" w:cs="Times New Roman"/>
+          <w:bCs/>
+          <w:sz w:val="24"/>
+          <w:szCs w:val="24"/>
+          <w:lang w:eastAsia="hu-HU"/>
+        </w:rPr>
+      </w:pPr>
+      <w:r>
+        <w:rPr>
+          <w:rFonts w:ascii="Times New Roman" w:eastAsia="Times New Roman" w:hAnsi="Times New Roman" w:cs="Times New Roman"/>
+          <w:bCs/>
+          <w:sz w:val="24"/>
+          <w:szCs w:val="24"/>
+          <w:lang w:eastAsia="hu-HU"/>
+        </w:rPr>
+        <w:t xml:space="preserve">  - siker válasz: `201` + felhasználó profil</w:t>
+      </w:r>
+    </w:p>
+    <w:p>
+      <w:pPr>
+        <w:rPr>
+          <w:rFonts w:ascii="Times New Roman" w:eastAsia="Times New Roman" w:hAnsi="Times New Roman" w:cs="Times New Roman"/>
+          <w:bCs/>
+          <w:sz w:val="24"/>
+          <w:szCs w:val="24"/>
+          <w:lang w:eastAsia="hu-HU"/>
+        </w:rPr>
+      </w:pPr>
+    </w:p>
+    <w:p>
+      <w:pPr>
+        <w:rPr>
+          <w:rFonts w:ascii="Times New Roman" w:eastAsia="Times New Roman" w:hAnsi="Times New Roman" w:cs="Times New Roman"/>
+          <w:bCs/>
+          <w:sz w:val="24"/>
+          <w:szCs w:val="24"/>
+          <w:lang w:eastAsia="hu-HU"/>
+        </w:rPr>
+      </w:pPr>
+      <w:r>
+        <w:rPr>
+          <w:rFonts w:ascii="Times New Roman" w:eastAsia="Times New Roman" w:hAnsi="Times New Roman" w:cs="Times New Roman"/>
+          <w:bCs/>
+          <w:sz w:val="24"/>
+          <w:szCs w:val="24"/>
+          <w:lang w:eastAsia="hu-HU"/>
+        </w:rPr>
+        <w:t>- `POST /</w:t>
+      </w:r>
+      <w:proofErr w:type="spellStart"/>
+      <w:r>
+        <w:rPr>
+          <w:rFonts w:ascii="Times New Roman" w:eastAsia="Times New Roman" w:hAnsi="Times New Roman" w:cs="Times New Roman"/>
+          <w:bCs/>
+          <w:sz w:val="24"/>
+          <w:szCs w:val="24"/>
+          <w:lang w:eastAsia="hu-HU"/>
+        </w:rPr>
+        <w:t>api</w:t>
+      </w:r>
+      <w:proofErr w:type="spellEnd"/>
+      <w:r>
+        <w:rPr>
+          <w:rFonts w:ascii="Times New Roman" w:eastAsia="Times New Roman" w:hAnsi="Times New Roman" w:cs="Times New Roman"/>
+          <w:bCs/>
+          <w:sz w:val="24"/>
+          <w:szCs w:val="24"/>
+          <w:lang w:eastAsia="hu-HU"/>
+        </w:rPr>
+        <w:t>/</w:t>
+      </w:r>
+      <w:proofErr w:type="spellStart"/>
+      <w:r>
+        <w:rPr>
+          <w:rFonts w:ascii="Times New Roman" w:eastAsia="Times New Roman" w:hAnsi="Times New Roman" w:cs="Times New Roman"/>
+          <w:bCs/>
+          <w:sz w:val="24"/>
+          <w:szCs w:val="24"/>
+          <w:lang w:eastAsia="hu-HU"/>
+        </w:rPr>
+        <w:t>auth</w:t>
+      </w:r>
+      <w:proofErr w:type="spellEnd"/>
+      <w:r>
+        <w:rPr>
+          <w:rFonts w:ascii="Times New Roman" w:eastAsia="Times New Roman" w:hAnsi="Times New Roman" w:cs="Times New Roman"/>
+          <w:bCs/>
+          <w:sz w:val="24"/>
+          <w:szCs w:val="24"/>
+          <w:lang w:eastAsia="hu-HU"/>
+        </w:rPr>
+        <w:t>/</w:t>
+      </w:r>
+      <w:proofErr w:type="spellStart"/>
+      <w:r>
+        <w:rPr>
+          <w:rFonts w:ascii="Times New Roman" w:eastAsia="Times New Roman" w:hAnsi="Times New Roman" w:cs="Times New Roman"/>
+          <w:bCs/>
+          <w:sz w:val="24"/>
+          <w:szCs w:val="24"/>
+          <w:lang w:eastAsia="hu-HU"/>
+        </w:rPr>
+        <w:t>signin</w:t>
+      </w:r>
+      <w:proofErr w:type="spellEnd"/>
+      <w:r>
+        <w:rPr>
+          <w:rFonts w:ascii="Times New Roman" w:eastAsia="Times New Roman" w:hAnsi="Times New Roman" w:cs="Times New Roman"/>
+          <w:bCs/>
+          <w:sz w:val="24"/>
+          <w:szCs w:val="24"/>
+          <w:lang w:eastAsia="hu-HU"/>
+        </w:rPr>
+        <w:t>`</w:t>
+      </w:r>
+    </w:p>
+    <w:p>
+      <w:pPr>
+        <w:rPr>
+          <w:rFonts w:ascii="Times New Roman" w:eastAsia="Times New Roman" w:hAnsi="Times New Roman" w:cs="Times New Roman"/>
+          <w:bCs/>
+          <w:sz w:val="24"/>
+          <w:szCs w:val="24"/>
+          <w:lang w:eastAsia="hu-HU"/>
+        </w:rPr>
+      </w:pPr>
+      <w:r>
+        <w:rPr>
+          <w:rFonts w:ascii="Times New Roman" w:eastAsia="Times New Roman" w:hAnsi="Times New Roman" w:cs="Times New Roman"/>
+          <w:bCs/>
+          <w:sz w:val="24"/>
+          <w:szCs w:val="24"/>
+          <w:lang w:eastAsia="hu-HU"/>
+        </w:rPr>
+        <w:t xml:space="preserve">  - body: `</w:t>
+      </w:r>
+      <w:proofErr w:type="spellStart"/>
+      <w:r>
+        <w:rPr>
+          <w:rFonts w:ascii="Times New Roman" w:eastAsia="Times New Roman" w:hAnsi="Times New Roman" w:cs="Times New Roman"/>
+          <w:bCs/>
+          <w:sz w:val="24"/>
+          <w:szCs w:val="24"/>
+          <w:lang w:eastAsia="hu-HU"/>
+        </w:rPr>
+        <w:t>identifier</w:t>
+      </w:r>
+      <w:proofErr w:type="spellEnd"/>
+      <w:r>
+        <w:rPr>
+          <w:rFonts w:ascii="Times New Roman" w:eastAsia="Times New Roman" w:hAnsi="Times New Roman" w:cs="Times New Roman"/>
+          <w:bCs/>
+          <w:sz w:val="24"/>
+          <w:szCs w:val="24"/>
+          <w:lang w:eastAsia="hu-HU"/>
+        </w:rPr>
+        <w:t>` (email vagy felhasználónév), `</w:t>
+      </w:r>
+      <w:proofErr w:type="spellStart"/>
+      <w:r>
+        <w:rPr>
+          <w:rFonts w:ascii="Times New Roman" w:eastAsia="Times New Roman" w:hAnsi="Times New Roman" w:cs="Times New Roman"/>
+          <w:bCs/>
+          <w:sz w:val="24"/>
+          <w:szCs w:val="24"/>
+          <w:lang w:eastAsia="hu-HU"/>
+        </w:rPr>
+        <w:t>password</w:t>
+      </w:r>
+      <w:proofErr w:type="spellEnd"/>
+      <w:r>
+        <w:rPr>
+          <w:rFonts w:ascii="Times New Roman" w:eastAsia="Times New Roman" w:hAnsi="Times New Roman" w:cs="Times New Roman"/>
+          <w:bCs/>
+          <w:sz w:val="24"/>
+          <w:szCs w:val="24"/>
+          <w:lang w:eastAsia="hu-HU"/>
+        </w:rPr>
+        <w:t>`</w:t>
+      </w:r>
+    </w:p>
+    <w:p>
+      <w:pPr>
+        <w:rPr>
+          <w:rFonts w:ascii="Times New Roman" w:eastAsia="Times New Roman" w:hAnsi="Times New Roman" w:cs="Times New Roman"/>
+          <w:bCs/>
+          <w:sz w:val="24"/>
+          <w:szCs w:val="24"/>
+          <w:lang w:eastAsia="hu-HU"/>
+        </w:rPr>
+      </w:pPr>
+      <w:r>
+        <w:rPr>
+          <w:rFonts w:ascii="Times New Roman" w:eastAsia="Times New Roman" w:hAnsi="Times New Roman" w:cs="Times New Roman"/>
+          <w:bCs/>
+          <w:sz w:val="24"/>
+          <w:szCs w:val="24"/>
+          <w:lang w:eastAsia="hu-HU"/>
+        </w:rPr>
+        <w:t xml:space="preserve">  - sikeres/hibás bejelentkezés esemény </w:t>
+      </w:r>
+      <w:proofErr w:type="spellStart"/>
+      <w:r>
+        <w:rPr>
+          <w:rFonts w:ascii="Times New Roman" w:eastAsia="Times New Roman" w:hAnsi="Times New Roman" w:cs="Times New Roman"/>
+          <w:bCs/>
+          <w:sz w:val="24"/>
+          <w:szCs w:val="24"/>
+          <w:lang w:eastAsia="hu-HU"/>
+        </w:rPr>
+        <w:t>logolása</w:t>
+      </w:r>
+      <w:proofErr w:type="spellEnd"/>
+      <w:r>
+        <w:rPr>
+          <w:rFonts w:ascii="Times New Roman" w:eastAsia="Times New Roman" w:hAnsi="Times New Roman" w:cs="Times New Roman"/>
+          <w:bCs/>
+          <w:sz w:val="24"/>
+          <w:szCs w:val="24"/>
+          <w:lang w:eastAsia="hu-HU"/>
+        </w:rPr>
+        <w:t xml:space="preserve"> a `</w:t>
+      </w:r>
+      <w:proofErr w:type="spellStart"/>
+      <w:r>
+        <w:rPr>
+          <w:rFonts w:ascii="Times New Roman" w:eastAsia="Times New Roman" w:hAnsi="Times New Roman" w:cs="Times New Roman"/>
+          <w:bCs/>
+          <w:sz w:val="24"/>
+          <w:szCs w:val="24"/>
+          <w:lang w:eastAsia="hu-HU"/>
+        </w:rPr>
+        <w:t>bejelentkezes</w:t>
+      </w:r>
+      <w:proofErr w:type="spellEnd"/>
+      <w:r>
+        <w:rPr>
+          <w:rFonts w:ascii="Times New Roman" w:eastAsia="Times New Roman" w:hAnsi="Times New Roman" w:cs="Times New Roman"/>
+          <w:bCs/>
+          <w:sz w:val="24"/>
+          <w:szCs w:val="24"/>
+          <w:lang w:eastAsia="hu-HU"/>
+        </w:rPr>
+        <w:t>` táblába</w:t>
+      </w:r>
+    </w:p>
+    <w:p>
+      <w:pPr>
+        <w:rPr>
+          <w:rFonts w:ascii="Times New Roman" w:eastAsia="Times New Roman" w:hAnsi="Times New Roman" w:cs="Times New Roman"/>
+          <w:bCs/>
+          <w:sz w:val="24"/>
+          <w:szCs w:val="24"/>
+          <w:lang w:eastAsia="hu-HU"/>
+        </w:rPr>
+      </w:pPr>
+      <w:r>
+        <w:rPr>
+          <w:rFonts w:ascii="Times New Roman" w:eastAsia="Times New Roman" w:hAnsi="Times New Roman" w:cs="Times New Roman"/>
+          <w:bCs/>
+          <w:sz w:val="24"/>
+          <w:szCs w:val="24"/>
+          <w:lang w:eastAsia="hu-HU"/>
+        </w:rPr>
+        <w:t xml:space="preserve">  - siker válasz: `200` + felhasználó profil</w:t>
+      </w:r>
+    </w:p>
+    <w:p>
+      <w:pPr>
+        <w:rPr>
+          <w:rFonts w:ascii="Times New Roman" w:eastAsia="Times New Roman" w:hAnsi="Times New Roman" w:cs="Times New Roman"/>
+          <w:bCs/>
+          <w:sz w:val="24"/>
+          <w:szCs w:val="24"/>
+          <w:lang w:eastAsia="hu-HU"/>
+        </w:rPr>
+      </w:pPr>
+    </w:p>
+    <w:p>
+      <w:pPr>
+        <w:rPr>
+          <w:rFonts w:ascii="Times New Roman" w:eastAsia="Times New Roman" w:hAnsi="Times New Roman" w:cs="Times New Roman"/>
+          <w:bCs/>
+          <w:sz w:val="24"/>
+          <w:szCs w:val="24"/>
+          <w:lang w:eastAsia="hu-HU"/>
+        </w:rPr>
+      </w:pPr>
+      <w:r>
+        <w:rPr>
+          <w:rFonts w:ascii="Times New Roman" w:eastAsia="Times New Roman" w:hAnsi="Times New Roman" w:cs="Times New Roman"/>
+          <w:bCs/>
+          <w:sz w:val="24"/>
+          <w:szCs w:val="24"/>
+          <w:lang w:eastAsia="hu-HU"/>
+        </w:rPr>
+        <w:t xml:space="preserve">### 4.3 </w:t>
+      </w:r>
+      <w:proofErr w:type="spellStart"/>
+      <w:r>
+        <w:rPr>
+          <w:rFonts w:ascii="Times New Roman" w:eastAsia="Times New Roman" w:hAnsi="Times New Roman" w:cs="Times New Roman"/>
+          <w:bCs/>
+          <w:sz w:val="24"/>
+          <w:szCs w:val="24"/>
+          <w:lang w:eastAsia="hu-HU"/>
+        </w:rPr>
+        <w:t>Admin</w:t>
+      </w:r>
+      <w:proofErr w:type="spellEnd"/>
+      <w:r>
+        <w:rPr>
+          <w:rFonts w:ascii="Times New Roman" w:eastAsia="Times New Roman" w:hAnsi="Times New Roman" w:cs="Times New Roman"/>
+          <w:bCs/>
+          <w:sz w:val="24"/>
+          <w:szCs w:val="24"/>
+          <w:lang w:eastAsia="hu-HU"/>
+        </w:rPr>
+        <w:t xml:space="preserve"> végpont</w:t>
+      </w:r>
+    </w:p>
+    <w:p>
+      <w:pPr>
+        <w:rPr>
+          <w:rFonts w:ascii="Times New Roman" w:eastAsia="Times New Roman" w:hAnsi="Times New Roman" w:cs="Times New Roman"/>
+          <w:bCs/>
+          <w:sz w:val="24"/>
+          <w:szCs w:val="24"/>
+          <w:lang w:eastAsia="hu-HU"/>
+        </w:rPr>
+      </w:pPr>
+    </w:p>
+    <w:p>
+      <w:pPr>
+        <w:rPr>
+          <w:rFonts w:ascii="Times New Roman" w:eastAsia="Times New Roman" w:hAnsi="Times New Roman" w:cs="Times New Roman"/>
+          <w:bCs/>
+          <w:sz w:val="24"/>
+          <w:szCs w:val="24"/>
+          <w:lang w:eastAsia="hu-HU"/>
+        </w:rPr>
+      </w:pPr>
+      <w:r>
+        <w:rPr>
+          <w:rFonts w:ascii="Times New Roman" w:eastAsia="Times New Roman" w:hAnsi="Times New Roman" w:cs="Times New Roman"/>
+          <w:bCs/>
+          <w:sz w:val="24"/>
+          <w:szCs w:val="24"/>
+          <w:lang w:eastAsia="hu-HU"/>
+        </w:rPr>
+        <w:t>- `GET /</w:t>
+      </w:r>
+      <w:proofErr w:type="spellStart"/>
+      <w:r>
+        <w:rPr>
+          <w:rFonts w:ascii="Times New Roman" w:eastAsia="Times New Roman" w:hAnsi="Times New Roman" w:cs="Times New Roman"/>
+          <w:bCs/>
+          <w:sz w:val="24"/>
+          <w:szCs w:val="24"/>
+          <w:lang w:eastAsia="hu-HU"/>
+        </w:rPr>
+        <w:t>api</w:t>
+      </w:r>
+      <w:proofErr w:type="spellEnd"/>
+      <w:r>
+        <w:rPr>
+          <w:rFonts w:ascii="Times New Roman" w:eastAsia="Times New Roman" w:hAnsi="Times New Roman" w:cs="Times New Roman"/>
+          <w:bCs/>
+          <w:sz w:val="24"/>
+          <w:szCs w:val="24"/>
+          <w:lang w:eastAsia="hu-HU"/>
+        </w:rPr>
+        <w:t>/</w:t>
+      </w:r>
+      <w:proofErr w:type="spellStart"/>
+      <w:r>
+        <w:rPr>
+          <w:rFonts w:ascii="Times New Roman" w:eastAsia="Times New Roman" w:hAnsi="Times New Roman" w:cs="Times New Roman"/>
+          <w:bCs/>
+          <w:sz w:val="24"/>
+          <w:szCs w:val="24"/>
+          <w:lang w:eastAsia="hu-HU"/>
+        </w:rPr>
+        <w:t>admin</w:t>
+      </w:r>
+      <w:proofErr w:type="spellEnd"/>
+      <w:r>
+        <w:rPr>
+          <w:rFonts w:ascii="Times New Roman" w:eastAsia="Times New Roman" w:hAnsi="Times New Roman" w:cs="Times New Roman"/>
+          <w:bCs/>
+          <w:sz w:val="24"/>
+          <w:szCs w:val="24"/>
+          <w:lang w:eastAsia="hu-HU"/>
+        </w:rPr>
+        <w:t>/</w:t>
+      </w:r>
+      <w:proofErr w:type="spellStart"/>
+      <w:r>
+        <w:rPr>
+          <w:rFonts w:ascii="Times New Roman" w:eastAsia="Times New Roman" w:hAnsi="Times New Roman" w:cs="Times New Roman"/>
+          <w:bCs/>
+          <w:sz w:val="24"/>
+          <w:szCs w:val="24"/>
+          <w:lang w:eastAsia="hu-HU"/>
+        </w:rPr>
+        <w:t>users</w:t>
+      </w:r>
+      <w:proofErr w:type="spellEnd"/>
+      <w:r>
+        <w:rPr>
+          <w:rFonts w:ascii="Times New Roman" w:eastAsia="Times New Roman" w:hAnsi="Times New Roman" w:cs="Times New Roman"/>
+          <w:bCs/>
+          <w:sz w:val="24"/>
+          <w:szCs w:val="24"/>
+          <w:lang w:eastAsia="hu-HU"/>
+        </w:rPr>
+        <w:t>`</w:t>
+      </w:r>
+    </w:p>
+    <w:p>
+      <w:pPr>
+        <w:rPr>
+          <w:rFonts w:ascii="Times New Roman" w:eastAsia="Times New Roman" w:hAnsi="Times New Roman" w:cs="Times New Roman"/>
+          <w:bCs/>
+          <w:sz w:val="24"/>
+          <w:szCs w:val="24"/>
+          <w:lang w:eastAsia="hu-HU"/>
+        </w:rPr>
+      </w:pPr>
+      <w:r>
+        <w:rPr>
+          <w:rFonts w:ascii="Times New Roman" w:eastAsia="Times New Roman" w:hAnsi="Times New Roman" w:cs="Times New Roman"/>
+          <w:bCs/>
+          <w:sz w:val="24"/>
+          <w:szCs w:val="24"/>
+          <w:lang w:eastAsia="hu-HU"/>
+        </w:rPr>
+        <w:t xml:space="preserve">  - </w:t>
+      </w:r>
+      <w:proofErr w:type="spellStart"/>
+      <w:r>
+        <w:rPr>
+          <w:rFonts w:ascii="Times New Roman" w:eastAsia="Times New Roman" w:hAnsi="Times New Roman" w:cs="Times New Roman"/>
+          <w:bCs/>
+          <w:sz w:val="24"/>
+          <w:szCs w:val="24"/>
+          <w:lang w:eastAsia="hu-HU"/>
+        </w:rPr>
+        <w:t>admin</w:t>
+      </w:r>
+      <w:proofErr w:type="spellEnd"/>
+      <w:r>
+        <w:rPr>
+          <w:rFonts w:ascii="Times New Roman" w:eastAsia="Times New Roman" w:hAnsi="Times New Roman" w:cs="Times New Roman"/>
+          <w:bCs/>
+          <w:sz w:val="24"/>
+          <w:szCs w:val="24"/>
+          <w:lang w:eastAsia="hu-HU"/>
+        </w:rPr>
+        <w:t xml:space="preserve"> jog ellenőrzés </w:t>
+      </w:r>
+      <w:proofErr w:type="spellStart"/>
+      <w:r>
+        <w:rPr>
+          <w:rFonts w:ascii="Times New Roman" w:eastAsia="Times New Roman" w:hAnsi="Times New Roman" w:cs="Times New Roman"/>
+          <w:bCs/>
+          <w:sz w:val="24"/>
+          <w:szCs w:val="24"/>
+          <w:lang w:eastAsia="hu-HU"/>
+        </w:rPr>
+        <w:t>headerből</w:t>
+      </w:r>
+      <w:proofErr w:type="spellEnd"/>
+      <w:r>
+        <w:rPr>
+          <w:rFonts w:ascii="Times New Roman" w:eastAsia="Times New Roman" w:hAnsi="Times New Roman" w:cs="Times New Roman"/>
+          <w:bCs/>
+          <w:sz w:val="24"/>
+          <w:szCs w:val="24"/>
+          <w:lang w:eastAsia="hu-HU"/>
+        </w:rPr>
+        <w:t>: `X-</w:t>
+      </w:r>
+      <w:proofErr w:type="spellStart"/>
+      <w:r>
+        <w:rPr>
+          <w:rFonts w:ascii="Times New Roman" w:eastAsia="Times New Roman" w:hAnsi="Times New Roman" w:cs="Times New Roman"/>
+          <w:bCs/>
+          <w:sz w:val="24"/>
+          <w:szCs w:val="24"/>
+          <w:lang w:eastAsia="hu-HU"/>
+        </w:rPr>
+        <w:t>Admin</w:t>
+      </w:r>
+      <w:proofErr w:type="spellEnd"/>
+      <w:r>
+        <w:rPr>
+          <w:rFonts w:ascii="Times New Roman" w:eastAsia="Times New Roman" w:hAnsi="Times New Roman" w:cs="Times New Roman"/>
+          <w:bCs/>
+          <w:sz w:val="24"/>
+          <w:szCs w:val="24"/>
+          <w:lang w:eastAsia="hu-HU"/>
+        </w:rPr>
+        <w:t>-Email`</w:t>
+      </w:r>
+    </w:p>
+    <w:p>
+      <w:pPr>
+        <w:rPr>
+          <w:rFonts w:ascii="Times New Roman" w:eastAsia="Times New Roman" w:hAnsi="Times New Roman" w:cs="Times New Roman"/>
+          <w:bCs/>
+          <w:sz w:val="24"/>
+          <w:szCs w:val="24"/>
+          <w:lang w:eastAsia="hu-HU"/>
+        </w:rPr>
+      </w:pPr>
+      <w:r>
+        <w:rPr>
+          <w:rFonts w:ascii="Times New Roman" w:eastAsia="Times New Roman" w:hAnsi="Times New Roman" w:cs="Times New Roman"/>
+          <w:bCs/>
+          <w:sz w:val="24"/>
+          <w:szCs w:val="24"/>
+          <w:lang w:eastAsia="hu-HU"/>
+        </w:rPr>
+        <w:lastRenderedPageBreak/>
+        <w:t xml:space="preserve">  - csak akkor elérhető, ha a </w:t>
+      </w:r>
+      <w:proofErr w:type="spellStart"/>
+      <w:r>
+        <w:rPr>
+          <w:rFonts w:ascii="Times New Roman" w:eastAsia="Times New Roman" w:hAnsi="Times New Roman" w:cs="Times New Roman"/>
+          <w:bCs/>
+          <w:sz w:val="24"/>
+          <w:szCs w:val="24"/>
+          <w:lang w:eastAsia="hu-HU"/>
+        </w:rPr>
+        <w:t>headerben</w:t>
+      </w:r>
+      <w:proofErr w:type="spellEnd"/>
+      <w:r>
+        <w:rPr>
+          <w:rFonts w:ascii="Times New Roman" w:eastAsia="Times New Roman" w:hAnsi="Times New Roman" w:cs="Times New Roman"/>
+          <w:bCs/>
+          <w:sz w:val="24"/>
+          <w:szCs w:val="24"/>
+          <w:lang w:eastAsia="hu-HU"/>
+        </w:rPr>
+        <w:t xml:space="preserve"> kapott emailhez </w:t>
+      </w:r>
+      <w:proofErr w:type="spellStart"/>
+      <w:r>
+        <w:rPr>
+          <w:rFonts w:ascii="Times New Roman" w:eastAsia="Times New Roman" w:hAnsi="Times New Roman" w:cs="Times New Roman"/>
+          <w:bCs/>
+          <w:sz w:val="24"/>
+          <w:szCs w:val="24"/>
+          <w:lang w:eastAsia="hu-HU"/>
+        </w:rPr>
+        <w:t>admin</w:t>
+      </w:r>
+      <w:proofErr w:type="spellEnd"/>
+      <w:r>
+        <w:rPr>
+          <w:rFonts w:ascii="Times New Roman" w:eastAsia="Times New Roman" w:hAnsi="Times New Roman" w:cs="Times New Roman"/>
+          <w:bCs/>
+          <w:sz w:val="24"/>
+          <w:szCs w:val="24"/>
+          <w:lang w:eastAsia="hu-HU"/>
+        </w:rPr>
+        <w:t xml:space="preserve"> szerepkörű </w:t>
+      </w:r>
+      <w:proofErr w:type="spellStart"/>
+      <w:r>
+        <w:rPr>
+          <w:rFonts w:ascii="Times New Roman" w:eastAsia="Times New Roman" w:hAnsi="Times New Roman" w:cs="Times New Roman"/>
+          <w:bCs/>
+          <w:sz w:val="24"/>
+          <w:szCs w:val="24"/>
+          <w:lang w:eastAsia="hu-HU"/>
+        </w:rPr>
+        <w:t>user</w:t>
+      </w:r>
+      <w:proofErr w:type="spellEnd"/>
+      <w:r>
+        <w:rPr>
+          <w:rFonts w:ascii="Times New Roman" w:eastAsia="Times New Roman" w:hAnsi="Times New Roman" w:cs="Times New Roman"/>
+          <w:bCs/>
+          <w:sz w:val="24"/>
+          <w:szCs w:val="24"/>
+          <w:lang w:eastAsia="hu-HU"/>
+        </w:rPr>
+        <w:t xml:space="preserve"> tartozik</w:t>
+      </w:r>
+    </w:p>
+    <w:p>
+      <w:pPr>
+        <w:rPr>
+          <w:rFonts w:ascii="Times New Roman" w:eastAsia="Times New Roman" w:hAnsi="Times New Roman" w:cs="Times New Roman"/>
+          <w:bCs/>
+          <w:sz w:val="24"/>
+          <w:szCs w:val="24"/>
+          <w:lang w:eastAsia="hu-HU"/>
+        </w:rPr>
+      </w:pPr>
+      <w:r>
+        <w:rPr>
+          <w:rFonts w:ascii="Times New Roman" w:eastAsia="Times New Roman" w:hAnsi="Times New Roman" w:cs="Times New Roman"/>
+          <w:bCs/>
+          <w:sz w:val="24"/>
+          <w:szCs w:val="24"/>
+          <w:lang w:eastAsia="hu-HU"/>
+        </w:rPr>
+        <w:t xml:space="preserve">  - válasz: </w:t>
+      </w:r>
+      <w:proofErr w:type="spellStart"/>
+      <w:r>
+        <w:rPr>
+          <w:rFonts w:ascii="Times New Roman" w:eastAsia="Times New Roman" w:hAnsi="Times New Roman" w:cs="Times New Roman"/>
+          <w:bCs/>
+          <w:sz w:val="24"/>
+          <w:szCs w:val="24"/>
+          <w:lang w:eastAsia="hu-HU"/>
+        </w:rPr>
+        <w:t>user</w:t>
+      </w:r>
+      <w:proofErr w:type="spellEnd"/>
+      <w:r>
+        <w:rPr>
+          <w:rFonts w:ascii="Times New Roman" w:eastAsia="Times New Roman" w:hAnsi="Times New Roman" w:cs="Times New Roman"/>
+          <w:bCs/>
+          <w:sz w:val="24"/>
+          <w:szCs w:val="24"/>
+          <w:lang w:eastAsia="hu-HU"/>
+        </w:rPr>
+        <w:t xml:space="preserve"> lista + login statisztikák (`</w:t>
+      </w:r>
+      <w:proofErr w:type="spellStart"/>
+      <w:r>
+        <w:rPr>
+          <w:rFonts w:ascii="Times New Roman" w:eastAsia="Times New Roman" w:hAnsi="Times New Roman" w:cs="Times New Roman"/>
+          <w:bCs/>
+          <w:sz w:val="24"/>
+          <w:szCs w:val="24"/>
+          <w:lang w:eastAsia="hu-HU"/>
+        </w:rPr>
+        <w:t>loginCount</w:t>
+      </w:r>
+      <w:proofErr w:type="spellEnd"/>
+      <w:r>
+        <w:rPr>
+          <w:rFonts w:ascii="Times New Roman" w:eastAsia="Times New Roman" w:hAnsi="Times New Roman" w:cs="Times New Roman"/>
+          <w:bCs/>
+          <w:sz w:val="24"/>
+          <w:szCs w:val="24"/>
+          <w:lang w:eastAsia="hu-HU"/>
+        </w:rPr>
+        <w:t>`, `</w:t>
+      </w:r>
+      <w:proofErr w:type="spellStart"/>
+      <w:r>
+        <w:rPr>
+          <w:rFonts w:ascii="Times New Roman" w:eastAsia="Times New Roman" w:hAnsi="Times New Roman" w:cs="Times New Roman"/>
+          <w:bCs/>
+          <w:sz w:val="24"/>
+          <w:szCs w:val="24"/>
+          <w:lang w:eastAsia="hu-HU"/>
+        </w:rPr>
+        <w:t>lastSuccessfulLoginAt</w:t>
+      </w:r>
+      <w:proofErr w:type="spellEnd"/>
+      <w:r>
+        <w:rPr>
+          <w:rFonts w:ascii="Times New Roman" w:eastAsia="Times New Roman" w:hAnsi="Times New Roman" w:cs="Times New Roman"/>
+          <w:bCs/>
+          <w:sz w:val="24"/>
+          <w:szCs w:val="24"/>
+          <w:lang w:eastAsia="hu-HU"/>
+        </w:rPr>
+        <w:t>`)</w:t>
+      </w:r>
+    </w:p>
+    <w:p>
+      <w:pPr>
+        <w:rPr>
+          <w:rFonts w:ascii="Times New Roman" w:eastAsia="Times New Roman" w:hAnsi="Times New Roman" w:cs="Times New Roman"/>
+          <w:bCs/>
+          <w:sz w:val="24"/>
+          <w:szCs w:val="24"/>
+          <w:lang w:eastAsia="hu-HU"/>
+        </w:rPr>
+      </w:pPr>
+    </w:p>
+    <w:p>
+      <w:pPr>
+        <w:rPr>
+          <w:rFonts w:ascii="Times New Roman" w:eastAsia="Times New Roman" w:hAnsi="Times New Roman" w:cs="Times New Roman"/>
+          <w:bCs/>
+          <w:sz w:val="24"/>
+          <w:szCs w:val="24"/>
+          <w:lang w:eastAsia="hu-HU"/>
+        </w:rPr>
+      </w:pPr>
+      <w:r>
+        <w:rPr>
+          <w:rFonts w:ascii="Times New Roman" w:eastAsia="Times New Roman" w:hAnsi="Times New Roman" w:cs="Times New Roman"/>
+          <w:bCs/>
+          <w:sz w:val="24"/>
+          <w:szCs w:val="24"/>
+          <w:lang w:eastAsia="hu-HU"/>
+        </w:rPr>
+        <w:t xml:space="preserve">Megjegyzés: nincs </w:t>
+      </w:r>
+      <w:proofErr w:type="spellStart"/>
+      <w:r>
+        <w:rPr>
+          <w:rFonts w:ascii="Times New Roman" w:eastAsia="Times New Roman" w:hAnsi="Times New Roman" w:cs="Times New Roman"/>
+          <w:bCs/>
+          <w:sz w:val="24"/>
+          <w:szCs w:val="24"/>
+          <w:lang w:eastAsia="hu-HU"/>
+        </w:rPr>
+        <w:t>token</w:t>
+      </w:r>
+      <w:proofErr w:type="spellEnd"/>
+      <w:r>
+        <w:rPr>
+          <w:rFonts w:ascii="Times New Roman" w:eastAsia="Times New Roman" w:hAnsi="Times New Roman" w:cs="Times New Roman"/>
+          <w:bCs/>
+          <w:sz w:val="24"/>
+          <w:szCs w:val="24"/>
+          <w:lang w:eastAsia="hu-HU"/>
+        </w:rPr>
+        <w:t xml:space="preserve">/session alapú </w:t>
+      </w:r>
+      <w:proofErr w:type="spellStart"/>
+      <w:r>
+        <w:rPr>
+          <w:rFonts w:ascii="Times New Roman" w:eastAsia="Times New Roman" w:hAnsi="Times New Roman" w:cs="Times New Roman"/>
+          <w:bCs/>
+          <w:sz w:val="24"/>
+          <w:szCs w:val="24"/>
+          <w:lang w:eastAsia="hu-HU"/>
+        </w:rPr>
+        <w:t>autentikáció</w:t>
+      </w:r>
+      <w:proofErr w:type="spellEnd"/>
+      <w:r>
+        <w:rPr>
+          <w:rFonts w:ascii="Times New Roman" w:eastAsia="Times New Roman" w:hAnsi="Times New Roman" w:cs="Times New Roman"/>
+          <w:bCs/>
+          <w:sz w:val="24"/>
+          <w:szCs w:val="24"/>
+          <w:lang w:eastAsia="hu-HU"/>
+        </w:rPr>
+        <w:t xml:space="preserve">, az </w:t>
+      </w:r>
+      <w:proofErr w:type="spellStart"/>
+      <w:r>
+        <w:rPr>
+          <w:rFonts w:ascii="Times New Roman" w:eastAsia="Times New Roman" w:hAnsi="Times New Roman" w:cs="Times New Roman"/>
+          <w:bCs/>
+          <w:sz w:val="24"/>
+          <w:szCs w:val="24"/>
+          <w:lang w:eastAsia="hu-HU"/>
+        </w:rPr>
+        <w:t>admin</w:t>
+      </w:r>
+      <w:proofErr w:type="spellEnd"/>
+      <w:r>
+        <w:rPr>
+          <w:rFonts w:ascii="Times New Roman" w:eastAsia="Times New Roman" w:hAnsi="Times New Roman" w:cs="Times New Roman"/>
+          <w:bCs/>
+          <w:sz w:val="24"/>
+          <w:szCs w:val="24"/>
+          <w:lang w:eastAsia="hu-HU"/>
+        </w:rPr>
+        <w:t xml:space="preserve"> jog </w:t>
+      </w:r>
+      <w:proofErr w:type="spellStart"/>
+      <w:r>
+        <w:rPr>
+          <w:rFonts w:ascii="Times New Roman" w:eastAsia="Times New Roman" w:hAnsi="Times New Roman" w:cs="Times New Roman"/>
+          <w:bCs/>
+          <w:sz w:val="24"/>
+          <w:szCs w:val="24"/>
+          <w:lang w:eastAsia="hu-HU"/>
+        </w:rPr>
+        <w:t>header</w:t>
+      </w:r>
+      <w:proofErr w:type="spellEnd"/>
+      <w:r>
+        <w:rPr>
+          <w:rFonts w:ascii="Times New Roman" w:eastAsia="Times New Roman" w:hAnsi="Times New Roman" w:cs="Times New Roman"/>
+          <w:bCs/>
+          <w:sz w:val="24"/>
+          <w:szCs w:val="24"/>
+          <w:lang w:eastAsia="hu-HU"/>
+        </w:rPr>
+        <w:t>-email alapján van ellenőrizve.</w:t>
+      </w:r>
+    </w:p>
+    <w:p>
+      <w:pPr>
+        <w:rPr>
+          <w:rFonts w:ascii="Times New Roman" w:eastAsia="Times New Roman" w:hAnsi="Times New Roman" w:cs="Times New Roman"/>
+          <w:bCs/>
+          <w:sz w:val="24"/>
+          <w:szCs w:val="24"/>
+          <w:lang w:eastAsia="hu-HU"/>
+        </w:rPr>
+      </w:pPr>
+    </w:p>
+    <w:p>
+      <w:pPr>
+        <w:rPr>
+          <w:rFonts w:ascii="Times New Roman" w:eastAsia="Times New Roman" w:hAnsi="Times New Roman" w:cs="Times New Roman"/>
+          <w:bCs/>
+          <w:sz w:val="24"/>
+          <w:szCs w:val="24"/>
+          <w:lang w:eastAsia="hu-HU"/>
+        </w:rPr>
+      </w:pPr>
+      <w:r>
+        <w:rPr>
+          <w:rFonts w:ascii="Times New Roman" w:eastAsia="Times New Roman" w:hAnsi="Times New Roman" w:cs="Times New Roman"/>
+          <w:bCs/>
+          <w:sz w:val="24"/>
+          <w:szCs w:val="24"/>
+          <w:lang w:eastAsia="hu-HU"/>
+        </w:rPr>
+        <w:t>### 4.4 Sport végpontok</w:t>
+      </w:r>
+    </w:p>
+    <w:p>
+      <w:pPr>
+        <w:rPr>
+          <w:rFonts w:ascii="Times New Roman" w:eastAsia="Times New Roman" w:hAnsi="Times New Roman" w:cs="Times New Roman"/>
+          <w:bCs/>
+          <w:sz w:val="24"/>
+          <w:szCs w:val="24"/>
+          <w:lang w:eastAsia="hu-HU"/>
+        </w:rPr>
+      </w:pPr>
+    </w:p>
+    <w:p>
+      <w:pPr>
+        <w:rPr>
+          <w:rFonts w:ascii="Times New Roman" w:eastAsia="Times New Roman" w:hAnsi="Times New Roman" w:cs="Times New Roman"/>
+          <w:bCs/>
+          <w:sz w:val="24"/>
+          <w:szCs w:val="24"/>
+          <w:lang w:eastAsia="hu-HU"/>
+        </w:rPr>
+      </w:pPr>
+      <w:r>
+        <w:rPr>
+          <w:rFonts w:ascii="Times New Roman" w:eastAsia="Times New Roman" w:hAnsi="Times New Roman" w:cs="Times New Roman"/>
+          <w:bCs/>
+          <w:sz w:val="24"/>
+          <w:szCs w:val="24"/>
+          <w:lang w:eastAsia="hu-HU"/>
+        </w:rPr>
+        <w:t>- `GET /</w:t>
+      </w:r>
+      <w:proofErr w:type="spellStart"/>
+      <w:r>
+        <w:rPr>
+          <w:rFonts w:ascii="Times New Roman" w:eastAsia="Times New Roman" w:hAnsi="Times New Roman" w:cs="Times New Roman"/>
+          <w:bCs/>
+          <w:sz w:val="24"/>
+          <w:szCs w:val="24"/>
+          <w:lang w:eastAsia="hu-HU"/>
+        </w:rPr>
+        <w:t>api</w:t>
+      </w:r>
+      <w:proofErr w:type="spellEnd"/>
+      <w:r>
+        <w:rPr>
+          <w:rFonts w:ascii="Times New Roman" w:eastAsia="Times New Roman" w:hAnsi="Times New Roman" w:cs="Times New Roman"/>
+          <w:bCs/>
+          <w:sz w:val="24"/>
+          <w:szCs w:val="24"/>
+          <w:lang w:eastAsia="hu-HU"/>
+        </w:rPr>
+        <w:t>/</w:t>
+      </w:r>
+      <w:proofErr w:type="spellStart"/>
+      <w:r>
+        <w:rPr>
+          <w:rFonts w:ascii="Times New Roman" w:eastAsia="Times New Roman" w:hAnsi="Times New Roman" w:cs="Times New Roman"/>
+          <w:bCs/>
+          <w:sz w:val="24"/>
+          <w:szCs w:val="24"/>
+          <w:lang w:eastAsia="hu-HU"/>
+        </w:rPr>
+        <w:t>sports</w:t>
+      </w:r>
+      <w:proofErr w:type="spellEnd"/>
+      <w:r>
+        <w:rPr>
+          <w:rFonts w:ascii="Times New Roman" w:eastAsia="Times New Roman" w:hAnsi="Times New Roman" w:cs="Times New Roman"/>
+          <w:bCs/>
+          <w:sz w:val="24"/>
+          <w:szCs w:val="24"/>
+          <w:lang w:eastAsia="hu-HU"/>
+        </w:rPr>
+        <w:t>`</w:t>
+      </w:r>
+    </w:p>
+    <w:p>
+      <w:pPr>
+        <w:rPr>
+          <w:rFonts w:ascii="Times New Roman" w:eastAsia="Times New Roman" w:hAnsi="Times New Roman" w:cs="Times New Roman"/>
+          <w:bCs/>
+          <w:sz w:val="24"/>
+          <w:szCs w:val="24"/>
+          <w:lang w:eastAsia="hu-HU"/>
+        </w:rPr>
+      </w:pPr>
+      <w:r>
+        <w:rPr>
+          <w:rFonts w:ascii="Times New Roman" w:eastAsia="Times New Roman" w:hAnsi="Times New Roman" w:cs="Times New Roman"/>
+          <w:bCs/>
+          <w:sz w:val="24"/>
+          <w:szCs w:val="24"/>
+          <w:lang w:eastAsia="hu-HU"/>
+        </w:rPr>
+        <w:t xml:space="preserve">  - sportlehetőségek listája (</w:t>
+      </w:r>
+      <w:proofErr w:type="spellStart"/>
+      <w:r>
+        <w:rPr>
+          <w:rFonts w:ascii="Times New Roman" w:eastAsia="Times New Roman" w:hAnsi="Times New Roman" w:cs="Times New Roman"/>
+          <w:bCs/>
+          <w:sz w:val="24"/>
+          <w:szCs w:val="24"/>
+          <w:lang w:eastAsia="hu-HU"/>
+        </w:rPr>
+        <w:t>joinnal</w:t>
+      </w:r>
+      <w:proofErr w:type="spellEnd"/>
+      <w:r>
+        <w:rPr>
+          <w:rFonts w:ascii="Times New Roman" w:eastAsia="Times New Roman" w:hAnsi="Times New Roman" w:cs="Times New Roman"/>
+          <w:bCs/>
+          <w:sz w:val="24"/>
+          <w:szCs w:val="24"/>
+          <w:lang w:eastAsia="hu-HU"/>
+        </w:rPr>
+        <w:t xml:space="preserve"> sportág/kategória/helyszín táblákkal)</w:t>
+      </w:r>
+    </w:p>
+    <w:p>
+      <w:pPr>
+        <w:rPr>
+          <w:rFonts w:ascii="Times New Roman" w:eastAsia="Times New Roman" w:hAnsi="Times New Roman" w:cs="Times New Roman"/>
+          <w:bCs/>
+          <w:sz w:val="24"/>
+          <w:szCs w:val="24"/>
+          <w:lang w:eastAsia="hu-HU"/>
+        </w:rPr>
+      </w:pPr>
+    </w:p>
+    <w:p>
+      <w:pPr>
+        <w:rPr>
+          <w:rFonts w:ascii="Times New Roman" w:eastAsia="Times New Roman" w:hAnsi="Times New Roman" w:cs="Times New Roman"/>
+          <w:bCs/>
+          <w:sz w:val="24"/>
+          <w:szCs w:val="24"/>
+          <w:lang w:eastAsia="hu-HU"/>
+        </w:rPr>
+      </w:pPr>
+      <w:r>
+        <w:rPr>
+          <w:rFonts w:ascii="Times New Roman" w:eastAsia="Times New Roman" w:hAnsi="Times New Roman" w:cs="Times New Roman"/>
+          <w:bCs/>
+          <w:sz w:val="24"/>
+          <w:szCs w:val="24"/>
+          <w:lang w:eastAsia="hu-HU"/>
+        </w:rPr>
+        <w:t>- `POST /</w:t>
+      </w:r>
+      <w:proofErr w:type="spellStart"/>
+      <w:r>
+        <w:rPr>
+          <w:rFonts w:ascii="Times New Roman" w:eastAsia="Times New Roman" w:hAnsi="Times New Roman" w:cs="Times New Roman"/>
+          <w:bCs/>
+          <w:sz w:val="24"/>
+          <w:szCs w:val="24"/>
+          <w:lang w:eastAsia="hu-HU"/>
+        </w:rPr>
+        <w:t>api</w:t>
+      </w:r>
+      <w:proofErr w:type="spellEnd"/>
+      <w:r>
+        <w:rPr>
+          <w:rFonts w:ascii="Times New Roman" w:eastAsia="Times New Roman" w:hAnsi="Times New Roman" w:cs="Times New Roman"/>
+          <w:bCs/>
+          <w:sz w:val="24"/>
+          <w:szCs w:val="24"/>
+          <w:lang w:eastAsia="hu-HU"/>
+        </w:rPr>
+        <w:t>/</w:t>
+      </w:r>
+      <w:proofErr w:type="spellStart"/>
+      <w:r>
+        <w:rPr>
+          <w:rFonts w:ascii="Times New Roman" w:eastAsia="Times New Roman" w:hAnsi="Times New Roman" w:cs="Times New Roman"/>
+          <w:bCs/>
+          <w:sz w:val="24"/>
+          <w:szCs w:val="24"/>
+          <w:lang w:eastAsia="hu-HU"/>
+        </w:rPr>
+        <w:t>sports</w:t>
+      </w:r>
+      <w:proofErr w:type="spellEnd"/>
+      <w:r>
+        <w:rPr>
+          <w:rFonts w:ascii="Times New Roman" w:eastAsia="Times New Roman" w:hAnsi="Times New Roman" w:cs="Times New Roman"/>
+          <w:bCs/>
+          <w:sz w:val="24"/>
+          <w:szCs w:val="24"/>
+          <w:lang w:eastAsia="hu-HU"/>
+        </w:rPr>
+        <w:t>`</w:t>
+      </w:r>
+    </w:p>
+    <w:p>
+      <w:pPr>
+        <w:rPr>
+          <w:rFonts w:ascii="Times New Roman" w:eastAsia="Times New Roman" w:hAnsi="Times New Roman" w:cs="Times New Roman"/>
+          <w:bCs/>
+          <w:sz w:val="24"/>
+          <w:szCs w:val="24"/>
+          <w:lang w:eastAsia="hu-HU"/>
+        </w:rPr>
+      </w:pPr>
+      <w:r>
+        <w:rPr>
+          <w:rFonts w:ascii="Times New Roman" w:eastAsia="Times New Roman" w:hAnsi="Times New Roman" w:cs="Times New Roman"/>
+          <w:bCs/>
+          <w:sz w:val="24"/>
+          <w:szCs w:val="24"/>
+          <w:lang w:eastAsia="hu-HU"/>
+        </w:rPr>
+        <w:t xml:space="preserve">  - új sportlehetőség létrehozása</w:t>
+      </w:r>
+    </w:p>
+    <w:p>
+      <w:pPr>
+        <w:rPr>
+          <w:rFonts w:ascii="Times New Roman" w:eastAsia="Times New Roman" w:hAnsi="Times New Roman" w:cs="Times New Roman"/>
+          <w:bCs/>
+          <w:sz w:val="24"/>
+          <w:szCs w:val="24"/>
+          <w:lang w:eastAsia="hu-HU"/>
+        </w:rPr>
+      </w:pPr>
+      <w:r>
+        <w:rPr>
+          <w:rFonts w:ascii="Times New Roman" w:eastAsia="Times New Roman" w:hAnsi="Times New Roman" w:cs="Times New Roman"/>
+          <w:bCs/>
+          <w:sz w:val="24"/>
+          <w:szCs w:val="24"/>
+          <w:lang w:eastAsia="hu-HU"/>
+        </w:rPr>
+        <w:t xml:space="preserve">  - kötelező mezők:</w:t>
+      </w:r>
+    </w:p>
+    <w:p>
+      <w:pPr>
+        <w:rPr>
+          <w:rFonts w:ascii="Times New Roman" w:eastAsia="Times New Roman" w:hAnsi="Times New Roman" w:cs="Times New Roman"/>
+          <w:bCs/>
+          <w:sz w:val="24"/>
+          <w:szCs w:val="24"/>
+          <w:lang w:eastAsia="hu-HU"/>
+        </w:rPr>
+      </w:pPr>
+      <w:r>
+        <w:rPr>
+          <w:rFonts w:ascii="Times New Roman" w:eastAsia="Times New Roman" w:hAnsi="Times New Roman" w:cs="Times New Roman"/>
+          <w:bCs/>
+          <w:sz w:val="24"/>
+          <w:szCs w:val="24"/>
+          <w:lang w:eastAsia="hu-HU"/>
+        </w:rPr>
+        <w:t xml:space="preserve">    - `</w:t>
+      </w:r>
+      <w:proofErr w:type="spellStart"/>
+      <w:r>
+        <w:rPr>
+          <w:rFonts w:ascii="Times New Roman" w:eastAsia="Times New Roman" w:hAnsi="Times New Roman" w:cs="Times New Roman"/>
+          <w:bCs/>
+          <w:sz w:val="24"/>
+          <w:szCs w:val="24"/>
+          <w:lang w:eastAsia="hu-HU"/>
+        </w:rPr>
+        <w:t>name</w:t>
+      </w:r>
+      <w:proofErr w:type="spellEnd"/>
+      <w:r>
+        <w:rPr>
+          <w:rFonts w:ascii="Times New Roman" w:eastAsia="Times New Roman" w:hAnsi="Times New Roman" w:cs="Times New Roman"/>
+          <w:bCs/>
+          <w:sz w:val="24"/>
+          <w:szCs w:val="24"/>
+          <w:lang w:eastAsia="hu-HU"/>
+        </w:rPr>
+        <w:t>`, `</w:t>
+      </w:r>
+      <w:proofErr w:type="spellStart"/>
+      <w:r>
+        <w:rPr>
+          <w:rFonts w:ascii="Times New Roman" w:eastAsia="Times New Roman" w:hAnsi="Times New Roman" w:cs="Times New Roman"/>
+          <w:bCs/>
+          <w:sz w:val="24"/>
+          <w:szCs w:val="24"/>
+          <w:lang w:eastAsia="hu-HU"/>
+        </w:rPr>
+        <w:t>sportType</w:t>
+      </w:r>
+      <w:proofErr w:type="spellEnd"/>
+      <w:r>
+        <w:rPr>
+          <w:rFonts w:ascii="Times New Roman" w:eastAsia="Times New Roman" w:hAnsi="Times New Roman" w:cs="Times New Roman"/>
+          <w:bCs/>
+          <w:sz w:val="24"/>
+          <w:szCs w:val="24"/>
+          <w:lang w:eastAsia="hu-HU"/>
+        </w:rPr>
+        <w:t>`, `</w:t>
+      </w:r>
+      <w:proofErr w:type="spellStart"/>
+      <w:r>
+        <w:rPr>
+          <w:rFonts w:ascii="Times New Roman" w:eastAsia="Times New Roman" w:hAnsi="Times New Roman" w:cs="Times New Roman"/>
+          <w:bCs/>
+          <w:sz w:val="24"/>
+          <w:szCs w:val="24"/>
+          <w:lang w:eastAsia="hu-HU"/>
+        </w:rPr>
+        <w:t>category</w:t>
+      </w:r>
+      <w:proofErr w:type="spellEnd"/>
+      <w:r>
+        <w:rPr>
+          <w:rFonts w:ascii="Times New Roman" w:eastAsia="Times New Roman" w:hAnsi="Times New Roman" w:cs="Times New Roman"/>
+          <w:bCs/>
+          <w:sz w:val="24"/>
+          <w:szCs w:val="24"/>
+          <w:lang w:eastAsia="hu-HU"/>
+        </w:rPr>
+        <w:t>`, `</w:t>
+      </w:r>
+      <w:proofErr w:type="spellStart"/>
+      <w:r>
+        <w:rPr>
+          <w:rFonts w:ascii="Times New Roman" w:eastAsia="Times New Roman" w:hAnsi="Times New Roman" w:cs="Times New Roman"/>
+          <w:bCs/>
+          <w:sz w:val="24"/>
+          <w:szCs w:val="24"/>
+          <w:lang w:eastAsia="hu-HU"/>
+        </w:rPr>
+        <w:t>location</w:t>
+      </w:r>
+      <w:proofErr w:type="spellEnd"/>
+      <w:r>
+        <w:rPr>
+          <w:rFonts w:ascii="Times New Roman" w:eastAsia="Times New Roman" w:hAnsi="Times New Roman" w:cs="Times New Roman"/>
+          <w:bCs/>
+          <w:sz w:val="24"/>
+          <w:szCs w:val="24"/>
+          <w:lang w:eastAsia="hu-HU"/>
+        </w:rPr>
+        <w:t>`, `</w:t>
+      </w:r>
+      <w:proofErr w:type="spellStart"/>
+      <w:r>
+        <w:rPr>
+          <w:rFonts w:ascii="Times New Roman" w:eastAsia="Times New Roman" w:hAnsi="Times New Roman" w:cs="Times New Roman"/>
+          <w:bCs/>
+          <w:sz w:val="24"/>
+          <w:szCs w:val="24"/>
+          <w:lang w:eastAsia="hu-HU"/>
+        </w:rPr>
+        <w:t>address</w:t>
+      </w:r>
+      <w:proofErr w:type="spellEnd"/>
+      <w:r>
+        <w:rPr>
+          <w:rFonts w:ascii="Times New Roman" w:eastAsia="Times New Roman" w:hAnsi="Times New Roman" w:cs="Times New Roman"/>
+          <w:bCs/>
+          <w:sz w:val="24"/>
+          <w:szCs w:val="24"/>
+          <w:lang w:eastAsia="hu-HU"/>
+        </w:rPr>
+        <w:t>`, `</w:t>
+      </w:r>
+      <w:proofErr w:type="spellStart"/>
+      <w:r>
+        <w:rPr>
+          <w:rFonts w:ascii="Times New Roman" w:eastAsia="Times New Roman" w:hAnsi="Times New Roman" w:cs="Times New Roman"/>
+          <w:bCs/>
+          <w:sz w:val="24"/>
+          <w:szCs w:val="24"/>
+          <w:lang w:eastAsia="hu-HU"/>
+        </w:rPr>
+        <w:t>timeSlot</w:t>
+      </w:r>
+      <w:proofErr w:type="spellEnd"/>
+      <w:r>
+        <w:rPr>
+          <w:rFonts w:ascii="Times New Roman" w:eastAsia="Times New Roman" w:hAnsi="Times New Roman" w:cs="Times New Roman"/>
+          <w:bCs/>
+          <w:sz w:val="24"/>
+          <w:szCs w:val="24"/>
+          <w:lang w:eastAsia="hu-HU"/>
+        </w:rPr>
+        <w:t>`, `</w:t>
+      </w:r>
+      <w:proofErr w:type="spellStart"/>
+      <w:r>
+        <w:rPr>
+          <w:rFonts w:ascii="Times New Roman" w:eastAsia="Times New Roman" w:hAnsi="Times New Roman" w:cs="Times New Roman"/>
+          <w:bCs/>
+          <w:sz w:val="24"/>
+          <w:szCs w:val="24"/>
+          <w:lang w:eastAsia="hu-HU"/>
+        </w:rPr>
+        <w:t>openingHours</w:t>
+      </w:r>
+      <w:proofErr w:type="spellEnd"/>
+      <w:r>
+        <w:rPr>
+          <w:rFonts w:ascii="Times New Roman" w:eastAsia="Times New Roman" w:hAnsi="Times New Roman" w:cs="Times New Roman"/>
+          <w:bCs/>
+          <w:sz w:val="24"/>
+          <w:szCs w:val="24"/>
+          <w:lang w:eastAsia="hu-HU"/>
+        </w:rPr>
+        <w:t>`, `</w:t>
+      </w:r>
+      <w:proofErr w:type="spellStart"/>
+      <w:r>
+        <w:rPr>
+          <w:rFonts w:ascii="Times New Roman" w:eastAsia="Times New Roman" w:hAnsi="Times New Roman" w:cs="Times New Roman"/>
+          <w:bCs/>
+          <w:sz w:val="24"/>
+          <w:szCs w:val="24"/>
+          <w:lang w:eastAsia="hu-HU"/>
+        </w:rPr>
+        <w:t>contact</w:t>
+      </w:r>
+      <w:proofErr w:type="spellEnd"/>
+      <w:r>
+        <w:rPr>
+          <w:rFonts w:ascii="Times New Roman" w:eastAsia="Times New Roman" w:hAnsi="Times New Roman" w:cs="Times New Roman"/>
+          <w:bCs/>
+          <w:sz w:val="24"/>
+          <w:szCs w:val="24"/>
+          <w:lang w:eastAsia="hu-HU"/>
+        </w:rPr>
+        <w:t>`, `</w:t>
+      </w:r>
+      <w:proofErr w:type="spellStart"/>
+      <w:r>
+        <w:rPr>
+          <w:rFonts w:ascii="Times New Roman" w:eastAsia="Times New Roman" w:hAnsi="Times New Roman" w:cs="Times New Roman"/>
+          <w:bCs/>
+          <w:sz w:val="24"/>
+          <w:szCs w:val="24"/>
+          <w:lang w:eastAsia="hu-HU"/>
+        </w:rPr>
+        <w:t>description</w:t>
+      </w:r>
+      <w:proofErr w:type="spellEnd"/>
+      <w:r>
+        <w:rPr>
+          <w:rFonts w:ascii="Times New Roman" w:eastAsia="Times New Roman" w:hAnsi="Times New Roman" w:cs="Times New Roman"/>
+          <w:bCs/>
+          <w:sz w:val="24"/>
+          <w:szCs w:val="24"/>
+          <w:lang w:eastAsia="hu-HU"/>
+        </w:rPr>
+        <w:t>`, `image`</w:t>
+      </w:r>
+    </w:p>
+    <w:p>
+      <w:pPr>
+        <w:rPr>
+          <w:rFonts w:ascii="Times New Roman" w:eastAsia="Times New Roman" w:hAnsi="Times New Roman" w:cs="Times New Roman"/>
+          <w:bCs/>
+          <w:sz w:val="24"/>
+          <w:szCs w:val="24"/>
+          <w:lang w:eastAsia="hu-HU"/>
+        </w:rPr>
+      </w:pPr>
+      <w:r>
+        <w:rPr>
+          <w:rFonts w:ascii="Times New Roman" w:eastAsia="Times New Roman" w:hAnsi="Times New Roman" w:cs="Times New Roman"/>
+          <w:bCs/>
+          <w:sz w:val="24"/>
+          <w:szCs w:val="24"/>
+          <w:lang w:eastAsia="hu-HU"/>
+        </w:rPr>
+        <w:t xml:space="preserve">  - érvényes `</w:t>
+      </w:r>
+      <w:proofErr w:type="spellStart"/>
+      <w:r>
+        <w:rPr>
+          <w:rFonts w:ascii="Times New Roman" w:eastAsia="Times New Roman" w:hAnsi="Times New Roman" w:cs="Times New Roman"/>
+          <w:bCs/>
+          <w:sz w:val="24"/>
+          <w:szCs w:val="24"/>
+          <w:lang w:eastAsia="hu-HU"/>
+        </w:rPr>
+        <w:t>timeSlot</w:t>
+      </w:r>
+      <w:proofErr w:type="spellEnd"/>
+      <w:r>
+        <w:rPr>
+          <w:rFonts w:ascii="Times New Roman" w:eastAsia="Times New Roman" w:hAnsi="Times New Roman" w:cs="Times New Roman"/>
+          <w:bCs/>
+          <w:sz w:val="24"/>
+          <w:szCs w:val="24"/>
+          <w:lang w:eastAsia="hu-HU"/>
+        </w:rPr>
+        <w:t>`: `</w:t>
+      </w:r>
+      <w:proofErr w:type="spellStart"/>
+      <w:r>
+        <w:rPr>
+          <w:rFonts w:ascii="Times New Roman" w:eastAsia="Times New Roman" w:hAnsi="Times New Roman" w:cs="Times New Roman"/>
+          <w:bCs/>
+          <w:sz w:val="24"/>
+          <w:szCs w:val="24"/>
+          <w:lang w:eastAsia="hu-HU"/>
+        </w:rPr>
+        <w:t>morning</w:t>
+      </w:r>
+      <w:proofErr w:type="spellEnd"/>
+      <w:r>
+        <w:rPr>
+          <w:rFonts w:ascii="Times New Roman" w:eastAsia="Times New Roman" w:hAnsi="Times New Roman" w:cs="Times New Roman"/>
+          <w:bCs/>
+          <w:sz w:val="24"/>
+          <w:szCs w:val="24"/>
+          <w:lang w:eastAsia="hu-HU"/>
+        </w:rPr>
+        <w:t>`, `</w:t>
+      </w:r>
+      <w:proofErr w:type="spellStart"/>
+      <w:r>
+        <w:rPr>
+          <w:rFonts w:ascii="Times New Roman" w:eastAsia="Times New Roman" w:hAnsi="Times New Roman" w:cs="Times New Roman"/>
+          <w:bCs/>
+          <w:sz w:val="24"/>
+          <w:szCs w:val="24"/>
+          <w:lang w:eastAsia="hu-HU"/>
+        </w:rPr>
+        <w:t>afternoon</w:t>
+      </w:r>
+      <w:proofErr w:type="spellEnd"/>
+      <w:r>
+        <w:rPr>
+          <w:rFonts w:ascii="Times New Roman" w:eastAsia="Times New Roman" w:hAnsi="Times New Roman" w:cs="Times New Roman"/>
+          <w:bCs/>
+          <w:sz w:val="24"/>
+          <w:szCs w:val="24"/>
+          <w:lang w:eastAsia="hu-HU"/>
+        </w:rPr>
+        <w:t>`, `</w:t>
+      </w:r>
+      <w:proofErr w:type="spellStart"/>
+      <w:r>
+        <w:rPr>
+          <w:rFonts w:ascii="Times New Roman" w:eastAsia="Times New Roman" w:hAnsi="Times New Roman" w:cs="Times New Roman"/>
+          <w:bCs/>
+          <w:sz w:val="24"/>
+          <w:szCs w:val="24"/>
+          <w:lang w:eastAsia="hu-HU"/>
+        </w:rPr>
+        <w:t>evening</w:t>
+      </w:r>
+      <w:proofErr w:type="spellEnd"/>
+      <w:r>
+        <w:rPr>
+          <w:rFonts w:ascii="Times New Roman" w:eastAsia="Times New Roman" w:hAnsi="Times New Roman" w:cs="Times New Roman"/>
+          <w:bCs/>
+          <w:sz w:val="24"/>
+          <w:szCs w:val="24"/>
+          <w:lang w:eastAsia="hu-HU"/>
+        </w:rPr>
+        <w:t>`, `</w:t>
+      </w:r>
+      <w:proofErr w:type="spellStart"/>
+      <w:r>
+        <w:rPr>
+          <w:rFonts w:ascii="Times New Roman" w:eastAsia="Times New Roman" w:hAnsi="Times New Roman" w:cs="Times New Roman"/>
+          <w:bCs/>
+          <w:sz w:val="24"/>
+          <w:szCs w:val="24"/>
+          <w:lang w:eastAsia="hu-HU"/>
+        </w:rPr>
+        <w:t>weekend</w:t>
+      </w:r>
+      <w:proofErr w:type="spellEnd"/>
+      <w:r>
+        <w:rPr>
+          <w:rFonts w:ascii="Times New Roman" w:eastAsia="Times New Roman" w:hAnsi="Times New Roman" w:cs="Times New Roman"/>
+          <w:bCs/>
+          <w:sz w:val="24"/>
+          <w:szCs w:val="24"/>
+          <w:lang w:eastAsia="hu-HU"/>
+        </w:rPr>
+        <w:t>`</w:t>
+      </w:r>
+    </w:p>
+    <w:p>
+      <w:pPr>
+        <w:rPr>
+          <w:rFonts w:ascii="Times New Roman" w:eastAsia="Times New Roman" w:hAnsi="Times New Roman" w:cs="Times New Roman"/>
+          <w:bCs/>
+          <w:sz w:val="24"/>
+          <w:szCs w:val="24"/>
+          <w:lang w:eastAsia="hu-HU"/>
+        </w:rPr>
+      </w:pPr>
+      <w:r>
+        <w:rPr>
+          <w:rFonts w:ascii="Times New Roman" w:eastAsia="Times New Roman" w:hAnsi="Times New Roman" w:cs="Times New Roman"/>
+          <w:bCs/>
+          <w:sz w:val="24"/>
+          <w:szCs w:val="24"/>
+          <w:lang w:eastAsia="hu-HU"/>
+        </w:rPr>
+        <w:t xml:space="preserve">  - `X-</w:t>
+      </w:r>
+      <w:proofErr w:type="spellStart"/>
+      <w:r>
+        <w:rPr>
+          <w:rFonts w:ascii="Times New Roman" w:eastAsia="Times New Roman" w:hAnsi="Times New Roman" w:cs="Times New Roman"/>
+          <w:bCs/>
+          <w:sz w:val="24"/>
+          <w:szCs w:val="24"/>
+          <w:lang w:eastAsia="hu-HU"/>
+        </w:rPr>
+        <w:t>Admin</w:t>
+      </w:r>
+      <w:proofErr w:type="spellEnd"/>
+      <w:r>
+        <w:rPr>
+          <w:rFonts w:ascii="Times New Roman" w:eastAsia="Times New Roman" w:hAnsi="Times New Roman" w:cs="Times New Roman"/>
+          <w:bCs/>
+          <w:sz w:val="24"/>
+          <w:szCs w:val="24"/>
+          <w:lang w:eastAsia="hu-HU"/>
+        </w:rPr>
+        <w:t xml:space="preserve">-Email` alapján próbálja beazonosítani a létrehozó </w:t>
+      </w:r>
+      <w:proofErr w:type="spellStart"/>
+      <w:r>
+        <w:rPr>
+          <w:rFonts w:ascii="Times New Roman" w:eastAsia="Times New Roman" w:hAnsi="Times New Roman" w:cs="Times New Roman"/>
+          <w:bCs/>
+          <w:sz w:val="24"/>
+          <w:szCs w:val="24"/>
+          <w:lang w:eastAsia="hu-HU"/>
+        </w:rPr>
+        <w:t>usert</w:t>
+      </w:r>
+      <w:proofErr w:type="spellEnd"/>
+    </w:p>
+    <w:p>
+      <w:pPr>
+        <w:rPr>
+          <w:rFonts w:ascii="Times New Roman" w:eastAsia="Times New Roman" w:hAnsi="Times New Roman" w:cs="Times New Roman"/>
+          <w:bCs/>
+          <w:sz w:val="24"/>
+          <w:szCs w:val="24"/>
+          <w:lang w:eastAsia="hu-HU"/>
+        </w:rPr>
+      </w:pPr>
+      <w:r>
+        <w:rPr>
+          <w:rFonts w:ascii="Times New Roman" w:eastAsia="Times New Roman" w:hAnsi="Times New Roman" w:cs="Times New Roman"/>
+          <w:bCs/>
+          <w:sz w:val="24"/>
+          <w:szCs w:val="24"/>
+          <w:lang w:eastAsia="hu-HU"/>
+        </w:rPr>
+        <w:t xml:space="preserve">  - tranzakcióban fut:</w:t>
+      </w:r>
+    </w:p>
+    <w:p>
+      <w:pPr>
+        <w:rPr>
+          <w:rFonts w:ascii="Times New Roman" w:eastAsia="Times New Roman" w:hAnsi="Times New Roman" w:cs="Times New Roman"/>
+          <w:bCs/>
+          <w:sz w:val="24"/>
+          <w:szCs w:val="24"/>
+          <w:lang w:eastAsia="hu-HU"/>
+        </w:rPr>
+      </w:pPr>
+      <w:r>
+        <w:rPr>
+          <w:rFonts w:ascii="Times New Roman" w:eastAsia="Times New Roman" w:hAnsi="Times New Roman" w:cs="Times New Roman"/>
+          <w:bCs/>
+          <w:sz w:val="24"/>
+          <w:szCs w:val="24"/>
+          <w:lang w:eastAsia="hu-HU"/>
+        </w:rPr>
+        <w:t xml:space="preserve">    - sportág/kategória/helyszín/szervező rekordok </w:t>
+      </w:r>
+      <w:proofErr w:type="spellStart"/>
+      <w:r>
+        <w:rPr>
+          <w:rFonts w:ascii="Times New Roman" w:eastAsia="Times New Roman" w:hAnsi="Times New Roman" w:cs="Times New Roman"/>
+          <w:bCs/>
+          <w:sz w:val="24"/>
+          <w:szCs w:val="24"/>
+          <w:lang w:eastAsia="hu-HU"/>
+        </w:rPr>
+        <w:t>get-or-create</w:t>
+      </w:r>
+      <w:proofErr w:type="spellEnd"/>
+    </w:p>
+    <w:p>
+      <w:pPr>
+        <w:rPr>
+          <w:rFonts w:ascii="Times New Roman" w:eastAsia="Times New Roman" w:hAnsi="Times New Roman" w:cs="Times New Roman"/>
+          <w:bCs/>
+          <w:sz w:val="24"/>
+          <w:szCs w:val="24"/>
+          <w:lang w:eastAsia="hu-HU"/>
+        </w:rPr>
+      </w:pPr>
+      <w:r>
+        <w:rPr>
+          <w:rFonts w:ascii="Times New Roman" w:eastAsia="Times New Roman" w:hAnsi="Times New Roman" w:cs="Times New Roman"/>
+          <w:bCs/>
+          <w:sz w:val="24"/>
+          <w:szCs w:val="24"/>
+          <w:lang w:eastAsia="hu-HU"/>
+        </w:rPr>
+        <w:t xml:space="preserve">    - sportlehetőség </w:t>
+      </w:r>
+      <w:proofErr w:type="spellStart"/>
+      <w:r>
+        <w:rPr>
+          <w:rFonts w:ascii="Times New Roman" w:eastAsia="Times New Roman" w:hAnsi="Times New Roman" w:cs="Times New Roman"/>
+          <w:bCs/>
+          <w:sz w:val="24"/>
+          <w:szCs w:val="24"/>
+          <w:lang w:eastAsia="hu-HU"/>
+        </w:rPr>
+        <w:t>insert</w:t>
+      </w:r>
+      <w:proofErr w:type="spellEnd"/>
+    </w:p>
+    <w:p>
+      <w:pPr>
+        <w:rPr>
+          <w:rFonts w:ascii="Times New Roman" w:eastAsia="Times New Roman" w:hAnsi="Times New Roman" w:cs="Times New Roman"/>
+          <w:bCs/>
+          <w:sz w:val="24"/>
+          <w:szCs w:val="24"/>
+          <w:lang w:eastAsia="hu-HU"/>
+        </w:rPr>
+      </w:pPr>
+    </w:p>
+    <w:p>
+      <w:pPr>
+        <w:rPr>
+          <w:rFonts w:ascii="Times New Roman" w:eastAsia="Times New Roman" w:hAnsi="Times New Roman" w:cs="Times New Roman"/>
+          <w:bCs/>
+          <w:sz w:val="24"/>
+          <w:szCs w:val="24"/>
+          <w:lang w:eastAsia="hu-HU"/>
+        </w:rPr>
+      </w:pPr>
+      <w:r>
+        <w:rPr>
+          <w:rFonts w:ascii="Times New Roman" w:eastAsia="Times New Roman" w:hAnsi="Times New Roman" w:cs="Times New Roman"/>
+          <w:bCs/>
+          <w:sz w:val="24"/>
+          <w:szCs w:val="24"/>
+          <w:lang w:eastAsia="hu-HU"/>
+        </w:rPr>
+        <w:t>- `PUT /</w:t>
+      </w:r>
+      <w:proofErr w:type="spellStart"/>
+      <w:r>
+        <w:rPr>
+          <w:rFonts w:ascii="Times New Roman" w:eastAsia="Times New Roman" w:hAnsi="Times New Roman" w:cs="Times New Roman"/>
+          <w:bCs/>
+          <w:sz w:val="24"/>
+          <w:szCs w:val="24"/>
+          <w:lang w:eastAsia="hu-HU"/>
+        </w:rPr>
+        <w:t>api</w:t>
+      </w:r>
+      <w:proofErr w:type="spellEnd"/>
+      <w:r>
+        <w:rPr>
+          <w:rFonts w:ascii="Times New Roman" w:eastAsia="Times New Roman" w:hAnsi="Times New Roman" w:cs="Times New Roman"/>
+          <w:bCs/>
+          <w:sz w:val="24"/>
+          <w:szCs w:val="24"/>
+          <w:lang w:eastAsia="hu-HU"/>
+        </w:rPr>
+        <w:t>/</w:t>
+      </w:r>
+      <w:proofErr w:type="spellStart"/>
+      <w:r>
+        <w:rPr>
+          <w:rFonts w:ascii="Times New Roman" w:eastAsia="Times New Roman" w:hAnsi="Times New Roman" w:cs="Times New Roman"/>
+          <w:bCs/>
+          <w:sz w:val="24"/>
+          <w:szCs w:val="24"/>
+          <w:lang w:eastAsia="hu-HU"/>
+        </w:rPr>
+        <w:t>sports</w:t>
+      </w:r>
+      <w:proofErr w:type="spellEnd"/>
+      <w:r>
+        <w:rPr>
+          <w:rFonts w:ascii="Times New Roman" w:eastAsia="Times New Roman" w:hAnsi="Times New Roman" w:cs="Times New Roman"/>
+          <w:bCs/>
+          <w:sz w:val="24"/>
+          <w:szCs w:val="24"/>
+          <w:lang w:eastAsia="hu-HU"/>
+        </w:rPr>
+        <w:t>/:</w:t>
+      </w:r>
+      <w:proofErr w:type="spellStart"/>
+      <w:r>
+        <w:rPr>
+          <w:rFonts w:ascii="Times New Roman" w:eastAsia="Times New Roman" w:hAnsi="Times New Roman" w:cs="Times New Roman"/>
+          <w:bCs/>
+          <w:sz w:val="24"/>
+          <w:szCs w:val="24"/>
+          <w:lang w:eastAsia="hu-HU"/>
+        </w:rPr>
+        <w:t>id</w:t>
+      </w:r>
+      <w:proofErr w:type="spellEnd"/>
+      <w:r>
+        <w:rPr>
+          <w:rFonts w:ascii="Times New Roman" w:eastAsia="Times New Roman" w:hAnsi="Times New Roman" w:cs="Times New Roman"/>
+          <w:bCs/>
+          <w:sz w:val="24"/>
+          <w:szCs w:val="24"/>
+          <w:lang w:eastAsia="hu-HU"/>
+        </w:rPr>
+        <w:t>`</w:t>
+      </w:r>
+    </w:p>
+    <w:p>
+      <w:pPr>
+        <w:rPr>
+          <w:rFonts w:ascii="Times New Roman" w:eastAsia="Times New Roman" w:hAnsi="Times New Roman" w:cs="Times New Roman"/>
+          <w:bCs/>
+          <w:sz w:val="24"/>
+          <w:szCs w:val="24"/>
+          <w:lang w:eastAsia="hu-HU"/>
+        </w:rPr>
+      </w:pPr>
+      <w:r>
+        <w:rPr>
+          <w:rFonts w:ascii="Times New Roman" w:eastAsia="Times New Roman" w:hAnsi="Times New Roman" w:cs="Times New Roman"/>
+          <w:bCs/>
+          <w:sz w:val="24"/>
+          <w:szCs w:val="24"/>
+          <w:lang w:eastAsia="hu-HU"/>
+        </w:rPr>
+        <w:t xml:space="preserve">  - sportlehetőség módosítása ugyanazzal a validációval</w:t>
+      </w:r>
+    </w:p>
+    <w:p>
+      <w:pPr>
+        <w:rPr>
+          <w:rFonts w:ascii="Times New Roman" w:eastAsia="Times New Roman" w:hAnsi="Times New Roman" w:cs="Times New Roman"/>
+          <w:bCs/>
+          <w:sz w:val="24"/>
+          <w:szCs w:val="24"/>
+          <w:lang w:eastAsia="hu-HU"/>
+        </w:rPr>
+      </w:pPr>
+      <w:r>
+        <w:rPr>
+          <w:rFonts w:ascii="Times New Roman" w:eastAsia="Times New Roman" w:hAnsi="Times New Roman" w:cs="Times New Roman"/>
+          <w:bCs/>
+          <w:sz w:val="24"/>
+          <w:szCs w:val="24"/>
+          <w:lang w:eastAsia="hu-HU"/>
+        </w:rPr>
+        <w:t xml:space="preserve">  - nem létező </w:t>
+      </w:r>
+      <w:proofErr w:type="spellStart"/>
+      <w:r>
+        <w:rPr>
+          <w:rFonts w:ascii="Times New Roman" w:eastAsia="Times New Roman" w:hAnsi="Times New Roman" w:cs="Times New Roman"/>
+          <w:bCs/>
+          <w:sz w:val="24"/>
+          <w:szCs w:val="24"/>
+          <w:lang w:eastAsia="hu-HU"/>
+        </w:rPr>
+        <w:t>id</w:t>
+      </w:r>
+      <w:proofErr w:type="spellEnd"/>
+      <w:r>
+        <w:rPr>
+          <w:rFonts w:ascii="Times New Roman" w:eastAsia="Times New Roman" w:hAnsi="Times New Roman" w:cs="Times New Roman"/>
+          <w:bCs/>
+          <w:sz w:val="24"/>
+          <w:szCs w:val="24"/>
+          <w:lang w:eastAsia="hu-HU"/>
+        </w:rPr>
+        <w:t xml:space="preserve"> esetén `404`</w:t>
+      </w:r>
+    </w:p>
+    <w:p>
+      <w:pPr>
+        <w:rPr>
+          <w:rFonts w:ascii="Times New Roman" w:eastAsia="Times New Roman" w:hAnsi="Times New Roman" w:cs="Times New Roman"/>
+          <w:bCs/>
+          <w:sz w:val="24"/>
+          <w:szCs w:val="24"/>
+          <w:lang w:eastAsia="hu-HU"/>
+        </w:rPr>
+      </w:pPr>
+    </w:p>
+    <w:p>
+      <w:pPr>
+        <w:rPr>
+          <w:rFonts w:ascii="Times New Roman" w:eastAsia="Times New Roman" w:hAnsi="Times New Roman" w:cs="Times New Roman"/>
+          <w:bCs/>
+          <w:sz w:val="24"/>
+          <w:szCs w:val="24"/>
+          <w:lang w:eastAsia="hu-HU"/>
+        </w:rPr>
+      </w:pPr>
+      <w:r>
+        <w:rPr>
+          <w:rFonts w:ascii="Times New Roman" w:eastAsia="Times New Roman" w:hAnsi="Times New Roman" w:cs="Times New Roman"/>
+          <w:bCs/>
+          <w:sz w:val="24"/>
+          <w:szCs w:val="24"/>
+          <w:lang w:eastAsia="hu-HU"/>
+        </w:rPr>
+        <w:t>- `DELETE /</w:t>
+      </w:r>
+      <w:proofErr w:type="spellStart"/>
+      <w:r>
+        <w:rPr>
+          <w:rFonts w:ascii="Times New Roman" w:eastAsia="Times New Roman" w:hAnsi="Times New Roman" w:cs="Times New Roman"/>
+          <w:bCs/>
+          <w:sz w:val="24"/>
+          <w:szCs w:val="24"/>
+          <w:lang w:eastAsia="hu-HU"/>
+        </w:rPr>
+        <w:t>api</w:t>
+      </w:r>
+      <w:proofErr w:type="spellEnd"/>
+      <w:r>
+        <w:rPr>
+          <w:rFonts w:ascii="Times New Roman" w:eastAsia="Times New Roman" w:hAnsi="Times New Roman" w:cs="Times New Roman"/>
+          <w:bCs/>
+          <w:sz w:val="24"/>
+          <w:szCs w:val="24"/>
+          <w:lang w:eastAsia="hu-HU"/>
+        </w:rPr>
+        <w:t>/</w:t>
+      </w:r>
+      <w:proofErr w:type="spellStart"/>
+      <w:r>
+        <w:rPr>
+          <w:rFonts w:ascii="Times New Roman" w:eastAsia="Times New Roman" w:hAnsi="Times New Roman" w:cs="Times New Roman"/>
+          <w:bCs/>
+          <w:sz w:val="24"/>
+          <w:szCs w:val="24"/>
+          <w:lang w:eastAsia="hu-HU"/>
+        </w:rPr>
+        <w:t>sports</w:t>
+      </w:r>
+      <w:proofErr w:type="spellEnd"/>
+      <w:r>
+        <w:rPr>
+          <w:rFonts w:ascii="Times New Roman" w:eastAsia="Times New Roman" w:hAnsi="Times New Roman" w:cs="Times New Roman"/>
+          <w:bCs/>
+          <w:sz w:val="24"/>
+          <w:szCs w:val="24"/>
+          <w:lang w:eastAsia="hu-HU"/>
+        </w:rPr>
+        <w:t>/:</w:t>
+      </w:r>
+      <w:proofErr w:type="spellStart"/>
+      <w:r>
+        <w:rPr>
+          <w:rFonts w:ascii="Times New Roman" w:eastAsia="Times New Roman" w:hAnsi="Times New Roman" w:cs="Times New Roman"/>
+          <w:bCs/>
+          <w:sz w:val="24"/>
+          <w:szCs w:val="24"/>
+          <w:lang w:eastAsia="hu-HU"/>
+        </w:rPr>
+        <w:t>id</w:t>
+      </w:r>
+      <w:proofErr w:type="spellEnd"/>
+      <w:r>
+        <w:rPr>
+          <w:rFonts w:ascii="Times New Roman" w:eastAsia="Times New Roman" w:hAnsi="Times New Roman" w:cs="Times New Roman"/>
+          <w:bCs/>
+          <w:sz w:val="24"/>
+          <w:szCs w:val="24"/>
+          <w:lang w:eastAsia="hu-HU"/>
+        </w:rPr>
+        <w:t>`</w:t>
+      </w:r>
+    </w:p>
+    <w:p>
+      <w:pPr>
+        <w:rPr>
+          <w:rFonts w:ascii="Times New Roman" w:eastAsia="Times New Roman" w:hAnsi="Times New Roman" w:cs="Times New Roman"/>
+          <w:bCs/>
+          <w:sz w:val="24"/>
+          <w:szCs w:val="24"/>
+          <w:lang w:eastAsia="hu-HU"/>
+        </w:rPr>
+      </w:pPr>
+      <w:r>
+        <w:rPr>
+          <w:rFonts w:ascii="Times New Roman" w:eastAsia="Times New Roman" w:hAnsi="Times New Roman" w:cs="Times New Roman"/>
+          <w:bCs/>
+          <w:sz w:val="24"/>
+          <w:szCs w:val="24"/>
+          <w:lang w:eastAsia="hu-HU"/>
+        </w:rPr>
+        <w:t xml:space="preserve">  - sportlehetőség törlése</w:t>
+      </w:r>
+    </w:p>
+    <w:p>
+      <w:pPr>
+        <w:rPr>
+          <w:rFonts w:ascii="Times New Roman" w:eastAsia="Times New Roman" w:hAnsi="Times New Roman" w:cs="Times New Roman"/>
+          <w:bCs/>
+          <w:sz w:val="24"/>
+          <w:szCs w:val="24"/>
+          <w:lang w:eastAsia="hu-HU"/>
+        </w:rPr>
+      </w:pPr>
+      <w:r>
+        <w:rPr>
+          <w:rFonts w:ascii="Times New Roman" w:eastAsia="Times New Roman" w:hAnsi="Times New Roman" w:cs="Times New Roman"/>
+          <w:bCs/>
+          <w:sz w:val="24"/>
+          <w:szCs w:val="24"/>
+          <w:lang w:eastAsia="hu-HU"/>
+        </w:rPr>
+        <w:t xml:space="preserve">  - utána "</w:t>
+      </w:r>
+      <w:proofErr w:type="spellStart"/>
+      <w:r>
+        <w:rPr>
+          <w:rFonts w:ascii="Times New Roman" w:eastAsia="Times New Roman" w:hAnsi="Times New Roman" w:cs="Times New Roman"/>
+          <w:bCs/>
+          <w:sz w:val="24"/>
+          <w:szCs w:val="24"/>
+          <w:lang w:eastAsia="hu-HU"/>
+        </w:rPr>
+        <w:t>orphan</w:t>
+      </w:r>
+      <w:proofErr w:type="spellEnd"/>
+      <w:r>
+        <w:rPr>
+          <w:rFonts w:ascii="Times New Roman" w:eastAsia="Times New Roman" w:hAnsi="Times New Roman" w:cs="Times New Roman"/>
+          <w:bCs/>
+          <w:sz w:val="24"/>
+          <w:szCs w:val="24"/>
+          <w:lang w:eastAsia="hu-HU"/>
+        </w:rPr>
+        <w:t xml:space="preserve"> </w:t>
+      </w:r>
+      <w:proofErr w:type="spellStart"/>
+      <w:r>
+        <w:rPr>
+          <w:rFonts w:ascii="Times New Roman" w:eastAsia="Times New Roman" w:hAnsi="Times New Roman" w:cs="Times New Roman"/>
+          <w:bCs/>
+          <w:sz w:val="24"/>
+          <w:szCs w:val="24"/>
+          <w:lang w:eastAsia="hu-HU"/>
+        </w:rPr>
+        <w:t>cleanup</w:t>
+      </w:r>
+      <w:proofErr w:type="spellEnd"/>
+      <w:r>
+        <w:rPr>
+          <w:rFonts w:ascii="Times New Roman" w:eastAsia="Times New Roman" w:hAnsi="Times New Roman" w:cs="Times New Roman"/>
+          <w:bCs/>
+          <w:sz w:val="24"/>
+          <w:szCs w:val="24"/>
+          <w:lang w:eastAsia="hu-HU"/>
+        </w:rPr>
+        <w:t>": ha már nincs hivatkozás, törli a kapcsolódó `</w:t>
+      </w:r>
+      <w:proofErr w:type="spellStart"/>
+      <w:r>
+        <w:rPr>
+          <w:rFonts w:ascii="Times New Roman" w:eastAsia="Times New Roman" w:hAnsi="Times New Roman" w:cs="Times New Roman"/>
+          <w:bCs/>
+          <w:sz w:val="24"/>
+          <w:szCs w:val="24"/>
+          <w:lang w:eastAsia="hu-HU"/>
+        </w:rPr>
+        <w:t>szervezo</w:t>
+      </w:r>
+      <w:proofErr w:type="spellEnd"/>
+      <w:r>
+        <w:rPr>
+          <w:rFonts w:ascii="Times New Roman" w:eastAsia="Times New Roman" w:hAnsi="Times New Roman" w:cs="Times New Roman"/>
+          <w:bCs/>
+          <w:sz w:val="24"/>
+          <w:szCs w:val="24"/>
+          <w:lang w:eastAsia="hu-HU"/>
+        </w:rPr>
+        <w:t>`, `</w:t>
+      </w:r>
+      <w:proofErr w:type="spellStart"/>
+      <w:r>
+        <w:rPr>
+          <w:rFonts w:ascii="Times New Roman" w:eastAsia="Times New Roman" w:hAnsi="Times New Roman" w:cs="Times New Roman"/>
+          <w:bCs/>
+          <w:sz w:val="24"/>
+          <w:szCs w:val="24"/>
+          <w:lang w:eastAsia="hu-HU"/>
+        </w:rPr>
+        <w:t>helyszin</w:t>
+      </w:r>
+      <w:proofErr w:type="spellEnd"/>
+      <w:r>
+        <w:rPr>
+          <w:rFonts w:ascii="Times New Roman" w:eastAsia="Times New Roman" w:hAnsi="Times New Roman" w:cs="Times New Roman"/>
+          <w:bCs/>
+          <w:sz w:val="24"/>
+          <w:szCs w:val="24"/>
+          <w:lang w:eastAsia="hu-HU"/>
+        </w:rPr>
+        <w:t>`, `</w:t>
+      </w:r>
+      <w:proofErr w:type="spellStart"/>
+      <w:r>
+        <w:rPr>
+          <w:rFonts w:ascii="Times New Roman" w:eastAsia="Times New Roman" w:hAnsi="Times New Roman" w:cs="Times New Roman"/>
+          <w:bCs/>
+          <w:sz w:val="24"/>
+          <w:szCs w:val="24"/>
+          <w:lang w:eastAsia="hu-HU"/>
+        </w:rPr>
+        <w:t>kategoria</w:t>
+      </w:r>
+      <w:proofErr w:type="spellEnd"/>
+      <w:r>
+        <w:rPr>
+          <w:rFonts w:ascii="Times New Roman" w:eastAsia="Times New Roman" w:hAnsi="Times New Roman" w:cs="Times New Roman"/>
+          <w:bCs/>
+          <w:sz w:val="24"/>
+          <w:szCs w:val="24"/>
+          <w:lang w:eastAsia="hu-HU"/>
+        </w:rPr>
+        <w:t>`, `</w:t>
+      </w:r>
+      <w:proofErr w:type="spellStart"/>
+      <w:r>
+        <w:rPr>
+          <w:rFonts w:ascii="Times New Roman" w:eastAsia="Times New Roman" w:hAnsi="Times New Roman" w:cs="Times New Roman"/>
+          <w:bCs/>
+          <w:sz w:val="24"/>
+          <w:szCs w:val="24"/>
+          <w:lang w:eastAsia="hu-HU"/>
+        </w:rPr>
+        <w:t>sportag</w:t>
+      </w:r>
+      <w:proofErr w:type="spellEnd"/>
+      <w:r>
+        <w:rPr>
+          <w:rFonts w:ascii="Times New Roman" w:eastAsia="Times New Roman" w:hAnsi="Times New Roman" w:cs="Times New Roman"/>
+          <w:bCs/>
+          <w:sz w:val="24"/>
+          <w:szCs w:val="24"/>
+          <w:lang w:eastAsia="hu-HU"/>
+        </w:rPr>
+        <w:t>` rekordokat is</w:t>
+      </w:r>
+    </w:p>
+    <w:p>
+      <w:pPr>
+        <w:rPr>
+          <w:rFonts w:ascii="Times New Roman" w:eastAsia="Times New Roman" w:hAnsi="Times New Roman" w:cs="Times New Roman"/>
+          <w:bCs/>
+          <w:sz w:val="24"/>
+          <w:szCs w:val="24"/>
+          <w:lang w:eastAsia="hu-HU"/>
+        </w:rPr>
+      </w:pPr>
+      <w:r>
+        <w:rPr>
+          <w:rFonts w:ascii="Times New Roman" w:eastAsia="Times New Roman" w:hAnsi="Times New Roman" w:cs="Times New Roman"/>
+          <w:bCs/>
+          <w:sz w:val="24"/>
+          <w:szCs w:val="24"/>
+          <w:lang w:eastAsia="hu-HU"/>
+        </w:rPr>
+        <w:t xml:space="preserve">  - siker esetén `204`</w:t>
+      </w:r>
+    </w:p>
+    <w:p>
+      <w:pPr>
+        <w:rPr>
+          <w:rFonts w:ascii="Times New Roman" w:eastAsia="Times New Roman" w:hAnsi="Times New Roman" w:cs="Times New Roman"/>
+          <w:bCs/>
+          <w:sz w:val="24"/>
+          <w:szCs w:val="24"/>
+          <w:lang w:eastAsia="hu-HU"/>
+        </w:rPr>
+      </w:pPr>
+    </w:p>
+    <w:p>
+      <w:pPr>
+        <w:rPr>
+          <w:rFonts w:ascii="Times New Roman" w:eastAsia="Times New Roman" w:hAnsi="Times New Roman" w:cs="Times New Roman"/>
+          <w:bCs/>
+          <w:sz w:val="24"/>
+          <w:szCs w:val="24"/>
+          <w:lang w:eastAsia="hu-HU"/>
+        </w:rPr>
+      </w:pPr>
+      <w:r>
+        <w:rPr>
+          <w:rFonts w:ascii="Times New Roman" w:eastAsia="Times New Roman" w:hAnsi="Times New Roman" w:cs="Times New Roman"/>
+          <w:bCs/>
+          <w:sz w:val="24"/>
+          <w:szCs w:val="24"/>
+          <w:lang w:eastAsia="hu-HU"/>
+        </w:rPr>
+        <w:lastRenderedPageBreak/>
+        <w:t>## 5) Adatbázis modell röviden</w:t>
+      </w:r>
+    </w:p>
+    <w:p>
+      <w:pPr>
+        <w:rPr>
+          <w:rFonts w:ascii="Times New Roman" w:eastAsia="Times New Roman" w:hAnsi="Times New Roman" w:cs="Times New Roman"/>
+          <w:bCs/>
+          <w:sz w:val="24"/>
+          <w:szCs w:val="24"/>
+          <w:lang w:eastAsia="hu-HU"/>
+        </w:rPr>
+      </w:pPr>
+    </w:p>
+    <w:p>
+      <w:pPr>
+        <w:rPr>
+          <w:rFonts w:ascii="Times New Roman" w:eastAsia="Times New Roman" w:hAnsi="Times New Roman" w:cs="Times New Roman"/>
+          <w:bCs/>
+          <w:sz w:val="24"/>
+          <w:szCs w:val="24"/>
+          <w:lang w:eastAsia="hu-HU"/>
+        </w:rPr>
+      </w:pPr>
+      <w:r>
+        <w:rPr>
+          <w:rFonts w:ascii="Times New Roman" w:eastAsia="Times New Roman" w:hAnsi="Times New Roman" w:cs="Times New Roman"/>
+          <w:bCs/>
+          <w:sz w:val="24"/>
+          <w:szCs w:val="24"/>
+          <w:lang w:eastAsia="hu-HU"/>
+        </w:rPr>
+        <w:t>Fő táblák:</w:t>
+      </w:r>
+    </w:p>
+    <w:p>
+      <w:pPr>
+        <w:rPr>
+          <w:rFonts w:ascii="Times New Roman" w:eastAsia="Times New Roman" w:hAnsi="Times New Roman" w:cs="Times New Roman"/>
+          <w:bCs/>
+          <w:sz w:val="24"/>
+          <w:szCs w:val="24"/>
+          <w:lang w:eastAsia="hu-HU"/>
+        </w:rPr>
+      </w:pPr>
+      <w:r>
+        <w:rPr>
+          <w:rFonts w:ascii="Times New Roman" w:eastAsia="Times New Roman" w:hAnsi="Times New Roman" w:cs="Times New Roman"/>
+          <w:bCs/>
+          <w:sz w:val="24"/>
+          <w:szCs w:val="24"/>
+          <w:lang w:eastAsia="hu-HU"/>
+        </w:rPr>
+        <w:t>- `</w:t>
+      </w:r>
+      <w:proofErr w:type="spellStart"/>
+      <w:r>
+        <w:rPr>
+          <w:rFonts w:ascii="Times New Roman" w:eastAsia="Times New Roman" w:hAnsi="Times New Roman" w:cs="Times New Roman"/>
+          <w:bCs/>
+          <w:sz w:val="24"/>
+          <w:szCs w:val="24"/>
+          <w:lang w:eastAsia="hu-HU"/>
+        </w:rPr>
+        <w:t>felhasznalo</w:t>
+      </w:r>
+      <w:proofErr w:type="spellEnd"/>
+      <w:r>
+        <w:rPr>
+          <w:rFonts w:ascii="Times New Roman" w:eastAsia="Times New Roman" w:hAnsi="Times New Roman" w:cs="Times New Roman"/>
+          <w:bCs/>
+          <w:sz w:val="24"/>
+          <w:szCs w:val="24"/>
+          <w:lang w:eastAsia="hu-HU"/>
+        </w:rPr>
+        <w:t>` (</w:t>
+      </w:r>
+      <w:proofErr w:type="spellStart"/>
+      <w:r>
+        <w:rPr>
+          <w:rFonts w:ascii="Times New Roman" w:eastAsia="Times New Roman" w:hAnsi="Times New Roman" w:cs="Times New Roman"/>
+          <w:bCs/>
+          <w:sz w:val="24"/>
+          <w:szCs w:val="24"/>
+          <w:lang w:eastAsia="hu-HU"/>
+        </w:rPr>
+        <w:t>user</w:t>
+      </w:r>
+      <w:proofErr w:type="spellEnd"/>
+      <w:r>
+        <w:rPr>
+          <w:rFonts w:ascii="Times New Roman" w:eastAsia="Times New Roman" w:hAnsi="Times New Roman" w:cs="Times New Roman"/>
+          <w:bCs/>
+          <w:sz w:val="24"/>
+          <w:szCs w:val="24"/>
+          <w:lang w:eastAsia="hu-HU"/>
+        </w:rPr>
+        <w:t>/</w:t>
+      </w:r>
+      <w:proofErr w:type="spellStart"/>
+      <w:r>
+        <w:rPr>
+          <w:rFonts w:ascii="Times New Roman" w:eastAsia="Times New Roman" w:hAnsi="Times New Roman" w:cs="Times New Roman"/>
+          <w:bCs/>
+          <w:sz w:val="24"/>
+          <w:szCs w:val="24"/>
+          <w:lang w:eastAsia="hu-HU"/>
+        </w:rPr>
+        <w:t>admin</w:t>
+      </w:r>
+      <w:proofErr w:type="spellEnd"/>
+      <w:r>
+        <w:rPr>
+          <w:rFonts w:ascii="Times New Roman" w:eastAsia="Times New Roman" w:hAnsi="Times New Roman" w:cs="Times New Roman"/>
+          <w:bCs/>
+          <w:sz w:val="24"/>
+          <w:szCs w:val="24"/>
+          <w:lang w:eastAsia="hu-HU"/>
+        </w:rPr>
+        <w:t xml:space="preserve"> szerepkör)</w:t>
+      </w:r>
+    </w:p>
+    <w:p>
+      <w:pPr>
+        <w:rPr>
+          <w:rFonts w:ascii="Times New Roman" w:eastAsia="Times New Roman" w:hAnsi="Times New Roman" w:cs="Times New Roman"/>
+          <w:bCs/>
+          <w:sz w:val="24"/>
+          <w:szCs w:val="24"/>
+          <w:lang w:eastAsia="hu-HU"/>
+        </w:rPr>
+      </w:pPr>
+      <w:r>
+        <w:rPr>
+          <w:rFonts w:ascii="Times New Roman" w:eastAsia="Times New Roman" w:hAnsi="Times New Roman" w:cs="Times New Roman"/>
+          <w:bCs/>
+          <w:sz w:val="24"/>
+          <w:szCs w:val="24"/>
+          <w:lang w:eastAsia="hu-HU"/>
+        </w:rPr>
+        <w:t>- `</w:t>
+      </w:r>
+      <w:proofErr w:type="spellStart"/>
+      <w:r>
+        <w:rPr>
+          <w:rFonts w:ascii="Times New Roman" w:eastAsia="Times New Roman" w:hAnsi="Times New Roman" w:cs="Times New Roman"/>
+          <w:bCs/>
+          <w:sz w:val="24"/>
+          <w:szCs w:val="24"/>
+          <w:lang w:eastAsia="hu-HU"/>
+        </w:rPr>
+        <w:t>bejelentkezes</w:t>
+      </w:r>
+      <w:proofErr w:type="spellEnd"/>
+      <w:r>
+        <w:rPr>
+          <w:rFonts w:ascii="Times New Roman" w:eastAsia="Times New Roman" w:hAnsi="Times New Roman" w:cs="Times New Roman"/>
+          <w:bCs/>
+          <w:sz w:val="24"/>
+          <w:szCs w:val="24"/>
+          <w:lang w:eastAsia="hu-HU"/>
+        </w:rPr>
+        <w:t>` (login audit)</w:t>
+      </w:r>
+    </w:p>
+    <w:p>
+      <w:pPr>
+        <w:rPr>
+          <w:rFonts w:ascii="Times New Roman" w:eastAsia="Times New Roman" w:hAnsi="Times New Roman" w:cs="Times New Roman"/>
+          <w:bCs/>
+          <w:sz w:val="24"/>
+          <w:szCs w:val="24"/>
+          <w:lang w:eastAsia="hu-HU"/>
+        </w:rPr>
+      </w:pPr>
+      <w:r>
+        <w:rPr>
+          <w:rFonts w:ascii="Times New Roman" w:eastAsia="Times New Roman" w:hAnsi="Times New Roman" w:cs="Times New Roman"/>
+          <w:bCs/>
+          <w:sz w:val="24"/>
+          <w:szCs w:val="24"/>
+          <w:lang w:eastAsia="hu-HU"/>
+        </w:rPr>
+        <w:t>- `</w:t>
+      </w:r>
+      <w:proofErr w:type="spellStart"/>
+      <w:r>
+        <w:rPr>
+          <w:rFonts w:ascii="Times New Roman" w:eastAsia="Times New Roman" w:hAnsi="Times New Roman" w:cs="Times New Roman"/>
+          <w:bCs/>
+          <w:sz w:val="24"/>
+          <w:szCs w:val="24"/>
+          <w:lang w:eastAsia="hu-HU"/>
+        </w:rPr>
+        <w:t>sportlehetosegek</w:t>
+      </w:r>
+      <w:proofErr w:type="spellEnd"/>
+      <w:r>
+        <w:rPr>
+          <w:rFonts w:ascii="Times New Roman" w:eastAsia="Times New Roman" w:hAnsi="Times New Roman" w:cs="Times New Roman"/>
+          <w:bCs/>
+          <w:sz w:val="24"/>
+          <w:szCs w:val="24"/>
+          <w:lang w:eastAsia="hu-HU"/>
+        </w:rPr>
+        <w:t xml:space="preserve">` (fő </w:t>
+      </w:r>
+      <w:proofErr w:type="spellStart"/>
+      <w:r>
+        <w:rPr>
+          <w:rFonts w:ascii="Times New Roman" w:eastAsia="Times New Roman" w:hAnsi="Times New Roman" w:cs="Times New Roman"/>
+          <w:bCs/>
+          <w:sz w:val="24"/>
+          <w:szCs w:val="24"/>
+          <w:lang w:eastAsia="hu-HU"/>
+        </w:rPr>
+        <w:t>domain</w:t>
+      </w:r>
+      <w:proofErr w:type="spellEnd"/>
+      <w:r>
+        <w:rPr>
+          <w:rFonts w:ascii="Times New Roman" w:eastAsia="Times New Roman" w:hAnsi="Times New Roman" w:cs="Times New Roman"/>
+          <w:bCs/>
+          <w:sz w:val="24"/>
+          <w:szCs w:val="24"/>
+          <w:lang w:eastAsia="hu-HU"/>
+        </w:rPr>
+        <w:t xml:space="preserve"> tábla)</w:t>
+      </w:r>
+    </w:p>
+    <w:p>
+      <w:pPr>
+        <w:rPr>
+          <w:rFonts w:ascii="Times New Roman" w:eastAsia="Times New Roman" w:hAnsi="Times New Roman" w:cs="Times New Roman"/>
+          <w:bCs/>
+          <w:sz w:val="24"/>
+          <w:szCs w:val="24"/>
+          <w:lang w:eastAsia="hu-HU"/>
+        </w:rPr>
+      </w:pPr>
+      <w:r>
+        <w:rPr>
+          <w:rFonts w:ascii="Times New Roman" w:eastAsia="Times New Roman" w:hAnsi="Times New Roman" w:cs="Times New Roman"/>
+          <w:bCs/>
+          <w:sz w:val="24"/>
+          <w:szCs w:val="24"/>
+          <w:lang w:eastAsia="hu-HU"/>
+        </w:rPr>
+        <w:t>- `</w:t>
+      </w:r>
+      <w:proofErr w:type="spellStart"/>
+      <w:r>
+        <w:rPr>
+          <w:rFonts w:ascii="Times New Roman" w:eastAsia="Times New Roman" w:hAnsi="Times New Roman" w:cs="Times New Roman"/>
+          <w:bCs/>
+          <w:sz w:val="24"/>
+          <w:szCs w:val="24"/>
+          <w:lang w:eastAsia="hu-HU"/>
+        </w:rPr>
+        <w:t>sportag</w:t>
+      </w:r>
+      <w:proofErr w:type="spellEnd"/>
+      <w:r>
+        <w:rPr>
+          <w:rFonts w:ascii="Times New Roman" w:eastAsia="Times New Roman" w:hAnsi="Times New Roman" w:cs="Times New Roman"/>
+          <w:bCs/>
+          <w:sz w:val="24"/>
+          <w:szCs w:val="24"/>
+          <w:lang w:eastAsia="hu-HU"/>
+        </w:rPr>
+        <w:t>`, `</w:t>
+      </w:r>
+      <w:proofErr w:type="spellStart"/>
+      <w:r>
+        <w:rPr>
+          <w:rFonts w:ascii="Times New Roman" w:eastAsia="Times New Roman" w:hAnsi="Times New Roman" w:cs="Times New Roman"/>
+          <w:bCs/>
+          <w:sz w:val="24"/>
+          <w:szCs w:val="24"/>
+          <w:lang w:eastAsia="hu-HU"/>
+        </w:rPr>
+        <w:t>kategoria</w:t>
+      </w:r>
+      <w:proofErr w:type="spellEnd"/>
+      <w:r>
+        <w:rPr>
+          <w:rFonts w:ascii="Times New Roman" w:eastAsia="Times New Roman" w:hAnsi="Times New Roman" w:cs="Times New Roman"/>
+          <w:bCs/>
+          <w:sz w:val="24"/>
+          <w:szCs w:val="24"/>
+          <w:lang w:eastAsia="hu-HU"/>
+        </w:rPr>
+        <w:t>`, `</w:t>
+      </w:r>
+      <w:proofErr w:type="spellStart"/>
+      <w:r>
+        <w:rPr>
+          <w:rFonts w:ascii="Times New Roman" w:eastAsia="Times New Roman" w:hAnsi="Times New Roman" w:cs="Times New Roman"/>
+          <w:bCs/>
+          <w:sz w:val="24"/>
+          <w:szCs w:val="24"/>
+          <w:lang w:eastAsia="hu-HU"/>
+        </w:rPr>
+        <w:t>helyszin</w:t>
+      </w:r>
+      <w:proofErr w:type="spellEnd"/>
+      <w:r>
+        <w:rPr>
+          <w:rFonts w:ascii="Times New Roman" w:eastAsia="Times New Roman" w:hAnsi="Times New Roman" w:cs="Times New Roman"/>
+          <w:bCs/>
+          <w:sz w:val="24"/>
+          <w:szCs w:val="24"/>
+          <w:lang w:eastAsia="hu-HU"/>
+        </w:rPr>
+        <w:t>`, `</w:t>
+      </w:r>
+      <w:proofErr w:type="spellStart"/>
+      <w:r>
+        <w:rPr>
+          <w:rFonts w:ascii="Times New Roman" w:eastAsia="Times New Roman" w:hAnsi="Times New Roman" w:cs="Times New Roman"/>
+          <w:bCs/>
+          <w:sz w:val="24"/>
+          <w:szCs w:val="24"/>
+          <w:lang w:eastAsia="hu-HU"/>
+        </w:rPr>
+        <w:t>szervezo</w:t>
+      </w:r>
+      <w:proofErr w:type="spellEnd"/>
+      <w:r>
+        <w:rPr>
+          <w:rFonts w:ascii="Times New Roman" w:eastAsia="Times New Roman" w:hAnsi="Times New Roman" w:cs="Times New Roman"/>
+          <w:bCs/>
+          <w:sz w:val="24"/>
+          <w:szCs w:val="24"/>
+          <w:lang w:eastAsia="hu-HU"/>
+        </w:rPr>
+        <w:t>` (normalizált kapcsolódó adatok)</w:t>
+      </w:r>
+    </w:p>
+    <w:p>
+      <w:pPr>
+        <w:rPr>
+          <w:rFonts w:ascii="Times New Roman" w:eastAsia="Times New Roman" w:hAnsi="Times New Roman" w:cs="Times New Roman"/>
+          <w:bCs/>
+          <w:sz w:val="24"/>
+          <w:szCs w:val="24"/>
+          <w:lang w:eastAsia="hu-HU"/>
+        </w:rPr>
+      </w:pPr>
+      <w:r>
+        <w:rPr>
+          <w:rFonts w:ascii="Times New Roman" w:eastAsia="Times New Roman" w:hAnsi="Times New Roman" w:cs="Times New Roman"/>
+          <w:bCs/>
+          <w:sz w:val="24"/>
+          <w:szCs w:val="24"/>
+          <w:lang w:eastAsia="hu-HU"/>
+        </w:rPr>
+        <w:t>- `jelentkezes`, `kedvenc` (jelenleg backend végpont nélkül is létrejönnek)</w:t>
+      </w:r>
+    </w:p>
+    <w:p>
+      <w:pPr>
+        <w:rPr>
+          <w:rFonts w:ascii="Times New Roman" w:eastAsia="Times New Roman" w:hAnsi="Times New Roman" w:cs="Times New Roman"/>
+          <w:bCs/>
+          <w:sz w:val="24"/>
+          <w:szCs w:val="24"/>
+          <w:lang w:eastAsia="hu-HU"/>
+        </w:rPr>
+      </w:pPr>
+    </w:p>
+    <w:p>
+      <w:pPr>
+        <w:rPr>
+          <w:rFonts w:ascii="Times New Roman" w:eastAsia="Times New Roman" w:hAnsi="Times New Roman" w:cs="Times New Roman"/>
+          <w:bCs/>
+          <w:sz w:val="24"/>
+          <w:szCs w:val="24"/>
+          <w:lang w:eastAsia="hu-HU"/>
+        </w:rPr>
+      </w:pPr>
+      <w:r>
+        <w:rPr>
+          <w:rFonts w:ascii="Times New Roman" w:eastAsia="Times New Roman" w:hAnsi="Times New Roman" w:cs="Times New Roman"/>
+          <w:bCs/>
+          <w:sz w:val="24"/>
+          <w:szCs w:val="24"/>
+          <w:lang w:eastAsia="hu-HU"/>
+        </w:rPr>
+        <w:t>Technikai sajátosságok:</w:t>
+      </w:r>
+    </w:p>
+    <w:p>
+      <w:pPr>
+        <w:rPr>
+          <w:rFonts w:ascii="Times New Roman" w:eastAsia="Times New Roman" w:hAnsi="Times New Roman" w:cs="Times New Roman"/>
+          <w:bCs/>
+          <w:sz w:val="24"/>
+          <w:szCs w:val="24"/>
+          <w:lang w:eastAsia="hu-HU"/>
+        </w:rPr>
+      </w:pPr>
+      <w:r>
+        <w:rPr>
+          <w:rFonts w:ascii="Times New Roman" w:eastAsia="Times New Roman" w:hAnsi="Times New Roman" w:cs="Times New Roman"/>
+          <w:bCs/>
+          <w:sz w:val="24"/>
+          <w:szCs w:val="24"/>
+          <w:lang w:eastAsia="hu-HU"/>
+        </w:rPr>
+        <w:t xml:space="preserve">- </w:t>
+      </w:r>
+      <w:proofErr w:type="spellStart"/>
+      <w:r>
+        <w:rPr>
+          <w:rFonts w:ascii="Times New Roman" w:eastAsia="Times New Roman" w:hAnsi="Times New Roman" w:cs="Times New Roman"/>
+          <w:bCs/>
+          <w:sz w:val="24"/>
+          <w:szCs w:val="24"/>
+          <w:lang w:eastAsia="hu-HU"/>
+        </w:rPr>
+        <w:t>InnoDB</w:t>
+      </w:r>
+      <w:proofErr w:type="spellEnd"/>
+      <w:r>
+        <w:rPr>
+          <w:rFonts w:ascii="Times New Roman" w:eastAsia="Times New Roman" w:hAnsi="Times New Roman" w:cs="Times New Roman"/>
+          <w:bCs/>
+          <w:sz w:val="24"/>
+          <w:szCs w:val="24"/>
+          <w:lang w:eastAsia="hu-HU"/>
+        </w:rPr>
+        <w:t xml:space="preserve"> + `utf8mb4_hungarian_ci`</w:t>
+      </w:r>
+    </w:p>
+    <w:p>
+      <w:pPr>
+        <w:rPr>
+          <w:rFonts w:ascii="Times New Roman" w:eastAsia="Times New Roman" w:hAnsi="Times New Roman" w:cs="Times New Roman"/>
+          <w:bCs/>
+          <w:sz w:val="24"/>
+          <w:szCs w:val="24"/>
+          <w:lang w:eastAsia="hu-HU"/>
+        </w:rPr>
+      </w:pPr>
+      <w:r>
+        <w:rPr>
+          <w:rFonts w:ascii="Times New Roman" w:eastAsia="Times New Roman" w:hAnsi="Times New Roman" w:cs="Times New Roman"/>
+          <w:bCs/>
+          <w:sz w:val="24"/>
+          <w:szCs w:val="24"/>
+          <w:lang w:eastAsia="hu-HU"/>
+        </w:rPr>
+        <w:t>- idegen kulcsokkal védett kapcsolatok</w:t>
+      </w:r>
+    </w:p>
+    <w:p>
+      <w:pPr>
+        <w:rPr>
+          <w:rFonts w:ascii="Times New Roman" w:eastAsia="Times New Roman" w:hAnsi="Times New Roman" w:cs="Times New Roman"/>
+          <w:bCs/>
+          <w:sz w:val="24"/>
+          <w:szCs w:val="24"/>
+          <w:lang w:eastAsia="hu-HU"/>
+        </w:rPr>
+      </w:pPr>
+      <w:r>
+        <w:rPr>
+          <w:rFonts w:ascii="Times New Roman" w:eastAsia="Times New Roman" w:hAnsi="Times New Roman" w:cs="Times New Roman"/>
+          <w:bCs/>
+          <w:sz w:val="24"/>
+          <w:szCs w:val="24"/>
+          <w:lang w:eastAsia="hu-HU"/>
+        </w:rPr>
+        <w:t>- több index a listázásokhoz/kapcsolatokhoz</w:t>
+      </w:r>
+    </w:p>
+    <w:p>
+      <w:pPr>
+        <w:rPr>
+          <w:rFonts w:ascii="Times New Roman" w:eastAsia="Times New Roman" w:hAnsi="Times New Roman" w:cs="Times New Roman"/>
+          <w:bCs/>
+          <w:sz w:val="24"/>
+          <w:szCs w:val="24"/>
+          <w:lang w:eastAsia="hu-HU"/>
+        </w:rPr>
+      </w:pPr>
+      <w:r>
+        <w:rPr>
+          <w:rFonts w:ascii="Times New Roman" w:eastAsia="Times New Roman" w:hAnsi="Times New Roman" w:cs="Times New Roman"/>
+          <w:bCs/>
+          <w:sz w:val="24"/>
+          <w:szCs w:val="24"/>
+          <w:lang w:eastAsia="hu-HU"/>
+        </w:rPr>
+        <w:t>- tranzakciós műveletek a több táblát érintő CRUD-</w:t>
+      </w:r>
+      <w:proofErr w:type="spellStart"/>
+      <w:r>
+        <w:rPr>
+          <w:rFonts w:ascii="Times New Roman" w:eastAsia="Times New Roman" w:hAnsi="Times New Roman" w:cs="Times New Roman"/>
+          <w:bCs/>
+          <w:sz w:val="24"/>
+          <w:szCs w:val="24"/>
+          <w:lang w:eastAsia="hu-HU"/>
+        </w:rPr>
+        <w:t>ra</w:t>
+      </w:r>
+      <w:proofErr w:type="spellEnd"/>
+    </w:p>
+    <w:p>
+      <w:pPr>
+        <w:rPr>
+          <w:rFonts w:ascii="Times New Roman" w:eastAsia="Times New Roman" w:hAnsi="Times New Roman" w:cs="Times New Roman"/>
+          <w:bCs/>
+          <w:sz w:val="24"/>
+          <w:szCs w:val="24"/>
+          <w:lang w:eastAsia="hu-HU"/>
+        </w:rPr>
+      </w:pPr>
+    </w:p>
+    <w:p>
+      <w:pPr>
+        <w:rPr>
+          <w:rFonts w:ascii="Times New Roman" w:eastAsia="Times New Roman" w:hAnsi="Times New Roman" w:cs="Times New Roman"/>
+          <w:bCs/>
+          <w:sz w:val="24"/>
+          <w:szCs w:val="24"/>
+          <w:lang w:eastAsia="hu-HU"/>
+        </w:rPr>
+      </w:pPr>
+      <w:r>
+        <w:rPr>
+          <w:rFonts w:ascii="Times New Roman" w:eastAsia="Times New Roman" w:hAnsi="Times New Roman" w:cs="Times New Roman"/>
+          <w:bCs/>
+          <w:sz w:val="24"/>
+          <w:szCs w:val="24"/>
+          <w:lang w:eastAsia="hu-HU"/>
+        </w:rPr>
+        <w:t xml:space="preserve">## 6) </w:t>
+      </w:r>
+      <w:proofErr w:type="spellStart"/>
+      <w:r>
+        <w:rPr>
+          <w:rFonts w:ascii="Times New Roman" w:eastAsia="Times New Roman" w:hAnsi="Times New Roman" w:cs="Times New Roman"/>
+          <w:bCs/>
+          <w:sz w:val="24"/>
+          <w:szCs w:val="24"/>
+          <w:lang w:eastAsia="hu-HU"/>
+        </w:rPr>
+        <w:t>Legacy</w:t>
+      </w:r>
+      <w:proofErr w:type="spellEnd"/>
+      <w:r>
+        <w:rPr>
+          <w:rFonts w:ascii="Times New Roman" w:eastAsia="Times New Roman" w:hAnsi="Times New Roman" w:cs="Times New Roman"/>
+          <w:bCs/>
+          <w:sz w:val="24"/>
+          <w:szCs w:val="24"/>
+          <w:lang w:eastAsia="hu-HU"/>
+        </w:rPr>
+        <w:t xml:space="preserve"> migráció (indításkor)</w:t>
+      </w:r>
+    </w:p>
+    <w:p>
+      <w:pPr>
+        <w:rPr>
+          <w:rFonts w:ascii="Times New Roman" w:eastAsia="Times New Roman" w:hAnsi="Times New Roman" w:cs="Times New Roman"/>
+          <w:bCs/>
+          <w:sz w:val="24"/>
+          <w:szCs w:val="24"/>
+          <w:lang w:eastAsia="hu-HU"/>
+        </w:rPr>
+      </w:pPr>
+      <w:r>
+        <w:rPr>
+          <w:rFonts w:ascii="Times New Roman" w:eastAsia="Times New Roman" w:hAnsi="Times New Roman" w:cs="Times New Roman"/>
+          <w:bCs/>
+          <w:sz w:val="24"/>
+          <w:szCs w:val="24"/>
+          <w:lang w:eastAsia="hu-HU"/>
+        </w:rPr>
+        <w:t>A `</w:t>
+      </w:r>
+      <w:proofErr w:type="spellStart"/>
+      <w:r>
+        <w:rPr>
+          <w:rFonts w:ascii="Times New Roman" w:eastAsia="Times New Roman" w:hAnsi="Times New Roman" w:cs="Times New Roman"/>
+          <w:bCs/>
+          <w:sz w:val="24"/>
+          <w:szCs w:val="24"/>
+          <w:lang w:eastAsia="hu-HU"/>
+        </w:rPr>
+        <w:t>migrateLegacySportsTable</w:t>
+      </w:r>
+      <w:proofErr w:type="spellEnd"/>
+      <w:r>
+        <w:rPr>
+          <w:rFonts w:ascii="Times New Roman" w:eastAsia="Times New Roman" w:hAnsi="Times New Roman" w:cs="Times New Roman"/>
+          <w:bCs/>
+          <w:sz w:val="24"/>
+          <w:szCs w:val="24"/>
+          <w:lang w:eastAsia="hu-HU"/>
+        </w:rPr>
+        <w:t>()` kezeli, ha régi szerkezetű `</w:t>
+      </w:r>
+      <w:proofErr w:type="spellStart"/>
+      <w:r>
+        <w:rPr>
+          <w:rFonts w:ascii="Times New Roman" w:eastAsia="Times New Roman" w:hAnsi="Times New Roman" w:cs="Times New Roman"/>
+          <w:bCs/>
+          <w:sz w:val="24"/>
+          <w:szCs w:val="24"/>
+          <w:lang w:eastAsia="hu-HU"/>
+        </w:rPr>
+        <w:t>sportlehetosegek</w:t>
+      </w:r>
+      <w:proofErr w:type="spellEnd"/>
+      <w:r>
+        <w:rPr>
+          <w:rFonts w:ascii="Times New Roman" w:eastAsia="Times New Roman" w:hAnsi="Times New Roman" w:cs="Times New Roman"/>
+          <w:bCs/>
+          <w:sz w:val="24"/>
+          <w:szCs w:val="24"/>
+          <w:lang w:eastAsia="hu-HU"/>
+        </w:rPr>
+        <w:t>` tábla van:</w:t>
+      </w:r>
+    </w:p>
+    <w:p>
+      <w:pPr>
+        <w:rPr>
+          <w:rFonts w:ascii="Times New Roman" w:eastAsia="Times New Roman" w:hAnsi="Times New Roman" w:cs="Times New Roman"/>
+          <w:bCs/>
+          <w:sz w:val="24"/>
+          <w:szCs w:val="24"/>
+          <w:lang w:eastAsia="hu-HU"/>
+        </w:rPr>
+      </w:pPr>
+      <w:r>
+        <w:rPr>
+          <w:rFonts w:ascii="Times New Roman" w:eastAsia="Times New Roman" w:hAnsi="Times New Roman" w:cs="Times New Roman"/>
+          <w:bCs/>
+          <w:sz w:val="24"/>
+          <w:szCs w:val="24"/>
+          <w:lang w:eastAsia="hu-HU"/>
+        </w:rPr>
+        <w:t>- `sport` szöveges oszlopból `</w:t>
+      </w:r>
+      <w:proofErr w:type="spellStart"/>
+      <w:r>
+        <w:rPr>
+          <w:rFonts w:ascii="Times New Roman" w:eastAsia="Times New Roman" w:hAnsi="Times New Roman" w:cs="Times New Roman"/>
+          <w:bCs/>
+          <w:sz w:val="24"/>
+          <w:szCs w:val="24"/>
+          <w:lang w:eastAsia="hu-HU"/>
+        </w:rPr>
+        <w:t>sportag_id</w:t>
+      </w:r>
+      <w:proofErr w:type="spellEnd"/>
+      <w:r>
+        <w:rPr>
+          <w:rFonts w:ascii="Times New Roman" w:eastAsia="Times New Roman" w:hAnsi="Times New Roman" w:cs="Times New Roman"/>
+          <w:bCs/>
+          <w:sz w:val="24"/>
+          <w:szCs w:val="24"/>
+          <w:lang w:eastAsia="hu-HU"/>
+        </w:rPr>
+        <w:t>` relációs modellre áll át</w:t>
+      </w:r>
+    </w:p>
+    <w:p>
+      <w:pPr>
+        <w:rPr>
+          <w:rFonts w:ascii="Times New Roman" w:eastAsia="Times New Roman" w:hAnsi="Times New Roman" w:cs="Times New Roman"/>
+          <w:bCs/>
+          <w:sz w:val="24"/>
+          <w:szCs w:val="24"/>
+          <w:lang w:eastAsia="hu-HU"/>
+        </w:rPr>
+      </w:pPr>
+      <w:r>
+        <w:rPr>
+          <w:rFonts w:ascii="Times New Roman" w:eastAsia="Times New Roman" w:hAnsi="Times New Roman" w:cs="Times New Roman"/>
+          <w:bCs/>
+          <w:sz w:val="24"/>
+          <w:szCs w:val="24"/>
+          <w:lang w:eastAsia="hu-HU"/>
+        </w:rPr>
+        <w:t>- hiányzó oszlopokat pótol (`</w:t>
+      </w:r>
+      <w:proofErr w:type="spellStart"/>
+      <w:r>
+        <w:rPr>
+          <w:rFonts w:ascii="Times New Roman" w:eastAsia="Times New Roman" w:hAnsi="Times New Roman" w:cs="Times New Roman"/>
+          <w:bCs/>
+          <w:sz w:val="24"/>
+          <w:szCs w:val="24"/>
+          <w:lang w:eastAsia="hu-HU"/>
+        </w:rPr>
+        <w:t>korosztaly_min</w:t>
+      </w:r>
+      <w:proofErr w:type="spellEnd"/>
+      <w:r>
+        <w:rPr>
+          <w:rFonts w:ascii="Times New Roman" w:eastAsia="Times New Roman" w:hAnsi="Times New Roman" w:cs="Times New Roman"/>
+          <w:bCs/>
+          <w:sz w:val="24"/>
+          <w:szCs w:val="24"/>
+          <w:lang w:eastAsia="hu-HU"/>
+        </w:rPr>
+        <w:t>/</w:t>
+      </w:r>
+      <w:proofErr w:type="spellStart"/>
+      <w:r>
+        <w:rPr>
+          <w:rFonts w:ascii="Times New Roman" w:eastAsia="Times New Roman" w:hAnsi="Times New Roman" w:cs="Times New Roman"/>
+          <w:bCs/>
+          <w:sz w:val="24"/>
+          <w:szCs w:val="24"/>
+          <w:lang w:eastAsia="hu-HU"/>
+        </w:rPr>
+        <w:t>max</w:t>
+      </w:r>
+      <w:proofErr w:type="spellEnd"/>
+      <w:r>
+        <w:rPr>
+          <w:rFonts w:ascii="Times New Roman" w:eastAsia="Times New Roman" w:hAnsi="Times New Roman" w:cs="Times New Roman"/>
+          <w:bCs/>
+          <w:sz w:val="24"/>
+          <w:szCs w:val="24"/>
+          <w:lang w:eastAsia="hu-HU"/>
+        </w:rPr>
+        <w:t>`, `</w:t>
+      </w:r>
+      <w:proofErr w:type="spellStart"/>
+      <w:r>
+        <w:rPr>
+          <w:rFonts w:ascii="Times New Roman" w:eastAsia="Times New Roman" w:hAnsi="Times New Roman" w:cs="Times New Roman"/>
+          <w:bCs/>
+          <w:sz w:val="24"/>
+          <w:szCs w:val="24"/>
+          <w:lang w:eastAsia="hu-HU"/>
+        </w:rPr>
+        <w:t>letrehozo_felhasznalo_id</w:t>
+      </w:r>
+      <w:proofErr w:type="spellEnd"/>
+      <w:r>
+        <w:rPr>
+          <w:rFonts w:ascii="Times New Roman" w:eastAsia="Times New Roman" w:hAnsi="Times New Roman" w:cs="Times New Roman"/>
+          <w:bCs/>
+          <w:sz w:val="24"/>
+          <w:szCs w:val="24"/>
+          <w:lang w:eastAsia="hu-HU"/>
+        </w:rPr>
+        <w:t>`, időbélyegek)</w:t>
+      </w:r>
+    </w:p>
+    <w:p>
+      <w:pPr>
+        <w:rPr>
+          <w:rFonts w:ascii="Times New Roman" w:eastAsia="Times New Roman" w:hAnsi="Times New Roman" w:cs="Times New Roman"/>
+          <w:bCs/>
+          <w:sz w:val="24"/>
+          <w:szCs w:val="24"/>
+          <w:lang w:eastAsia="hu-HU"/>
+        </w:rPr>
+      </w:pPr>
+      <w:r>
+        <w:rPr>
+          <w:rFonts w:ascii="Times New Roman" w:eastAsia="Times New Roman" w:hAnsi="Times New Roman" w:cs="Times New Roman"/>
+          <w:bCs/>
+          <w:sz w:val="24"/>
+          <w:szCs w:val="24"/>
+          <w:lang w:eastAsia="hu-HU"/>
+        </w:rPr>
+        <w:t>- régi `</w:t>
+      </w:r>
+      <w:proofErr w:type="spellStart"/>
+      <w:r>
+        <w:rPr>
+          <w:rFonts w:ascii="Times New Roman" w:eastAsia="Times New Roman" w:hAnsi="Times New Roman" w:cs="Times New Roman"/>
+          <w:bCs/>
+          <w:sz w:val="24"/>
+          <w:szCs w:val="24"/>
+          <w:lang w:eastAsia="hu-HU"/>
+        </w:rPr>
+        <w:t>korosztaly</w:t>
+      </w:r>
+      <w:proofErr w:type="spellEnd"/>
+      <w:r>
+        <w:rPr>
+          <w:rFonts w:ascii="Times New Roman" w:eastAsia="Times New Roman" w:hAnsi="Times New Roman" w:cs="Times New Roman"/>
+          <w:bCs/>
+          <w:sz w:val="24"/>
+          <w:szCs w:val="24"/>
+          <w:lang w:eastAsia="hu-HU"/>
+        </w:rPr>
+        <w:t>` oszlopot megszünteti</w:t>
+      </w:r>
+    </w:p>
+    <w:p>
+      <w:pPr>
+        <w:rPr>
+          <w:rFonts w:ascii="Times New Roman" w:eastAsia="Times New Roman" w:hAnsi="Times New Roman" w:cs="Times New Roman"/>
+          <w:bCs/>
+          <w:sz w:val="24"/>
+          <w:szCs w:val="24"/>
+          <w:lang w:eastAsia="hu-HU"/>
+        </w:rPr>
+      </w:pPr>
+      <w:r>
+        <w:rPr>
+          <w:rFonts w:ascii="Times New Roman" w:eastAsia="Times New Roman" w:hAnsi="Times New Roman" w:cs="Times New Roman"/>
+          <w:bCs/>
+          <w:sz w:val="24"/>
+          <w:szCs w:val="24"/>
+          <w:lang w:eastAsia="hu-HU"/>
+        </w:rPr>
+        <w:t>- érvénytelen `</w:t>
+      </w:r>
+      <w:proofErr w:type="spellStart"/>
+      <w:r>
+        <w:rPr>
+          <w:rFonts w:ascii="Times New Roman" w:eastAsia="Times New Roman" w:hAnsi="Times New Roman" w:cs="Times New Roman"/>
+          <w:bCs/>
+          <w:sz w:val="24"/>
+          <w:szCs w:val="24"/>
+          <w:lang w:eastAsia="hu-HU"/>
+        </w:rPr>
+        <w:t>idoszak</w:t>
+      </w:r>
+      <w:proofErr w:type="spellEnd"/>
+      <w:r>
+        <w:rPr>
+          <w:rFonts w:ascii="Times New Roman" w:eastAsia="Times New Roman" w:hAnsi="Times New Roman" w:cs="Times New Roman"/>
+          <w:bCs/>
+          <w:sz w:val="24"/>
+          <w:szCs w:val="24"/>
+          <w:lang w:eastAsia="hu-HU"/>
+        </w:rPr>
+        <w:t>` / `</w:t>
+      </w:r>
+      <w:proofErr w:type="spellStart"/>
+      <w:r>
+        <w:rPr>
+          <w:rFonts w:ascii="Times New Roman" w:eastAsia="Times New Roman" w:hAnsi="Times New Roman" w:cs="Times New Roman"/>
+          <w:bCs/>
+          <w:sz w:val="24"/>
+          <w:szCs w:val="24"/>
+          <w:lang w:eastAsia="hu-HU"/>
+        </w:rPr>
+        <w:t>ar</w:t>
+      </w:r>
+      <w:proofErr w:type="spellEnd"/>
+      <w:r>
+        <w:rPr>
+          <w:rFonts w:ascii="Times New Roman" w:eastAsia="Times New Roman" w:hAnsi="Times New Roman" w:cs="Times New Roman"/>
+          <w:bCs/>
+          <w:sz w:val="24"/>
+          <w:szCs w:val="24"/>
+          <w:lang w:eastAsia="hu-HU"/>
+        </w:rPr>
+        <w:t>` adatokat normalizálja</w:t>
+      </w:r>
+    </w:p>
+    <w:p>
+      <w:pPr>
+        <w:rPr>
+          <w:rFonts w:ascii="Times New Roman" w:eastAsia="Times New Roman" w:hAnsi="Times New Roman" w:cs="Times New Roman"/>
+          <w:bCs/>
+          <w:sz w:val="24"/>
+          <w:szCs w:val="24"/>
+          <w:lang w:eastAsia="hu-HU"/>
+        </w:rPr>
+      </w:pPr>
+      <w:r>
+        <w:rPr>
+          <w:rFonts w:ascii="Times New Roman" w:eastAsia="Times New Roman" w:hAnsi="Times New Roman" w:cs="Times New Roman"/>
+          <w:bCs/>
+          <w:sz w:val="24"/>
+          <w:szCs w:val="24"/>
+          <w:lang w:eastAsia="hu-HU"/>
+        </w:rPr>
+        <w:t>- régi idegen kulcs/index maradványokat eltávolít</w:t>
+      </w:r>
+    </w:p>
+    <w:p>
+      <w:pPr>
+        <w:rPr>
+          <w:rFonts w:ascii="Times New Roman" w:eastAsia="Times New Roman" w:hAnsi="Times New Roman" w:cs="Times New Roman"/>
+          <w:bCs/>
+          <w:sz w:val="24"/>
+          <w:szCs w:val="24"/>
+          <w:lang w:eastAsia="hu-HU"/>
+        </w:rPr>
+      </w:pPr>
+      <w:r>
+        <w:rPr>
+          <w:rFonts w:ascii="Times New Roman" w:eastAsia="Times New Roman" w:hAnsi="Times New Roman" w:cs="Times New Roman"/>
+          <w:bCs/>
+          <w:sz w:val="24"/>
+          <w:szCs w:val="24"/>
+          <w:lang w:eastAsia="hu-HU"/>
+        </w:rPr>
+        <w:t>- szükséges indexeket és FK-</w:t>
+      </w:r>
+      <w:proofErr w:type="spellStart"/>
+      <w:r>
+        <w:rPr>
+          <w:rFonts w:ascii="Times New Roman" w:eastAsia="Times New Roman" w:hAnsi="Times New Roman" w:cs="Times New Roman"/>
+          <w:bCs/>
+          <w:sz w:val="24"/>
+          <w:szCs w:val="24"/>
+          <w:lang w:eastAsia="hu-HU"/>
+        </w:rPr>
+        <w:t>kat</w:t>
+      </w:r>
+      <w:proofErr w:type="spellEnd"/>
+      <w:r>
+        <w:rPr>
+          <w:rFonts w:ascii="Times New Roman" w:eastAsia="Times New Roman" w:hAnsi="Times New Roman" w:cs="Times New Roman"/>
+          <w:bCs/>
+          <w:sz w:val="24"/>
+          <w:szCs w:val="24"/>
+          <w:lang w:eastAsia="hu-HU"/>
+        </w:rPr>
+        <w:t xml:space="preserve"> létrehozza</w:t>
+      </w:r>
+    </w:p>
+    <w:p>
+      <w:pPr>
+        <w:rPr>
+          <w:rFonts w:ascii="Times New Roman" w:eastAsia="Times New Roman" w:hAnsi="Times New Roman" w:cs="Times New Roman"/>
+          <w:bCs/>
+          <w:sz w:val="24"/>
+          <w:szCs w:val="24"/>
+          <w:lang w:eastAsia="hu-HU"/>
+        </w:rPr>
+      </w:pPr>
+      <w:r>
+        <w:rPr>
+          <w:rFonts w:ascii="Times New Roman" w:eastAsia="Times New Roman" w:hAnsi="Times New Roman" w:cs="Times New Roman"/>
+          <w:bCs/>
+          <w:sz w:val="24"/>
+          <w:szCs w:val="24"/>
+          <w:lang w:eastAsia="hu-HU"/>
+        </w:rPr>
+        <w:t>## 7) Biztonsági és fejlesztői megjegyzések</w:t>
+      </w:r>
+    </w:p>
+    <w:p>
+      <w:pPr>
+        <w:rPr>
+          <w:rFonts w:ascii="Times New Roman" w:eastAsia="Times New Roman" w:hAnsi="Times New Roman" w:cs="Times New Roman"/>
+          <w:bCs/>
+          <w:sz w:val="24"/>
+          <w:szCs w:val="24"/>
+          <w:lang w:eastAsia="hu-HU"/>
+        </w:rPr>
+      </w:pPr>
+    </w:p>
+    <w:p>
+      <w:pPr>
+        <w:rPr>
+          <w:rFonts w:ascii="Times New Roman" w:eastAsia="Times New Roman" w:hAnsi="Times New Roman" w:cs="Times New Roman"/>
+          <w:bCs/>
+          <w:sz w:val="24"/>
+          <w:szCs w:val="24"/>
+          <w:lang w:eastAsia="hu-HU"/>
+        </w:rPr>
+      </w:pPr>
+      <w:r>
+        <w:rPr>
+          <w:rFonts w:ascii="Times New Roman" w:eastAsia="Times New Roman" w:hAnsi="Times New Roman" w:cs="Times New Roman"/>
+          <w:bCs/>
+          <w:sz w:val="24"/>
+          <w:szCs w:val="24"/>
+          <w:lang w:eastAsia="hu-HU"/>
+        </w:rPr>
+        <w:t xml:space="preserve">- Jelszó </w:t>
+      </w:r>
+      <w:proofErr w:type="spellStart"/>
+      <w:r>
+        <w:rPr>
+          <w:rFonts w:ascii="Times New Roman" w:eastAsia="Times New Roman" w:hAnsi="Times New Roman" w:cs="Times New Roman"/>
+          <w:bCs/>
+          <w:sz w:val="24"/>
+          <w:szCs w:val="24"/>
+          <w:lang w:eastAsia="hu-HU"/>
+        </w:rPr>
+        <w:t>hash-elése</w:t>
+      </w:r>
+      <w:proofErr w:type="spellEnd"/>
+      <w:r>
+        <w:rPr>
+          <w:rFonts w:ascii="Times New Roman" w:eastAsia="Times New Roman" w:hAnsi="Times New Roman" w:cs="Times New Roman"/>
+          <w:bCs/>
+          <w:sz w:val="24"/>
+          <w:szCs w:val="24"/>
+          <w:lang w:eastAsia="hu-HU"/>
+        </w:rPr>
+        <w:t xml:space="preserve"> megfelelően </w:t>
+      </w:r>
+      <w:proofErr w:type="spellStart"/>
+      <w:r>
+        <w:rPr>
+          <w:rFonts w:ascii="Times New Roman" w:eastAsia="Times New Roman" w:hAnsi="Times New Roman" w:cs="Times New Roman"/>
+          <w:bCs/>
+          <w:sz w:val="24"/>
+          <w:szCs w:val="24"/>
+          <w:lang w:eastAsia="hu-HU"/>
+        </w:rPr>
+        <w:t>saltolt</w:t>
+      </w:r>
+      <w:proofErr w:type="spellEnd"/>
+      <w:r>
+        <w:rPr>
+          <w:rFonts w:ascii="Times New Roman" w:eastAsia="Times New Roman" w:hAnsi="Times New Roman" w:cs="Times New Roman"/>
+          <w:bCs/>
+          <w:sz w:val="24"/>
+          <w:szCs w:val="24"/>
+          <w:lang w:eastAsia="hu-HU"/>
+        </w:rPr>
+        <w:t xml:space="preserve"> `</w:t>
+      </w:r>
+      <w:proofErr w:type="spellStart"/>
+      <w:r>
+        <w:rPr>
+          <w:rFonts w:ascii="Times New Roman" w:eastAsia="Times New Roman" w:hAnsi="Times New Roman" w:cs="Times New Roman"/>
+          <w:bCs/>
+          <w:sz w:val="24"/>
+          <w:szCs w:val="24"/>
+          <w:lang w:eastAsia="hu-HU"/>
+        </w:rPr>
+        <w:t>scrypt</w:t>
+      </w:r>
+      <w:proofErr w:type="spellEnd"/>
+      <w:r>
+        <w:rPr>
+          <w:rFonts w:ascii="Times New Roman" w:eastAsia="Times New Roman" w:hAnsi="Times New Roman" w:cs="Times New Roman"/>
+          <w:bCs/>
+          <w:sz w:val="24"/>
+          <w:szCs w:val="24"/>
+          <w:lang w:eastAsia="hu-HU"/>
+        </w:rPr>
+        <w:t>` alapú.</w:t>
+      </w:r>
+    </w:p>
+    <w:p>
+      <w:pPr>
+        <w:rPr>
+          <w:rFonts w:ascii="Times New Roman" w:eastAsia="Times New Roman" w:hAnsi="Times New Roman" w:cs="Times New Roman"/>
+          <w:bCs/>
+          <w:sz w:val="24"/>
+          <w:szCs w:val="24"/>
+          <w:lang w:eastAsia="hu-HU"/>
+        </w:rPr>
+      </w:pPr>
+      <w:r>
+        <w:rPr>
+          <w:rFonts w:ascii="Times New Roman" w:eastAsia="Times New Roman" w:hAnsi="Times New Roman" w:cs="Times New Roman"/>
+          <w:bCs/>
+          <w:sz w:val="24"/>
+          <w:szCs w:val="24"/>
+          <w:lang w:eastAsia="hu-HU"/>
+        </w:rPr>
+        <w:t xml:space="preserve">- Jelenleg nincs JWT/session alapú </w:t>
+      </w:r>
+      <w:proofErr w:type="spellStart"/>
+      <w:r>
+        <w:rPr>
+          <w:rFonts w:ascii="Times New Roman" w:eastAsia="Times New Roman" w:hAnsi="Times New Roman" w:cs="Times New Roman"/>
+          <w:bCs/>
+          <w:sz w:val="24"/>
+          <w:szCs w:val="24"/>
+          <w:lang w:eastAsia="hu-HU"/>
+        </w:rPr>
+        <w:t>auth</w:t>
+      </w:r>
+      <w:proofErr w:type="spellEnd"/>
+      <w:r>
+        <w:rPr>
+          <w:rFonts w:ascii="Times New Roman" w:eastAsia="Times New Roman" w:hAnsi="Times New Roman" w:cs="Times New Roman"/>
+          <w:bCs/>
+          <w:sz w:val="24"/>
+          <w:szCs w:val="24"/>
+          <w:lang w:eastAsia="hu-HU"/>
+        </w:rPr>
+        <w:t xml:space="preserve">, emiatt </w:t>
+      </w:r>
+      <w:proofErr w:type="spellStart"/>
+      <w:r>
+        <w:rPr>
+          <w:rFonts w:ascii="Times New Roman" w:eastAsia="Times New Roman" w:hAnsi="Times New Roman" w:cs="Times New Roman"/>
+          <w:bCs/>
+          <w:sz w:val="24"/>
+          <w:szCs w:val="24"/>
+          <w:lang w:eastAsia="hu-HU"/>
+        </w:rPr>
+        <w:t>admin</w:t>
+      </w:r>
+      <w:proofErr w:type="spellEnd"/>
+      <w:r>
+        <w:rPr>
+          <w:rFonts w:ascii="Times New Roman" w:eastAsia="Times New Roman" w:hAnsi="Times New Roman" w:cs="Times New Roman"/>
+          <w:bCs/>
+          <w:sz w:val="24"/>
+          <w:szCs w:val="24"/>
+          <w:lang w:eastAsia="hu-HU"/>
+        </w:rPr>
+        <w:t xml:space="preserve"> védelmi modell egyszerű (</w:t>
+      </w:r>
+      <w:proofErr w:type="spellStart"/>
+      <w:r>
+        <w:rPr>
+          <w:rFonts w:ascii="Times New Roman" w:eastAsia="Times New Roman" w:hAnsi="Times New Roman" w:cs="Times New Roman"/>
+          <w:bCs/>
+          <w:sz w:val="24"/>
+          <w:szCs w:val="24"/>
+          <w:lang w:eastAsia="hu-HU"/>
+        </w:rPr>
+        <w:t>header</w:t>
+      </w:r>
+      <w:proofErr w:type="spellEnd"/>
+      <w:r>
+        <w:rPr>
+          <w:rFonts w:ascii="Times New Roman" w:eastAsia="Times New Roman" w:hAnsi="Times New Roman" w:cs="Times New Roman"/>
+          <w:bCs/>
+          <w:sz w:val="24"/>
+          <w:szCs w:val="24"/>
+          <w:lang w:eastAsia="hu-HU"/>
+        </w:rPr>
+        <w:t xml:space="preserve"> alapú), ami éles környezetben erősítésre szorul.</w:t>
+      </w:r>
+    </w:p>
+    <w:p>
+      <w:pPr>
+        <w:rPr>
+          <w:rFonts w:ascii="Times New Roman" w:eastAsia="Times New Roman" w:hAnsi="Times New Roman" w:cs="Times New Roman"/>
+          <w:bCs/>
+          <w:sz w:val="24"/>
+          <w:szCs w:val="24"/>
+          <w:lang w:eastAsia="hu-HU"/>
+        </w:rPr>
+      </w:pPr>
+      <w:r>
+        <w:rPr>
+          <w:rFonts w:ascii="Times New Roman" w:eastAsia="Times New Roman" w:hAnsi="Times New Roman" w:cs="Times New Roman"/>
+          <w:bCs/>
+          <w:sz w:val="24"/>
+          <w:szCs w:val="24"/>
+          <w:lang w:eastAsia="hu-HU"/>
+        </w:rPr>
+        <w:t xml:space="preserve">- A backend SQL-ben paraméterezett </w:t>
+      </w:r>
+      <w:proofErr w:type="spellStart"/>
+      <w:r>
+        <w:rPr>
+          <w:rFonts w:ascii="Times New Roman" w:eastAsia="Times New Roman" w:hAnsi="Times New Roman" w:cs="Times New Roman"/>
+          <w:bCs/>
+          <w:sz w:val="24"/>
+          <w:szCs w:val="24"/>
+          <w:lang w:eastAsia="hu-HU"/>
+        </w:rPr>
+        <w:t>queryket</w:t>
+      </w:r>
+      <w:proofErr w:type="spellEnd"/>
+      <w:r>
+        <w:rPr>
+          <w:rFonts w:ascii="Times New Roman" w:eastAsia="Times New Roman" w:hAnsi="Times New Roman" w:cs="Times New Roman"/>
+          <w:bCs/>
+          <w:sz w:val="24"/>
+          <w:szCs w:val="24"/>
+          <w:lang w:eastAsia="hu-HU"/>
+        </w:rPr>
+        <w:t xml:space="preserve"> használ, ami segít SQL </w:t>
+      </w:r>
+      <w:proofErr w:type="spellStart"/>
+      <w:r>
+        <w:rPr>
+          <w:rFonts w:ascii="Times New Roman" w:eastAsia="Times New Roman" w:hAnsi="Times New Roman" w:cs="Times New Roman"/>
+          <w:bCs/>
+          <w:sz w:val="24"/>
+          <w:szCs w:val="24"/>
+          <w:lang w:eastAsia="hu-HU"/>
+        </w:rPr>
+        <w:t>injection</w:t>
+      </w:r>
+      <w:proofErr w:type="spellEnd"/>
+      <w:r>
+        <w:rPr>
+          <w:rFonts w:ascii="Times New Roman" w:eastAsia="Times New Roman" w:hAnsi="Times New Roman" w:cs="Times New Roman"/>
+          <w:bCs/>
+          <w:sz w:val="24"/>
+          <w:szCs w:val="24"/>
+          <w:lang w:eastAsia="hu-HU"/>
+        </w:rPr>
+        <w:t xml:space="preserve"> ellen.</w:t>
+      </w:r>
+      <w:r>
+        <w:rPr>
+          <w:rFonts w:ascii="Times New Roman" w:eastAsia="Times New Roman" w:hAnsi="Times New Roman" w:cs="Times New Roman"/>
+          <w:bCs/>
+          <w:sz w:val="24"/>
+          <w:szCs w:val="24"/>
           <w:lang w:eastAsia="hu-HU"/>
         </w:rPr>
         <w:br w:type="page"/>
@@ -3662,7 +9278,7 @@
       </w:r>
     </w:p>
     <w:sectPr>
-      <w:footerReference w:type="default" r:id="rId11"/>
+      <w:footerReference w:type="default" r:id="rId12"/>
       <w:pgSz w:w="11906" w:h="16838"/>
       <w:pgMar w:top="1417" w:right="1417" w:bottom="1417" w:left="1417" w:header="680" w:footer="680" w:gutter="0"/>
       <w:cols w:space="708"/>
@@ -5717,7 +11333,6 @@
     <w:name w:val="Normal (Web)"/>
     <w:basedOn w:val="Norml"/>
     <w:uiPriority w:val="99"/>
-    <w:semiHidden/>
     <w:unhideWhenUsed/>
     <w:rsid w:val="000315A5"/>
     <w:pPr>
@@ -6284,7 +11899,7 @@
 </file>
 
 <file path=customXml/itemProps1.xml><?xml version="1.0" encoding="utf-8"?>
-<ds:datastoreItem xmlns:ds="http://schemas.openxmlformats.org/officeDocument/2006/customXml" ds:itemID="{2F6BAE66-6D4E-4A10-AAF5-8D1DF33EF85D}">
+<ds:datastoreItem xmlns:ds="http://schemas.openxmlformats.org/officeDocument/2006/customXml" ds:itemID="{770D2C59-E9DE-47C0-A0CE-293EE5F1357F}">
   <ds:schemaRefs>
     <ds:schemaRef ds:uri="http://schemas.openxmlformats.org/officeDocument/2006/bibliography"/>
   </ds:schemaRefs>
